--- a/guj/docx/49.content.docx
+++ b/guj/docx/49.content.docx
@@ -5750,6 +5750,611 @@
         <w:rPr>
           <w:lang w:val="gu_IN" w:bidi="gu_IN"/>
         </w:rPr>
+        <w:t>એફેસીઓને પત્ર - અધ્યાય 2 પ્રસ્તાવના</w:t>
+      </w:r>
+      <w:r>
+        <w:rPr>
+          <w:lang w:val="gu_IN" w:bidi="gu_IN"/>
+        </w:rPr>
+      </w:r>
+    </w:p>
+    <w:p>
+      <w:pPr>
+        <w:pStyle w:val="Heading3"/>
+      </w:pPr>
+    </w:p>
+    <w:p>
+      <w:pPr/>
+      <w:r>
+        <w:rPr>
+          <w:lang w:val="gu_IN" w:bidi="gu_IN"/>
+        </w:rPr>
+      </w:r>
+      <w:r>
+        <w:rPr>
+          <w:lang w:val="gu_IN" w:bidi="gu_IN"/>
+        </w:rPr>
+        <w:t>: pa6k 0 0</w:t>
+      </w:r>
+    </w:p>
+    <w:p>
+      <w:pPr/>
+      <w:r>
+        <w:rPr>
+          <w:lang w:val="gu_IN" w:bidi="gu_IN"/>
+        </w:rPr>
+      </w:r>
+      <w:r>
+        <w:rPr>
+          <w:lang w:val="gu_IN" w:bidi="gu_IN"/>
+        </w:rPr>
+        <w:t>j13j 0 0</w:t>
+      </w:r>
+    </w:p>
+    <w:p>
+      <w:pPr/>
+      <w:r>
+        <w:rPr>
+          <w:lang w:val="gu_IN" w:bidi="gu_IN"/>
+        </w:rPr>
+      </w:r>
+      <w:r>
+        <w:rPr>
+          <w:lang w:val="gu_IN" w:bidi="gu_IN"/>
+        </w:rPr>
+        <w:t>qrzm 0 0</w:t>
+      </w:r>
+    </w:p>
+    <w:p>
+      <w:pPr/>
+      <w:r>
+        <w:rPr>
+          <w:lang w:val="gu_IN" w:bidi="gu_IN"/>
+        </w:rPr>
+      </w:r>
+      <w:r>
+        <w:rPr>
+          <w:lang w:val="gu_IN" w:bidi="gu_IN"/>
+        </w:rPr>
+        <w:t xml:space="preserve">wuxx 0 0 </w:t>
+        <w:br/>
+      </w:r>
+      <w:r>
+        <w:rPr>
+          <w:lang w:val="gu_IN" w:bidi="gu_IN"/>
+        </w:rPr>
+        <w:t>2:1 xf5s Connecting Statement: 0 Connecting Statement: 0 # Connecting Statement:</w:t>
+      </w:r>
+    </w:p>
+    <w:p>
+      <w:pPr/>
+      <w:r>
+        <w:rPr>
+          <w:lang w:val="gu_IN" w:bidi="gu_IN"/>
+        </w:rPr>
+      </w:r>
+      <w:r>
+        <w:rPr>
+          <w:lang w:val="gu_IN" w:bidi="gu_IN"/>
+        </w:rPr>
+        <w:t>પાઉલ વિશ્વાસીઓને તેમનો ભૂતકાળ અને હાલ જે રીતે તેઓ ઈશ્વર આગળ છે તે યાદ કરાવે છે.</w:t>
+        <w:br/>
+      </w:r>
+      <w:r>
+        <w:rPr>
+          <w:lang w:val="gu_IN" w:bidi="gu_IN"/>
+        </w:rPr>
+        <w:t xml:space="preserve">2:1 dxx8 rc://ta/man/translate/figs-metaphor ὑμᾶς ὄντας νεκροὺς τοῖς παραπτώμασιν καὶ ταῖς ἁμαρτίαις ὑμῶν 1 તમે તમારા અપરાધો અને પાપોમાં મરેલા હતા 1 આ બાબત બતાવે છે કે કેવી રીતે પાપી વ્યક્તિની ઈશ્વરને આધીન થવાની અસમર્થતા એ મરણ પામેલ વ્યક્તિની શારીરિક રીતે પ્રતિસાદ આપવાની અસમર્થતાને બરાબર છે. વૈકલ્પિક ભાષાંતર : “તમે આત્મિક રીતે મરણ પામેલા હતા, અને પાપ સિવાય બીજું કશું પણ કરવાને અસમર્થ હતા” (જુઓ : </w:t>
+      </w:r>
+      <w:r>
+        <w:rPr>
+          <w:lang w:val="gu_IN" w:bidi="gu_IN"/>
+        </w:rPr>
+        <w:t>રૂપક</w:t>
+      </w:r>
+      <w:r>
+        <w:rPr>
+          <w:lang w:val="gu_IN" w:bidi="gu_IN"/>
+        </w:rPr>
+        <w:t>)</w:t>
+        <w:br/>
+      </w:r>
+      <w:r>
+        <w:rPr>
+          <w:lang w:val="gu_IN" w:bidi="gu_IN"/>
+        </w:rPr>
+        <w:t xml:space="preserve">2:1 lp32 rc://ta/man/translate/figs-doublet τοῖς παραπτώμασιν καὶ ταῖς ἁμαρτίαις ὑμῶν 1 તમારા અપરાધો અને પાપોમાં 1 </w:t>
+      </w:r>
+      <w:r>
+        <w:rPr>
+          <w:b/>
+          <w:lang w:val="gu_IN" w:bidi="gu_IN"/>
+        </w:rPr>
+        <w:t>ઉલ્લંઘનો</w:t>
+      </w:r>
+      <w:r>
+        <w:rPr>
+          <w:lang w:val="gu_IN" w:bidi="gu_IN"/>
+        </w:rPr>
+        <w:t xml:space="preserve"> અને </w:t>
+      </w:r>
+      <w:r>
+        <w:rPr>
+          <w:b/>
+          <w:lang w:val="gu_IN" w:bidi="gu_IN"/>
+        </w:rPr>
+        <w:t>પાપો</w:t>
+      </w:r>
+      <w:r>
+        <w:rPr>
+          <w:lang w:val="gu_IN" w:bidi="gu_IN"/>
+        </w:rPr>
+        <w:t xml:space="preserve"> આ શબ્દોના અર્થ સરખા છે. લોકોના પાપની મોટાઈ પર ભાર મૂકવા પાઉલ તે બંનેનો સાથે ઉપયોગ કરે છે. જો તમારી ભાષામાં આને માટે એક જ શબ્દ છે તો આ બંને શબ્દોને એક કરી શકાય છે. વૈકલ્પિક ભાષાંતર : “તમારા ઘણાં પાપો” (જુઓ : </w:t>
+      </w:r>
+      <w:r>
+        <w:rPr>
+          <w:lang w:val="gu_IN" w:bidi="gu_IN"/>
+        </w:rPr>
+        <w:t>﻿બેવડું/બમણાં</w:t>
+      </w:r>
+      <w:r>
+        <w:rPr>
+          <w:lang w:val="gu_IN" w:bidi="gu_IN"/>
+        </w:rPr>
+        <w:t>)</w:t>
+        <w:br/>
+      </w:r>
+      <w:r>
+        <w:rPr>
+          <w:lang w:val="gu_IN" w:bidi="gu_IN"/>
+        </w:rPr>
+        <w:t xml:space="preserve">2:1 ab32 rc://ta/man/translate/figs-abstractnouns τοῖς παραπτώμασιν καὶ ταῖς ἁμαρτίαις ὑμῶν 1 તમારા અપરાધો અને પાપોમાં 1 </w:t>
+      </w:r>
+      <w:r>
+        <w:rPr>
+          <w:b/>
+          <w:lang w:val="gu_IN" w:bidi="gu_IN"/>
+        </w:rPr>
+        <w:t>ઉલ્લંઘનો</w:t>
+      </w:r>
+      <w:r>
+        <w:rPr>
+          <w:lang w:val="gu_IN" w:bidi="gu_IN"/>
+        </w:rPr>
+        <w:t xml:space="preserve"> અને </w:t>
+      </w:r>
+      <w:r>
+        <w:rPr>
+          <w:b/>
+          <w:lang w:val="gu_IN" w:bidi="gu_IN"/>
+        </w:rPr>
+        <w:t>પાપો</w:t>
+      </w:r>
+      <w:r>
+        <w:rPr>
+          <w:lang w:val="gu_IN" w:bidi="gu_IN"/>
+        </w:rPr>
+        <w:t xml:space="preserve"> આ શબ્દો એ અમૂર્ત સંજ્ઞા છે જે ક્રિયાઓ રજુ કરે છે. જો આને માટે વિશેષણ કે ક્રિયાપદ વધુ સ્પષ્ટ હોય તો તમે તે વાપરી શકો છો. વૈકલ્પિક ભાષાંતર : “જે પાપી બાબતો તમે કરી” અથવા “ઈશ્વરની વિરુદ્ધ હંમેશા પાપ કરનારા” (જુઓ : </w:t>
+      </w:r>
+      <w:r>
+        <w:rPr>
+          <w:lang w:val="gu_IN" w:bidi="gu_IN"/>
+        </w:rPr>
+        <w:t>﻿﻿﻿અમૂર્ત નામો</w:t>
+      </w:r>
+      <w:r>
+        <w:rPr>
+          <w:lang w:val="gu_IN" w:bidi="gu_IN"/>
+        </w:rPr>
+        <w:t>)</w:t>
+        <w:br/>
+      </w:r>
+      <w:r>
+        <w:rPr>
+          <w:lang w:val="gu_IN" w:bidi="gu_IN"/>
+        </w:rPr>
+        <w:t xml:space="preserve">2:2 ab80 rc://ta/man/translate/figs-metaphor ἐν αἷς ποτε περιεπατήσατε 1 જેમાં તમે &amp; ચાલતા હતા 1 અહીંયા, </w:t>
+      </w:r>
+      <w:r>
+        <w:rPr>
+          <w:b/>
+          <w:lang w:val="gu_IN" w:bidi="gu_IN"/>
+        </w:rPr>
+        <w:t>ચાલો</w:t>
+      </w:r>
+      <w:r>
+        <w:rPr>
+          <w:lang w:val="gu_IN" w:bidi="gu_IN"/>
+        </w:rPr>
+        <w:t xml:space="preserve"> શબ્દ એ વ્યક્તિ જે રીતે જીવે છે તે માટેનું રૂપક છે. વૈકલ્પિક ભાષાંતર : “જે પ્રમાણે તમે જીવતા હતા” અથવા “જે તમે આદતથી કર્યું હતું” (જુઓ : </w:t>
+      </w:r>
+      <w:r>
+        <w:rPr>
+          <w:lang w:val="gu_IN" w:bidi="gu_IN"/>
+        </w:rPr>
+        <w:t>રૂપક</w:t>
+      </w:r>
+      <w:r>
+        <w:rPr>
+          <w:lang w:val="gu_IN" w:bidi="gu_IN"/>
+        </w:rPr>
+        <w:t>)</w:t>
+        <w:br/>
+      </w:r>
+      <w:r>
+        <w:rPr>
+          <w:lang w:val="gu_IN" w:bidi="gu_IN"/>
+        </w:rPr>
+        <w:t xml:space="preserve">2:2 i7d4 rc://ta/man/translate/figs-metonymy κατὰ τὸν αἰῶνα τοῦ κόσμου τούτου 1 આ જગતના ધોરણ પ્રમાણે 1 આ જગતમાં રહેતા લોકોના સ્વાર્થી વર્તન અને ભૂંડા મુલ્યોને અનુલક્ષવા પ્રેરિતોએ વારંવાર </w:t>
+      </w:r>
+      <w:r>
+        <w:rPr>
+          <w:b/>
+          <w:lang w:val="gu_IN" w:bidi="gu_IN"/>
+        </w:rPr>
+        <w:t>જગત</w:t>
+      </w:r>
+      <w:r>
+        <w:rPr>
+          <w:lang w:val="gu_IN" w:bidi="gu_IN"/>
+        </w:rPr>
+        <w:t xml:space="preserve"> શબ્દનો ઉપયોગ કર્યો છે. વૈકલ્પિક ભાષાંતર : “જગતમાં રહેતા લોકોના મુલ્યો અનુસાર” અથવા “આ વર્તમાન જગતના સિદ્ધાંતોને અનુસરનારા” (જુઓ : </w:t>
+      </w:r>
+      <w:r>
+        <w:rPr>
+          <w:lang w:val="gu_IN" w:bidi="gu_IN"/>
+        </w:rPr>
+        <w:t>﻿ઉપનામ</w:t>
+      </w:r>
+      <w:r>
+        <w:rPr>
+          <w:lang w:val="gu_IN" w:bidi="gu_IN"/>
+        </w:rPr>
+        <w:t>)</w:t>
+        <w:br/>
+      </w:r>
+      <w:r>
+        <w:rPr>
+          <w:lang w:val="gu_IN" w:bidi="gu_IN"/>
+        </w:rPr>
+        <w:t>2:2 n5d2 τὸν ἄρχοντα τῆς ἐξουσίας τοῦ ἀέρος 1 વાયુ સત્તાના ધોરણ 1 આ દુષ્ટ અથવા શેતાનને અનુલક્ષે છે.</w:t>
+        <w:br/>
+      </w:r>
+      <w:r>
+        <w:rPr>
+          <w:lang w:val="gu_IN" w:bidi="gu_IN"/>
+        </w:rPr>
+        <w:t>2:2 bj9y τοῦ πνεύματος τοῦ νῦν ἐνεργοῦντος 1 જે આત્મા હમણા &amp; કાર્ય કરે છે 1 “શેતાનનો આત્મા, જે હાલ કામ કરી રહ્યો છે”</w:t>
+        <w:br/>
+      </w:r>
+      <w:r>
+        <w:rPr>
+          <w:lang w:val="gu_IN" w:bidi="gu_IN"/>
+        </w:rPr>
+        <w:t xml:space="preserve">2:2 ab9y rc://ta/man/translate/figs-idiom τοῖς υἱοῖς τῆς ἀπειθείας 1 અજ્ઞાભંગના દીકરાઓમાં 1 “એવા લોકો જેઓ હંમેશા ઈશ્વરને અનાજ્ઞાંકિત થાય છે” (જુઓ : </w:t>
+      </w:r>
+      <w:r>
+        <w:rPr>
+          <w:lang w:val="gu_IN" w:bidi="gu_IN"/>
+        </w:rPr>
+        <w:t>રૂઢિપ્રયોગ</w:t>
+      </w:r>
+      <w:r>
+        <w:rPr>
+          <w:lang w:val="gu_IN" w:bidi="gu_IN"/>
+        </w:rPr>
+        <w:t>)</w:t>
+        <w:br/>
+      </w:r>
+      <w:r>
+        <w:rPr>
+          <w:lang w:val="gu_IN" w:bidi="gu_IN"/>
+        </w:rPr>
+        <w:t xml:space="preserve">2:3 d3wd rc://ta/man/translate/figs-metonymy τὰ θελήματα τῆς σαρκὸς καὶ τῶν διανοιῶν 1 શરીર અને મનની ઈચ્છાઓ 1 </w:t>
+      </w:r>
+      <w:r>
+        <w:rPr>
+          <w:b/>
+          <w:lang w:val="gu_IN" w:bidi="gu_IN"/>
+        </w:rPr>
+        <w:t>દેહ</w:t>
+      </w:r>
+      <w:r>
+        <w:rPr>
+          <w:lang w:val="gu_IN" w:bidi="gu_IN"/>
+        </w:rPr>
+        <w:t xml:space="preserve"> અને </w:t>
+      </w:r>
+      <w:r>
+        <w:rPr>
+          <w:b/>
+          <w:lang w:val="gu_IN" w:bidi="gu_IN"/>
+        </w:rPr>
+        <w:t>મન</w:t>
+      </w:r>
+      <w:r>
+        <w:rPr>
+          <w:lang w:val="gu_IN" w:bidi="gu_IN"/>
+        </w:rPr>
+        <w:t xml:space="preserve"> શબ્દો સમગ્ર વ્યક્તિને રજુ કરે છે. વૈકલ્પિક ભાષાંતર : “લોકો જે સ્વાર્થી બાબતો કરવા માંગે છે” (જુઓ : </w:t>
+      </w:r>
+      <w:r>
+        <w:rPr>
+          <w:lang w:val="gu_IN" w:bidi="gu_IN"/>
+        </w:rPr>
+        <w:t>﻿ઉપનામ</w:t>
+      </w:r>
+      <w:r>
+        <w:rPr>
+          <w:lang w:val="gu_IN" w:bidi="gu_IN"/>
+        </w:rPr>
+        <w:t>)</w:t>
+        <w:br/>
+      </w:r>
+      <w:r>
+        <w:rPr>
+          <w:lang w:val="gu_IN" w:bidi="gu_IN"/>
+        </w:rPr>
+        <w:t xml:space="preserve">2:3 zd6v rc://ta/man/translate/figs-idiom τέκνα &amp; ὀργῆς 1 ક્રોધના દીકરાઓ 1 “એવા લોકો જેના પર ઈશ્વર ક્રોધિત છે” (જુઓ : </w:t>
+      </w:r>
+      <w:r>
+        <w:rPr>
+          <w:lang w:val="gu_IN" w:bidi="gu_IN"/>
+        </w:rPr>
+        <w:t>રૂઢિપ્રયોગ</w:t>
+      </w:r>
+      <w:r>
+        <w:rPr>
+          <w:lang w:val="gu_IN" w:bidi="gu_IN"/>
+        </w:rPr>
+        <w:t>)</w:t>
+        <w:br/>
+      </w:r>
+      <w:r>
+        <w:rPr>
+          <w:lang w:val="gu_IN" w:bidi="gu_IN"/>
+        </w:rPr>
+        <w:t xml:space="preserve">2:4 abco rc://ta/man/translate/grammar-connect-logic-contrast δὲ 1 પણ 1 જોડતો શબ્દ </w:t>
+      </w:r>
+      <w:r>
+        <w:rPr>
+          <w:b/>
+          <w:lang w:val="gu_IN" w:bidi="gu_IN"/>
+        </w:rPr>
+        <w:t>પરંતુ</w:t>
+      </w:r>
+      <w:r>
+        <w:rPr>
+          <w:lang w:val="gu_IN" w:bidi="gu_IN"/>
+        </w:rPr>
+        <w:t xml:space="preserve"> વિરોધાભાસી સંબંધને રજુ કરે છે. ઈશ્વરનો પ્રેમ અને દયા એ એફેસીઓ ઈશ્વરમાં વિશ્વાસ કર્યો તે પહેલા જે દુષ્ટ રીતે જીવતા હતા તેથી એકદમ વિરોધાભાસી છે. (જુઓ : </w:t>
+      </w:r>
+      <w:r>
+        <w:rPr>
+          <w:lang w:val="gu_IN" w:bidi="gu_IN"/>
+        </w:rPr>
+        <w:t>જોડાણ-વિરોધાભાસ સબંધ</w:t>
+      </w:r>
+      <w:r>
+        <w:rPr>
+          <w:lang w:val="gu_IN" w:bidi="gu_IN"/>
+        </w:rPr>
+        <w:t>)</w:t>
+        <w:br/>
+      </w:r>
+      <w:r>
+        <w:rPr>
+          <w:lang w:val="gu_IN" w:bidi="gu_IN"/>
+        </w:rPr>
+        <w:t xml:space="preserve">2:4 chm6 rc://ta/man/translate/figs-abstractnouns Θεὸς πλούσιος ὢν ἐν ἐλέει 1 ઈશ્વર દયાથી ભરપુર છે 1 </w:t>
+      </w:r>
+      <w:r>
+        <w:rPr>
+          <w:i/>
+          <w:lang w:val="gu_IN" w:bidi="gu_IN"/>
+        </w:rPr>
+        <w:t>દયા</w:t>
+      </w:r>
+      <w:r>
+        <w:rPr>
+          <w:lang w:val="gu_IN" w:bidi="gu_IN"/>
+        </w:rPr>
+        <w:t xml:space="preserve">* શબ્દ એ અમૂર્ત સંજ્ઞા છે. વૈકલ્પિક ભાષાંતર : “ઈશ્વર ભરપૂરીપણે દયાળુ છે” અથવા “ઈશ્વર આપણા પ્રત્યે ઘણાં માયાળુ છે” (જુઓ : </w:t>
+      </w:r>
+      <w:r>
+        <w:rPr>
+          <w:lang w:val="gu_IN" w:bidi="gu_IN"/>
+        </w:rPr>
+        <w:t>﻿﻿﻿અમૂર્ત નામો</w:t>
+      </w:r>
+      <w:r>
+        <w:rPr>
+          <w:lang w:val="gu_IN" w:bidi="gu_IN"/>
+        </w:rPr>
+        <w:t>)</w:t>
+        <w:br/>
+      </w:r>
+      <w:r>
+        <w:rPr>
+          <w:lang w:val="gu_IN" w:bidi="gu_IN"/>
+        </w:rPr>
+        <w:t xml:space="preserve">2:4 hrx9 rc://ta/man/translate/figs-abstractnouns διὰ τὴν πολλὴν ἀγάπην αὐτοῦ, ἣν ἠγάπησεν ἡμᾶς 1 કારણ કે તેમણે પોતાના મહાન પ્રેમથી આપણને પ્રેમ કર્યો 1 </w:t>
+      </w:r>
+      <w:r>
+        <w:rPr>
+          <w:b/>
+          <w:lang w:val="gu_IN" w:bidi="gu_IN"/>
+        </w:rPr>
+        <w:t>પ્રેમ</w:t>
+      </w:r>
+      <w:r>
+        <w:rPr>
+          <w:lang w:val="gu_IN" w:bidi="gu_IN"/>
+        </w:rPr>
+        <w:t xml:space="preserve"> શબ્દ અમૂર્ત સંજ્ઞા છે. વૈકલ્પિક ભાષાંતર : “કારણ કે તેમણે આપણને ઘણો પ્રેમ કર્યો” (જુઓ : </w:t>
+      </w:r>
+      <w:r>
+        <w:rPr>
+          <w:lang w:val="gu_IN" w:bidi="gu_IN"/>
+        </w:rPr>
+        <w:t>﻿﻿﻿અમૂર્ત નામો</w:t>
+      </w:r>
+      <w:r>
+        <w:rPr>
+          <w:lang w:val="gu_IN" w:bidi="gu_IN"/>
+        </w:rPr>
+        <w:t>)</w:t>
+        <w:br/>
+      </w:r>
+      <w:r>
+        <w:rPr>
+          <w:lang w:val="gu_IN" w:bidi="gu_IN"/>
+        </w:rPr>
+        <w:t xml:space="preserve">2:5 h6km rc://ta/man/translate/figs-activepassive χάριτί ἐστε σεσῳσμένοι 1 કૃપાથી તમે ઉદ્ધાર પામ્યા છે 1 તમે આને સક્રિય સ્વરૂપમાં જણાવી શકો. વૈકલ્પિક ભાષાંતર : “ઈશ્વરે તમારે પ્રત્યે કૃપાળુ બનીને તમને બચાવ્યા” (જુઓ : </w:t>
+      </w:r>
+      <w:r>
+        <w:rPr>
+          <w:lang w:val="gu_IN" w:bidi="gu_IN"/>
+        </w:rPr>
+        <w:t>﻿﻿સક્રિય (પ્રત્યક્ષ) અથવા નિષ્ક્રિય (પરોક્ષ)</w:t>
+      </w:r>
+      <w:r>
+        <w:rPr>
+          <w:lang w:val="gu_IN" w:bidi="gu_IN"/>
+        </w:rPr>
+        <w:t>)</w:t>
+        <w:br/>
+      </w:r>
+      <w:r>
+        <w:rPr>
+          <w:lang w:val="gu_IN" w:bidi="gu_IN"/>
+        </w:rPr>
+        <w:t xml:space="preserve">2:5 abkm rc://ta/man/translate/figs-abstractnouns χάριτί ἐστε σεσῳσμένοι 1 કૃપાથી તમે ઉદ્ધાર પામ્યા છે 1 </w:t>
+      </w:r>
+      <w:r>
+        <w:rPr>
+          <w:b/>
+          <w:lang w:val="gu_IN" w:bidi="gu_IN"/>
+        </w:rPr>
+        <w:t>કૃપા</w:t>
+      </w:r>
+      <w:r>
+        <w:rPr>
+          <w:lang w:val="gu_IN" w:bidi="gu_IN"/>
+        </w:rPr>
+        <w:t xml:space="preserve"> શબ્દ અમૂર્ત સંજ્ઞા છે. વૈકલ્પિક ભાષાંતર : “ઈશ્વરે તમારા પ્રત્યે ઘણાં જ માયાળુ બનીને તમને બચાવ્યા” અથવા “ઈશ્વરે તમને મફત ભેટની જેમ બચાવ્યા” (જુઓ : </w:t>
+      </w:r>
+      <w:r>
+        <w:rPr>
+          <w:lang w:val="gu_IN" w:bidi="gu_IN"/>
+        </w:rPr>
+        <w:t>﻿﻿﻿અમૂર્ત નામો</w:t>
+      </w:r>
+      <w:r>
+        <w:rPr>
+          <w:lang w:val="gu_IN" w:bidi="gu_IN"/>
+        </w:rPr>
+        <w:t>)</w:t>
+        <w:br/>
+      </w:r>
+      <w:r>
+        <w:rPr>
+          <w:lang w:val="gu_IN" w:bidi="gu_IN"/>
+        </w:rPr>
+        <w:t xml:space="preserve">2:6 na2n rc://ta/man/translate/figs-idiom συνήγειρεν 1 તેમની સાથે ઉઠાડીને 1 અહીંયા, “ઉઠાડ્યા” શબ્દ એ કોઈક મરણ પામેલાને ફરીથી જીવંત કરવા માટેનો રૂઢીપ્રયોગ છે. (જુઓ : </w:t>
+      </w:r>
+      <w:r>
+        <w:rPr>
+          <w:lang w:val="gu_IN" w:bidi="gu_IN"/>
+        </w:rPr>
+        <w:t>રૂઢિપ્રયોગ</w:t>
+      </w:r>
+      <w:r>
+        <w:rPr>
+          <w:lang w:val="gu_IN" w:bidi="gu_IN"/>
+        </w:rPr>
+        <w:t>)</w:t>
+        <w:br/>
+      </w:r>
+      <w:r>
+        <w:rPr>
+          <w:lang w:val="gu_IN" w:bidi="gu_IN"/>
+        </w:rPr>
+        <w:t>2:6 abch rc://ta/man/translate/figs-pastforfuture συνήγειρεν 1 તેમની સાથે ઉઠાડીને 1 આનો અર્થ આ હોઈ શકે : (૧) કારણ કે ઈશ્વરે ખ્રિસ્તને ફરીથી જીવંત કર્યા છે, માટે ઈશ્વરે પાઉલ અને એફેસસના વિશ્વાસીઓને નવું આત્મિક જીવન આપી જ દીધું છે. વૈકલ્પિક ભાષાંતર : “ઈશ્વરે આપણને નવું જીવન આપ્યું છે કારણ કે આપણે ખ્રિસ્તના છીએ”</w:t>
+        <w:br/>
+      </w:r>
+      <w:r>
+        <w:rPr>
+          <w:lang w:val="gu_IN" w:bidi="gu_IN"/>
+        </w:rPr>
+        <w:t>(૨) કારણ કે ઈશ્વરે ખ્રિસ્તને ફરીથી સજીવન કર્યા છે, માટે એફેસસના વિશ્વાસી જાણી શકે છે કે પોતાના મરણ પછી તેઓ ખ્રિસ્ત સાથે જીવશે, અને જાણે વિશ્વાસીઓનું ફરી જીવવાનું થઈ ગયું હોય એમ પાઉલ તે વિષે કહી શકે છે.</w:t>
+        <w:br/>
+      </w:r>
+      <w:r>
+        <w:rPr>
+          <w:lang w:val="gu_IN" w:bidi="gu_IN"/>
+        </w:rPr>
+        <w:t>વૈકલ્પિક ભાષાંતર : “આપણે ખાતરીબદ્ધ બની શકીએ છીએ કે ઈશ્વરે જેવી રીતે ખ્રિસ્તને ફરીથી જીવંત કર્યા તેમ તેઓ આપણને જીવન આપશે.” (જુઓ :</w:t>
+      </w:r>
+      <w:r>
+        <w:rPr>
+          <w:lang w:val="gu_IN" w:bidi="gu_IN"/>
+        </w:rPr>
+        <w:t>આગાહીસુચક ભૂતકાળ</w:t>
+      </w:r>
+      <w:r>
+        <w:rPr>
+          <w:lang w:val="gu_IN" w:bidi="gu_IN"/>
+        </w:rPr>
+        <w:t>)</w:t>
+        <w:br/>
+      </w:r>
+      <w:r>
+        <w:rPr>
+          <w:lang w:val="gu_IN" w:bidi="gu_IN"/>
+        </w:rPr>
+        <w:t xml:space="preserve">2:6 ab11 rc://ta/man/translate/figs-pastforfuture συνεκάθισεν 1 તેમની સાથે બેસાડ્યા 1 વિશ્વાસીઓ સ્વર્ગમાં ખ્રિસ્ત સાથે </w:t>
+      </w:r>
+      <w:r>
+        <w:rPr>
+          <w:b/>
+          <w:lang w:val="gu_IN" w:bidi="gu_IN"/>
+        </w:rPr>
+        <w:t>બેસી ચુક્યા છે</w:t>
+      </w:r>
+      <w:r>
+        <w:rPr>
+          <w:lang w:val="gu_IN" w:bidi="gu_IN"/>
+        </w:rPr>
+        <w:t xml:space="preserve"> એ રીતે પાઉલ વાત કરે છે, તે ભવિષ્યમાં થનાર કોઈ બાબત છે છતાંયે ભૂતકાળમાં ખ્રિસ્તે જે કર્યું તે કારણે તેની ખાતરી આપવામાં આવી છે.</w:t>
+      </w:r>
+      <w:r>
+        <w:rPr>
+          <w:lang w:val="gu_IN" w:bidi="gu_IN"/>
+        </w:rPr>
+      </w:r>
+      <w:r>
+        <w:rPr>
+          <w:lang w:val="gu_IN" w:bidi="gu_IN"/>
+        </w:rPr>
+      </w:r>
+    </w:p>
+    <w:p>
+      <w:pPr/>
+      <w:r>
+        <w:rPr>
+          <w:lang w:val="gu_IN" w:bidi="gu_IN"/>
+        </w:rPr>
+      </w:r>
+    </w:p>
+    <w:p>
+      <w:pPr>
+        <w:pStyle w:val="Heading2"/>
+      </w:pPr>
+      <w:r>
+        <w:rPr>
+          <w:lang w:val="gu_IN" w:bidi="gu_IN"/>
+        </w:rPr>
         <w:t>એફેસીઓને પત્ર 2:6 (#1)</w:t>
       </w:r>
       <w:r>
@@ -9323,6 +9928,996 @@
         <w:rPr>
           <w:lang w:val="gu_IN" w:bidi="gu_IN"/>
         </w:rPr>
+        <w:t>એફેસીઓને પત્ર - અધ્યાય 3 પ્રસ્તાવના</w:t>
+      </w:r>
+      <w:r>
+        <w:rPr>
+          <w:lang w:val="gu_IN" w:bidi="gu_IN"/>
+        </w:rPr>
+      </w:r>
+    </w:p>
+    <w:p>
+      <w:pPr>
+        <w:pStyle w:val="Heading3"/>
+      </w:pPr>
+    </w:p>
+    <w:p>
+      <w:pPr/>
+      <w:r>
+        <w:rPr>
+          <w:lang w:val="gu_IN" w:bidi="gu_IN"/>
+        </w:rPr>
+      </w:r>
+      <w:r>
+        <w:rPr>
+          <w:lang w:val="gu_IN" w:bidi="gu_IN"/>
+        </w:rPr>
+        <w:t>: s3d4 0 0</w:t>
+      </w:r>
+    </w:p>
+    <w:p>
+      <w:pPr/>
+      <w:r>
+        <w:rPr>
+          <w:lang w:val="gu_IN" w:bidi="gu_IN"/>
+        </w:rPr>
+      </w:r>
+      <w:r>
+        <w:rPr>
+          <w:lang w:val="gu_IN" w:bidi="gu_IN"/>
+        </w:rPr>
+        <w:t xml:space="preserve">jln1 0 0 </w:t>
+        <w:br/>
+      </w:r>
+      <w:r>
+        <w:rPr>
+          <w:lang w:val="gu_IN" w:bidi="gu_IN"/>
+        </w:rPr>
+        <w:t>3:1 w896 Connecting Statement: 0 Connecting Statement: 0 # Connecting Statement:</w:t>
+      </w:r>
+    </w:p>
+    <w:p>
+      <w:pPr/>
+      <w:r>
+        <w:rPr>
+          <w:lang w:val="gu_IN" w:bidi="gu_IN"/>
+        </w:rPr>
+      </w:r>
+      <w:r>
+        <w:rPr>
+          <w:lang w:val="gu_IN" w:bidi="gu_IN"/>
+        </w:rPr>
+        <w:t>મંડળી વિષેનું ગુપ્ત સત્ય વિશ્વાસીઓને સ્પષ્ટ કરવા પાઉલ યહૂદીઓ અને બિનયહૂદીઓની એકતાને પાછો સંદર્ભિત કરે છે અને જેમ પથ્થરો એક મંદિર રચે છે તેમ કેવી રીતે તે બંને જૂથો ઈશ્વરની આરાધના કરે એવા એક જૂથને રચે છે તેને પણ સંદર્ભિત કરે છે.</w:t>
+        <w:br/>
+      </w:r>
+      <w:r>
+        <w:rPr>
+          <w:lang w:val="gu_IN" w:bidi="gu_IN"/>
+        </w:rPr>
+        <w:t xml:space="preserve">3:1 jb9u rc://ta/man/translate/grammar-connect-logic-result τούτου χάριν 1 આ કારણથી 1 વાક્યાંશ </w:t>
+      </w:r>
+      <w:r>
+        <w:rPr>
+          <w:b/>
+          <w:lang w:val="gu_IN" w:bidi="gu_IN"/>
+        </w:rPr>
+        <w:t>આ કારણને લીધે</w:t>
+      </w:r>
+      <w:r>
+        <w:rPr>
+          <w:lang w:val="gu_IN" w:bidi="gu_IN"/>
+        </w:rPr>
+        <w:t xml:space="preserve"> કારણ-પરિણામ સંબંધને રજુ કરે છે. પાઉલે અધ્યાય-૨માં જેના વિષે વાત કરી તે કારણ છે, એટલે, યહૂદીઓ અને બિનયહૂદીઓ વચ્ચેના ભાગલા દૂર કરી તેઓને એક જૂથ બનાવવા દ્વારા ખ્રિસ્તે જે કૃપા દર્શાવી છે. પાઉલ બિનયહૂદીઓ માટે પ્રાર્થના કરે છે તે પરિણામ છે. તમારી ભાષામાં એવા વાક્યાંશનો ઉપયોગ કરો જે કારણને પરિણામ સાથે જોડે છે. (જુઓ :</w:t>
+      </w:r>
+      <w:r>
+        <w:rPr>
+          <w:lang w:val="gu_IN" w:bidi="gu_IN"/>
+        </w:rPr>
+        <w:t>જોડાણ - કારણ-અને-પરિણામ સબંધ</w:t>
+      </w:r>
+      <w:r>
+        <w:rPr>
+          <w:lang w:val="gu_IN" w:bidi="gu_IN"/>
+        </w:rPr>
+        <w:t>)</w:t>
+        <w:br/>
+      </w:r>
+      <w:r>
+        <w:rPr>
+          <w:lang w:val="gu_IN" w:bidi="gu_IN"/>
+        </w:rPr>
+        <w:t>3:1 abd6 rc://ta/man/translate/figs-explicit τούτου χάριν 1 આ કારણથી 1 કારણ શું છે તે તમારે સુસ્પષ્ટ કરવાની જરૂર પડી શકે છે. વૈકલ્પિક ભાષાંતર : “ઈશ્વરની કૃપા તમારા પર હતી તે કારણે” USTની જેમ તમારે અહીંયા પણ પરિણામ શું છે તે સુસ્પષ્ટ કરવાની જરૂર પડી શકે, કારણ કે ૩:૧૪ સુધી પાઉલ પરિણામ જણાવતો નથી કે તે તેઓ માટે પ્રાર્થના કરે છે. (જુઓ :</w:t>
+      </w:r>
+      <w:r>
+        <w:rPr>
+          <w:lang w:val="gu_IN" w:bidi="gu_IN"/>
+        </w:rPr>
+        <w:t>અનુમાનિત જ્ઞાન અને ગર્ભિત માહિતી</w:t>
+      </w:r>
+      <w:r>
+        <w:rPr>
+          <w:lang w:val="gu_IN" w:bidi="gu_IN"/>
+        </w:rPr>
+        <w:t>)</w:t>
+        <w:br/>
+      </w:r>
+      <w:r>
+        <w:rPr>
+          <w:lang w:val="gu_IN" w:bidi="gu_IN"/>
+        </w:rPr>
+        <w:t>3:1 m9b6 ὁ δέσμιος τοῦ Χριστοῦ Ἰησοῦ 1 ખ્રિસ્ત ઇસુનો બંદીવાન 1 “હું, જે બંદીખાનામાં છું, કારણ કે હું ખ્રિસ્ત ઈસુની સેવા કરું છું”</w:t>
+        <w:br/>
+      </w:r>
+      <w:r>
+        <w:rPr>
+          <w:lang w:val="gu_IN" w:bidi="gu_IN"/>
+        </w:rPr>
+        <w:t xml:space="preserve">3:2 rx7t τὴν οἰκονομίαν τῆς χάριτος τοῦ Θεοῦ, τῆς δοθείσης μοι εἰς ὑμᾶς 1 ઈશ્વરના અનુગ્રહના કારભારીપણા &amp; જે મને તમારે સારું આપવામાં આવ્યું હતું 1 અહીંયા, </w:t>
+      </w:r>
+      <w:r>
+        <w:rPr>
+          <w:b/>
+          <w:lang w:val="gu_IN" w:bidi="gu_IN"/>
+        </w:rPr>
+        <w:t>કૃપા</w:t>
+      </w:r>
+      <w:r>
+        <w:rPr>
+          <w:lang w:val="gu_IN" w:bidi="gu_IN"/>
+        </w:rPr>
+        <w:t>નો અર્થ આ હોઈ શકે : (૧) પાઉલ વિશ્વાસીઓને સુવાર્તા જે ભેટ લાવી રહ્યો છે તે, અને તમે તેને આ રીતે અનુવાદિત કરી શકો, “ઈશ્વરે મને તમારી પાસે કૃપા લાવવાની જે જવાબદારી આપી.”</w:t>
+        <w:br/>
+      </w:r>
+      <w:r>
+        <w:rPr>
+          <w:lang w:val="gu_IN" w:bidi="gu_IN"/>
+        </w:rPr>
+        <w:t>(૨) બિન યહૂદીઓ માટે સુવાર્તાના કારભારી હોવાનું પાઉલનું કૃપાદાન, અને તમે તેનું આ રીતે ભાષાંતર કરી શકો, “તમારા લાભ માટે ઈશ્વર મને જે જવાબદારી ઉદારતાએ આપી.”</w:t>
+        <w:br/>
+      </w:r>
+      <w:r>
+        <w:rPr>
+          <w:lang w:val="gu_IN" w:bidi="gu_IN"/>
+        </w:rPr>
+        <w:t>3:3 dc7x rc://ta/man/translate/figs-activepassive κατὰ ἀποκάλυψιν ἐγνωρίσθη μοι 1 મને જણાવેલ પ્રકટીકરણ અનુસાર 1 તમે આને સક્રિય સ્વરૂપમાં જણાવી શકો. વૈકલ્પિક ભાષાંતર : “ઈશ્વરે મને જે પ્રગટ કર્યું તે અનુસાર” (જુઓ :</w:t>
+      </w:r>
+      <w:r>
+        <w:rPr>
+          <w:lang w:val="gu_IN" w:bidi="gu_IN"/>
+        </w:rPr>
+        <w:t>﻿﻿સક્રિય (પ્રત્યક્ષ) અથવા નિષ્ક્રિય (પરોક્ષ)</w:t>
+      </w:r>
+      <w:r>
+        <w:rPr>
+          <w:lang w:val="gu_IN" w:bidi="gu_IN"/>
+        </w:rPr>
+        <w:t>)</w:t>
+        <w:br/>
+      </w:r>
+      <w:r>
+        <w:rPr>
+          <w:lang w:val="gu_IN" w:bidi="gu_IN"/>
+        </w:rPr>
+        <w:t>3:3 qm6m καθὼς προέγραψα ἐν ὀλίγῳ 1 જે &amp; વિષે મેં પહેલાથી સંક્ષિપ્તમાં લખ્યું હતું 1 પાઉલ અહીંયા બીજા પત્રને અનુલક્ષે છે જે તેણે આ લોકોને લખ્યો હતો.</w:t>
+        <w:br/>
+      </w:r>
+      <w:r>
+        <w:rPr>
+          <w:lang w:val="gu_IN" w:bidi="gu_IN"/>
+        </w:rPr>
+        <w:t>3:5 srn9 rc://ta/man/translate/figs-activepassive ὃ ἑτέραις γενεαῖς οὐκ ἐγνωρίσθη τοῖς υἱοῖς τῶν ἀνθρώπων 1 જે અગાઉની પેઢીના માણસોના દીકરાઓને જણાવવામાં આવ્યું ન હતું કે 1 તમે આને સક્રિય સ્વરૂપમાં જણાવી શકો. વૈકલ્પિક ભાષાંતર : “ઈશ્વરે ભૂતકાળમાં આ બાબત લોકોને જણાવી નહોતી” (જુઓ :</w:t>
+      </w:r>
+      <w:r>
+        <w:rPr>
+          <w:lang w:val="gu_IN" w:bidi="gu_IN"/>
+        </w:rPr>
+        <w:t>﻿﻿સક્રિય (પ્રત્યક્ષ) અથવા નિષ્ક્રિય (પરોક્ષ)</w:t>
+      </w:r>
+      <w:r>
+        <w:rPr>
+          <w:lang w:val="gu_IN" w:bidi="gu_IN"/>
+        </w:rPr>
+        <w:t>)</w:t>
+        <w:br/>
+      </w:r>
+      <w:r>
+        <w:rPr>
+          <w:lang w:val="gu_IN" w:bidi="gu_IN"/>
+        </w:rPr>
+        <w:t>3:5 eq5u rc://ta/man/translate/figs-activepassive ὡς νῦν ἀπεκαλύφθη &amp; ἐν Πνεύματι 1 જે હમણા &amp; આત્મા દ્વારા &amp; પ્રગટ થયેલા છે 1 તમે આને સક્રિય સ્વરૂપમાં જણાવી શકો. વૈકલ્પિક ભાષાંતર : “પરંતુ હવે આત્માએ તેને પ્રગટ કર્યું છે” અથવા “પરંતુ હવે આત્માએ તેને જણાવ્યું છે” (જુઓ :</w:t>
+      </w:r>
+      <w:r>
+        <w:rPr>
+          <w:lang w:val="gu_IN" w:bidi="gu_IN"/>
+        </w:rPr>
+        <w:t>﻿﻿સક્રિય (પ્રત્યક્ષ) અથવા નિષ્ક્રિય (પરોક્ષ)</w:t>
+      </w:r>
+      <w:r>
+        <w:rPr>
+          <w:lang w:val="gu_IN" w:bidi="gu_IN"/>
+        </w:rPr>
+        <w:t>)</w:t>
+        <w:br/>
+      </w:r>
+      <w:r>
+        <w:rPr>
+          <w:lang w:val="gu_IN" w:bidi="gu_IN"/>
+        </w:rPr>
+        <w:t xml:space="preserve">3:6 pqy3 εἶναι τὰ ἔθνη, συνκληρονόμα &amp; διὰ τοῦ εὐαγγελίου 1 એટલે કે બિનયહુદીઓ &amp; સુવાર્તાદ્વારા &amp; સહવારસદાર &amp; છે 1 આ ગુપ્ત સત્ય છે કે જેને પાઉલે અગાઉની કલમમાં સમજાવવાની શરૂઆત કરી હતી. યહૂદી વિશ્વાસીઓ ઈશ્વર પાસેથી જે પ્રાપ્ત કરે છે તે </w:t>
+      </w:r>
+      <w:r>
+        <w:rPr>
+          <w:i/>
+          <w:lang w:val="gu_IN" w:bidi="gu_IN"/>
+        </w:rPr>
+        <w:t>બિનયહૂદીઓ,</w:t>
+      </w:r>
+      <w:r>
+        <w:rPr>
+          <w:lang w:val="gu_IN" w:bidi="gu_IN"/>
+        </w:rPr>
+        <w:t>* કે જેઓ ખ્રિસ્તનો અંગીકાર કરે છે તેઓ પણ તે બધું જ પ્રાપ્ત કરે છે.</w:t>
+        <w:br/>
+      </w:r>
+      <w:r>
+        <w:rPr>
+          <w:lang w:val="gu_IN" w:bidi="gu_IN"/>
+        </w:rPr>
+        <w:t xml:space="preserve">3:6 y88q σύνσωμα 1 શરીરનાં સાથી સભ્યો 1 મંડળીને ઘણીવાર ખ્રિસ્તના </w:t>
+      </w:r>
+      <w:r>
+        <w:rPr>
+          <w:b/>
+          <w:lang w:val="gu_IN" w:bidi="gu_IN"/>
+        </w:rPr>
+        <w:t>શરીર</w:t>
+      </w:r>
+      <w:r>
+        <w:rPr>
+          <w:lang w:val="gu_IN" w:bidi="gu_IN"/>
+        </w:rPr>
+        <w:t xml:space="preserve"> તરીકે સંદર્ભિત કરવામાં આવી છે.</w:t>
+        <w:br/>
+      </w:r>
+      <w:r>
+        <w:rPr>
+          <w:lang w:val="gu_IN" w:bidi="gu_IN"/>
+        </w:rPr>
+        <w:t xml:space="preserve">3:6 wxs4 ἐν Χριστῷ Ἰησοῦ 1 ખ્રિસ્ત ઇસુમાં 1 વાક્યાંશ </w:t>
+      </w:r>
+      <w:r>
+        <w:rPr>
+          <w:b/>
+          <w:lang w:val="gu_IN" w:bidi="gu_IN"/>
+        </w:rPr>
+        <w:t>ખ્રિસ્ત ઈસુમાં</w:t>
+      </w:r>
+      <w:r>
+        <w:rPr>
+          <w:lang w:val="gu_IN" w:bidi="gu_IN"/>
+        </w:rPr>
+        <w:t xml:space="preserve"> અને તે સમાન બીની અભિવ્યક્તિઓ એ રૂપકો છે જે નવા કરારના પત્રોમાં વારંવાર ઉદ્ભવે છે. આ શબ્દો ખ્રિસ્ત અને જેઓ તેમના પર વિશ્વાસ કરે છે તેઓ વચ્ચેનો શક્ય એટલો મજબૂત પ્રકારનો સંબંધ વ્યક્ત કરે છે.</w:t>
+        <w:br/>
+      </w:r>
+      <w:r>
+        <w:rPr>
+          <w:lang w:val="gu_IN" w:bidi="gu_IN"/>
+        </w:rPr>
+        <w:t xml:space="preserve">3:6 i4h7 διὰ τοῦ εὐαγγελίου 1 સુવાર્તાદ્વારા 1 આનો અર્થ આ હોઈ શકે : (૧) </w:t>
+      </w:r>
+      <w:r>
+        <w:rPr>
+          <w:b/>
+          <w:lang w:val="gu_IN" w:bidi="gu_IN"/>
+        </w:rPr>
+        <w:t>સુવાર્તા</w:t>
+      </w:r>
+      <w:r>
+        <w:rPr>
+          <w:lang w:val="gu_IN" w:bidi="gu_IN"/>
+        </w:rPr>
+        <w:t xml:space="preserve">ને કારણે, બિનયહુદીઓ ઈશ્વરના વચનના સાથી-ભાગીદારો છે. (૨) </w:t>
+      </w:r>
+      <w:r>
+        <w:rPr>
+          <w:b/>
+          <w:lang w:val="gu_IN" w:bidi="gu_IN"/>
+        </w:rPr>
+        <w:t>સુવાર્તા</w:t>
+      </w:r>
+      <w:r>
+        <w:rPr>
+          <w:lang w:val="gu_IN" w:bidi="gu_IN"/>
+        </w:rPr>
+        <w:t>ને કારણે બિનયહૂદીઓ સાથી-વારસદારો અને શરીરના અવયવો છે અને ઈશ્વરના વચનના સાથી ભાગીદારો છે.</w:t>
+        <w:br/>
+      </w:r>
+      <w:r>
+        <w:rPr>
+          <w:lang w:val="gu_IN" w:bidi="gu_IN"/>
+        </w:rPr>
+        <w:t>3:8 y97f rc://ta/man/translate/figs-metaphor ἀνεξιχνίαστον 1 અખૂટ 1 જે દરેક બાબત ખ્રિસ્ત આપે છે તે જાણે ભૌતિક રીતે ઘણી જ મોટી હોય અને જેને પૂર્ણ રીતે કળી ન શકાય એવી કશીક તે બાબત હોય એ રીતે પાઉલ તેમની વાત કરે છે. વૈકલ્પિક ભાષાંતર : “પૂર્ણ રીતે જાણવાને અસમર્થ” (જુઓ :</w:t>
+      </w:r>
+      <w:r>
+        <w:rPr>
+          <w:lang w:val="gu_IN" w:bidi="gu_IN"/>
+        </w:rPr>
+        <w:t>રૂપક</w:t>
+      </w:r>
+      <w:r>
+        <w:rPr>
+          <w:lang w:val="gu_IN" w:bidi="gu_IN"/>
+        </w:rPr>
+        <w:t>)</w:t>
+        <w:br/>
+      </w:r>
+      <w:r>
+        <w:rPr>
+          <w:lang w:val="gu_IN" w:bidi="gu_IN"/>
+        </w:rPr>
+        <w:t xml:space="preserve">3:8 e96z rc://ta/man/translate/figs-metaphor πλοῦτος τοῦ Χριστοῦ 1 ખ્રિસ્તની &amp; સંપત્તિની 1 પાઉલ </w:t>
+      </w:r>
+      <w:r>
+        <w:rPr>
+          <w:b/>
+          <w:lang w:val="gu_IN" w:bidi="gu_IN"/>
+        </w:rPr>
+        <w:t>ખ્રિસ્ત</w:t>
+      </w:r>
+      <w:r>
+        <w:rPr>
+          <w:lang w:val="gu_IN" w:bidi="gu_IN"/>
+        </w:rPr>
+        <w:t>ના સત્ય વિષે અને જે આશીર્વાદો ઈસુ જાણે ભૌતિક સંપત્તિ હોય એમ લાવે છે તે વિષે કહે છે. (જુઓ :</w:t>
+      </w:r>
+      <w:r>
+        <w:rPr>
+          <w:lang w:val="gu_IN" w:bidi="gu_IN"/>
+        </w:rPr>
+        <w:t>રૂપક</w:t>
+      </w:r>
+      <w:r>
+        <w:rPr>
+          <w:lang w:val="gu_IN" w:bidi="gu_IN"/>
+        </w:rPr>
+        <w:t>)</w:t>
+        <w:br/>
+      </w:r>
+      <w:r>
+        <w:rPr>
+          <w:lang w:val="gu_IN" w:bidi="gu_IN"/>
+        </w:rPr>
+        <w:t>3:9 f2zp rc://ta/man/translate/figs-activepassive τοῦ μυστηρίου, τοῦ ἀποκεκρυμμένου ἀπὸ τῶν αἰώνων ἐν τῷ Θεῷ, τῷ τὰ πάντα κτίσαντι 1 રહસ્યનું &amp; યુગોથી ઈશ્વરમાં, જેમણે સર્વ સર્જ્યું છે, ગુપ્ત હતું તે 1 તમે આને સક્રિય સ્વરૂપમાં જણાવી શકો. વૈકલ્પિક ભાષાંતર: “જેમણે સર્વ બાબતો ઉત્પન્ન કરી, અને ભૂતકાળમાં યુગો સુધી આ યોજના ગુપ્ત રાખી, તે ઈશ્વરના” (જુઓ :</w:t>
+      </w:r>
+      <w:r>
+        <w:rPr>
+          <w:lang w:val="gu_IN" w:bidi="gu_IN"/>
+        </w:rPr>
+        <w:t>﻿﻿સક્રિય (પ્રત્યક્ષ) અથવા નિષ્ક્રિય (પરોક્ષ)</w:t>
+      </w:r>
+      <w:r>
+        <w:rPr>
+          <w:lang w:val="gu_IN" w:bidi="gu_IN"/>
+        </w:rPr>
+        <w:t>)</w:t>
+        <w:br/>
+      </w:r>
+      <w:r>
+        <w:rPr>
+          <w:lang w:val="gu_IN" w:bidi="gu_IN"/>
+        </w:rPr>
+        <w:t xml:space="preserve">3:10 abd3 rc://ta/man/translate/grammar-connect-logic-goal ἵνα 1 જેથી 1 જોડતો વાક્યાંશ </w:t>
+      </w:r>
+      <w:r>
+        <w:rPr>
+          <w:b/>
+          <w:lang w:val="gu_IN" w:bidi="gu_IN"/>
+        </w:rPr>
+        <w:t>કે જેથી</w:t>
+      </w:r>
+      <w:r>
+        <w:rPr>
+          <w:lang w:val="gu_IN" w:bidi="gu_IN"/>
+        </w:rPr>
+        <w:t xml:space="preserve"> ધ્યેય-સંબંધને રજુ કરે છે. પાઉલને મંડળીનો મર્મ પ્રગટ કરવા પાછળ ઈશ્વરનો ધ્યેય કે હેતુ એ સ્વર્ગીય સ્થાનોમાંના અધિકારીઓને ઈશ્વરનું ડહાપણ જોવા સમર્થ કરવાનો હતો. (જુઓ :</w:t>
+      </w:r>
+      <w:r>
+        <w:rPr>
+          <w:lang w:val="gu_IN" w:bidi="gu_IN"/>
+        </w:rPr>
+        <w:t>જોડાણ - ધ્યેય (હેતુ) સબંધ</w:t>
+      </w:r>
+      <w:r>
+        <w:rPr>
+          <w:lang w:val="gu_IN" w:bidi="gu_IN"/>
+        </w:rPr>
+        <w:t>)</w:t>
+        <w:br/>
+      </w:r>
+      <w:r>
+        <w:rPr>
+          <w:lang w:val="gu_IN" w:bidi="gu_IN"/>
+        </w:rPr>
+        <w:t>3:10 q62l rc://ta/man/translate/figs-activepassive γνωρισθῇ &amp; ταῖς ἀρχαῖς καὶ ταῖς ἐξουσίαις ἐν τοῖς ἐπουρανίοις &amp; ἡ πολυποίκιλος σοφία τοῦ Θεοῦ 1 ઈશ્વરનું બહુમુખી સમજણ શાસકો તથા અધિકારીઓને સ્વર્ગીય સ્થાનોમાં જણાવી શકાય 1 તમે આને સક્રિય સ્વરૂપમાં જણાવી શકો. વૈકલ્પિક ભાષાંતર: “ઈશ્વર તેમનું મોટું ડહાપણ સ્વર્ગીય સ્થાનોમાંના અધિપતિઓ અને અધિકારીઓને પ્રગટ કરી શકે” (જુઓ :</w:t>
+      </w:r>
+      <w:r>
+        <w:rPr>
+          <w:lang w:val="gu_IN" w:bidi="gu_IN"/>
+        </w:rPr>
+        <w:t>﻿﻿સક્રિય (પ્રત્યક્ષ) અથવા નિષ્ક્રિય (પરોક્ષ)</w:t>
+      </w:r>
+      <w:r>
+        <w:rPr>
+          <w:lang w:val="gu_IN" w:bidi="gu_IN"/>
+        </w:rPr>
+        <w:t>)</w:t>
+        <w:br/>
+      </w:r>
+      <w:r>
+        <w:rPr>
+          <w:lang w:val="gu_IN" w:bidi="gu_IN"/>
+        </w:rPr>
+        <w:t>3:10 elh2 rc://ta/man/translate/figs-doublet ταῖς ἀρχαῖς καὶ ταῖς ἐξουσίαις 1 શાસકો તથા અધિકારીઓને 1 આ શબ્દો સમાન અર્થ આપે છે. પાઉલ આ શબ્દોનો એકસાથે ઉપયોગ, દરેક આત્મિક હસ્તી ઈશ્વરનું ડહાપણ જાણશે તેની પર ભાર મૂકવા કરે છે. જો તમારી ભાષામાં આને માટે બે શબ્દો નથી તો તમે એક શબ્દ વાપરી શકો છો. (જુઓ :</w:t>
+      </w:r>
+      <w:r>
+        <w:rPr>
+          <w:lang w:val="gu_IN" w:bidi="gu_IN"/>
+        </w:rPr>
+        <w:t>﻿બેવડું/બમણાં</w:t>
+      </w:r>
+      <w:r>
+        <w:rPr>
+          <w:lang w:val="gu_IN" w:bidi="gu_IN"/>
+        </w:rPr>
+        <w:t>)</w:t>
+        <w:br/>
+      </w:r>
+      <w:r>
+        <w:rPr>
+          <w:lang w:val="gu_IN" w:bidi="gu_IN"/>
+        </w:rPr>
+        <w:t xml:space="preserve">3:10 z7vy ἐν τοῖς ἐπουρανίοις 1 સ્વર્ગીય સ્થાનોમાં 1 </w:t>
+      </w:r>
+      <w:r>
+        <w:rPr>
+          <w:b/>
+          <w:lang w:val="gu_IN" w:bidi="gu_IN"/>
+        </w:rPr>
+        <w:t>સ્વર્ગીય જગ્યાઓ</w:t>
+      </w:r>
+      <w:r>
+        <w:rPr>
+          <w:lang w:val="gu_IN" w:bidi="gu_IN"/>
+        </w:rPr>
+        <w:t xml:space="preserve"> વાક્યાંશ ઈશ્વર જ્યાં છે તે જગ્યાને અનુલક્ષે છે. [એફેસી ૧:૩] (../૦૧/૦૩.md)માં તેનું કેવી રીતે ભાષાંતર કરવામાં આવ્યું છે તે જુઓ. વૈકલ્પિક ભાષાંતર : “અલૌકિક જગતમાં”</w:t>
+        <w:br/>
+      </w:r>
+      <w:r>
+        <w:rPr>
+          <w:lang w:val="gu_IN" w:bidi="gu_IN"/>
+        </w:rPr>
+        <w:t xml:space="preserve">3:10 ll77 rc://ta/man/translate/figs-metaphor ἡ πολυποίκιλος σοφία τοῦ Θεοῦ 1 ઈશ્વરનું બહુમુખી સમજણ 1 ઈશ્વરનું </w:t>
+      </w:r>
+      <w:r>
+        <w:rPr>
+          <w:b/>
+          <w:lang w:val="gu_IN" w:bidi="gu_IN"/>
+        </w:rPr>
+        <w:t>ડહાપણ,</w:t>
+      </w:r>
+      <w:r>
+        <w:rPr>
+          <w:lang w:val="gu_IN" w:bidi="gu_IN"/>
+        </w:rPr>
+        <w:t xml:space="preserve"> જાણે તે ઘણી સપાટીઓ સાથેનો પદાર્થ હોય તેમ પાઉલ તેની વાત કરે છે. વૈકલ્પિક ભાષાંતર : “ઈશ્વરનું જટિલ ડહાપણ” અથવા “ઈશ્વર કેટલા બધાં જ્ઞાની છે” (જુઓ :</w:t>
+      </w:r>
+      <w:r>
+        <w:rPr>
+          <w:lang w:val="gu_IN" w:bidi="gu_IN"/>
+        </w:rPr>
+        <w:t>રૂપક</w:t>
+      </w:r>
+      <w:r>
+        <w:rPr>
+          <w:lang w:val="gu_IN" w:bidi="gu_IN"/>
+        </w:rPr>
+        <w:t>)</w:t>
+        <w:br/>
+      </w:r>
+      <w:r>
+        <w:rPr>
+          <w:lang w:val="gu_IN" w:bidi="gu_IN"/>
+        </w:rPr>
+        <w:t>3:11 aaz8 κατὰ πρόθεσιν τῶν αἰώνων 1 અનંતજીવનના ઉદેશ્ય અનુસાર 1 “અનંતકાળિક યોજનાને જાળવીને” અથવા “અનંતકાળિક યોજના સાથે સુમેળમાં”</w:t>
+        <w:br/>
+      </w:r>
+      <w:r>
+        <w:rPr>
+          <w:lang w:val="gu_IN" w:bidi="gu_IN"/>
+        </w:rPr>
+        <w:t>3:12 qfn9 Connecting Statement: 0 Connecting Statement: 0 # Connecting Statement:</w:t>
+      </w:r>
+    </w:p>
+    <w:p>
+      <w:pPr/>
+      <w:r>
+        <w:rPr>
+          <w:lang w:val="gu_IN" w:bidi="gu_IN"/>
+        </w:rPr>
+      </w:r>
+      <w:r>
+        <w:rPr>
+          <w:lang w:val="gu_IN" w:bidi="gu_IN"/>
+        </w:rPr>
+        <w:t>આ અધ્યાયના પછીના વિભાગમાં પાઉલ પોતાના દુ:ખના સમયમાં ઈશ્વરની સ્તુતિ કરે છે અને એફેસસના આ વિશ્વાસીઓ માટે પ્રાર્થના કરે છે.</w:t>
+        <w:br/>
+      </w:r>
+      <w:r>
+        <w:rPr>
+          <w:lang w:val="gu_IN" w:bidi="gu_IN"/>
+        </w:rPr>
+        <w:t>3:12 we6c ἔχομεν τὴν παρρησίαν 1 આપણને &amp; હિંમત &amp; છે 1 “આપણે ભય વિનાના છીએ” અથવા “આપણને હિંમત છે”</w:t>
+        <w:br/>
+      </w:r>
+      <w:r>
+        <w:rPr>
+          <w:lang w:val="gu_IN" w:bidi="gu_IN"/>
+        </w:rPr>
+        <w:t>3:12 ab6c rc://ta/man/translate/figs-hendiadys τὴν παρρησίαν καὶ προσαγωγὴν 1 હિંમત તથા &amp; પ્રવેશ 1 આ બંને શબ્દો એક વિચાર વ્યકત કરવા સાથે કામ કરે છે : “હિંમતથી પ્રવેશ” અથવા “પ્રવેશ કરવા હિંમત” (જુઓ :</w:t>
+      </w:r>
+      <w:r>
+        <w:rPr>
+          <w:lang w:val="gu_IN" w:bidi="gu_IN"/>
+        </w:rPr>
+        <w:t>સંયોજકો</w:t>
+      </w:r>
+      <w:r>
+        <w:rPr>
+          <w:lang w:val="gu_IN" w:bidi="gu_IN"/>
+        </w:rPr>
+        <w:t>)</w:t>
+        <w:br/>
+      </w:r>
+      <w:r>
+        <w:rPr>
+          <w:lang w:val="gu_IN" w:bidi="gu_IN"/>
+        </w:rPr>
+        <w:t xml:space="preserve">3:12 zx5c rc://ta/man/translate/figs-explicit προσαγωγὴν ἐν πεποιθήσει 1 ભરોસાસહિત પ્રવેશ 1 </w:t>
+      </w:r>
+      <w:r>
+        <w:rPr>
+          <w:b/>
+          <w:lang w:val="gu_IN" w:bidi="gu_IN"/>
+        </w:rPr>
+        <w:t>પ્રવેશ</w:t>
+      </w:r>
+      <w:r>
+        <w:rPr>
+          <w:lang w:val="gu_IN" w:bidi="gu_IN"/>
+        </w:rPr>
+        <w:t xml:space="preserve"> ઈશ્વરની હાજરીમાં છે, એને સ્પષ્ટપણે જણાવવું મદદરૂપ બની શકે છે. વૈકલ્પિક ભાષાંતર : “આત્મવિશ્વાસ સાથે ઈશ્વરની હાજરીમાં પ્રવેશ” અથવા “આત્મવિશ્વાસ સાથે ઈશ્વરની હાજરીમાં પ્રવેશ કરવાની આઝાદી” (જુઓ :</w:t>
+      </w:r>
+      <w:r>
+        <w:rPr>
+          <w:lang w:val="gu_IN" w:bidi="gu_IN"/>
+        </w:rPr>
+        <w:t>અનુમાનિત જ્ઞાન અને ગર્ભિત માહિતી</w:t>
+      </w:r>
+      <w:r>
+        <w:rPr>
+          <w:lang w:val="gu_IN" w:bidi="gu_IN"/>
+        </w:rPr>
+        <w:t>)</w:t>
+        <w:br/>
+      </w:r>
+      <w:r>
+        <w:rPr>
+          <w:lang w:val="gu_IN" w:bidi="gu_IN"/>
+        </w:rPr>
+        <w:t>3:12 kri2 πεποιθήσει 1 ભરોસાસહિત 1 “ચોક્કસતા” અથવા “ખાતરી”</w:t>
+        <w:br/>
+      </w:r>
+      <w:r>
+        <w:rPr>
+          <w:lang w:val="gu_IN" w:bidi="gu_IN"/>
+        </w:rPr>
+        <w:t xml:space="preserve">3:13 abd4 rc://ta/man/translate/grammar-connect-logic-result διὸ 1 તેથી 1 જોડતા શબ્દો </w:t>
+      </w:r>
+      <w:r>
+        <w:rPr>
+          <w:b/>
+          <w:lang w:val="gu_IN" w:bidi="gu_IN"/>
+        </w:rPr>
+        <w:t>એ માટે</w:t>
+      </w:r>
+      <w:r>
+        <w:rPr>
+          <w:lang w:val="gu_IN" w:bidi="gu_IN"/>
+        </w:rPr>
+        <w:t xml:space="preserve"> કારણ-પરિણામ સંબંધને રજુ કરે છે. કારણ એ કે વિશ્વાસીઓને આત્મવિશ્વાસથી ખ્રિસ્ત પાસે જવા પ્રવેશ છે. પરિણામ એ કે વિશ્વાસીઓ નાહિંમત નહિ થાય. તમારી ભાષામાં એવા વાક્યાંશનો ઉપયોગ કરો જે કારણને પરિણામ સાથે જોડે છે. (જુઓ :</w:t>
+      </w:r>
+      <w:r>
+        <w:rPr>
+          <w:lang w:val="gu_IN" w:bidi="gu_IN"/>
+        </w:rPr>
+        <w:t>જોડાણ - કારણ-અને-પરિણામ સબંધ</w:t>
+      </w:r>
+      <w:r>
+        <w:rPr>
+          <w:lang w:val="gu_IN" w:bidi="gu_IN"/>
+        </w:rPr>
+        <w:t>)</w:t>
+        <w:br/>
+      </w:r>
+      <w:r>
+        <w:rPr>
+          <w:lang w:val="gu_IN" w:bidi="gu_IN"/>
+        </w:rPr>
+        <w:t xml:space="preserve">3:13 ciu6 rc://ta/man/translate/figs-metonymy ὑπὲρ ὑμῶν, ἥτις ἐστὶν δόξα ὑμῶν 1 તમારા માટે &amp; જે તમારો મહિમા છે 1 અહીંયા, </w:t>
+      </w:r>
+      <w:r>
+        <w:rPr>
+          <w:b/>
+          <w:lang w:val="gu_IN" w:bidi="gu_IN"/>
+        </w:rPr>
+        <w:t>તમારો મહિમા</w:t>
+      </w:r>
+      <w:r>
+        <w:rPr>
+          <w:lang w:val="gu_IN" w:bidi="gu_IN"/>
+        </w:rPr>
+        <w:t xml:space="preserve"> એ, પાઉલ દ્વારા એફેસીઓને ખ્રિસ્ત વિષે કહેવાના કાર્યને કારણે જે તારણ અને અનંતજીવન તેઓને મળવાનું છે, તે માટેનો બીજો શબ્દ છે. (જુઓ :</w:t>
+      </w:r>
+      <w:r>
+        <w:rPr>
+          <w:lang w:val="gu_IN" w:bidi="gu_IN"/>
+        </w:rPr>
+        <w:t>﻿ઉપનામ</w:t>
+      </w:r>
+      <w:r>
+        <w:rPr>
+          <w:lang w:val="gu_IN" w:bidi="gu_IN"/>
+        </w:rPr>
+        <w:t>). આ કહેવાના પરિણામ સ્વરૂપે પાઉલને બંદીખાનું સહન કરવું પડ્યું હતું. તમે આને નવા વાક્ય તરીકે જણાવી શકો. વૈકલ્પિક ભાષાંતર : “તમારા માટે. તેઓ તમારી પાસે અદભુત લાભ લાવ્યા છે” અથવા “તમારા માટે. તેઓ તમારા તારણમાં પરિણમે છે”</w:t>
+        <w:br/>
+      </w:r>
+      <w:r>
+        <w:rPr>
+          <w:lang w:val="gu_IN" w:bidi="gu_IN"/>
+        </w:rPr>
+        <w:t xml:space="preserve">3:14 abd5 rc://ta/man/translate/grammar-connect-logic-result τούτου χάριν 1 એ કારણથી 1 જોડતો વાક્યાંશ </w:t>
+      </w:r>
+      <w:r>
+        <w:rPr>
+          <w:b/>
+          <w:lang w:val="gu_IN" w:bidi="gu_IN"/>
+        </w:rPr>
+        <w:t>આ કારણને લીધે</w:t>
+      </w:r>
+      <w:r>
+        <w:rPr>
+          <w:lang w:val="gu_IN" w:bidi="gu_IN"/>
+        </w:rPr>
+        <w:t xml:space="preserve"> કારણ-પરિણામ સંબંધ રજુ કરે છે. કારણ આ કે પાઉલના દુઃખોએ વિશ્વાસીઓ માટે મહિમા ઉત્પન્ન કર્યો. પાઉલ પિતાને પ્રાર્થના કરે છે તે પરિણામ છે. તમારી ભાષામાં એવા વાક્યાશનો ઉપયોગ કરો જે કારણને પરિણામ સાથે જોડે છે. (જુઓ :</w:t>
+      </w:r>
+      <w:r>
+        <w:rPr>
+          <w:lang w:val="gu_IN" w:bidi="gu_IN"/>
+        </w:rPr>
+        <w:t>જોડાણ - કારણ-અને-પરિણામ સબંધ</w:t>
+      </w:r>
+      <w:r>
+        <w:rPr>
+          <w:lang w:val="gu_IN" w:bidi="gu_IN"/>
+        </w:rPr>
+        <w:t>)</w:t>
+        <w:br/>
+      </w:r>
+      <w:r>
+        <w:rPr>
+          <w:lang w:val="gu_IN" w:bidi="gu_IN"/>
+        </w:rPr>
+        <w:t>3:14 v3gd rc://ta/man/translate/figs-explicit τούτου χάριν 1 એ કારણથી 1 કારણ શું છે તે તમારે વધારે સુસ્પષ્ટ કરવાની જરૂર પડી શકે. વૈકલ્પિક ભાષાંતર : “કારણ કે ઈશ્વરે તમારા માટે આ સર્વ કર્યું છે” (જુઓ :</w:t>
+      </w:r>
+      <w:r>
+        <w:rPr>
+          <w:lang w:val="gu_IN" w:bidi="gu_IN"/>
+        </w:rPr>
+        <w:t>અનુમાનિત જ્ઞાન અને ગર્ભિત માહિતી</w:t>
+      </w:r>
+      <w:r>
+        <w:rPr>
+          <w:lang w:val="gu_IN" w:bidi="gu_IN"/>
+        </w:rPr>
+        <w:t>)</w:t>
+        <w:br/>
+      </w:r>
+      <w:r>
+        <w:rPr>
+          <w:lang w:val="gu_IN" w:bidi="gu_IN"/>
+        </w:rPr>
+        <w:t xml:space="preserve">3:14 vju2 rc://ta/man/translate/figs-synecdoche κάμπτω τὰ γόνατά μου πρὸς τὸν Πατέρα 1 હું મારા ઘુટણો ઈશ્વરને નમવું છુ 1 વળેલા </w:t>
+      </w:r>
+      <w:r>
+        <w:rPr>
+          <w:i/>
+          <w:lang w:val="gu_IN" w:bidi="gu_IN"/>
+        </w:rPr>
+        <w:t>ઘૂંટણો</w:t>
+      </w:r>
+      <w:r>
+        <w:rPr>
+          <w:lang w:val="gu_IN" w:bidi="gu_IN"/>
+        </w:rPr>
+        <w:t>* એ પ્રાર્થનાના વલણમાં રહેલા આખા વ્યક્તિનું ચિત્ર છે. વૈકલ્પિક ભાષાંતર : “હું પિતા આગળ પ્રાર્થનામાં નમું છું” અથવા “હું નમ્રતાથી પિતાને પ્રાર્થના કરું છું” (જુઓ :</w:t>
+      </w:r>
+      <w:r>
+        <w:rPr>
+          <w:lang w:val="gu_IN" w:bidi="gu_IN"/>
+        </w:rPr>
+        <w:t>અભિવ્યક્ત અલંકાર</w:t>
+      </w:r>
+      <w:r>
+        <w:rPr>
+          <w:lang w:val="gu_IN" w:bidi="gu_IN"/>
+        </w:rPr>
+        <w:t>)</w:t>
+        <w:br/>
+      </w:r>
+      <w:r>
+        <w:rPr>
+          <w:lang w:val="gu_IN" w:bidi="gu_IN"/>
+        </w:rPr>
+        <w:t>3:15 c492 rc://ta/man/translate/figs-activepassive ἐξ οὗ πᾶσα πατριὰ ἐν οὐρανοῖς καὶ ἐπὶ γῆς ὀνομάζεται 1 જેમનાથી સ્વર્ગમાં અને પૃથ્વી પર દરેક કુટુંબનું નામ રાખવામાં આવે છે 1 અહીંયા નામ આપવાનું કૃત્ય એ સંભાવત: સર્જન કરવાનું કૃત્ય પણ રજુ કરે છે. વૈકલ્પિક ભાષાંતર : “કે જેમણે આકાશમાંના અને પૃથ્વી પરના દરેક કુટુંબને ઉત્પન્ન કરીને નામ આપ્યું” (જુઓ :</w:t>
+      </w:r>
+      <w:r>
+        <w:rPr>
+          <w:lang w:val="gu_IN" w:bidi="gu_IN"/>
+        </w:rPr>
+        <w:t>﻿﻿સક્રિય (પ્રત્યક્ષ) અથવા નિષ્ક્રિય (પરોક્ષ)</w:t>
+      </w:r>
+      <w:r>
+        <w:rPr>
+          <w:lang w:val="gu_IN" w:bidi="gu_IN"/>
+        </w:rPr>
+        <w:t>)</w:t>
+        <w:br/>
+      </w:r>
+      <w:r>
+        <w:rPr>
+          <w:lang w:val="gu_IN" w:bidi="gu_IN"/>
+        </w:rPr>
+        <w:t xml:space="preserve">3:16 abd7 rc://ta/man/translate/grammar-connect-logic-goal ἵνα 1 કે જેથી 1 જોડતો વાક્યાંશ </w:t>
+      </w:r>
+      <w:r>
+        <w:rPr>
+          <w:b/>
+          <w:lang w:val="gu_IN" w:bidi="gu_IN"/>
+        </w:rPr>
+        <w:t>કે જેથી</w:t>
+      </w:r>
+      <w:r>
+        <w:rPr>
+          <w:lang w:val="gu_IN" w:bidi="gu_IN"/>
+        </w:rPr>
+        <w:t xml:space="preserve"> ધ્યેય-સંબંધ રજુ કરે છે. પાઉલની પ્રાર્થનાનો ધ્યેય કે હેતુ એફેસસના વિશ્વાસીઓને ઈશ્વર દ્વારા તેમના વિશ્વાસ અને પ્રેમમાં દ્રઢ કરવામાં આવે એ છે. (જુઓ :</w:t>
+      </w:r>
+      <w:r>
+        <w:rPr>
+          <w:lang w:val="gu_IN" w:bidi="gu_IN"/>
+        </w:rPr>
+        <w:t>જોડાણ - ધ્યેય (હેતુ) સબંધ</w:t>
+      </w:r>
+      <w:r>
+        <w:rPr>
+          <w:lang w:val="gu_IN" w:bidi="gu_IN"/>
+        </w:rPr>
+        <w:t>)</w:t>
+        <w:br/>
+      </w:r>
+      <w:r>
+        <w:rPr>
+          <w:lang w:val="gu_IN" w:bidi="gu_IN"/>
+        </w:rPr>
+        <w:t>3:16 z9q5 δῷ ὑμῖν κατὰ τὸ πλοῦτος τῆς δόξης αὐτοῦ, δυνάμει κραταιωθῆναι 1 તેઓ પોતાના મહિમાની સંપત્તિ અનુસાર &amp; સામર્થ્યથી તમને બળવાન થવા અનુમતિ આપે 1 “કારણ કે ઈશ્વર ઘણાં જ મહાન અને પરાક્રમી છે, તે તમને પોતાના પરાક્રમ વડે તમે બળવાન બનો એવું થવા દેશે”</w:t>
+        <w:br/>
+      </w:r>
+      <w:r>
+        <w:rPr>
+          <w:lang w:val="gu_IN" w:bidi="gu_IN"/>
+        </w:rPr>
+        <w:t>3:16 rgf5 δῷ 1 તેઓ &amp; અનુમતિ આપે 1 “તેઓ આપશે”</w:t>
+        <w:br/>
+      </w:r>
+      <w:r>
+        <w:rPr>
+          <w:lang w:val="gu_IN" w:bidi="gu_IN"/>
+        </w:rPr>
+        <w:t>3:17 n87p Connecting Statement: 0 Connecting Statement: 0 # Connecting Statement:</w:t>
+      </w:r>
+    </w:p>
+    <w:p>
+      <w:pPr/>
+      <w:r>
+        <w:rPr>
+          <w:lang w:val="gu_IN" w:bidi="gu_IN"/>
+        </w:rPr>
+      </w:r>
+      <w:r>
+        <w:rPr>
+          <w:lang w:val="gu_IN" w:bidi="gu_IN"/>
+        </w:rPr>
+        <w:t>[એફેસી ૩:૧૪] (../૦૩/૧૪.md)માં પાઉલે શરુ કરેલ પ્રાર્થના જારી રાખે છે.</w:t>
+        <w:br/>
+      </w:r>
+      <w:r>
+        <w:rPr>
+          <w:lang w:val="gu_IN" w:bidi="gu_IN"/>
+        </w:rPr>
+        <w:t>3:17 wg1v κατοικῆσαι τὸν Χριστὸν διὰ τῆς πίστεως ἐν ταῖς καρδίαις ὑμῶν ἐν ἀγάπῃ, ἐρριζωμένοι καὶ τεθεμελιωμένοι 1 કે ખ્રિસ્ત વિશ્વાસથી પ્રેમમાં જડ ઘાલીને અને દ્રઢ થઈને તમારા રુદયમાં જીવે 1 આ બીજી બાબત છે જેને માટે પાઉલ એવી પ્રાર્થના કરે છે કે ઈશ્વર “તેમના મહિમાની સંપત્ત અનુસાર એફેસીઓને તે “આપે.” પહેલું એ કે તેઓ “બળવાન” કરવામાં આવે ([એફેસી ૩:૧૬] (../૦૩/૧૬.md)).</w:t>
+        <w:br/>
+      </w:r>
+      <w:r>
+        <w:rPr>
+          <w:lang w:val="gu_IN" w:bidi="gu_IN"/>
+        </w:rPr>
+        <w:t xml:space="preserve">3:17 q6yy rc://ta/man/translate/figs-metaphor κατοικῆσαι τὸν Χριστὸν διὰ τῆς πίστεως ἐν ταῖς καρδίαις ὑμῶν 1 કે ખ્રિસ્ત વિશ્વાસથી &amp; જડ &amp; તમારા રુદયમાં જીવે 1 અહીંયા, </w:t>
+      </w:r>
+      <w:r>
+        <w:rPr>
+          <w:b/>
+          <w:lang w:val="gu_IN" w:bidi="gu_IN"/>
+        </w:rPr>
+        <w:t>હૃદયો</w:t>
+      </w:r>
+      <w:r>
+        <w:rPr>
+          <w:lang w:val="gu_IN" w:bidi="gu_IN"/>
+        </w:rPr>
+        <w:t xml:space="preserve"> શબ્દ વ્યક્તિના અંદરના માણસને રજુ કરે છે અને તેની </w:t>
+      </w:r>
+      <w:r>
+        <w:rPr>
+          <w:b/>
+          <w:lang w:val="gu_IN" w:bidi="gu_IN"/>
+        </w:rPr>
+        <w:t>મારફતે</w:t>
+      </w:r>
+      <w:r>
+        <w:rPr>
+          <w:lang w:val="gu_IN" w:bidi="gu_IN"/>
+        </w:rPr>
+        <w:t xml:space="preserve"> એ માધ્યમો વ્યક્ત કરે છે જે વડે ખ્રિસ્ત વિશ્વાસીની અંદર રહે છે. ખ્રિસ્ત વિશ્વાસીઓના હૃદયોમાં રહે છે કારણ કે તેઓ વિશ્વાસ રાખે એવું ઈશ્વર ઉદારતાથી થવા દે છે. વૈકલ્પિક ભાષાંતર : “કે ખ્રિસ્ત તમારામાં રહે, કારણ કે તમે તેમના પર ભરોસો રાખો છો” (જુઓ :</w:t>
+      </w:r>
+      <w:r>
+        <w:rPr>
+          <w:lang w:val="gu_IN" w:bidi="gu_IN"/>
+        </w:rPr>
+        <w:t>રૂપક</w:t>
+      </w:r>
+      <w:r>
+        <w:rPr>
+          <w:lang w:val="gu_IN" w:bidi="gu_IN"/>
+        </w:rPr>
+        <w:t>)</w:t>
+        <w:br/>
+      </w:r>
+      <w:r>
+        <w:rPr>
+          <w:lang w:val="gu_IN" w:bidi="gu_IN"/>
+        </w:rPr>
+        <w:t>3:17 g4g1 rc://ta/man/translate/figs-metaphor ἐν ἀγάπῃ, ἐρριζωμένοι καὶ τεθεμελιωμένοι 1 પ્રેમમાં &amp; ઘાલીને અને દ્રઢ થઈને 1 પાઉલ તેઓના વિશ્વાસ વિષે, જાણે તે ઊંડા મૂળ સાથેનું વૃક્ષ હોય અથવા મજબૂત પાયા પર બાંધેલું ઘર હોય એ રીતે વાત કરે છે. વૈકલ્પિક ભાષાંતર : “તમે ઊંડા મૂળ ધરવતા વૃક્ષ અને પથ્થર પર બાંધેલી ઈમારત જેવા હશો” (જુઓ :</w:t>
+      </w:r>
+      <w:r>
+        <w:rPr>
+          <w:lang w:val="gu_IN" w:bidi="gu_IN"/>
+        </w:rPr>
+        <w:t>રૂપક</w:t>
+      </w:r>
+      <w:r>
+        <w:rPr>
+          <w:lang w:val="gu_IN" w:bidi="gu_IN"/>
+        </w:rPr>
+        <w:t>)</w:t>
+        <w:br/>
+      </w:r>
+      <w:r>
+        <w:rPr>
+          <w:lang w:val="gu_IN" w:bidi="gu_IN"/>
+        </w:rPr>
+        <w:t xml:space="preserve">3:18 abd8 rc://ta/man/translate/grammar-connect-logic-result ἵνα 1 જેથી 1 જોડતો વાક્યાંશ </w:t>
+      </w:r>
+      <w:r>
+        <w:rPr>
+          <w:b/>
+          <w:lang w:val="gu_IN" w:bidi="gu_IN"/>
+        </w:rPr>
+        <w:t>કે જેથી</w:t>
+      </w:r>
+      <w:r>
+        <w:rPr>
+          <w:lang w:val="gu_IN" w:bidi="gu_IN"/>
+        </w:rPr>
+        <w:t xml:space="preserve"> કારણ-પરિણામ સંબંધને રજુ કરે છે. ખ્રિસ્ત તેમના હૃદયોમાં રહેશે તે કારણ છે. એફેસસના વિશ્વાસીઓ ઈશ્વરના પ્રેમને પૂર્ણ રીતે જાણશે અને ઈશ્વરના ભરપૂરીપણાથી ભરાશે એ પરિણામ છે. તમારી ભાષામાં એવા વાક્યાંશનો ઉપયોગ કરો જે કારણને પરિણામ સાથે જોડે. (જુઓ :</w:t>
+      </w:r>
+      <w:r>
+        <w:rPr>
+          <w:lang w:val="gu_IN" w:bidi="gu_IN"/>
+        </w:rPr>
+        <w:t>જોડાણ - કારણ-અને-પરિણામ સબંધ</w:t>
+      </w:r>
+      <w:r>
+        <w:rPr>
+          <w:lang w:val="gu_IN" w:bidi="gu_IN"/>
+        </w:rPr>
+        <w:t>)</w:t>
+        <w:br/>
+      </w:r>
+      <w:r>
+        <w:rPr>
+          <w:lang w:val="gu_IN" w:bidi="gu_IN"/>
+        </w:rPr>
+        <w:t>3:18 bkk6 καταλαβέσθαι 1 તમે &amp; સંપૂર્ણ રીતે સમજી શકો 1 આ ત્રીજી બાબત છે જેને માટે પાઉલ તેના ઘૂંટણો પર પડીને પ્રાર્થના કરે છે; પહેલું છે ઈશ્વર એવું થવા દે કે તેઓ બળવાન બને ([એફેસી ૩:૧૬] (../૦૩/૧૬.md)) અને બીજું એ કે વિશ્વાસ મારફતે ખ્રિસ્ત તેઓના હૃદયોમાં વસે (</w:t>
+      </w:r>
+      <w:hyperlink r:id="rId13">
+        <w:r>
+          <w:rPr>
+            <w:lang w:val="gu_IN" w:bidi="gu_IN"/>
+          </w:rPr>
+          <w:rPr>
+            <w:color w:val="0000EE"/>
+            <w:u w:val="single"/>
+          </w:rPr>
+          <w:t>એફેસી ૩:૧૭</w:t>
+        </w:r>
+      </w:hyperlink>
+      <w:r>
+        <w:rPr>
+          <w:lang w:val="gu_IN" w:bidi="gu_IN"/>
+        </w:rPr>
+        <w:t>).</w:t>
+        <w:br/>
+      </w:r>
+      <w:r>
+        <w:rPr>
+          <w:lang w:val="gu_IN" w:bidi="gu_IN"/>
+        </w:rPr>
+        <w:t>3:18 uu6l πᾶσιν τοῖς ἁγίοις 1 સર્વ સંતો 1 “ખ્રિસ્તમાં સર્વ વિશ્વાસીઓ”</w:t>
+        <w:br/>
+      </w:r>
+      <w:r>
+        <w:rPr>
+          <w:lang w:val="gu_IN" w:bidi="gu_IN"/>
+        </w:rPr>
+        <w:t>3:18 ef4s rc://ta/man/translate/figs-metaphor τὸ πλάτος, καὶ μῆκος, καὶ ὕψος, καὶ βάθος 1 પહોળાઈ, લંબાઈ, ઉંચાઈ તથા ઊંડાઈ 1 આ રૂપકમાં પાઉલ જે ભૌતિક કે માપ્ય નથી એવી કોઈક બાબતનું જાણે તે કશુંક ભૌતિક છે અને બધી જ દિશામાં વધે છે, અને એમ તે ઘણું મોટું છે, તે રીતનું ચિત્ર આપે છે. આ બાબત આને અનુલક્ષી શકે : (૧) આપણા માટેના ખ્રિસ્તના પ્રેમની તીવ્રતા. વૈકલ્પિક ભાષાંતર : “ખ્રિસ્ત આપણને કેટલો બધો પ્રેમ કરે છે”</w:t>
+      </w:r>
+      <w:r>
+        <w:rPr>
+          <w:lang w:val="gu_IN" w:bidi="gu_IN"/>
+        </w:rPr>
+      </w:r>
+      <w:r>
+        <w:rPr>
+          <w:lang w:val="gu_IN" w:bidi="gu_IN"/>
+        </w:rPr>
+      </w:r>
+    </w:p>
+    <w:p>
+      <w:pPr/>
+      <w:r>
+        <w:rPr>
+          <w:lang w:val="gu_IN" w:bidi="gu_IN"/>
+        </w:rPr>
+      </w:r>
+    </w:p>
+    <w:p>
+      <w:pPr>
+        <w:pStyle w:val="Heading2"/>
+      </w:pPr>
+      <w:r>
+        <w:rPr>
+          <w:lang w:val="gu_IN" w:bidi="gu_IN"/>
+        </w:rPr>
         <w:t>એફેસીઓને પત્ર 3:18 (#1)</w:t>
       </w:r>
       <w:r>
@@ -9497,7 +11092,7 @@
         </w:rPr>
         <w:t>આ ચોથી બાબત છે જેને માટે પાઉલ ઘૂંટણે પડીને પ્રાર્થના કરે છે (</w:t>
       </w:r>
-      <w:hyperlink r:id="rId13">
+      <w:hyperlink r:id="rId14">
         <w:r>
           <w:rPr>
             <w:lang w:val="gu_IN" w:bidi="gu_IN"/>
@@ -9515,7 +11110,7 @@
         </w:rPr>
         <w:t>). પહેલું એ કે તેઓ “બળવાન કરવામાં આવે” (</w:t>
       </w:r>
-      <w:hyperlink r:id="rId14">
+      <w:hyperlink r:id="rId15">
         <w:r>
           <w:rPr>
             <w:lang w:val="gu_IN" w:bidi="gu_IN"/>
@@ -9533,7 +11128,7 @@
         </w:rPr>
         <w:t>), બીજું એ કે “વિશ્વાસ દ્વારા ખ્રિસ્ત તેઓના હૃદયોમાં રહે” (</w:t>
       </w:r>
-      <w:hyperlink r:id="rId15">
+      <w:hyperlink r:id="rId13">
         <w:r>
           <w:rPr>
             <w:lang w:val="gu_IN" w:bidi="gu_IN"/>
@@ -10297,6 +11892,1264 @@
         <w:rPr>
           <w:lang w:val="gu_IN" w:bidi="gu_IN"/>
         </w:rPr>
+        <w:t>એફેસીઓને પત્ર - અધ્યાય 4 પ્રસ્તાવના</w:t>
+      </w:r>
+      <w:r>
+        <w:rPr>
+          <w:lang w:val="gu_IN" w:bidi="gu_IN"/>
+        </w:rPr>
+      </w:r>
+    </w:p>
+    <w:p>
+      <w:pPr>
+        <w:pStyle w:val="Heading3"/>
+      </w:pPr>
+    </w:p>
+    <w:p>
+      <w:pPr/>
+      <w:r>
+        <w:rPr>
+          <w:lang w:val="gu_IN" w:bidi="gu_IN"/>
+        </w:rPr>
+      </w:r>
+      <w:r>
+        <w:rPr>
+          <w:lang w:val="gu_IN" w:bidi="gu_IN"/>
+        </w:rPr>
+        <w:t xml:space="preserve">: bmzi 0 0 </w:t>
+        <w:br/>
+      </w:r>
+      <w:r>
+        <w:rPr>
+          <w:lang w:val="gu_IN" w:bidi="gu_IN"/>
+        </w:rPr>
+        <w:t>4:1 sb64 Connecting Statement: 0 Connecting Statement: 0 # Connecting Statement:</w:t>
+      </w:r>
+    </w:p>
+    <w:p>
+      <w:pPr/>
+      <w:r>
+        <w:rPr>
+          <w:lang w:val="gu_IN" w:bidi="gu_IN"/>
+        </w:rPr>
+      </w:r>
+      <w:r>
+        <w:rPr>
+          <w:lang w:val="gu_IN" w:bidi="gu_IN"/>
+        </w:rPr>
+        <w:t>કારણ કે પાઉલ એફેસીઓને જે લખી રહ્યો છે માટે તે તેઓને કહે છે કે વિશ્વાસીઓ તરીકે તેઓએ કેવી રીતે જીવવું જોઈએ અને ફરીથી ભાર મૂકે છે કે વિશ્વાસીઓએ એકબીજા સાથે સંમત થવાનું છે.</w:t>
+        <w:br/>
+      </w:r>
+      <w:r>
+        <w:rPr>
+          <w:lang w:val="gu_IN" w:bidi="gu_IN"/>
+        </w:rPr>
+        <w:t xml:space="preserve">4:1 abda rc://ta/man/translate/grammar-connect-logic-result οὖν 1 તેથી &amp; તમને વિનંતી કરું છું કે 1 જોડતો શબ્દ </w:t>
+      </w:r>
+      <w:r>
+        <w:rPr>
+          <w:b/>
+          <w:lang w:val="gu_IN" w:bidi="gu_IN"/>
+        </w:rPr>
+        <w:t>એ માટે</w:t>
+      </w:r>
+      <w:r>
+        <w:rPr>
+          <w:lang w:val="gu_IN" w:bidi="gu_IN"/>
+        </w:rPr>
+        <w:t xml:space="preserve"> કારણ-પરિણામ સંબંધને રજુ કરે છે. મંડળીમાં ઈશ્વરને અનેક પેઢીઓ સુધી મહિમા આપવામાં આવશે, એ કારણ છે. વિશ્વાસીઓએ પ્રભુને યોગ્ય હોય એવી રીતે ચાલુ જોઈએ, એ પરિણામ છે. તમારી ભાષામાં એવા વાક્યાંશનો ઉપયોગ કરો જે કારણને પરિણામ સાથે જોડે છે. (જુઓ :</w:t>
+      </w:r>
+      <w:r>
+        <w:rPr>
+          <w:lang w:val="gu_IN" w:bidi="gu_IN"/>
+        </w:rPr>
+        <w:t>જોડાણ - કારણ-અને-પરિણામ સબંધ</w:t>
+      </w:r>
+      <w:r>
+        <w:rPr>
+          <w:lang w:val="gu_IN" w:bidi="gu_IN"/>
+        </w:rPr>
+        <w:t>)</w:t>
+        <w:br/>
+      </w:r>
+      <w:r>
+        <w:rPr>
+          <w:lang w:val="gu_IN" w:bidi="gu_IN"/>
+        </w:rPr>
+        <w:t>4:1 uss5 ὁ δέσμιος ἐν Κυρίῳ 1 પ્રભુને માટે બંદીવાન 1 “એવો કોઈક જે બંદીખાનામાં છે કારણ કે તે પ્રભુની સેવા કરે છે”</w:t>
+        <w:br/>
+      </w:r>
+      <w:r>
+        <w:rPr>
+          <w:lang w:val="gu_IN" w:bidi="gu_IN"/>
+        </w:rPr>
+        <w:t xml:space="preserve">4:1 zxr1 rc://ta/man/translate/figs-metaphor ἀξίως περιπατῆσαι τῆς κλήσεως 1 તેડાને યોગ્ય ચાલો 1 </w:t>
+      </w:r>
+      <w:r>
+        <w:rPr>
+          <w:b/>
+          <w:lang w:val="gu_IN" w:bidi="gu_IN"/>
+        </w:rPr>
+        <w:t>ચાલવું</w:t>
+      </w:r>
+      <w:r>
+        <w:rPr>
+          <w:lang w:val="gu_IN" w:bidi="gu_IN"/>
+        </w:rPr>
+        <w:t xml:space="preserve"> શબ્દ એ વ્યક્તિના જીવન જીવવાના ખ્યાલને વ્યક્ત કરવાની સામાન્ય રીત છે. (જુઓ :</w:t>
+      </w:r>
+      <w:r>
+        <w:rPr>
+          <w:lang w:val="gu_IN" w:bidi="gu_IN"/>
+        </w:rPr>
+        <w:t>રૂપક</w:t>
+      </w:r>
+      <w:r>
+        <w:rPr>
+          <w:lang w:val="gu_IN" w:bidi="gu_IN"/>
+        </w:rPr>
+        <w:t>)</w:t>
+        <w:br/>
+      </w:r>
+      <w:r>
+        <w:rPr>
+          <w:lang w:val="gu_IN" w:bidi="gu_IN"/>
+        </w:rPr>
+        <w:t xml:space="preserve">4:1 abc5 τῆς κλήσεως ἧς ἐκλήθητε 1 તમે જેને માટે તેડાયા તે તેડાને 1 અહીંયા, </w:t>
+      </w:r>
+      <w:r>
+        <w:rPr>
+          <w:b/>
+          <w:lang w:val="gu_IN" w:bidi="gu_IN"/>
+        </w:rPr>
+        <w:t>તેડું</w:t>
+      </w:r>
+      <w:r>
+        <w:rPr>
+          <w:lang w:val="gu_IN" w:bidi="gu_IN"/>
+        </w:rPr>
+        <w:t xml:space="preserve"> શબ્દ, ઈશ્વરે તેઓને તેમના લોકો બનવા પસંદ કર્યા છે, એ હકીકતને અનુલક્ષે છે. વૈકલ્પિક ભાષાંતર : “કારણ કે ઈશ્વરે તમને તેમના લોકો થવા પસંદ કર્યા છે”</w:t>
+        <w:br/>
+      </w:r>
+      <w:r>
+        <w:rPr>
+          <w:lang w:val="gu_IN" w:bidi="gu_IN"/>
+        </w:rPr>
+        <w:t xml:space="preserve">4:2 zs6s rc://ta/man/translate/figs-abstractnouns μετὰ πάσης ταπεινοφροσύνης καὶ πραΰτητος 1 સર્વ દીનતા તથા નમ્રતા 1 </w:t>
+      </w:r>
+      <w:r>
+        <w:rPr>
+          <w:b/>
+          <w:lang w:val="gu_IN" w:bidi="gu_IN"/>
+        </w:rPr>
+        <w:t>નમ્રતા</w:t>
+      </w:r>
+      <w:r>
+        <w:rPr>
+          <w:lang w:val="gu_IN" w:bidi="gu_IN"/>
+        </w:rPr>
+        <w:t xml:space="preserve">, </w:t>
+      </w:r>
+      <w:r>
+        <w:rPr>
+          <w:b/>
+          <w:lang w:val="gu_IN" w:bidi="gu_IN"/>
+        </w:rPr>
+        <w:t>`દીનતા</w:t>
+      </w:r>
+      <w:r>
+        <w:rPr>
+          <w:lang w:val="gu_IN" w:bidi="gu_IN"/>
+        </w:rPr>
+        <w:t xml:space="preserve">, અને </w:t>
+      </w:r>
+      <w:r>
+        <w:rPr>
+          <w:b/>
+          <w:lang w:val="gu_IN" w:bidi="gu_IN"/>
+        </w:rPr>
+        <w:t>સહનશીલતા</w:t>
+      </w:r>
+      <w:r>
+        <w:rPr>
+          <w:lang w:val="gu_IN" w:bidi="gu_IN"/>
+        </w:rPr>
+        <w:t xml:space="preserve"> શબ્દો અમૂર્ત સંજ્ઞાઓ છે. વૈકલ્પિક ભાષાંતર : “નમ્ર, દિન અને સહનશીલ બનવાનું શીખવું” (જુઓ :</w:t>
+      </w:r>
+      <w:r>
+        <w:rPr>
+          <w:lang w:val="gu_IN" w:bidi="gu_IN"/>
+        </w:rPr>
+        <w:t>﻿﻿﻿અમૂર્ત નામો</w:t>
+      </w:r>
+      <w:r>
+        <w:rPr>
+          <w:lang w:val="gu_IN" w:bidi="gu_IN"/>
+        </w:rPr>
+        <w:t>)</w:t>
+        <w:br/>
+      </w:r>
+      <w:r>
+        <w:rPr>
+          <w:lang w:val="gu_IN" w:bidi="gu_IN"/>
+        </w:rPr>
+        <w:t xml:space="preserve">4:3 pi5c rc://ta/man/translate/figs-metaphor τηρεῖν τὴν ἑνότητα τοῦ Πνεύματος ἐν τῷ συνδέσμῳ τῆς εἰρήνης 1 શાંતિના બંધનમાં આત્માની એકતા રાખવા 1 અહીંયા પાઉલ, </w:t>
+      </w:r>
+      <w:r>
+        <w:rPr>
+          <w:b/>
+          <w:lang w:val="gu_IN" w:bidi="gu_IN"/>
+        </w:rPr>
+        <w:t>શાંતિ</w:t>
+      </w:r>
+      <w:r>
+        <w:rPr>
+          <w:lang w:val="gu_IN" w:bidi="gu_IN"/>
+        </w:rPr>
+        <w:t xml:space="preserve"> જાણે તે, લોકોને એકસાથે બાંધી રાખે એવું </w:t>
+      </w:r>
+      <w:r>
+        <w:rPr>
+          <w:b/>
+          <w:lang w:val="gu_IN" w:bidi="gu_IN"/>
+        </w:rPr>
+        <w:t>બંધન</w:t>
+      </w:r>
+      <w:r>
+        <w:rPr>
+          <w:lang w:val="gu_IN" w:bidi="gu_IN"/>
+        </w:rPr>
+        <w:t xml:space="preserve"> હોય તેમ તેના વિષે વાત કરે છે. બીજા લોકો સાથે એક થયા હોવા માટેનું આ રૂપક છે. વૈકલ્પિક ભાષાંતર : “એકબીજા સાથે શાંતિએ રહેવા અને પવિત્ર આત્મા શક્ય બનાવ્યું તેમ એકત્રિત રહેવા” (જુઓ :</w:t>
+      </w:r>
+      <w:r>
+        <w:rPr>
+          <w:lang w:val="gu_IN" w:bidi="gu_IN"/>
+        </w:rPr>
+        <w:t>રૂપક</w:t>
+      </w:r>
+      <w:r>
+        <w:rPr>
+          <w:lang w:val="gu_IN" w:bidi="gu_IN"/>
+        </w:rPr>
+        <w:t>)</w:t>
+        <w:br/>
+      </w:r>
+      <w:r>
+        <w:rPr>
+          <w:lang w:val="gu_IN" w:bidi="gu_IN"/>
+        </w:rPr>
+        <w:t xml:space="preserve">4:3 ab5c rc://ta/man/translate/figs-abstractnouns τηρεῖν τὴν ἑνότητα τοῦ Πνεύματος ἐν τῷ συνδέσμῳ τῆς εἰρήνης 1 શાંતિના બંધનમાં આત્માની એકતા રાખવા 1 </w:t>
+      </w:r>
+      <w:r>
+        <w:rPr>
+          <w:b/>
+          <w:lang w:val="gu_IN" w:bidi="gu_IN"/>
+        </w:rPr>
+        <w:t>એકતા</w:t>
+      </w:r>
+      <w:r>
+        <w:rPr>
+          <w:lang w:val="gu_IN" w:bidi="gu_IN"/>
+        </w:rPr>
+        <w:t xml:space="preserve"> અને </w:t>
+      </w:r>
+      <w:r>
+        <w:rPr>
+          <w:b/>
+          <w:lang w:val="gu_IN" w:bidi="gu_IN"/>
+        </w:rPr>
+        <w:t>શાંતિ</w:t>
+      </w:r>
+      <w:r>
+        <w:rPr>
+          <w:lang w:val="gu_IN" w:bidi="gu_IN"/>
+        </w:rPr>
+        <w:t xml:space="preserve"> શબ્દો અમૂર્ત સંજ્ઞાઓ છે. વૈકલ્પિક ભાષાંતર : “એકબીજા સાથે શાંતિએ રહેવા અને પવિત્ર આત્મા શક્ય બનાવ્યું તેમ એકત્રિત રહેવા” (જુઓ :</w:t>
+      </w:r>
+      <w:r>
+        <w:rPr>
+          <w:lang w:val="gu_IN" w:bidi="gu_IN"/>
+        </w:rPr>
+        <w:t>﻿﻿﻿અમૂર્ત નામો</w:t>
+      </w:r>
+      <w:r>
+        <w:rPr>
+          <w:lang w:val="gu_IN" w:bidi="gu_IN"/>
+        </w:rPr>
+        <w:t>)</w:t>
+        <w:br/>
+      </w:r>
+      <w:r>
+        <w:rPr>
+          <w:lang w:val="gu_IN" w:bidi="gu_IN"/>
+        </w:rPr>
+        <w:t xml:space="preserve">4:4 x5kv ἓν σῶμα 1 એક શરીર &amp; છે 1 મંડળીને ઘણીવાર ખ્રિસ્તના </w:t>
+      </w:r>
+      <w:r>
+        <w:rPr>
+          <w:b/>
+          <w:lang w:val="gu_IN" w:bidi="gu_IN"/>
+        </w:rPr>
+        <w:t>શરીર</w:t>
+      </w:r>
+      <w:r>
+        <w:rPr>
+          <w:lang w:val="gu_IN" w:bidi="gu_IN"/>
+        </w:rPr>
+        <w:t xml:space="preserve"> તરીકે અનુલક્ષવામાં આવી છે.</w:t>
+        <w:br/>
+      </w:r>
+      <w:r>
+        <w:rPr>
+          <w:lang w:val="gu_IN" w:bidi="gu_IN"/>
+        </w:rPr>
+        <w:t>4:4 y6ep ἓν Πνεῦμα 1 એક પવિત્ર આત્મા 1 “માત્ર એક પવિત્ર આત્મા”</w:t>
+        <w:br/>
+      </w:r>
+      <w:r>
+        <w:rPr>
+          <w:lang w:val="gu_IN" w:bidi="gu_IN"/>
+        </w:rPr>
+        <w:t>4:4 b9mr rc://ta/man/translate/figs-activepassive ἐκλήθητε ἐν μιᾷ ἐλπίδι τῆς κλήσεως ὑμῶν 1 તમને એક આશા માટે તેડવામાં આવ્યા છે 1 તમે આને સક્રિય સ્વરૂપમાં જણાવી શકો. વૈકલ્પિક ભાષાંતર: “ઈશ્વરે તમને તમારા તેડામાં એક આશા રાખવા તેડ્યા છે” અથવા “એક બાબત રહેલી છે કે ઈશ્વરે તમને પણ તેમના પર વિશ્વાસ રાખવા અને તેઓ એમ કરે એવી તેમના પ્રત્યે અપેક્ષા રાખવા પસંદ કર્યા છે” (જુઓ :</w:t>
+      </w:r>
+      <w:r>
+        <w:rPr>
+          <w:lang w:val="gu_IN" w:bidi="gu_IN"/>
+        </w:rPr>
+        <w:t>﻿﻿સક્રિય (પ્રત્યક્ષ) અથવા નિષ્ક્રિય (પરોક્ષ)</w:t>
+      </w:r>
+      <w:r>
+        <w:rPr>
+          <w:lang w:val="gu_IN" w:bidi="gu_IN"/>
+        </w:rPr>
+        <w:t>)</w:t>
+        <w:br/>
+      </w:r>
+      <w:r>
+        <w:rPr>
+          <w:lang w:val="gu_IN" w:bidi="gu_IN"/>
+        </w:rPr>
+        <w:t xml:space="preserve">4:6 bz5i Πατὴρ πάντων &amp; ἐπὶ πάντων &amp; διὰ πάντων &amp; ἐν πᾶσιν 1 સર્વના પિતા &amp; સર્વ પર, સર્વ મધ્યે &amp; સર્વમાં છે 1 અહીંયા </w:t>
+      </w:r>
+      <w:r>
+        <w:rPr>
+          <w:b/>
+          <w:lang w:val="gu_IN" w:bidi="gu_IN"/>
+        </w:rPr>
+        <w:t>સર્વ</w:t>
+      </w:r>
+      <w:r>
+        <w:rPr>
+          <w:lang w:val="gu_IN" w:bidi="gu_IN"/>
+        </w:rPr>
+        <w:t xml:space="preserve"> શબ્દનો અર્થ છે “બધું જ.”</w:t>
+        <w:br/>
+      </w:r>
+      <w:r>
+        <w:rPr>
+          <w:lang w:val="gu_IN" w:bidi="gu_IN"/>
+        </w:rPr>
+        <w:t>4:7 pp9t General Information: 0 General Information: 0 # General Information:</w:t>
+      </w:r>
+    </w:p>
+    <w:p>
+      <w:pPr/>
+      <w:r>
+        <w:rPr>
+          <w:lang w:val="gu_IN" w:bidi="gu_IN"/>
+        </w:rPr>
+      </w:r>
+      <w:r>
+        <w:rPr>
+          <w:lang w:val="gu_IN" w:bidi="gu_IN"/>
+        </w:rPr>
+        <w:t>અહીંયા જે લખાણ છે તે દાઉદે લખેલ ગીતમાંથી ટાંકવામાં આવ્યું છે.</w:t>
+        <w:br/>
+      </w:r>
+      <w:r>
+        <w:rPr>
+          <w:lang w:val="gu_IN" w:bidi="gu_IN"/>
+        </w:rPr>
+        <w:t>4:7 i4za Connecting Statement: 0 Connecting Statement: 0 # Connecting Statement:</w:t>
+      </w:r>
+    </w:p>
+    <w:p>
+      <w:pPr/>
+      <w:r>
+        <w:rPr>
+          <w:lang w:val="gu_IN" w:bidi="gu_IN"/>
+        </w:rPr>
+      </w:r>
+      <w:r>
+        <w:rPr>
+          <w:lang w:val="gu_IN" w:bidi="gu_IN"/>
+        </w:rPr>
+        <w:t>પાઉલ વિશ્વાસીઓને એ કૃપાદાનો વિષે યાદ કરાવે છે જે ખ્રિસ્ત વિશ્વાસીઓને મંડળીમાં વાપરવા માટે આપે છે, અને આ મંડળી એ વિશ્વાસીઓનું આખું શરીર છે.</w:t>
+        <w:br/>
+      </w:r>
+      <w:r>
+        <w:rPr>
+          <w:lang w:val="gu_IN" w:bidi="gu_IN"/>
+        </w:rPr>
+        <w:t>4:7 u2bw rc://ta/man/translate/figs-activepassive ἑνὶ &amp; ἑκάστῳ ἡμῶν ἐδόθη ἡ χάρις 1 આપણ સર્વને &amp; કૃપા આપવામાં આવી છે 1 તમે આને સક્રિય સ્વરૂપનો ઉપયોગ કરીને જણાવી શકો. વૈકલ્પિક ભાષાંતર: “ઈશ્વરે આપણામાંના દરેકને કૃપા આપી છે” અથવા “ઈશ્વરે દરેક વિશ્વાસીને કૃપાદાન આપ્યું છે” (જુઓ :</w:t>
+      </w:r>
+      <w:r>
+        <w:rPr>
+          <w:lang w:val="gu_IN" w:bidi="gu_IN"/>
+        </w:rPr>
+        <w:t>﻿﻿સક્રિય (પ્રત્યક્ષ) અથવા નિષ્ક્રિય (પરોક્ષ)</w:t>
+      </w:r>
+      <w:r>
+        <w:rPr>
+          <w:lang w:val="gu_IN" w:bidi="gu_IN"/>
+        </w:rPr>
+        <w:t>)</w:t>
+        <w:br/>
+      </w:r>
+      <w:r>
+        <w:rPr>
+          <w:lang w:val="gu_IN" w:bidi="gu_IN"/>
+        </w:rPr>
+        <w:t xml:space="preserve">4:7 abbw rc://ta/man/translate/figs-abstractnouns ἑνὶ &amp; ἑκάστῳ ἡμῶν ἐδόθη ἡ χάρις 1 આપણ સર્વને &amp; કૃપા આપવામાં આવી છે 1 </w:t>
+      </w:r>
+      <w:r>
+        <w:rPr>
+          <w:b/>
+          <w:lang w:val="gu_IN" w:bidi="gu_IN"/>
+        </w:rPr>
+        <w:t>કૃપા</w:t>
+      </w:r>
+      <w:r>
+        <w:rPr>
+          <w:lang w:val="gu_IN" w:bidi="gu_IN"/>
+        </w:rPr>
+        <w:t xml:space="preserve"> શબ્દ એ અમૂર્ત સંજ્ઞા છે જે અહીંયા ઈશ્વર તરફના કૃપાદાનને અનુલક્ષે છે. વૈકલ્પિક ભાષાંતર : “ઈશ્વરે દરેક વિશ્વાસીને કૃપાદાન આપ્યું છે” (જુઓ :</w:t>
+      </w:r>
+      <w:r>
+        <w:rPr>
+          <w:lang w:val="gu_IN" w:bidi="gu_IN"/>
+        </w:rPr>
+        <w:t>﻿﻿﻿અમૂર્ત નામો</w:t>
+      </w:r>
+      <w:r>
+        <w:rPr>
+          <w:lang w:val="gu_IN" w:bidi="gu_IN"/>
+        </w:rPr>
+        <w:t>)</w:t>
+        <w:br/>
+      </w:r>
+      <w:r>
+        <w:rPr>
+          <w:lang w:val="gu_IN" w:bidi="gu_IN"/>
+        </w:rPr>
+        <w:t xml:space="preserve">4:8 abdb rc://ta/man/translate/grammar-connect-logic-result διὸ 1 તેથી 1 જોડતો વાક્યાંશ </w:t>
+      </w:r>
+      <w:r>
+        <w:rPr>
+          <w:b/>
+          <w:lang w:val="gu_IN" w:bidi="gu_IN"/>
+        </w:rPr>
+        <w:t>એ માટે</w:t>
+      </w:r>
+      <w:r>
+        <w:rPr>
+          <w:lang w:val="gu_IN" w:bidi="gu_IN"/>
+        </w:rPr>
+        <w:t xml:space="preserve"> કારણ-પરિણામ સંબંધને રજુ કરે છે. દરેક વિશ્વાસીને આત્મિક કૃપાદાન આપવામાં આવ્યું છે, એ કારણ છે. શાસ્ત્રવચન કહે છે કે ઈસુએ માણસોને દાનો આપ્યા, આ પરિણામ છે. તમારી ભાષામાં એવા વાક્યાંશનો ઉપયોગ કરો જે કારણને પરિણામ સાથે જોડે છે. (જુઓ :</w:t>
+      </w:r>
+      <w:r>
+        <w:rPr>
+          <w:lang w:val="gu_IN" w:bidi="gu_IN"/>
+        </w:rPr>
+        <w:t>જોડાણ - કારણ-અને-પરિણામ સબંધ</w:t>
+      </w:r>
+      <w:r>
+        <w:rPr>
+          <w:lang w:val="gu_IN" w:bidi="gu_IN"/>
+        </w:rPr>
+        <w:t>)</w:t>
+        <w:br/>
+      </w:r>
+      <w:r>
+        <w:rPr>
+          <w:lang w:val="gu_IN" w:bidi="gu_IN"/>
+        </w:rPr>
+        <w:t>4:8 wj8t ἀναβὰς εἰς ὕψος 1 જયારે તેઓ ઉપર ચઢી ગયા 1 “જ્યારે ખ્રિસ્ત સ્વર્ગમાં ગયા”</w:t>
+        <w:br/>
+      </w:r>
+      <w:r>
+        <w:rPr>
+          <w:lang w:val="gu_IN" w:bidi="gu_IN"/>
+        </w:rPr>
+        <w:t>4:9 e5at ἀνέβη 1 તેઓ ચઢ્યા 1 “ખ્રિસ્ત ગયા”</w:t>
+        <w:br/>
+      </w:r>
+      <w:r>
+        <w:rPr>
+          <w:lang w:val="gu_IN" w:bidi="gu_IN"/>
+        </w:rPr>
+        <w:t>4:9 zu81 καὶ κατέβη 1 તેઓ &amp; ઉતર્યા 2 “ખ્રિસ્ત નીચે પણ આવ્યા”</w:t>
+        <w:br/>
+      </w:r>
+      <w:r>
+        <w:rPr>
+          <w:lang w:val="gu_IN" w:bidi="gu_IN"/>
+        </w:rPr>
+        <w:t xml:space="preserve">4:9 eq56 εἰς τὰ κατώτερα μέρη τῆς γῆς 1 પૃથ્વીના નીચલા પ્રદેશોમાં 1 આ બાબત આને અનુલક્ષી શકે છે : (૧) </w:t>
+      </w:r>
+      <w:r>
+        <w:rPr>
+          <w:b/>
+          <w:lang w:val="gu_IN" w:bidi="gu_IN"/>
+        </w:rPr>
+        <w:t>પૃથ્વી</w:t>
+      </w:r>
+      <w:r>
+        <w:rPr>
+          <w:lang w:val="gu_IN" w:bidi="gu_IN"/>
+        </w:rPr>
+        <w:t xml:space="preserve">ના ભાગ તરીકે </w:t>
+      </w:r>
+      <w:r>
+        <w:rPr>
+          <w:b/>
+          <w:lang w:val="gu_IN" w:bidi="gu_IN"/>
+        </w:rPr>
+        <w:t>નીચેના પ્રદેશો</w:t>
+      </w:r>
+      <w:r>
+        <w:rPr>
+          <w:lang w:val="gu_IN" w:bidi="gu_IN"/>
+        </w:rPr>
+        <w:t xml:space="preserve">. (૨) </w:t>
+      </w:r>
+      <w:r>
+        <w:rPr>
+          <w:b/>
+          <w:lang w:val="gu_IN" w:bidi="gu_IN"/>
+        </w:rPr>
+        <w:t>પૃથ્વી</w:t>
+      </w:r>
+      <w:r>
+        <w:rPr>
+          <w:lang w:val="gu_IN" w:bidi="gu_IN"/>
+        </w:rPr>
+        <w:t xml:space="preserve">ને અનુલક્ષવા બીજી રીત તરીકે </w:t>
+      </w:r>
+      <w:r>
+        <w:rPr>
+          <w:b/>
+          <w:lang w:val="gu_IN" w:bidi="gu_IN"/>
+        </w:rPr>
+        <w:t>નીચેના પ્રદેશો</w:t>
+      </w:r>
+      <w:r>
+        <w:rPr>
+          <w:lang w:val="gu_IN" w:bidi="gu_IN"/>
+        </w:rPr>
+        <w:t>. વૈકલ્પિક ભાષાંતર : “નીચેના પ્રદેશોમાં, પૃથ્વીમાં.</w:t>
+        <w:br/>
+      </w:r>
+      <w:r>
+        <w:rPr>
+          <w:lang w:val="gu_IN" w:bidi="gu_IN"/>
+        </w:rPr>
+        <w:t>4:10 w6t5 ἵνα πληρώσῃ τὰ πάντα 1 કે જેથી તેઓ સર્વ વસ્તુઓને ભરીપુર્ણ કરે 1 “કે જેથી તેઓ દરેક જગ્યાએ પરાક્રમસભર રીતે કામ કરી રહેલા હોય”</w:t>
+        <w:br/>
+      </w:r>
+      <w:r>
+        <w:rPr>
+          <w:lang w:val="gu_IN" w:bidi="gu_IN"/>
+        </w:rPr>
+        <w:t>4:10 b5ig πληρώσῃ 1 તેઓ &amp; ભરીપુર્ણ કરે 2 “તેઓ પૂર્ણ કરી શકે” અથવા “તેઓ સંતોષ પમાડી શકે”</w:t>
+        <w:br/>
+      </w:r>
+      <w:r>
+        <w:rPr>
+          <w:lang w:val="gu_IN" w:bidi="gu_IN"/>
+        </w:rPr>
+        <w:t>4:12 jx12 πρὸς τὸν καταρτισμὸν τῶν ἁγίων 1 સંતોના &amp; તૈયારી 1 “જે લોકોને તેમણે અલગ કર્યા છે તેઓને તૈયાર કરવા” અથવા “વિશ્વાસીઓને જે જરૂર છે તે પૂરું પાડવા”</w:t>
+        <w:br/>
+      </w:r>
+      <w:r>
+        <w:rPr>
+          <w:lang w:val="gu_IN" w:bidi="gu_IN"/>
+        </w:rPr>
+        <w:t>4:12 y9gd εἰς ἔργον διακονίας 1 સેવાના કાર્યની &amp; માટે 1 “કે જેથી તેઓ બીજાઓની સેવા કરી શકે”</w:t>
+        <w:br/>
+      </w:r>
+      <w:r>
+        <w:rPr>
+          <w:lang w:val="gu_IN" w:bidi="gu_IN"/>
+        </w:rPr>
+        <w:t>4:12 n33m rc://ta/man/translate/figs-metaphor εἰς οἰκοδομὴν τοῦ σώματος τοῦ Χριστοῦ 1 ખ્રિસ્તના શરીરના નિર્માણ માટે 1 પાઉલ આત્મિક રીતે જેઓ વૃદ્ધિ પામે છે તેવા લોકો વિષે એવી રીતે કહી રહ્યો છે કે જાણે તેઓ પોતાના ભૌતિક શરીરનું બળ વધારવા કસરત કરી રહ્યા હોય. (જુઓ :</w:t>
+      </w:r>
+      <w:r>
+        <w:rPr>
+          <w:lang w:val="gu_IN" w:bidi="gu_IN"/>
+        </w:rPr>
+        <w:t>રૂપક</w:t>
+      </w:r>
+      <w:r>
+        <w:rPr>
+          <w:lang w:val="gu_IN" w:bidi="gu_IN"/>
+        </w:rPr>
+        <w:t>)</w:t>
+        <w:br/>
+      </w:r>
+      <w:r>
+        <w:rPr>
+          <w:lang w:val="gu_IN" w:bidi="gu_IN"/>
+        </w:rPr>
+        <w:t>4:12 pdh4 οἰκοδομὴν 1 નિર્માણ 1 “સુધારો”</w:t>
+        <w:br/>
+      </w:r>
+      <w:r>
+        <w:rPr>
+          <w:lang w:val="gu_IN" w:bidi="gu_IN"/>
+        </w:rPr>
+        <w:t xml:space="preserve">4:12 x5gd τοῦ σώματος τοῦ Χριστοῦ 1 ખ્રિસ્તના શરીરના 1 </w:t>
+      </w:r>
+      <w:r>
+        <w:rPr>
+          <w:b/>
+          <w:lang w:val="gu_IN" w:bidi="gu_IN"/>
+        </w:rPr>
+        <w:t>ખ્રિસ્તનું શરીર</w:t>
+      </w:r>
+      <w:r>
+        <w:rPr>
+          <w:lang w:val="gu_IN" w:bidi="gu_IN"/>
+        </w:rPr>
+        <w:t xml:space="preserve"> ખ્રિસ્તની મંડળીના સર્વ સભ્યોને અનુલક્ષે છે.</w:t>
+        <w:br/>
+      </w:r>
+      <w:r>
+        <w:rPr>
+          <w:lang w:val="gu_IN" w:bidi="gu_IN"/>
+        </w:rPr>
+        <w:t>4:13 w1ik καταντήσωμεν οἱ πάντες εἰς τὴν ἑνότητα τῆς πίστεως, καὶ τῆς ἐπιγνώσεως τοῦ Υἱοῦ τοῦ Θεοῦ 1 જ્યાં સુધી આપણે સર્વ વિશ્વાસની એકતા તથા ઈશ્વરપુત્રનું જ્ઞાન &amp; ના પહોચીએ 1 જો વિશ્વાસીઓએ વિશ્વાસમાં એક થવું છે અને વિશ્વાસીઓ તરીકે પરિપક્વ બનવું છે તો તેઓએ ઈસુને ઈશ્વરપુત્ર તરીકે ઓળખવાની જરૂર છે.</w:t>
+        <w:br/>
+      </w:r>
+      <w:r>
+        <w:rPr>
+          <w:lang w:val="gu_IN" w:bidi="gu_IN"/>
+        </w:rPr>
+        <w:t xml:space="preserve">4:13 er6a rc://ta/man/translate/figs-abstractnouns καταντήσωμεν οἱ πάντες εἰς τὴν ἑνότητα τῆς πίστεως 1 જ્યાં સુધી આપણે સર્વ વિશ્વાસની એકતા &amp; ના પહોચીએ 1 </w:t>
+      </w:r>
+      <w:r>
+        <w:rPr>
+          <w:b/>
+          <w:lang w:val="gu_IN" w:bidi="gu_IN"/>
+        </w:rPr>
+        <w:t>એકતા</w:t>
+      </w:r>
+      <w:r>
+        <w:rPr>
+          <w:lang w:val="gu_IN" w:bidi="gu_IN"/>
+        </w:rPr>
+        <w:t xml:space="preserve"> શબ્દ એ અમૂર્ત સંજ્ઞા છે. વૈકલ્પિક ભાષાંતર : “આપણે સર્વ સમાન રીતે વિશ્વાસમાં દ્રઢ બનીએ” અથવા “આપણે સર્વ વિશ્વાસમાં સાથે મળીને એક થઈએ” (જુઓ :</w:t>
+      </w:r>
+      <w:r>
+        <w:rPr>
+          <w:lang w:val="gu_IN" w:bidi="gu_IN"/>
+        </w:rPr>
+        <w:t>﻿﻿﻿અમૂર્ત નામો</w:t>
+      </w:r>
+      <w:r>
+        <w:rPr>
+          <w:lang w:val="gu_IN" w:bidi="gu_IN"/>
+        </w:rPr>
+        <w:t>)</w:t>
+        <w:br/>
+      </w:r>
+      <w:r>
+        <w:rPr>
+          <w:lang w:val="gu_IN" w:bidi="gu_IN"/>
+        </w:rPr>
+        <w:t xml:space="preserve">4:13 ab6a rc://ta/man/translate/figs-abstractnouns καταντήσωμεν οἱ πάντες εἰς τὴν ἑνότητα τῆς πίστεως 1 જ્યાં સુધી આપણે સર્વ વિશ્વાસની એકતા &amp; ના પહોચીએ 1 </w:t>
+      </w:r>
+      <w:r>
+        <w:rPr>
+          <w:b/>
+          <w:lang w:val="gu_IN" w:bidi="gu_IN"/>
+        </w:rPr>
+        <w:t>વિશ્વાસ</w:t>
+      </w:r>
+      <w:r>
+        <w:rPr>
+          <w:lang w:val="gu_IN" w:bidi="gu_IN"/>
+        </w:rPr>
+        <w:t xml:space="preserve"> શબ્દ એ અમૂર્ત સંજ્ઞા છે. વૈકલ્પિક ભાષાંતર : “વિશ્વાસીઓ તરીકે સાથે મળીને એક થઈએ” (જુઓ :</w:t>
+      </w:r>
+      <w:r>
+        <w:rPr>
+          <w:lang w:val="gu_IN" w:bidi="gu_IN"/>
+        </w:rPr>
+        <w:t>﻿﻿﻿અમૂર્ત નામો</w:t>
+      </w:r>
+      <w:r>
+        <w:rPr>
+          <w:lang w:val="gu_IN" w:bidi="gu_IN"/>
+        </w:rPr>
+        <w:t>)</w:t>
+        <w:br/>
+      </w:r>
+      <w:r>
+        <w:rPr>
+          <w:lang w:val="gu_IN" w:bidi="gu_IN"/>
+        </w:rPr>
+        <w:t xml:space="preserve">4:13 cd6a rc://ta/man/translate/figs-abstractnouns τῆς ἐπιγνώσεως τοῦ Υἱοῦ τοῦ Θεοῦ 1 ઈશ્વરપુત્રનું જ્ઞાન 1 </w:t>
+      </w:r>
+      <w:r>
+        <w:rPr>
+          <w:i/>
+          <w:lang w:val="gu_IN" w:bidi="gu_IN"/>
+        </w:rPr>
+        <w:t>જ્ઞાન</w:t>
+      </w:r>
+      <w:r>
+        <w:rPr>
+          <w:lang w:val="gu_IN" w:bidi="gu_IN"/>
+        </w:rPr>
+        <w:t>* શબ્દ એ અમૂર્ત સંજ્ઞા છે. વૈકલ્પિક ભાષાંતર : “બધાં ઈશ્વરપુત્રને સારી રીતે જાણે” (જુઓ :</w:t>
+      </w:r>
+      <w:r>
+        <w:rPr>
+          <w:lang w:val="gu_IN" w:bidi="gu_IN"/>
+        </w:rPr>
+        <w:t>﻿﻿﻿અમૂર્ત નામો</w:t>
+      </w:r>
+      <w:r>
+        <w:rPr>
+          <w:lang w:val="gu_IN" w:bidi="gu_IN"/>
+        </w:rPr>
+        <w:t>)</w:t>
+        <w:br/>
+      </w:r>
+      <w:r>
+        <w:rPr>
+          <w:lang w:val="gu_IN" w:bidi="gu_IN"/>
+        </w:rPr>
+        <w:t>4:13 x7k3 rc://ta/man/translate/guidelines-sonofgodprinciples τοῦ Υἱοῦ τοῦ Θεοῦ 1 ઈશ્વરપુત્રનું 1 ઈસુ માટે આ અગત્યનું શીર્ષક છે. (જુઓ :</w:t>
+      </w:r>
+      <w:r>
+        <w:rPr>
+          <w:lang w:val="gu_IN" w:bidi="gu_IN"/>
+        </w:rPr>
+        <w:t>પુત્ર અને પિતા અંગે નો અનુવાદ</w:t>
+      </w:r>
+      <w:r>
+        <w:rPr>
+          <w:lang w:val="gu_IN" w:bidi="gu_IN"/>
+        </w:rPr>
+        <w:t>)</w:t>
+        <w:br/>
+      </w:r>
+      <w:r>
+        <w:rPr>
+          <w:lang w:val="gu_IN" w:bidi="gu_IN"/>
+        </w:rPr>
+        <w:t>4:13 m3rt εἰς ἄνδρα τέλειον 1 માણસની પરિપકવતા 1 “પરિપક્વ વિશ્વાસીને”</w:t>
+        <w:br/>
+      </w:r>
+      <w:r>
+        <w:rPr>
+          <w:lang w:val="gu_IN" w:bidi="gu_IN"/>
+        </w:rPr>
+        <w:t>4:13 gv6m τέλειον 1 પરિપકવતા 1 “પૂર્ણ વિકસિત” અથવા “વૃદ્ધિ પામેલા” અથવા “સંપૂર્ણ”</w:t>
+        <w:br/>
+      </w:r>
+      <w:r>
+        <w:rPr>
+          <w:lang w:val="gu_IN" w:bidi="gu_IN"/>
+        </w:rPr>
+        <w:t xml:space="preserve">4:14 abdc rc://ta/man/translate/grammar-connect-logic-goal ἵνα 1 કે જેથી 1 જોડતો વાક્યાંશ </w:t>
+      </w:r>
+      <w:r>
+        <w:rPr>
+          <w:b/>
+          <w:lang w:val="gu_IN" w:bidi="gu_IN"/>
+        </w:rPr>
+        <w:t>કે જેથી</w:t>
+      </w:r>
+      <w:r>
+        <w:rPr>
+          <w:lang w:val="gu_IN" w:bidi="gu_IN"/>
+        </w:rPr>
+        <w:t xml:space="preserve"> ધ્યેય-સંબંધને રજુ કરે છે. મંડળીમાં કૃપાદાન ધરવતા લોકોનો ધ્યેય કે હેતુ એ સર્વ વિશ્વાસીઓને આત્મિક પરિપક્વતાએ લાવવાનો છે. (જુઓ :</w:t>
+      </w:r>
+      <w:r>
+        <w:rPr>
+          <w:lang w:val="gu_IN" w:bidi="gu_IN"/>
+        </w:rPr>
+        <w:t>જોડાણ - ધ્યેય (હેતુ) સબંધ</w:t>
+      </w:r>
+      <w:r>
+        <w:rPr>
+          <w:lang w:val="gu_IN" w:bidi="gu_IN"/>
+        </w:rPr>
+        <w:t>)</w:t>
+        <w:br/>
+      </w:r>
+      <w:r>
+        <w:rPr>
+          <w:lang w:val="gu_IN" w:bidi="gu_IN"/>
+        </w:rPr>
+        <w:t xml:space="preserve">4:14 xgi4 rc://ta/man/translate/figs-metaphor μηκέτι ὦμεν νήπιοι 1 આપણે &amp; બાળકો ન થઈએ 1 આત્મિક રીતે વૃદ્ધિ પામ્યા નથી એવા વિશ્વાસીઓને પાઉલ જાણે તેઓ </w:t>
+      </w:r>
+      <w:r>
+        <w:rPr>
+          <w:b/>
+          <w:lang w:val="gu_IN" w:bidi="gu_IN"/>
+        </w:rPr>
+        <w:t>બાળકો</w:t>
+      </w:r>
+      <w:r>
+        <w:rPr>
+          <w:lang w:val="gu_IN" w:bidi="gu_IN"/>
+        </w:rPr>
+        <w:t xml:space="preserve"> હોય, કે જેઓ પાસે જીવનનો બહુ જ થોડો અનુભવ હોય, એ રીતે અનુલક્ષે છે. વૈકલ્પિક ભાષાંતર : “આપણે બાળકોના જેવા રહીએ નહિ” (જુઓ :</w:t>
+      </w:r>
+      <w:r>
+        <w:rPr>
+          <w:lang w:val="gu_IN" w:bidi="gu_IN"/>
+        </w:rPr>
+        <w:t>રૂપક</w:t>
+      </w:r>
+      <w:r>
+        <w:rPr>
+          <w:lang w:val="gu_IN" w:bidi="gu_IN"/>
+        </w:rPr>
+        <w:t>)</w:t>
+        <w:br/>
+      </w:r>
+      <w:r>
+        <w:rPr>
+          <w:lang w:val="gu_IN" w:bidi="gu_IN"/>
+        </w:rPr>
+        <w:t xml:space="preserve">4:14 ndj2 rc://ta/man/translate/figs-metaphor κλυδωνιζόμενοι καὶ περιφερόμενοι παντὶ ἀνέμῳ τῆς διδασκαλίας 1 મોજાઓથી આગળ-પાછળ ઉછળતા તથા &amp; શિક્ષણદ્વારા ફંગોળાતા 1 એવો વિશ્વાસી જે પરિપક્વ બન્યો નથી અને તે વિવિધ ખોટા શિક્ષણને અનુસરે છે તેને વિષે પાઉલ એવી રીતે વાત કરે છે જાણે તે વિશ્વાસી માણસ હોડી હોય અને ખોટું શિક્ષણ જાણે </w:t>
+      </w:r>
+      <w:r>
+        <w:rPr>
+          <w:b/>
+          <w:lang w:val="gu_IN" w:bidi="gu_IN"/>
+        </w:rPr>
+        <w:t>પવન</w:t>
+      </w:r>
+      <w:r>
+        <w:rPr>
+          <w:lang w:val="gu_IN" w:bidi="gu_IN"/>
+        </w:rPr>
+        <w:t xml:space="preserve"> તથા </w:t>
+      </w:r>
+      <w:r>
+        <w:rPr>
+          <w:b/>
+          <w:lang w:val="gu_IN" w:bidi="gu_IN"/>
+        </w:rPr>
+        <w:t>મોજાં</w:t>
+      </w:r>
+      <w:r>
+        <w:rPr>
+          <w:lang w:val="gu_IN" w:bidi="gu_IN"/>
+        </w:rPr>
+        <w:t xml:space="preserve"> હોય. આ પવન અને મોજાં પાણી પર હોડીને જુદી દિશામાં લઈ જાય છે. UST અનુવાદ જુઓ (જુઓ :</w:t>
+      </w:r>
+      <w:r>
+        <w:rPr>
+          <w:lang w:val="gu_IN" w:bidi="gu_IN"/>
+        </w:rPr>
+        <w:t>રૂપક</w:t>
+      </w:r>
+      <w:r>
+        <w:rPr>
+          <w:lang w:val="gu_IN" w:bidi="gu_IN"/>
+        </w:rPr>
+        <w:t>)</w:t>
+        <w:br/>
+      </w:r>
+      <w:r>
+        <w:rPr>
+          <w:lang w:val="gu_IN" w:bidi="gu_IN"/>
+        </w:rPr>
+        <w:t xml:space="preserve">4:14 r3bj rc://ta/man/translate/figs-abstractnouns ἐν τῇ κυβίᾳ τῶν ἀνθρώπων, ἐν πανουργίᾳ πρὸς τὴν μεθοδίαν τῆς πλάνης 1 કપટી કાવતરાંભરી છેતરામણી યુક્તિઓ કરનાર લોકોના 1 </w:t>
+      </w:r>
+      <w:r>
+        <w:rPr>
+          <w:b/>
+          <w:lang w:val="gu_IN" w:bidi="gu_IN"/>
+        </w:rPr>
+        <w:t>ઠગાઈ</w:t>
+      </w:r>
+      <w:r>
+        <w:rPr>
+          <w:lang w:val="gu_IN" w:bidi="gu_IN"/>
+        </w:rPr>
+        <w:t xml:space="preserve">, </w:t>
+      </w:r>
+      <w:r>
+        <w:rPr>
+          <w:b/>
+          <w:lang w:val="gu_IN" w:bidi="gu_IN"/>
+        </w:rPr>
+        <w:t>ચતુરાઈ</w:t>
+      </w:r>
+      <w:r>
+        <w:rPr>
+          <w:lang w:val="gu_IN" w:bidi="gu_IN"/>
+        </w:rPr>
+        <w:t xml:space="preserve">, અને </w:t>
+      </w:r>
+      <w:r>
+        <w:rPr>
+          <w:b/>
+          <w:lang w:val="gu_IN" w:bidi="gu_IN"/>
+        </w:rPr>
+        <w:t>યુક્તિ</w:t>
+      </w:r>
+      <w:r>
+        <w:rPr>
+          <w:lang w:val="gu_IN" w:bidi="gu_IN"/>
+        </w:rPr>
+        <w:t xml:space="preserve"> શબ્દો અમૂર્ત સંજ્ઞાઓ છે. વૈકલ્પિક ભાષાંતર : “ધૂર્ત લોકો, જેઓ વિશ્વાસીઓને ચતુર જુઠ્ઠાણાથી છેતરે છે, તેઓ વડે” (જુઓ :</w:t>
+      </w:r>
+      <w:r>
+        <w:rPr>
+          <w:lang w:val="gu_IN" w:bidi="gu_IN"/>
+        </w:rPr>
+        <w:t>﻿﻿﻿અમૂર્ત નામો</w:t>
+      </w:r>
+      <w:r>
+        <w:rPr>
+          <w:lang w:val="gu_IN" w:bidi="gu_IN"/>
+        </w:rPr>
+        <w:t>)</w:t>
+        <w:br/>
+      </w:r>
+      <w:r>
+        <w:rPr>
+          <w:lang w:val="gu_IN" w:bidi="gu_IN"/>
+        </w:rPr>
+        <w:t xml:space="preserve">4:15 abdd rc://ta/man/translate/grammar-connect-logic-contrast δὲ 1 પરંતુ 1 જોડતો શબ્દ </w:t>
+      </w:r>
+      <w:r>
+        <w:rPr>
+          <w:b/>
+          <w:lang w:val="gu_IN" w:bidi="gu_IN"/>
+        </w:rPr>
+        <w:t>ઉલટું</w:t>
+      </w:r>
+      <w:r>
+        <w:rPr>
+          <w:lang w:val="gu_IN" w:bidi="gu_IN"/>
+        </w:rPr>
+        <w:t xml:space="preserve"> વિરોધાભાસી-સંબંધને રજુ કરે છે. દરેક બદલાતા શિક્ષણને અનુસરવું એ ખ્રિસ્તમાં પરિપક્વ બનવામાં અને તેમનું શરીર બાંધવામાં વિરોધાભાસી છે. તમારી ભાષામાં એવા શબ્દનો ઉપયોગ કરો જે વિરોધાભાસને ચીંધે છે. (જુઓ :</w:t>
+      </w:r>
+      <w:r>
+        <w:rPr>
+          <w:lang w:val="gu_IN" w:bidi="gu_IN"/>
+        </w:rPr>
+        <w:t>જોડાણ-વિરોધાભાસ સબંધ</w:t>
+      </w:r>
+      <w:r>
+        <w:rPr>
+          <w:lang w:val="gu_IN" w:bidi="gu_IN"/>
+        </w:rPr>
+        <w:t>)</w:t>
+        <w:br/>
+      </w:r>
+      <w:r>
+        <w:rPr>
+          <w:lang w:val="gu_IN" w:bidi="gu_IN"/>
+        </w:rPr>
+        <w:t xml:space="preserve">4:15 ab88 rc://ta/man/translate/figs-abstractnouns ἀληθεύοντες 1 સત્ય બોલીને 1 </w:t>
+      </w:r>
+      <w:r>
+        <w:rPr>
+          <w:b/>
+          <w:lang w:val="gu_IN" w:bidi="gu_IN"/>
+        </w:rPr>
+        <w:t>સત્ય</w:t>
+      </w:r>
+      <w:r>
+        <w:rPr>
+          <w:lang w:val="gu_IN" w:bidi="gu_IN"/>
+        </w:rPr>
+        <w:t xml:space="preserve"> શબ્દ એ અમૂર્ત સંજ્ઞા છે. વૈકલ્પિક ભાષાંતર : “સત્યતાથી બોલવું” (જુઓ :</w:t>
+      </w:r>
+      <w:r>
+        <w:rPr>
+          <w:lang w:val="gu_IN" w:bidi="gu_IN"/>
+        </w:rPr>
+        <w:t>﻿﻿﻿અમૂર્ત નામો</w:t>
+      </w:r>
+      <w:r>
+        <w:rPr>
+          <w:lang w:val="gu_IN" w:bidi="gu_IN"/>
+        </w:rPr>
+        <w:t>)</w:t>
+        <w:br/>
+      </w:r>
+      <w:r>
+        <w:rPr>
+          <w:lang w:val="gu_IN" w:bidi="gu_IN"/>
+        </w:rPr>
+        <w:t xml:space="preserve">4:15 i2ff rc://ta/man/translate/figs-abstractnouns ἐν ἀγάπῃ 1 પ્રેમમાં 1 </w:t>
+      </w:r>
+      <w:r>
+        <w:rPr>
+          <w:b/>
+          <w:lang w:val="gu_IN" w:bidi="gu_IN"/>
+        </w:rPr>
+        <w:t>પ્રેમ</w:t>
+      </w:r>
+      <w:r>
+        <w:rPr>
+          <w:lang w:val="gu_IN" w:bidi="gu_IN"/>
+        </w:rPr>
+        <w:t xml:space="preserve"> શબ્દ એ અમૂર્ત સંજ્ઞા છે. વૈકલ્પિક ભાષાંતર : “અવયવો તરીકે એકબીજાને પ્રેમ કરો” (જુઓ :</w:t>
+      </w:r>
+      <w:r>
+        <w:rPr>
+          <w:lang w:val="gu_IN" w:bidi="gu_IN"/>
+        </w:rPr>
+        <w:t>﻿﻿﻿અમૂર્ત નામો</w:t>
+      </w:r>
+      <w:r>
+        <w:rPr>
+          <w:lang w:val="gu_IN" w:bidi="gu_IN"/>
+        </w:rPr>
+        <w:t>)</w:t>
+        <w:br/>
+      </w:r>
+      <w:r>
+        <w:rPr>
+          <w:lang w:val="gu_IN" w:bidi="gu_IN"/>
+        </w:rPr>
+        <w:t xml:space="preserve">4:15 zw32 rc://ta/man/translate/figs-metaphor εἰς αὐτὸν &amp; ὅς ἐστιν ἡ κεφαλή 1 તેમનામાં &amp; જે શિર &amp; છે 1 જેમ શરીરનું </w:t>
+      </w:r>
+      <w:r>
+        <w:rPr>
+          <w:b/>
+          <w:lang w:val="gu_IN" w:bidi="gu_IN"/>
+        </w:rPr>
+        <w:t>શિર</w:t>
+      </w:r>
+      <w:r>
+        <w:rPr>
+          <w:lang w:val="gu_IN" w:bidi="gu_IN"/>
+        </w:rPr>
+        <w:t xml:space="preserve"> તંદુરસ્ત રીતે વૃદ્ધિ પામવા શરીરના ભાગોને એકઠા મળીને કામ કરતા કરે છે તેમ ખ્રિસ્ત કેવી રીતે વિશ્વાસીઓને એકઠા મળીને સુમેળમાં કામ કરતા કરે છે તે વર્ણવવા પાઉલ માનવી શરીરના રૂપકનો ઉપયોગ કરે છે. UST અનુવાદને જુઓ. (જુઓ :</w:t>
+      </w:r>
+      <w:r>
+        <w:rPr>
+          <w:lang w:val="gu_IN" w:bidi="gu_IN"/>
+        </w:rPr>
+        <w:t>રૂપક</w:t>
+      </w:r>
+      <w:r>
+        <w:rPr>
+          <w:lang w:val="gu_IN" w:bidi="gu_IN"/>
+        </w:rPr>
+        <w:t>)</w:t>
+        <w:br/>
+      </w:r>
+      <w:r>
+        <w:rPr>
+          <w:lang w:val="gu_IN" w:bidi="gu_IN"/>
+        </w:rPr>
+        <w:t xml:space="preserve">4:16 ll7f rc://ta/man/translate/figs-metaphor ἐξ οὗ πᾶν τὸ σῶμα &amp; τὴν αὔξησιν τοῦ σώματος ποιεῖται 1 જેમનાથી &amp; આખું શરીર &amp; શરીરની વૃદ્ધિનું કારણ બને છે 1 જેમ શરીરનું શિર શરીરના ભાગોને તંદુરસ્ત રીતે વૃદ્ધિ પામવા એકઠા મળીને કામ કરતા કરે છે તેમ કેવી રીતે ખ્રિસ્ત વિશ્વાસીઓને એકઠા મળીને સુમેળમાં કરતા કરે છે તે વર્ણવવા પાઉલ </w:t>
+      </w:r>
+      <w:r>
+        <w:rPr>
+          <w:b/>
+          <w:lang w:val="gu_IN" w:bidi="gu_IN"/>
+        </w:rPr>
+        <w:t>શરીર</w:t>
+      </w:r>
+      <w:r>
+        <w:rPr>
+          <w:lang w:val="gu_IN" w:bidi="gu_IN"/>
+        </w:rPr>
+        <w:t xml:space="preserve"> તરીકે વિશ્વાસીઓના રૂપકને અને તેના શિર તરીકે ખ્રિસ્તના રૂપકને જારી રાખે છે. UST અનુવાદને જુઓ. (જુઓ :</w:t>
+      </w:r>
+      <w:r>
+        <w:rPr>
+          <w:lang w:val="gu_IN" w:bidi="gu_IN"/>
+        </w:rPr>
+        <w:t>રૂપક</w:t>
+      </w:r>
+      <w:r>
+        <w:rPr>
+          <w:lang w:val="gu_IN" w:bidi="gu_IN"/>
+        </w:rPr>
+        <w:t>)</w:t>
+        <w:br/>
+      </w:r>
+      <w:r>
+        <w:rPr>
+          <w:lang w:val="gu_IN" w:bidi="gu_IN"/>
+        </w:rPr>
+        <w:t xml:space="preserve">4:16 ab7f rc://ta/man/translate/grammar-connect-logic-goal εἰς οἰκοδομὴν ἑαυτοῦ ἐν ἀγάπῃ 1 પોતાના &amp; પ્રેમમાં &amp; કારણ બને છે 1 </w:t>
+      </w:r>
+      <w:r>
+        <w:rPr>
+          <w:b/>
+          <w:lang w:val="gu_IN" w:bidi="gu_IN"/>
+        </w:rPr>
+        <w:t>માટે</w:t>
+      </w:r>
+      <w:r>
+        <w:rPr>
+          <w:lang w:val="gu_IN" w:bidi="gu_IN"/>
+        </w:rPr>
+        <w:t xml:space="preserve"> શબ્દ હેતુસભર વાક્યને ચીંધે છે. જેમ માનવી શરીરના ભાગો એકઠા મળીને સુમેળમાં કામ કરે છે તેમ સર્વ વિશ્વાસીઓ એકઠા મળીને સુમેળમાં કામ કરે તેનો હેતુ એ કે સર્વ વિશ્વાસીઓ આપણી ક્ષમતામાં એકબીજાને તથા ઈશ્વરને પ્રેમ કરવા વૃદ્ધિ પામે. તમારી ભાષામાં એવા શબ્દનો ઉપયોગ કરો જે આને હેતુસભર વાક્ય તરીકે જણાવે. (જુઓ :</w:t>
+      </w:r>
+      <w:r>
+        <w:rPr>
+          <w:lang w:val="gu_IN" w:bidi="gu_IN"/>
+        </w:rPr>
+        <w:t>જોડાણ - ધ્યેય (હેતુ) સબંધ</w:t>
+      </w:r>
+      <w:r>
+        <w:rPr>
+          <w:lang w:val="gu_IN" w:bidi="gu_IN"/>
+        </w:rPr>
+        <w:t>)</w:t>
+        <w:br/>
+      </w:r>
+      <w:r>
+        <w:rPr>
+          <w:lang w:val="gu_IN" w:bidi="gu_IN"/>
+        </w:rPr>
+        <w:t xml:space="preserve">4:16 abff rc://ta/man/translate/figs-abstractnouns ἐν ἀγάπῃ 1 પોતાના &amp; પ્રેમમાં 1 </w:t>
+      </w:r>
+      <w:r>
+        <w:rPr>
+          <w:b/>
+          <w:lang w:val="gu_IN" w:bidi="gu_IN"/>
+        </w:rPr>
+        <w:t>પ્રેમ</w:t>
+      </w:r>
+      <w:r>
+        <w:rPr>
+          <w:lang w:val="gu_IN" w:bidi="gu_IN"/>
+        </w:rPr>
+        <w:t xml:space="preserve"> શબ્દ એ અમૂત સંજ્ઞા છે. વૈકલ્પિક ભાષાંતર : “જેમ અવયવો એકબીજાને પ્રેમ કરે છે” અથવા “એકબીજાને વધુ પ્રેમ કરવા સમર્થ” (જુઓ :</w:t>
+      </w:r>
+      <w:r>
+        <w:rPr>
+          <w:lang w:val="gu_IN" w:bidi="gu_IN"/>
+        </w:rPr>
+        <w:t>﻿﻿﻿અમૂર્ત નામો</w:t>
+      </w:r>
+      <w:r>
+        <w:rPr>
+          <w:lang w:val="gu_IN" w:bidi="gu_IN"/>
+        </w:rPr>
+        <w:t>)</w:t>
+        <w:br/>
+      </w:r>
+      <w:r>
+        <w:rPr>
+          <w:lang w:val="gu_IN" w:bidi="gu_IN"/>
+        </w:rPr>
+        <w:t xml:space="preserve">4:16 l5r6 rc://ta/man/translate/figs-metaphor διὰ πάσης ἁφῆς τῆς ἐπιχορηγίας 1 દરેક સાંધા વડે 1 પાઉલ વિશ્વાસીઓને માનવી શરીર સાથે સરખાવાના રૂપકને જારી રાખે છે. </w:t>
+      </w:r>
+      <w:r>
+        <w:rPr>
+          <w:b/>
+          <w:lang w:val="gu_IN" w:bidi="gu_IN"/>
+        </w:rPr>
+        <w:t>સાંધો</w:t>
+      </w:r>
+      <w:r>
+        <w:rPr>
+          <w:lang w:val="gu_IN" w:bidi="gu_IN"/>
+        </w:rPr>
+        <w:t xml:space="preserve"> એક મજબૂત બંધન છે જે હાડકાંને જોડે છે અથવા અંગોને શરીરમાંની જગ્યામાં જકડી રાખે છે. જેમ મજબૂત સાંધાઓ વડે શરીરને સાથે જકડી રાખવામાં આવે છે તેમ વિશ્વાસીઓને પ્રેમ વડે જકડી રાખવામાં આવ્યા છે, અને જેમ શરીરના ભાગો સાથે મળીને વધે અને કામ કરે છે તેમ આ પ્રેમ પણ મજબૂત થતો જાય છે. (જુઓ :</w:t>
+      </w:r>
+      <w:r>
+        <w:rPr>
+          <w:lang w:val="gu_IN" w:bidi="gu_IN"/>
+        </w:rPr>
+        <w:t>રૂપક</w:t>
+      </w:r>
+      <w:r>
+        <w:rPr>
+          <w:lang w:val="gu_IN" w:bidi="gu_IN"/>
+        </w:rPr>
+        <w:t>)</w:t>
+        <w:br/>
+      </w:r>
+      <w:r>
+        <w:rPr>
+          <w:lang w:val="gu_IN" w:bidi="gu_IN"/>
+        </w:rPr>
+        <w:t>4:17 n5cy Connecting Statement: 0 Connecting Statement: 0 # Connecting Statement:</w:t>
+      </w:r>
+    </w:p>
+    <w:p>
+      <w:pPr/>
+      <w:r>
+        <w:rPr>
+          <w:lang w:val="gu_IN" w:bidi="gu_IN"/>
+        </w:rPr>
+      </w:r>
+      <w:r>
+        <w:rPr>
+          <w:lang w:val="gu_IN" w:bidi="gu_IN"/>
+        </w:rPr>
+        <w:t>પાઉલ તેઓને તેઓએ શું કરવું ન જોઈએ તે કહે છે કેમ કે હવે ઈશ્વરના પવિત્ર આત્મા દ્વારા તેઓને વિશ્વાસીઓ તરીકે મુદ્રાંકિત કરવામાં આવ્યા છે .</w:t>
+        <w:br/>
+      </w:r>
+      <w:r>
+        <w:rPr>
+          <w:lang w:val="gu_IN" w:bidi="gu_IN"/>
+        </w:rPr>
+        <w:t xml:space="preserve">4:17 abde rc://ta/man/translate/grammar-connect-logic-result οὖν 1 તેથી 1 જોડતો શબ્દ </w:t>
+      </w:r>
+      <w:r>
+        <w:rPr>
+          <w:b/>
+          <w:lang w:val="gu_IN" w:bidi="gu_IN"/>
+        </w:rPr>
+        <w:t>માટે</w:t>
+      </w:r>
+      <w:r>
+        <w:rPr>
+          <w:lang w:val="gu_IN" w:bidi="gu_IN"/>
+        </w:rPr>
+        <w:t xml:space="preserve"> કારણ-પરિણામ સંબંધને રજુ કરે છે. તેનું કારણ એ કે ખ્રિસ્ત ઈચ્છે છે કે દરેક વિશ્વાસી આત્મિક રીતે પરિપક્વ બનીને બીજા</w:t>
+      </w:r>
+      <w:r>
+        <w:rPr>
+          <w:lang w:val="gu_IN" w:bidi="gu_IN"/>
+        </w:rPr>
+      </w:r>
+      <w:r>
+        <w:rPr>
+          <w:lang w:val="gu_IN" w:bidi="gu_IN"/>
+        </w:rPr>
+      </w:r>
+    </w:p>
+    <w:p>
+      <w:pPr/>
+      <w:r>
+        <w:rPr>
+          <w:lang w:val="gu_IN" w:bidi="gu_IN"/>
+        </w:rPr>
+      </w:r>
+    </w:p>
+    <w:p>
+      <w:pPr>
+        <w:pStyle w:val="Heading2"/>
+      </w:pPr>
+      <w:r>
+        <w:rPr>
+          <w:lang w:val="gu_IN" w:bidi="gu_IN"/>
+        </w:rPr>
         <w:t>એફેસીઓને પત્ર 4:17 (#1)</w:t>
       </w:r>
       <w:r>
@@ -14129,6 +16982,735 @@
         <w:rPr>
           <w:lang w:val="gu_IN" w:bidi="gu_IN"/>
         </w:rPr>
+        <w:t>એફેસીઓને પત્ર - અધ્યાય 5 પ્રસ્તાવના</w:t>
+      </w:r>
+      <w:r>
+        <w:rPr>
+          <w:lang w:val="gu_IN" w:bidi="gu_IN"/>
+        </w:rPr>
+      </w:r>
+    </w:p>
+    <w:p>
+      <w:pPr>
+        <w:pStyle w:val="Heading3"/>
+      </w:pPr>
+    </w:p>
+    <w:p>
+      <w:pPr/>
+      <w:r>
+        <w:rPr>
+          <w:lang w:val="gu_IN" w:bidi="gu_IN"/>
+        </w:rPr>
+      </w:r>
+      <w:r>
+        <w:rPr>
+          <w:lang w:val="gu_IN" w:bidi="gu_IN"/>
+        </w:rPr>
+        <w:t xml:space="preserve">: qgq2 0 0 </w:t>
+        <w:br/>
+      </w:r>
+      <w:r>
+        <w:rPr>
+          <w:lang w:val="gu_IN" w:bidi="gu_IN"/>
+        </w:rPr>
+        <w:t>5:1 wus5 Connecting Statement: 0 Connecting Statement: 0 # Connecting Statement:</w:t>
+      </w:r>
+    </w:p>
+    <w:p>
+      <w:pPr/>
+      <w:r>
+        <w:rPr>
+          <w:lang w:val="gu_IN" w:bidi="gu_IN"/>
+        </w:rPr>
+      </w:r>
+      <w:r>
+        <w:rPr>
+          <w:lang w:val="gu_IN" w:bidi="gu_IN"/>
+        </w:rPr>
+        <w:t>પાઉલ વિશ્વાસીઓને કહેવાનું જારી રાખે છે કે ઈશ્વરના બાળકો તરીકે તેઓએ કેવી રીતે જીવવું જોઈએ અને ન જીવવું જોઈએ.</w:t>
+        <w:br/>
+      </w:r>
+      <w:r>
+        <w:rPr>
+          <w:lang w:val="gu_IN" w:bidi="gu_IN"/>
+        </w:rPr>
+        <w:t xml:space="preserve">5:1 jx2q γίνεσθε οὖν μιμηταὶ τοῦ Θεοῦ 1 એ માટે &amp; ઈશ્વરનું અનુસરણ કરો 1 </w:t>
+      </w:r>
+      <w:r>
+        <w:rPr>
+          <w:b/>
+          <w:lang w:val="gu_IN" w:bidi="gu_IN"/>
+        </w:rPr>
+        <w:t>અનુકરણ કરનારાઓ</w:t>
+      </w:r>
+      <w:r>
+        <w:rPr>
+          <w:lang w:val="gu_IN" w:bidi="gu_IN"/>
+        </w:rPr>
+        <w:t xml:space="preserve"> આ શબ્દો ક્રિયાપદની સંજ્ઞા છે, અને તેનું ક્રિયાપદ તરીકે ભાષાંતર થઈ શકે છે. “એ માટે, ઈશ્વરનું અનુકરણ કરો” અથવા “એ માટે ઈશ્વર જે કરે છે તે તમારે કરવું જોઈએ.”</w:t>
+        <w:br/>
+      </w:r>
+      <w:r>
+        <w:rPr>
+          <w:lang w:val="gu_IN" w:bidi="gu_IN"/>
+        </w:rPr>
+        <w:t xml:space="preserve">5:1 abdp rc://ta/man/translate/grammar-connect-logic-result οὖν 1 એ માટે 1 જોડતા શબ્દો </w:t>
+      </w:r>
+      <w:r>
+        <w:rPr>
+          <w:b/>
+          <w:lang w:val="gu_IN" w:bidi="gu_IN"/>
+        </w:rPr>
+        <w:t>એ માટે</w:t>
+      </w:r>
+      <w:r>
+        <w:rPr>
+          <w:lang w:val="gu_IN" w:bidi="gu_IN"/>
+        </w:rPr>
+        <w:t xml:space="preserve"> કારણ-પરિણામ સંબંધને રજુ કરે છે. ઈશ્વર આપણને ખ્રિસ્ત મારફતે માફ કર્યા છે એ કારણ છે ([એફેસી ૪:૩૨] (../૦૪/૩૨.mdમાં જણાવ્યું છે)). વિશ્વાસીઓએ ઈશ્વર જેવા છે તેનું અનુકરણ કરવું જોઈએ એ પરિણામ (અહીંયા જણાવ્યું) છે. તમારી ભાષામાં એવા વાક્યાંશનો ઉપયોગ કરો જે કારણને પરિણામ સાથે જોડે છે. (જુઓ :</w:t>
+      </w:r>
+      <w:r>
+        <w:rPr>
+          <w:lang w:val="gu_IN" w:bidi="gu_IN"/>
+        </w:rPr>
+        <w:t>જોડાણ - કારણ-અને-પરિણામ સબંધ</w:t>
+      </w:r>
+      <w:r>
+        <w:rPr>
+          <w:lang w:val="gu_IN" w:bidi="gu_IN"/>
+        </w:rPr>
+        <w:t>)</w:t>
+        <w:br/>
+      </w:r>
+      <w:r>
+        <w:rPr>
+          <w:lang w:val="gu_IN" w:bidi="gu_IN"/>
+        </w:rPr>
+        <w:t>5:1 zen5 rc://ta/man/translate/figs-simile ὡς τέκνα ἀγαπητά 1 પ્રિય બાળકો સમાન 1 ઈશ્વરના આપણે આત્મિક બાળકો છીએ માટે તેઓ ઈચ્છા રાખે છે કે આપણે તેમનું અનુકરણ કરીએ અથવા અનુસરીએ. વૈકલ્પિક ભાષાંતર : “જેમ વહાલાં બાળકો પોતાના પિતાઓનું અનુકરણ કરે છે” અથવા “કારણ કે તમે તેમના બાળકો છો અને તેઓ તમને ઘણો પ્રેમ કરે છે માટે” (જુઓ :</w:t>
+      </w:r>
+      <w:r>
+        <w:rPr>
+          <w:lang w:val="gu_IN" w:bidi="gu_IN"/>
+        </w:rPr>
+        <w:t>ઉપમા</w:t>
+      </w:r>
+      <w:r>
+        <w:rPr>
+          <w:lang w:val="gu_IN" w:bidi="gu_IN"/>
+        </w:rPr>
+        <w:t>)</w:t>
+        <w:br/>
+      </w:r>
+      <w:r>
+        <w:rPr>
+          <w:lang w:val="gu_IN" w:bidi="gu_IN"/>
+        </w:rPr>
+        <w:t xml:space="preserve">5:2 ta41 rc://ta/man/translate/figs-metaphor περιπατεῖτε ἐν ἀγάπῃ 1 પ્રેમમાં ચાલો 1 </w:t>
+      </w:r>
+      <w:r>
+        <w:rPr>
+          <w:b/>
+          <w:lang w:val="gu_IN" w:bidi="gu_IN"/>
+        </w:rPr>
+        <w:t>ચાલવું</w:t>
+      </w:r>
+      <w:r>
+        <w:rPr>
+          <w:lang w:val="gu_IN" w:bidi="gu_IN"/>
+        </w:rPr>
+        <w:t xml:space="preserve"> એ વ્યક્તિના જીવન જીવવાનો ખ્યાલ વ્યક્ત કરવાની સામાન્ય રીત છે. વૈકલ્પિક ભાષાંતર : “પ્રેમનું જીવન જીવો” અથવા “હંમેશા એકબીજાને પ્રેમ કરો” (જુઓ :</w:t>
+      </w:r>
+      <w:r>
+        <w:rPr>
+          <w:lang w:val="gu_IN" w:bidi="gu_IN"/>
+        </w:rPr>
+        <w:t>રૂપક</w:t>
+      </w:r>
+      <w:r>
+        <w:rPr>
+          <w:lang w:val="gu_IN" w:bidi="gu_IN"/>
+        </w:rPr>
+        <w:t>)</w:t>
+        <w:br/>
+      </w:r>
+      <w:r>
+        <w:rPr>
+          <w:lang w:val="gu_IN" w:bidi="gu_IN"/>
+        </w:rPr>
+        <w:t xml:space="preserve">5:2 bak1 rc://ta/man/translate/figs-metaphor προσφορὰν καὶ θυσίαν τῷ Θεῷ εἰς ὀσμὴν εὐωδίας 1 અને &amp; સુગંધિત સુગંધનું અર્પણ &amp; બલિદાન &amp; ઈશ્વરને 2 આ રૂપક, ખ્રિસ્ત આપણા પાપો માટે વધસ્તંભ પર મરણ પામી રહ્યા છે તે બાબતને જૂના કરારના પાપ માટેના </w:t>
+      </w:r>
+      <w:r>
+        <w:rPr>
+          <w:b/>
+          <w:lang w:val="gu_IN" w:bidi="gu_IN"/>
+        </w:rPr>
+        <w:t>બલિદાન</w:t>
+      </w:r>
+      <w:r>
+        <w:rPr>
+          <w:lang w:val="gu_IN" w:bidi="gu_IN"/>
+        </w:rPr>
+        <w:t xml:space="preserve"> સાથે સરખાવે છે, આ બલિદાનોને અગ્નિમાં શેકવામાં આવતા ત્યારે તેઓ સુગંધ આપતા હતા. વૈકલ્પિક ભાષાંતર : “ઈશ્વરને સુવાસિત અર્પણ અને બલિદાનની જેમ” અથવા “ઈશ્વરને એવું અર્પણ તથા બલિદાન જેણે ઈશ્વરને ખૂબ પ્રસન્ન કર્યા” UST અનુવાદ જુઓ (જુઓ :</w:t>
+      </w:r>
+      <w:r>
+        <w:rPr>
+          <w:lang w:val="gu_IN" w:bidi="gu_IN"/>
+        </w:rPr>
+        <w:t>રૂપક</w:t>
+      </w:r>
+      <w:r>
+        <w:rPr>
+          <w:lang w:val="gu_IN" w:bidi="gu_IN"/>
+        </w:rPr>
+        <w:t>)</w:t>
+        <w:br/>
+      </w:r>
+      <w:r>
+        <w:rPr>
+          <w:lang w:val="gu_IN" w:bidi="gu_IN"/>
+        </w:rPr>
+        <w:t>5:3 le5f rc://ta/man/translate/figs-activepassive πορνεία δὲ, καὶ ἀκαθαρσία πᾶσα, ἢ πλεονεξία, μηδὲ ὀνομαζέσθω ἐν ὑμῖν 1 પણ જાતીય વ્યભિચાર, દરેક અશુદ્ધતા કે લાલચનું નામ સુદ્ધા તમારી મધ્યે ન લેવા 1 તમે આને સક્રિય સ્વરૂપમાં જણાવી શકો : “એવું કશું ન કરો કે કોઈક એવો વિચાર કરે કે તમે જાતીય ભ્રષ્ટતાના અથવા કોઈપણ પ્રકારની અશુદ્ધતા અથવા લોભના દોષિત છો.” (જુઓ :</w:t>
+      </w:r>
+      <w:r>
+        <w:rPr>
+          <w:lang w:val="gu_IN" w:bidi="gu_IN"/>
+        </w:rPr>
+        <w:t>﻿﻿સક્રિય (પ્રત્યક્ષ) અથવા નિષ્ક્રિય (પરોક્ષ)</w:t>
+      </w:r>
+      <w:r>
+        <w:rPr>
+          <w:lang w:val="gu_IN" w:bidi="gu_IN"/>
+        </w:rPr>
+        <w:t>)</w:t>
+        <w:br/>
+      </w:r>
+      <w:r>
+        <w:rPr>
+          <w:lang w:val="gu_IN" w:bidi="gu_IN"/>
+        </w:rPr>
+        <w:t xml:space="preserve">5:3 abdq rc://ta/man/translate/grammar-connect-logic-contrast δὲ 1 પણ 1 જોડતો શબ્દ </w:t>
+      </w:r>
+      <w:r>
+        <w:rPr>
+          <w:b/>
+          <w:lang w:val="gu_IN" w:bidi="gu_IN"/>
+        </w:rPr>
+        <w:t>પરંતુ</w:t>
+      </w:r>
+      <w:r>
+        <w:rPr>
+          <w:lang w:val="gu_IN" w:bidi="gu_IN"/>
+        </w:rPr>
+        <w:t xml:space="preserve"> એ વિરોધાભાસી સંબંધને રજુ કરે છે. ઈશ્વરને સુગંધીદાર અર્પણ તથા બલિદાન એ પાપી કૃત્યો તથા વિચારો, જે સંતોને બંધબેસતા નથી તેઓની વિરુદ્ધમાં છે. તમારી ભાષામાં એવા જોડતા શબ્દનો ઉપયોગ કરો જે તમારી ભાષામાં વિરોધાભાસને ચીંધે છે. (જુઓ :</w:t>
+      </w:r>
+      <w:r>
+        <w:rPr>
+          <w:lang w:val="gu_IN" w:bidi="gu_IN"/>
+        </w:rPr>
+        <w:t>જોડાણ-વિરોધાભાસ સબંધ</w:t>
+      </w:r>
+      <w:r>
+        <w:rPr>
+          <w:lang w:val="gu_IN" w:bidi="gu_IN"/>
+        </w:rPr>
+        <w:t>)</w:t>
+        <w:br/>
+      </w:r>
+      <w:r>
+        <w:rPr>
+          <w:lang w:val="gu_IN" w:bidi="gu_IN"/>
+        </w:rPr>
+        <w:t>5:3 xat9 ἀκαθαρσία πᾶσα 1 દરેક અશુદ્ધતા 1 “કોઈપણ નૈતિક અશુદ્ધતા”</w:t>
+        <w:br/>
+      </w:r>
+      <w:r>
+        <w:rPr>
+          <w:lang w:val="gu_IN" w:bidi="gu_IN"/>
+        </w:rPr>
+        <w:t xml:space="preserve">5:4 utm5 ἀλλὰ μᾶλλον εὐχαριστία 1 પણ તેના બદલે અભારસ્તુતિ 1 </w:t>
+      </w:r>
+      <w:r>
+        <w:rPr>
+          <w:b/>
+          <w:lang w:val="gu_IN" w:bidi="gu_IN"/>
+        </w:rPr>
+        <w:t>આભારપ્રગટ</w:t>
+      </w:r>
+      <w:r>
+        <w:rPr>
+          <w:lang w:val="gu_IN" w:bidi="gu_IN"/>
+        </w:rPr>
+        <w:t xml:space="preserve"> શબ્દ એ ક્રિયાપદની સંજ્ઞા છે, અને તેને ક્રિયાપદ વડે અનુવાદિત કરી શકાય : “તે બાબતોને બદલે તમારે ઈશ્વરનો આભાર માનવો જોઈએ”</w:t>
+        <w:br/>
+      </w:r>
+      <w:r>
+        <w:rPr>
+          <w:lang w:val="gu_IN" w:bidi="gu_IN"/>
+        </w:rPr>
+        <w:t xml:space="preserve">5:4 abdr rc://ta/man/translate/grammar-connect-logic-contrast ἀλλὰ μᾶλλον 1 પણ તેના બદલે 1 જોડતો વાક્યાંશ </w:t>
+      </w:r>
+      <w:r>
+        <w:rPr>
+          <w:b/>
+          <w:lang w:val="gu_IN" w:bidi="gu_IN"/>
+        </w:rPr>
+        <w:t>પરંતુ એથી ઉલટું</w:t>
+      </w:r>
+      <w:r>
+        <w:rPr>
+          <w:lang w:val="gu_IN" w:bidi="gu_IN"/>
+        </w:rPr>
+        <w:t xml:space="preserve"> એ વિરોધાભાસી સંબંધને રજુ કરે છે. પાપી કૃત્યો અને વિચારો એ ઈશ્વરનો આભાર માનવાની વિરુદ્ધમાં છે. તમારી ભાષામાં એવા જોડતા શબ્દનો ઉપયોગ કરો જે તમારી વિરોધાભાસી ભાષાને ચીંધે છે. (જુઓ :</w:t>
+      </w:r>
+      <w:r>
+        <w:rPr>
+          <w:lang w:val="gu_IN" w:bidi="gu_IN"/>
+        </w:rPr>
+        <w:t>જોડાણ-વિરોધાભાસ સબંધ</w:t>
+      </w:r>
+      <w:r>
+        <w:rPr>
+          <w:lang w:val="gu_IN" w:bidi="gu_IN"/>
+        </w:rPr>
+        <w:t>)</w:t>
+        <w:br/>
+      </w:r>
+      <w:r>
+        <w:rPr>
+          <w:lang w:val="gu_IN" w:bidi="gu_IN"/>
+        </w:rPr>
+        <w:t xml:space="preserve">5:5 abc6 rc://ta/man/translate/figs-metaphor ἀκάθαρτος 1 અશુદ્ધ 1 અહીંયા </w:t>
+      </w:r>
+      <w:r>
+        <w:rPr>
+          <w:b/>
+          <w:lang w:val="gu_IN" w:bidi="gu_IN"/>
+        </w:rPr>
+        <w:t>અશુદ્ધ</w:t>
+      </w:r>
+      <w:r>
+        <w:rPr>
+          <w:lang w:val="gu_IN" w:bidi="gu_IN"/>
+        </w:rPr>
+        <w:t xml:space="preserve"> (ગંદા) હોવું એ પાપી હોવા માટેનું રૂપક છે. (જુઓ :</w:t>
+      </w:r>
+      <w:r>
+        <w:rPr>
+          <w:lang w:val="gu_IN" w:bidi="gu_IN"/>
+        </w:rPr>
+        <w:t>રૂપક</w:t>
+      </w:r>
+      <w:r>
+        <w:rPr>
+          <w:lang w:val="gu_IN" w:bidi="gu_IN"/>
+        </w:rPr>
+        <w:t>)</w:t>
+        <w:br/>
+      </w:r>
+      <w:r>
+        <w:rPr>
+          <w:lang w:val="gu_IN" w:bidi="gu_IN"/>
+        </w:rPr>
+        <w:t>5:5 vb16 rc://ta/man/translate/figs-metaphor οὐκ ἔχει κληρονομίαν 1 કોઈ વારસો નથી 1 ઈશ્વરે વિશ્વાસીઓને જે આપવાનું વચન આપ્યું છે તે પ્રાપ્ત કરવું એ જાણે કુટુંબના સભ્ય પાસેથી વારસામાં મિલકત અને સંપત્તિ લેવાની હોય એમ કહેવામાં આવ્યું છે. વૈકલ્પિક ભાષાંતર : “કશું પ્રાપ્ત કરશે નહિ” અથવા “કોઈ ભાગ નથી” UST અનુવાદ જુઓ (જુઓ :</w:t>
+      </w:r>
+      <w:r>
+        <w:rPr>
+          <w:lang w:val="gu_IN" w:bidi="gu_IN"/>
+        </w:rPr>
+        <w:t>રૂપક</w:t>
+      </w:r>
+      <w:r>
+        <w:rPr>
+          <w:lang w:val="gu_IN" w:bidi="gu_IN"/>
+        </w:rPr>
+        <w:t>)</w:t>
+        <w:br/>
+      </w:r>
+      <w:r>
+        <w:rPr>
+          <w:lang w:val="gu_IN" w:bidi="gu_IN"/>
+        </w:rPr>
+        <w:t>5:6 px7p κενοῖς λόγοις 1 ખાલી શબ્દોથી 1 “જેમાં સત્ય નથી એવા શબ્દો વડે” અથવા “સાચા નથી એવા શબ્દો બોલવા વડે”</w:t>
+        <w:br/>
+      </w:r>
+      <w:r>
+        <w:rPr>
+          <w:lang w:val="gu_IN" w:bidi="gu_IN"/>
+        </w:rPr>
+        <w:t xml:space="preserve">5:6 abds rc://ta/man/translate/grammar-connect-logic-result γὰρ 1 કેમકે 1 જોડતા શબ્દો </w:t>
+      </w:r>
+      <w:r>
+        <w:rPr>
+          <w:b/>
+          <w:lang w:val="gu_IN" w:bidi="gu_IN"/>
+        </w:rPr>
+        <w:t>કેમ કે</w:t>
+      </w:r>
+      <w:r>
+        <w:rPr>
+          <w:lang w:val="gu_IN" w:bidi="gu_IN"/>
+        </w:rPr>
+        <w:t xml:space="preserve"> એ કારણ-પરિણામ સંબંધને રજુ કરે છે. પરિણામ પહેલા જણાવ્યું છે : કે તેમને કોઈ નિરર્થક વાતોથી છેતરે એવું એફેસસના વિશ્વાસીઓએ થવા ન દેવું જોઈએ. પછી કારણ જણાવ્યું છે : કે ઈશ્વરનો કોપ એવી બાબતોનો ન્યાય કરશે. તમારી ભાષામાં એવા વાક્યાંશનો ઉપયોગ કરો જે કારણને પરિણામ સાથે જોડે છે, અને તમારી ભાષામાં બહુ જ સ્વાભાવિક છે એવા ક્રમમાં તેને ગોઠવે છે. (જુઓ :</w:t>
+      </w:r>
+      <w:r>
+        <w:rPr>
+          <w:lang w:val="gu_IN" w:bidi="gu_IN"/>
+        </w:rPr>
+        <w:t>જોડાણ - કારણ-અને-પરિણામ સબંધ</w:t>
+      </w:r>
+      <w:r>
+        <w:rPr>
+          <w:lang w:val="gu_IN" w:bidi="gu_IN"/>
+        </w:rPr>
+        <w:t>)</w:t>
+        <w:br/>
+      </w:r>
+      <w:r>
+        <w:rPr>
+          <w:lang w:val="gu_IN" w:bidi="gu_IN"/>
+        </w:rPr>
+        <w:t xml:space="preserve">5:6 ab16 rc://ta/man/translate/figs-abstractnouns ἔρχεται ἡ ὀργὴ τοῦ Θεοῦ ἐπὶ 1 ઈશ્વરનો કોપ &amp; પર આવી રહ્યો છે 1 </w:t>
+      </w:r>
+      <w:r>
+        <w:rPr>
+          <w:b/>
+          <w:lang w:val="gu_IN" w:bidi="gu_IN"/>
+        </w:rPr>
+        <w:t>કોપ</w:t>
+      </w:r>
+      <w:r>
+        <w:rPr>
+          <w:lang w:val="gu_IN" w:bidi="gu_IN"/>
+        </w:rPr>
+        <w:t xml:space="preserve"> શબ્દ અમૂર્ત સંજ્ઞા છે. વૈકલ્પિક ભાષાંતર : “ઈશ્વર ચોક્કસપણે શિક્ષા કરશે” (જુઓ :</w:t>
+      </w:r>
+      <w:r>
+        <w:rPr>
+          <w:lang w:val="gu_IN" w:bidi="gu_IN"/>
+        </w:rPr>
+        <w:t>﻿﻿﻿અમૂર્ત નામો</w:t>
+      </w:r>
+      <w:r>
+        <w:rPr>
+          <w:lang w:val="gu_IN" w:bidi="gu_IN"/>
+        </w:rPr>
+        <w:t>)</w:t>
+        <w:br/>
+      </w:r>
+      <w:r>
+        <w:rPr>
+          <w:lang w:val="gu_IN" w:bidi="gu_IN"/>
+        </w:rPr>
+        <w:t>5:6 ab73 rc://ta/man/translate/figs-idiom τοὺς υἱοὺς τῆς ἀπειθείας 1 આજ્ઞાભંગ કરનારા છોકરાઓ 1 આ રૂઢીપ્રયોગ છે જેનો અર્થ, “જે લોકો આદતપૂર્વક અનાજ્ઞાંકિત થાય છે” અથવા “જે લોકોની લાક્ષણિકતા અનાજ્ઞાંકિતપણું છે” એ છે. વૈકલ્પિક ભાષાંતર : “જેઓ ઈશ્વરને અનાજ્ઞાંકિત થાય છે” (જુઓ :</w:t>
+      </w:r>
+      <w:r>
+        <w:rPr>
+          <w:lang w:val="gu_IN" w:bidi="gu_IN"/>
+        </w:rPr>
+        <w:t>રૂઢિપ્રયોગ</w:t>
+      </w:r>
+      <w:r>
+        <w:rPr>
+          <w:lang w:val="gu_IN" w:bidi="gu_IN"/>
+        </w:rPr>
+        <w:t>)</w:t>
+        <w:br/>
+      </w:r>
+      <w:r>
+        <w:rPr>
+          <w:lang w:val="gu_IN" w:bidi="gu_IN"/>
+        </w:rPr>
+        <w:t xml:space="preserve">5:7 abdt rc://ta/man/translate/grammar-connect-logic-result οὖν 1 તેથી 1 જોડતા શબ્દો </w:t>
+      </w:r>
+      <w:r>
+        <w:rPr>
+          <w:b/>
+          <w:lang w:val="gu_IN" w:bidi="gu_IN"/>
+        </w:rPr>
+        <w:t>એ માટે</w:t>
+      </w:r>
+      <w:r>
+        <w:rPr>
+          <w:lang w:val="gu_IN" w:bidi="gu_IN"/>
+        </w:rPr>
+        <w:t xml:space="preserve"> એ કારણ-પરિણામ સંબંધને રજુ કરે છે. કારણ એ કે જે લોકો ઈશ્વરના કોપ હેઠળ છે તેઓનો ન્યાય ઈશ્વર કરશે. પરિણામ એ કે એફેસસના વિશ્વાસીઓએ દુષ્ટ માણસો સાથે ભાગીદાર થવું જોઈએ નહિ. તમારી ભાષામાં એવા વાક્યાંશનો ઉપયોગ કરો જે કારણને પરિણામ સાથે જોડે છે. (જુઓ :</w:t>
+      </w:r>
+      <w:r>
+        <w:rPr>
+          <w:lang w:val="gu_IN" w:bidi="gu_IN"/>
+        </w:rPr>
+        <w:t>જોડાણ - કારણ-અને-પરિણામ સબંધ</w:t>
+      </w:r>
+      <w:r>
+        <w:rPr>
+          <w:lang w:val="gu_IN" w:bidi="gu_IN"/>
+        </w:rPr>
+        <w:t>)</w:t>
+        <w:br/>
+      </w:r>
+      <w:r>
+        <w:rPr>
+          <w:lang w:val="gu_IN" w:bidi="gu_IN"/>
+        </w:rPr>
+        <w:t>5:8 wy9d rc://ta/man/translate/figs-metaphor ἦτε γάρ ποτε σκότος 1 કેમકે પહેલા તમે અંધકાર હતા 1 જેમ કોઈ માણસ અંધકારમાં જોઈ શકતું નથી તેમ જે લોકો પાપને પ્રેમ કરે છે તેઓ ઈશ્વરની બાબતોને જોઈ કે સમજી શકતા નથી. વૈકલ્પિક ભાષાંતર : “કારણ કે અગાઉ તમે ઈશ્વર વિષે કશું જ સમજતા નહોતા” UST અનુવાદ જુઓ (જુઓ :</w:t>
+      </w:r>
+      <w:r>
+        <w:rPr>
+          <w:lang w:val="gu_IN" w:bidi="gu_IN"/>
+        </w:rPr>
+        <w:t>રૂપક</w:t>
+      </w:r>
+      <w:r>
+        <w:rPr>
+          <w:lang w:val="gu_IN" w:bidi="gu_IN"/>
+        </w:rPr>
+        <w:t>)</w:t>
+        <w:br/>
+      </w:r>
+      <w:r>
+        <w:rPr>
+          <w:lang w:val="gu_IN" w:bidi="gu_IN"/>
+        </w:rPr>
+        <w:t>5:8 abdw rc://ta/man/translate/grammar-connect-logic-result γάρ 1 કેમકે 1 જોડતા શબ્દો “કારણ કે” એ કારણ-પરિણામ સંબંધને રજુ કરે છે. કારણ પહેલા જણાવ્યું છે (ક.૭) : કે એફેસસના વિશ્વાસીઓએ દુષ્ટ માણસો સાથે ભાગીદાર થવું જોઈએ નહિ. બીજું પરિણામ જણાવ્યું છે (ક. ૮) : એફેસસના વિશ્વાસીઓ અંધકાર રહ્યા નથી, પરંતુ હવે તેઓ પ્રકાશ છે. તમારી ભાષામાં એવા વાક્યાંશનો ઉપયોગ કરો જે કારણને પરિણામ સાથે એવા ક્રમનો ઉપયોગ કરીને જોડે છે જે તમારી ભાષામાં સૌથી સ્વાભાવિક છે. (જુઓ :</w:t>
+      </w:r>
+      <w:r>
+        <w:rPr>
+          <w:lang w:val="gu_IN" w:bidi="gu_IN"/>
+        </w:rPr>
+        <w:t>જોડાણ - કારણ-અને-પરિણામ સબંધ</w:t>
+      </w:r>
+      <w:r>
+        <w:rPr>
+          <w:lang w:val="gu_IN" w:bidi="gu_IN"/>
+        </w:rPr>
+        <w:t>)</w:t>
+        <w:br/>
+      </w:r>
+      <w:r>
+        <w:rPr>
+          <w:lang w:val="gu_IN" w:bidi="gu_IN"/>
+        </w:rPr>
+        <w:t xml:space="preserve">5:8 iw4q rc://ta/man/translate/figs-metaphor νῦν δὲ φῶς ἐν Κυρίῳ 1 પણ હવે ઈશ્વરમાં પ્રકાશ છો 1 જેમ કોઈ માણસ </w:t>
+      </w:r>
+      <w:r>
+        <w:rPr>
+          <w:b/>
+          <w:lang w:val="gu_IN" w:bidi="gu_IN"/>
+        </w:rPr>
+        <w:t>પ્રકાશ</w:t>
+      </w:r>
+      <w:r>
+        <w:rPr>
+          <w:lang w:val="gu_IN" w:bidi="gu_IN"/>
+        </w:rPr>
+        <w:t>માં જોઈ શકે છે, તેમ જે લોકોને ઈશ્વરે બચાવ્યા છે તેઓ ઈશ્વરને કેવી રીતે પ્રસન્ન કરવા તે સમજે છે. વૈકલ્પિક ભાષાંતર : “પરંતુ હવે તમે ઈશ્વરને ઓળખો છો અને તેમને માટે જીવી શકો છો” UST અનુવાદ જુઓ (જુઓ :</w:t>
+      </w:r>
+      <w:r>
+        <w:rPr>
+          <w:lang w:val="gu_IN" w:bidi="gu_IN"/>
+        </w:rPr>
+        <w:t>રૂપક</w:t>
+      </w:r>
+      <w:r>
+        <w:rPr>
+          <w:lang w:val="gu_IN" w:bidi="gu_IN"/>
+        </w:rPr>
+        <w:t>)</w:t>
+        <w:br/>
+      </w:r>
+      <w:r>
+        <w:rPr>
+          <w:lang w:val="gu_IN" w:bidi="gu_IN"/>
+        </w:rPr>
+        <w:t>5:8 abdu rc://ta/man/translate/grammar-connect-logic-contrast δὲ 1 પણ 1 જોડતા શબ્દો “પરંતુ” એ વિરોધાભાસી સંબંધને રજુ કરે છે. એફેસસના વિશ્વાસીઓ અગાઉ અંધકારમાં હતા એ વાસ્તવિકતા હવે તેઓ પ્રકાશ છે તેની વિરુદ્ધમાં છે. (જુઓ :</w:t>
+      </w:r>
+      <w:r>
+        <w:rPr>
+          <w:lang w:val="gu_IN" w:bidi="gu_IN"/>
+        </w:rPr>
+        <w:t>જોડાણ-વિરોધાભાસ સબંધ</w:t>
+      </w:r>
+      <w:r>
+        <w:rPr>
+          <w:lang w:val="gu_IN" w:bidi="gu_IN"/>
+        </w:rPr>
+        <w:t>)</w:t>
+        <w:br/>
+      </w:r>
+      <w:r>
+        <w:rPr>
+          <w:lang w:val="gu_IN" w:bidi="gu_IN"/>
+        </w:rPr>
+        <w:t xml:space="preserve">5:8 l6ki rc://ta/man/translate/figs-metaphor ὡς τέκνα φωτὸς περιπατεῖτε 1 પ્રકાશના બાળકો જેવા ચાલો 1 માર્ગ પર </w:t>
+      </w:r>
+      <w:r>
+        <w:rPr>
+          <w:b/>
+          <w:lang w:val="gu_IN" w:bidi="gu_IN"/>
+        </w:rPr>
+        <w:t>ચાલવું</w:t>
+      </w:r>
+      <w:r>
+        <w:rPr>
+          <w:lang w:val="gu_IN" w:bidi="gu_IN"/>
+        </w:rPr>
+        <w:t xml:space="preserve"> એ વ્યક્તિ તેનું જીવન જે રીતે જીવે છે તે માટેનું રૂપક છે. વૈકલ્પિક ભાષાંતર : “જે લોકો, ઈશ્વર તેઓ પાસે શું કરાવવા માંગે છે એ સમજે છે, તેઓના જેવું જીવો: (જુઓ :</w:t>
+      </w:r>
+      <w:r>
+        <w:rPr>
+          <w:lang w:val="gu_IN" w:bidi="gu_IN"/>
+        </w:rPr>
+        <w:t>રૂપક</w:t>
+      </w:r>
+      <w:r>
+        <w:rPr>
+          <w:lang w:val="gu_IN" w:bidi="gu_IN"/>
+        </w:rPr>
+        <w:t>)</w:t>
+        <w:br/>
+      </w:r>
+      <w:r>
+        <w:rPr>
+          <w:lang w:val="gu_IN" w:bidi="gu_IN"/>
+        </w:rPr>
+        <w:t xml:space="preserve">5:8 abc9 rc://ta/man/translate/figs-simile ὡς τέκνα φωτὸς 1 પ્રકાશના બાળકો જેવા 1 ઈશ્વર ઈચ્છે છે કે આપણે તેમનું અનુકરણ કરીએ અથવા અનુસરીએ કેમ કે આપણે તેમના આત્મિક </w:t>
+      </w:r>
+      <w:r>
+        <w:rPr>
+          <w:b/>
+          <w:lang w:val="gu_IN" w:bidi="gu_IN"/>
+        </w:rPr>
+        <w:t>બાળકો</w:t>
+      </w:r>
+      <w:r>
+        <w:rPr>
+          <w:lang w:val="gu_IN" w:bidi="gu_IN"/>
+        </w:rPr>
+        <w:t xml:space="preserve"> છીએ. વૈકલ્પિક ભાષાંતર : “ઈશ્વરના બાળકો, જેઓ સત્ય જાણે છે તેઓની જેમ” અથવા “કારણ કે તમે ઈશ્વરના બાળકો છો અને સત્યને જુઓ છો” (જુઓ :</w:t>
+      </w:r>
+      <w:r>
+        <w:rPr>
+          <w:lang w:val="gu_IN" w:bidi="gu_IN"/>
+        </w:rPr>
+        <w:t>ઉપમા</w:t>
+      </w:r>
+      <w:r>
+        <w:rPr>
+          <w:lang w:val="gu_IN" w:bidi="gu_IN"/>
+        </w:rPr>
+        <w:t>)</w:t>
+        <w:br/>
+      </w:r>
+      <w:r>
+        <w:rPr>
+          <w:lang w:val="gu_IN" w:bidi="gu_IN"/>
+        </w:rPr>
+        <w:t xml:space="preserve">5:9 q194 rc://ta/man/translate/figs-metaphor ὁ &amp; καρπὸς τοῦ φωτὸς ἐν πάσῃ ἀγαθωσύνῃ, καὶ δικαιοσύνῃ, καὶ ἀληθείᾳ 1 પ્રકાશનું ફળ સર્વ ભલાઈ તથા ન્યાયીપણું તથા સત્યતાનું બને છે 1 અહીંયા, </w:t>
+      </w:r>
+      <w:r>
+        <w:rPr>
+          <w:b/>
+          <w:lang w:val="gu_IN" w:bidi="gu_IN"/>
+        </w:rPr>
+        <w:t>ફળ</w:t>
+      </w:r>
+      <w:r>
+        <w:rPr>
+          <w:lang w:val="gu_IN" w:bidi="gu_IN"/>
+        </w:rPr>
+        <w:t xml:space="preserve"> એ “”પરિણામ** અથવા </w:t>
+      </w:r>
+      <w:r>
+        <w:rPr>
+          <w:b/>
+          <w:lang w:val="gu_IN" w:bidi="gu_IN"/>
+        </w:rPr>
+        <w:t>અંજામ</w:t>
+      </w:r>
+      <w:r>
+        <w:rPr>
+          <w:lang w:val="gu_IN" w:bidi="gu_IN"/>
+        </w:rPr>
+        <w:t xml:space="preserve"> માટેનું રૂપક છે. વૈકલ્પિક ભાષાંતર : “સારા કામ, ન્યાયી જીવન અને સત્યતાભર્યું વર્તન એ પ્રકાશમાં જીવવાનું પરિણામ છે” (જુઓ :</w:t>
+      </w:r>
+      <w:r>
+        <w:rPr>
+          <w:lang w:val="gu_IN" w:bidi="gu_IN"/>
+        </w:rPr>
+        <w:t>રૂપક</w:t>
+      </w:r>
+      <w:r>
+        <w:rPr>
+          <w:lang w:val="gu_IN" w:bidi="gu_IN"/>
+        </w:rPr>
+        <w:t>)</w:t>
+        <w:br/>
+      </w:r>
+      <w:r>
+        <w:rPr>
+          <w:lang w:val="gu_IN" w:bidi="gu_IN"/>
+        </w:rPr>
+        <w:t xml:space="preserve">5:9 abdv rc://ta/man/translate/grammar-connect-logic-result γὰρ 1 કેમકે 1 જોડતો શબ્દ </w:t>
+      </w:r>
+      <w:r>
+        <w:rPr>
+          <w:b/>
+          <w:lang w:val="gu_IN" w:bidi="gu_IN"/>
+        </w:rPr>
+        <w:t>કેમ કે</w:t>
+      </w:r>
+      <w:r>
+        <w:rPr>
+          <w:lang w:val="gu_IN" w:bidi="gu_IN"/>
+        </w:rPr>
+        <w:t xml:space="preserve"> એ કારણ-પરિણામ સંબંધનું કારણ રજુ કરે છે. કારણ આ કે પ્રકાશનું ફળ એ ભલાઈ અને ન્યાયીપણું અને સત્ય છે. પરિણામ આ કે એફેસસના વિશ્વાસીઓએ પ્રકાશના બાળકો તરીકે ચાલવું જોઈએ. તમારી ભાષામાં એવા વાક્યાંશનો ઉપયોગ કરો જે કારણને પરિણામ સાથે જોડે છે. (જુઓ :</w:t>
+      </w:r>
+      <w:r>
+        <w:rPr>
+          <w:lang w:val="gu_IN" w:bidi="gu_IN"/>
+        </w:rPr>
+        <w:t>જોડાણ - કારણ-અને-પરિણામ સબંધ</w:t>
+      </w:r>
+      <w:r>
+        <w:rPr>
+          <w:lang w:val="gu_IN" w:bidi="gu_IN"/>
+        </w:rPr>
+        <w:t>)</w:t>
+        <w:br/>
+      </w:r>
+      <w:r>
+        <w:rPr>
+          <w:lang w:val="gu_IN" w:bidi="gu_IN"/>
+        </w:rPr>
+        <w:t>5:11 zdu1 rc://ta/man/translate/figs-metaphor μὴ συνκοινωνεῖτε τοῖς ἔργοις τοῖς ἀκάρποις τοῦ σκότους 1 અંધકારના ફળહીન કાર્યોમાં ભાગ લેશો નહિ 1 પાઉલ એવી નિરર્થક, પાપી બાબતોની વાત કરે છે જાણે તેઓ દુષ્ટ કૃત્યો છે, કે જેમને લોકો અંધરાંમાં કરે છે કે જેથી કોઈ જુએ નહિ, અને આ બાબતો અવિશ્વાસીઓ કરે છે. વૈકલ્પિક ભાષાંતર : “અવિશ્વાસીઓ સાથે નિરર્થક, પાપી બાબતો ન કરો”</w:t>
+      </w:r>
+      <w:r>
+        <w:rPr>
+          <w:lang w:val="gu_IN" w:bidi="gu_IN"/>
+        </w:rPr>
+      </w:r>
+      <w:r>
+        <w:rPr>
+          <w:lang w:val="gu_IN" w:bidi="gu_IN"/>
+        </w:rPr>
+      </w:r>
+    </w:p>
+    <w:p>
+      <w:pPr/>
+      <w:r>
+        <w:rPr>
+          <w:lang w:val="gu_IN" w:bidi="gu_IN"/>
+        </w:rPr>
+      </w:r>
+    </w:p>
+    <w:p>
+      <w:pPr>
+        <w:pStyle w:val="Heading2"/>
+      </w:pPr>
+      <w:r>
+        <w:rPr>
+          <w:lang w:val="gu_IN" w:bidi="gu_IN"/>
+        </w:rPr>
         <w:t>એફેસીઓને પત્ર 5:11 (#1)</w:t>
       </w:r>
       <w:r>
@@ -19088,6 +22670,144 @@
         <w:rPr>
           <w:lang w:val="gu_IN" w:bidi="gu_IN"/>
         </w:rPr>
+        <w:t>એફેસીઓને પત્ર - અધ્યાય 6 પ્રસ્તાવના</w:t>
+      </w:r>
+      <w:r>
+        <w:rPr>
+          <w:lang w:val="gu_IN" w:bidi="gu_IN"/>
+        </w:rPr>
+      </w:r>
+    </w:p>
+    <w:p>
+      <w:pPr>
+        <w:pStyle w:val="Heading3"/>
+      </w:pPr>
+      <w:r>
+        <w:rPr>
+          <w:lang w:val="gu_IN" w:bidi="gu_IN"/>
+        </w:rPr>
+        <w:t>આ અધ્યાયમાંના ખાસ ખ્યાલો</w:t>
+      </w:r>
+    </w:p>
+    <w:p>
+      <w:pPr>
+        <w:pStyle w:val="Heading3"/>
+      </w:pPr>
+      <w:r>
+        <w:rPr>
+          <w:lang w:val="gu_IN" w:bidi="gu_IN"/>
+        </w:rPr>
+        <w:t># ગુલામી</w:t>
+      </w:r>
+    </w:p>
+    <w:p>
+      <w:pPr/>
+      <w:r>
+        <w:rPr>
+          <w:lang w:val="gu_IN" w:bidi="gu_IN"/>
+        </w:rPr>
+      </w:r>
+      <w:r>
+        <w:rPr>
+          <w:lang w:val="gu_IN" w:bidi="gu_IN"/>
+        </w:rPr>
+        <w:t>ગુલામગીરી સારી છે કે ખરાબ તે વિષે પાઉલ આ અધ્યાયમાં લખતો નથી. પાઉલ ઈશ્વરને પ્રસન્ન કરવા કામ કરવું તે વિષે લખે છે પછી તે ગુલામ તરીકે કામ હોય કે માલિક તરીકે. અહીંયા પાઉલ ગુલામગીરી વિષે જે શીખવે છે તે આશ્ચર્ય પમાડી રહ્યું છે. તેના સમયમાં માલિકો પ્રત્યે એવી અપેક્ષા રાખવામાં આવતી નથી કે તેઓ તેમના ગુલામો સાથે માનભર્યો વ્યવહાર કરે અથવા તેઓને ધમકી ન આપે.</w:t>
+      </w:r>
+    </w:p>
+    <w:p>
+      <w:pPr>
+        <w:pStyle w:val="Heading3"/>
+      </w:pPr>
+    </w:p>
+    <w:p>
+      <w:pPr/>
+      <w:r>
+        <w:rPr>
+          <w:lang w:val="gu_IN" w:bidi="gu_IN"/>
+        </w:rPr>
+      </w:r>
+      <w:r>
+        <w:rPr>
+          <w:lang w:val="gu_IN" w:bidi="gu_IN"/>
+        </w:rPr>
+        <w:t>આ અધ્યાયમાં અગત્યના શબ્દાલંકાર</w:t>
+      </w:r>
+    </w:p>
+    <w:p>
+      <w:pPr>
+        <w:pStyle w:val="Heading3"/>
+      </w:pPr>
+      <w:r>
+        <w:rPr>
+          <w:lang w:val="gu_IN" w:bidi="gu_IN"/>
+        </w:rPr>
+        <w:t># ઈશ્વરના હથિયાર</w:t>
+      </w:r>
+    </w:p>
+    <w:p>
+      <w:pPr/>
+      <w:r>
+        <w:rPr>
+          <w:lang w:val="gu_IN" w:bidi="gu_IN"/>
+        </w:rPr>
+      </w:r>
+      <w:r>
+        <w:rPr>
+          <w:lang w:val="gu_IN" w:bidi="gu_IN"/>
+        </w:rPr>
+        <w:t xml:space="preserve">આત્મિક હુમલો થાય ત્યારે કેવી રીતે ખ્રિસ્તીઓ પોતાનું રક્ષણ કરી શકે તે આ રૂપક વર્ણવે છે. (જુઓ: </w:t>
+      </w:r>
+      <w:r>
+        <w:rPr>
+          <w:lang w:val="gu_IN" w:bidi="gu_IN"/>
+        </w:rPr>
+        <w:t>આત્મા, આત્માઓ, આત્મિક</w:t>
+      </w:r>
+      <w:r>
+        <w:rPr>
+          <w:lang w:val="gu_IN" w:bidi="gu_IN"/>
+        </w:rPr>
+        <w:t xml:space="preserve"> અને </w:t>
+      </w:r>
+      <w:r>
+        <w:rPr>
+          <w:lang w:val="gu_IN" w:bidi="gu_IN"/>
+        </w:rPr>
+        <w:t>રૂપક</w:t>
+      </w:r>
+      <w:r>
+        <w:rPr>
+          <w:lang w:val="gu_IN" w:bidi="gu_IN"/>
+        </w:rPr>
+        <w:t>)</w:t>
+      </w:r>
+      <w:r>
+        <w:rPr>
+          <w:lang w:val="gu_IN" w:bidi="gu_IN"/>
+        </w:rPr>
+      </w:r>
+      <w:r>
+        <w:rPr>
+          <w:lang w:val="gu_IN" w:bidi="gu_IN"/>
+        </w:rPr>
+      </w:r>
+    </w:p>
+    <w:p>
+      <w:pPr/>
+      <w:r>
+        <w:rPr>
+          <w:lang w:val="gu_IN" w:bidi="gu_IN"/>
+        </w:rPr>
+      </w:r>
+    </w:p>
+    <w:p>
+      <w:pPr>
+        <w:pStyle w:val="Heading2"/>
+      </w:pPr>
+      <w:r>
+        <w:rPr>
+          <w:lang w:val="gu_IN" w:bidi="gu_IN"/>
+        </w:rPr>
         <w:t>એફેસીઓને પત્ર 6:1 (#2)</w:t>
       </w:r>
       <w:r>
@@ -24776,3726 +28496,6 @@
           <w:lang w:val="gu_IN" w:bidi="gu_IN"/>
         </w:rPr>
         <w:t>﻿﻿﻿અમૂર્ત નામો</w:t>
-      </w:r>
-      <w:r>
-        <w:rPr>
-          <w:lang w:val="gu_IN" w:bidi="gu_IN"/>
-        </w:rPr>
-        <w:t>)</w:t>
-      </w:r>
-      <w:r>
-        <w:rPr>
-          <w:lang w:val="gu_IN" w:bidi="gu_IN"/>
-        </w:rPr>
-      </w:r>
-      <w:r>
-        <w:rPr>
-          <w:lang w:val="gu_IN" w:bidi="gu_IN"/>
-        </w:rPr>
-      </w:r>
-    </w:p>
-    <w:p>
-      <w:pPr/>
-      <w:r>
-        <w:rPr>
-          <w:lang w:val="gu_IN" w:bidi="gu_IN"/>
-        </w:rPr>
-      </w:r>
-    </w:p>
-    <w:p>
-      <w:pPr>
-        <w:pStyle w:val="Heading2"/>
-      </w:pPr>
-      <w:r>
-        <w:rPr>
-          <w:lang w:val="gu_IN" w:bidi="gu_IN"/>
-        </w:rPr>
-        <w:t>એફેસીઓને પત્ર - અધ્યાય 2 પ્રસ્તાવના</w:t>
-      </w:r>
-      <w:r>
-        <w:rPr>
-          <w:lang w:val="gu_IN" w:bidi="gu_IN"/>
-        </w:rPr>
-      </w:r>
-    </w:p>
-    <w:p>
-      <w:pPr>
-        <w:pStyle w:val="Heading3"/>
-      </w:pPr>
-    </w:p>
-    <w:p>
-      <w:pPr/>
-      <w:r>
-        <w:rPr>
-          <w:lang w:val="gu_IN" w:bidi="gu_IN"/>
-        </w:rPr>
-      </w:r>
-      <w:r>
-        <w:rPr>
-          <w:lang w:val="gu_IN" w:bidi="gu_IN"/>
-        </w:rPr>
-        <w:t>: pa6k 0 0</w:t>
-      </w:r>
-    </w:p>
-    <w:p>
-      <w:pPr/>
-      <w:r>
-        <w:rPr>
-          <w:lang w:val="gu_IN" w:bidi="gu_IN"/>
-        </w:rPr>
-      </w:r>
-      <w:r>
-        <w:rPr>
-          <w:lang w:val="gu_IN" w:bidi="gu_IN"/>
-        </w:rPr>
-        <w:t>j13j 0 0</w:t>
-      </w:r>
-    </w:p>
-    <w:p>
-      <w:pPr/>
-      <w:r>
-        <w:rPr>
-          <w:lang w:val="gu_IN" w:bidi="gu_IN"/>
-        </w:rPr>
-      </w:r>
-      <w:r>
-        <w:rPr>
-          <w:lang w:val="gu_IN" w:bidi="gu_IN"/>
-        </w:rPr>
-        <w:t>qrzm 0 0</w:t>
-      </w:r>
-    </w:p>
-    <w:p>
-      <w:pPr/>
-      <w:r>
-        <w:rPr>
-          <w:lang w:val="gu_IN" w:bidi="gu_IN"/>
-        </w:rPr>
-      </w:r>
-      <w:r>
-        <w:rPr>
-          <w:lang w:val="gu_IN" w:bidi="gu_IN"/>
-        </w:rPr>
-        <w:t xml:space="preserve">wuxx 0 0 </w:t>
-        <w:br/>
-      </w:r>
-      <w:r>
-        <w:rPr>
-          <w:lang w:val="gu_IN" w:bidi="gu_IN"/>
-        </w:rPr>
-        <w:t>2:1 xf5s Connecting Statement: 0 Connecting Statement: 0 # Connecting Statement:</w:t>
-      </w:r>
-    </w:p>
-    <w:p>
-      <w:pPr/>
-      <w:r>
-        <w:rPr>
-          <w:lang w:val="gu_IN" w:bidi="gu_IN"/>
-        </w:rPr>
-      </w:r>
-      <w:r>
-        <w:rPr>
-          <w:lang w:val="gu_IN" w:bidi="gu_IN"/>
-        </w:rPr>
-        <w:t>પાઉલ વિશ્વાસીઓને તેમનો ભૂતકાળ અને હાલ જે રીતે તેઓ ઈશ્વર આગળ છે તે યાદ કરાવે છે.</w:t>
-        <w:br/>
-      </w:r>
-      <w:r>
-        <w:rPr>
-          <w:lang w:val="gu_IN" w:bidi="gu_IN"/>
-        </w:rPr>
-        <w:t xml:space="preserve">2:1 dxx8 rc://ta/man/translate/figs-metaphor ὑμᾶς ὄντας νεκροὺς τοῖς παραπτώμασιν καὶ ταῖς ἁμαρτίαις ὑμῶν 1 તમે તમારા અપરાધો અને પાપોમાં મરેલા હતા 1 આ બાબત બતાવે છે કે કેવી રીતે પાપી વ્યક્તિની ઈશ્વરને આધીન થવાની અસમર્થતા એ મરણ પામેલ વ્યક્તિની શારીરિક રીતે પ્રતિસાદ આપવાની અસમર્થતાને બરાબર છે. વૈકલ્પિક ભાષાંતર : “તમે આત્મિક રીતે મરણ પામેલા હતા, અને પાપ સિવાય બીજું કશું પણ કરવાને અસમર્થ હતા” (જુઓ : </w:t>
-      </w:r>
-      <w:r>
-        <w:rPr>
-          <w:lang w:val="gu_IN" w:bidi="gu_IN"/>
-        </w:rPr>
-        <w:t>રૂપક</w:t>
-      </w:r>
-      <w:r>
-        <w:rPr>
-          <w:lang w:val="gu_IN" w:bidi="gu_IN"/>
-        </w:rPr>
-        <w:t>)</w:t>
-        <w:br/>
-      </w:r>
-      <w:r>
-        <w:rPr>
-          <w:lang w:val="gu_IN" w:bidi="gu_IN"/>
-        </w:rPr>
-        <w:t xml:space="preserve">2:1 lp32 rc://ta/man/translate/figs-doublet τοῖς παραπτώμασιν καὶ ταῖς ἁμαρτίαις ὑμῶν 1 તમારા અપરાધો અને પાપોમાં 1 </w:t>
-      </w:r>
-      <w:r>
-        <w:rPr>
-          <w:b/>
-          <w:lang w:val="gu_IN" w:bidi="gu_IN"/>
-        </w:rPr>
-        <w:t>ઉલ્લંઘનો</w:t>
-      </w:r>
-      <w:r>
-        <w:rPr>
-          <w:lang w:val="gu_IN" w:bidi="gu_IN"/>
-        </w:rPr>
-        <w:t xml:space="preserve"> અને </w:t>
-      </w:r>
-      <w:r>
-        <w:rPr>
-          <w:b/>
-          <w:lang w:val="gu_IN" w:bidi="gu_IN"/>
-        </w:rPr>
-        <w:t>પાપો</w:t>
-      </w:r>
-      <w:r>
-        <w:rPr>
-          <w:lang w:val="gu_IN" w:bidi="gu_IN"/>
-        </w:rPr>
-        <w:t xml:space="preserve"> આ શબ્દોના અર્થ સરખા છે. લોકોના પાપની મોટાઈ પર ભાર મૂકવા પાઉલ તે બંનેનો સાથે ઉપયોગ કરે છે. જો તમારી ભાષામાં આને માટે એક જ શબ્દ છે તો આ બંને શબ્દોને એક કરી શકાય છે. વૈકલ્પિક ભાષાંતર : “તમારા ઘણાં પાપો” (જુઓ : </w:t>
-      </w:r>
-      <w:r>
-        <w:rPr>
-          <w:lang w:val="gu_IN" w:bidi="gu_IN"/>
-        </w:rPr>
-        <w:t>﻿બેવડું/બમણાં</w:t>
-      </w:r>
-      <w:r>
-        <w:rPr>
-          <w:lang w:val="gu_IN" w:bidi="gu_IN"/>
-        </w:rPr>
-        <w:t>)</w:t>
-        <w:br/>
-      </w:r>
-      <w:r>
-        <w:rPr>
-          <w:lang w:val="gu_IN" w:bidi="gu_IN"/>
-        </w:rPr>
-        <w:t xml:space="preserve">2:1 ab32 rc://ta/man/translate/figs-abstractnouns τοῖς παραπτώμασιν καὶ ταῖς ἁμαρτίαις ὑμῶν 1 તમારા અપરાધો અને પાપોમાં 1 </w:t>
-      </w:r>
-      <w:r>
-        <w:rPr>
-          <w:b/>
-          <w:lang w:val="gu_IN" w:bidi="gu_IN"/>
-        </w:rPr>
-        <w:t>ઉલ્લંઘનો</w:t>
-      </w:r>
-      <w:r>
-        <w:rPr>
-          <w:lang w:val="gu_IN" w:bidi="gu_IN"/>
-        </w:rPr>
-        <w:t xml:space="preserve"> અને </w:t>
-      </w:r>
-      <w:r>
-        <w:rPr>
-          <w:b/>
-          <w:lang w:val="gu_IN" w:bidi="gu_IN"/>
-        </w:rPr>
-        <w:t>પાપો</w:t>
-      </w:r>
-      <w:r>
-        <w:rPr>
-          <w:lang w:val="gu_IN" w:bidi="gu_IN"/>
-        </w:rPr>
-        <w:t xml:space="preserve"> આ શબ્દો એ અમૂર્ત સંજ્ઞા છે જે ક્રિયાઓ રજુ કરે છે. જો આને માટે વિશેષણ કે ક્રિયાપદ વધુ સ્પષ્ટ હોય તો તમે તે વાપરી શકો છો. વૈકલ્પિક ભાષાંતર : “જે પાપી બાબતો તમે કરી” અથવા “ઈશ્વરની વિરુદ્ધ હંમેશા પાપ કરનારા” (જુઓ : </w:t>
-      </w:r>
-      <w:r>
-        <w:rPr>
-          <w:lang w:val="gu_IN" w:bidi="gu_IN"/>
-        </w:rPr>
-        <w:t>﻿﻿﻿અમૂર્ત નામો</w:t>
-      </w:r>
-      <w:r>
-        <w:rPr>
-          <w:lang w:val="gu_IN" w:bidi="gu_IN"/>
-        </w:rPr>
-        <w:t>)</w:t>
-        <w:br/>
-      </w:r>
-      <w:r>
-        <w:rPr>
-          <w:lang w:val="gu_IN" w:bidi="gu_IN"/>
-        </w:rPr>
-        <w:t xml:space="preserve">2:2 ab80 rc://ta/man/translate/figs-metaphor ἐν αἷς ποτε περιεπατήσατε 1 જેમાં તમે &amp; ચાલતા હતા 1 અહીંયા, </w:t>
-      </w:r>
-      <w:r>
-        <w:rPr>
-          <w:b/>
-          <w:lang w:val="gu_IN" w:bidi="gu_IN"/>
-        </w:rPr>
-        <w:t>ચાલો</w:t>
-      </w:r>
-      <w:r>
-        <w:rPr>
-          <w:lang w:val="gu_IN" w:bidi="gu_IN"/>
-        </w:rPr>
-        <w:t xml:space="preserve"> શબ્દ એ વ્યક્તિ જે રીતે જીવે છે તે માટેનું રૂપક છે. વૈકલ્પિક ભાષાંતર : “જે પ્રમાણે તમે જીવતા હતા” અથવા “જે તમે આદતથી કર્યું હતું” (જુઓ : </w:t>
-      </w:r>
-      <w:r>
-        <w:rPr>
-          <w:lang w:val="gu_IN" w:bidi="gu_IN"/>
-        </w:rPr>
-        <w:t>રૂપક</w:t>
-      </w:r>
-      <w:r>
-        <w:rPr>
-          <w:lang w:val="gu_IN" w:bidi="gu_IN"/>
-        </w:rPr>
-        <w:t>)</w:t>
-        <w:br/>
-      </w:r>
-      <w:r>
-        <w:rPr>
-          <w:lang w:val="gu_IN" w:bidi="gu_IN"/>
-        </w:rPr>
-        <w:t xml:space="preserve">2:2 i7d4 rc://ta/man/translate/figs-metonymy κατὰ τὸν αἰῶνα τοῦ κόσμου τούτου 1 આ જગતના ધોરણ પ્રમાણે 1 આ જગતમાં રહેતા લોકોના સ્વાર્થી વર્તન અને ભૂંડા મુલ્યોને અનુલક્ષવા પ્રેરિતોએ વારંવાર </w:t>
-      </w:r>
-      <w:r>
-        <w:rPr>
-          <w:b/>
-          <w:lang w:val="gu_IN" w:bidi="gu_IN"/>
-        </w:rPr>
-        <w:t>જગત</w:t>
-      </w:r>
-      <w:r>
-        <w:rPr>
-          <w:lang w:val="gu_IN" w:bidi="gu_IN"/>
-        </w:rPr>
-        <w:t xml:space="preserve"> શબ્દનો ઉપયોગ કર્યો છે. વૈકલ્પિક ભાષાંતર : “જગતમાં રહેતા લોકોના મુલ્યો અનુસાર” અથવા “આ વર્તમાન જગતના સિદ્ધાંતોને અનુસરનારા” (જુઓ : </w:t>
-      </w:r>
-      <w:r>
-        <w:rPr>
-          <w:lang w:val="gu_IN" w:bidi="gu_IN"/>
-        </w:rPr>
-        <w:t>﻿ઉપનામ</w:t>
-      </w:r>
-      <w:r>
-        <w:rPr>
-          <w:lang w:val="gu_IN" w:bidi="gu_IN"/>
-        </w:rPr>
-        <w:t>)</w:t>
-        <w:br/>
-      </w:r>
-      <w:r>
-        <w:rPr>
-          <w:lang w:val="gu_IN" w:bidi="gu_IN"/>
-        </w:rPr>
-        <w:t>2:2 n5d2 τὸν ἄρχοντα τῆς ἐξουσίας τοῦ ἀέρος 1 વાયુ સત્તાના ધોરણ 1 આ દુષ્ટ અથવા શેતાનને અનુલક્ષે છે.</w:t>
-        <w:br/>
-      </w:r>
-      <w:r>
-        <w:rPr>
-          <w:lang w:val="gu_IN" w:bidi="gu_IN"/>
-        </w:rPr>
-        <w:t>2:2 bj9y τοῦ πνεύματος τοῦ νῦν ἐνεργοῦντος 1 જે આત્મા હમણા &amp; કાર્ય કરે છે 1 “શેતાનનો આત્મા, જે હાલ કામ કરી રહ્યો છે”</w:t>
-        <w:br/>
-      </w:r>
-      <w:r>
-        <w:rPr>
-          <w:lang w:val="gu_IN" w:bidi="gu_IN"/>
-        </w:rPr>
-        <w:t xml:space="preserve">2:2 ab9y rc://ta/man/translate/figs-idiom τοῖς υἱοῖς τῆς ἀπειθείας 1 અજ્ઞાભંગના દીકરાઓમાં 1 “એવા લોકો જેઓ હંમેશા ઈશ્વરને અનાજ્ઞાંકિત થાય છે” (જુઓ : </w:t>
-      </w:r>
-      <w:r>
-        <w:rPr>
-          <w:lang w:val="gu_IN" w:bidi="gu_IN"/>
-        </w:rPr>
-        <w:t>રૂઢિપ્રયોગ</w:t>
-      </w:r>
-      <w:r>
-        <w:rPr>
-          <w:lang w:val="gu_IN" w:bidi="gu_IN"/>
-        </w:rPr>
-        <w:t>)</w:t>
-        <w:br/>
-      </w:r>
-      <w:r>
-        <w:rPr>
-          <w:lang w:val="gu_IN" w:bidi="gu_IN"/>
-        </w:rPr>
-        <w:t xml:space="preserve">2:3 d3wd rc://ta/man/translate/figs-metonymy τὰ θελήματα τῆς σαρκὸς καὶ τῶν διανοιῶν 1 શરીર અને મનની ઈચ્છાઓ 1 </w:t>
-      </w:r>
-      <w:r>
-        <w:rPr>
-          <w:b/>
-          <w:lang w:val="gu_IN" w:bidi="gu_IN"/>
-        </w:rPr>
-        <w:t>દેહ</w:t>
-      </w:r>
-      <w:r>
-        <w:rPr>
-          <w:lang w:val="gu_IN" w:bidi="gu_IN"/>
-        </w:rPr>
-        <w:t xml:space="preserve"> અને </w:t>
-      </w:r>
-      <w:r>
-        <w:rPr>
-          <w:b/>
-          <w:lang w:val="gu_IN" w:bidi="gu_IN"/>
-        </w:rPr>
-        <w:t>મન</w:t>
-      </w:r>
-      <w:r>
-        <w:rPr>
-          <w:lang w:val="gu_IN" w:bidi="gu_IN"/>
-        </w:rPr>
-        <w:t xml:space="preserve"> શબ્દો સમગ્ર વ્યક્તિને રજુ કરે છે. વૈકલ્પિક ભાષાંતર : “લોકો જે સ્વાર્થી બાબતો કરવા માંગે છે” (જુઓ : </w:t>
-      </w:r>
-      <w:r>
-        <w:rPr>
-          <w:lang w:val="gu_IN" w:bidi="gu_IN"/>
-        </w:rPr>
-        <w:t>﻿ઉપનામ</w:t>
-      </w:r>
-      <w:r>
-        <w:rPr>
-          <w:lang w:val="gu_IN" w:bidi="gu_IN"/>
-        </w:rPr>
-        <w:t>)</w:t>
-        <w:br/>
-      </w:r>
-      <w:r>
-        <w:rPr>
-          <w:lang w:val="gu_IN" w:bidi="gu_IN"/>
-        </w:rPr>
-        <w:t xml:space="preserve">2:3 zd6v rc://ta/man/translate/figs-idiom τέκνα &amp; ὀργῆς 1 ક્રોધના દીકરાઓ 1 “એવા લોકો જેના પર ઈશ્વર ક્રોધિત છે” (જુઓ : </w:t>
-      </w:r>
-      <w:r>
-        <w:rPr>
-          <w:lang w:val="gu_IN" w:bidi="gu_IN"/>
-        </w:rPr>
-        <w:t>રૂઢિપ્રયોગ</w:t>
-      </w:r>
-      <w:r>
-        <w:rPr>
-          <w:lang w:val="gu_IN" w:bidi="gu_IN"/>
-        </w:rPr>
-        <w:t>)</w:t>
-        <w:br/>
-      </w:r>
-      <w:r>
-        <w:rPr>
-          <w:lang w:val="gu_IN" w:bidi="gu_IN"/>
-        </w:rPr>
-        <w:t xml:space="preserve">2:4 abco rc://ta/man/translate/grammar-connect-logic-contrast δὲ 1 પણ 1 જોડતો શબ્દ </w:t>
-      </w:r>
-      <w:r>
-        <w:rPr>
-          <w:b/>
-          <w:lang w:val="gu_IN" w:bidi="gu_IN"/>
-        </w:rPr>
-        <w:t>પરંતુ</w:t>
-      </w:r>
-      <w:r>
-        <w:rPr>
-          <w:lang w:val="gu_IN" w:bidi="gu_IN"/>
-        </w:rPr>
-        <w:t xml:space="preserve"> વિરોધાભાસી સંબંધને રજુ કરે છે. ઈશ્વરનો પ્રેમ અને દયા એ એફેસીઓ ઈશ્વરમાં વિશ્વાસ કર્યો તે પહેલા જે દુષ્ટ રીતે જીવતા હતા તેથી એકદમ વિરોધાભાસી છે. (જુઓ : </w:t>
-      </w:r>
-      <w:r>
-        <w:rPr>
-          <w:lang w:val="gu_IN" w:bidi="gu_IN"/>
-        </w:rPr>
-        <w:t>જોડાણ-વિરોધાભાસ સબંધ</w:t>
-      </w:r>
-      <w:r>
-        <w:rPr>
-          <w:lang w:val="gu_IN" w:bidi="gu_IN"/>
-        </w:rPr>
-        <w:t>)</w:t>
-        <w:br/>
-      </w:r>
-      <w:r>
-        <w:rPr>
-          <w:lang w:val="gu_IN" w:bidi="gu_IN"/>
-        </w:rPr>
-        <w:t xml:space="preserve">2:4 chm6 rc://ta/man/translate/figs-abstractnouns Θεὸς πλούσιος ὢν ἐν ἐλέει 1 ઈશ્વર દયાથી ભરપુર છે 1 </w:t>
-      </w:r>
-      <w:r>
-        <w:rPr>
-          <w:i/>
-          <w:lang w:val="gu_IN" w:bidi="gu_IN"/>
-        </w:rPr>
-        <w:t>દયા</w:t>
-      </w:r>
-      <w:r>
-        <w:rPr>
-          <w:lang w:val="gu_IN" w:bidi="gu_IN"/>
-        </w:rPr>
-        <w:t xml:space="preserve">* શબ્દ એ અમૂર્ત સંજ્ઞા છે. વૈકલ્પિક ભાષાંતર : “ઈશ્વર ભરપૂરીપણે દયાળુ છે” અથવા “ઈશ્વર આપણા પ્રત્યે ઘણાં માયાળુ છે” (જુઓ : </w:t>
-      </w:r>
-      <w:r>
-        <w:rPr>
-          <w:lang w:val="gu_IN" w:bidi="gu_IN"/>
-        </w:rPr>
-        <w:t>﻿﻿﻿અમૂર્ત નામો</w:t>
-      </w:r>
-      <w:r>
-        <w:rPr>
-          <w:lang w:val="gu_IN" w:bidi="gu_IN"/>
-        </w:rPr>
-        <w:t>)</w:t>
-        <w:br/>
-      </w:r>
-      <w:r>
-        <w:rPr>
-          <w:lang w:val="gu_IN" w:bidi="gu_IN"/>
-        </w:rPr>
-        <w:t xml:space="preserve">2:4 hrx9 rc://ta/man/translate/figs-abstractnouns διὰ τὴν πολλὴν ἀγάπην αὐτοῦ, ἣν ἠγάπησεν ἡμᾶς 1 કારણ કે તેમણે પોતાના મહાન પ્રેમથી આપણને પ્રેમ કર્યો 1 </w:t>
-      </w:r>
-      <w:r>
-        <w:rPr>
-          <w:b/>
-          <w:lang w:val="gu_IN" w:bidi="gu_IN"/>
-        </w:rPr>
-        <w:t>પ્રેમ</w:t>
-      </w:r>
-      <w:r>
-        <w:rPr>
-          <w:lang w:val="gu_IN" w:bidi="gu_IN"/>
-        </w:rPr>
-        <w:t xml:space="preserve"> શબ્દ અમૂર્ત સંજ્ઞા છે. વૈકલ્પિક ભાષાંતર : “કારણ કે તેમણે આપણને ઘણો પ્રેમ કર્યો” (જુઓ : </w:t>
-      </w:r>
-      <w:r>
-        <w:rPr>
-          <w:lang w:val="gu_IN" w:bidi="gu_IN"/>
-        </w:rPr>
-        <w:t>﻿﻿﻿અમૂર્ત નામો</w:t>
-      </w:r>
-      <w:r>
-        <w:rPr>
-          <w:lang w:val="gu_IN" w:bidi="gu_IN"/>
-        </w:rPr>
-        <w:t>)</w:t>
-        <w:br/>
-      </w:r>
-      <w:r>
-        <w:rPr>
-          <w:lang w:val="gu_IN" w:bidi="gu_IN"/>
-        </w:rPr>
-        <w:t xml:space="preserve">2:5 h6km rc://ta/man/translate/figs-activepassive χάριτί ἐστε σεσῳσμένοι 1 કૃપાથી તમે ઉદ્ધાર પામ્યા છે 1 તમે આને સક્રિય સ્વરૂપમાં જણાવી શકો. વૈકલ્પિક ભાષાંતર : “ઈશ્વરે તમારે પ્રત્યે કૃપાળુ બનીને તમને બચાવ્યા” (જુઓ : </w:t>
-      </w:r>
-      <w:r>
-        <w:rPr>
-          <w:lang w:val="gu_IN" w:bidi="gu_IN"/>
-        </w:rPr>
-        <w:t>﻿﻿સક્રિય (પ્રત્યક્ષ) અથવા નિષ્ક્રિય (પરોક્ષ)</w:t>
-      </w:r>
-      <w:r>
-        <w:rPr>
-          <w:lang w:val="gu_IN" w:bidi="gu_IN"/>
-        </w:rPr>
-        <w:t>)</w:t>
-        <w:br/>
-      </w:r>
-      <w:r>
-        <w:rPr>
-          <w:lang w:val="gu_IN" w:bidi="gu_IN"/>
-        </w:rPr>
-        <w:t xml:space="preserve">2:5 abkm rc://ta/man/translate/figs-abstractnouns χάριτί ἐστε σεσῳσμένοι 1 કૃપાથી તમે ઉદ્ધાર પામ્યા છે 1 </w:t>
-      </w:r>
-      <w:r>
-        <w:rPr>
-          <w:b/>
-          <w:lang w:val="gu_IN" w:bidi="gu_IN"/>
-        </w:rPr>
-        <w:t>કૃપા</w:t>
-      </w:r>
-      <w:r>
-        <w:rPr>
-          <w:lang w:val="gu_IN" w:bidi="gu_IN"/>
-        </w:rPr>
-        <w:t xml:space="preserve"> શબ્દ અમૂર્ત સંજ્ઞા છે. વૈકલ્પિક ભાષાંતર : “ઈશ્વરે તમારા પ્રત્યે ઘણાં જ માયાળુ બનીને તમને બચાવ્યા” અથવા “ઈશ્વરે તમને મફત ભેટની જેમ બચાવ્યા” (જુઓ : </w:t>
-      </w:r>
-      <w:r>
-        <w:rPr>
-          <w:lang w:val="gu_IN" w:bidi="gu_IN"/>
-        </w:rPr>
-        <w:t>﻿﻿﻿અમૂર્ત નામો</w:t>
-      </w:r>
-      <w:r>
-        <w:rPr>
-          <w:lang w:val="gu_IN" w:bidi="gu_IN"/>
-        </w:rPr>
-        <w:t>)</w:t>
-        <w:br/>
-      </w:r>
-      <w:r>
-        <w:rPr>
-          <w:lang w:val="gu_IN" w:bidi="gu_IN"/>
-        </w:rPr>
-        <w:t xml:space="preserve">2:6 na2n rc://ta/man/translate/figs-idiom συνήγειρεν 1 તેમની સાથે ઉઠાડીને 1 અહીંયા, “ઉઠાડ્યા” શબ્દ એ કોઈક મરણ પામેલાને ફરીથી જીવંત કરવા માટેનો રૂઢીપ્રયોગ છે. (જુઓ : </w:t>
-      </w:r>
-      <w:r>
-        <w:rPr>
-          <w:lang w:val="gu_IN" w:bidi="gu_IN"/>
-        </w:rPr>
-        <w:t>રૂઢિપ્રયોગ</w:t>
-      </w:r>
-      <w:r>
-        <w:rPr>
-          <w:lang w:val="gu_IN" w:bidi="gu_IN"/>
-        </w:rPr>
-        <w:t>)</w:t>
-        <w:br/>
-      </w:r>
-      <w:r>
-        <w:rPr>
-          <w:lang w:val="gu_IN" w:bidi="gu_IN"/>
-        </w:rPr>
-        <w:t>2:6 abch rc://ta/man/translate/figs-pastforfuture συνήγειρεν 1 તેમની સાથે ઉઠાડીને 1 આનો અર્થ આ હોઈ શકે : (૧) કારણ કે ઈશ્વરે ખ્રિસ્તને ફરીથી જીવંત કર્યા છે, માટે ઈશ્વરે પાઉલ અને એફેસસના વિશ્વાસીઓને નવું આત્મિક જીવન આપી જ દીધું છે. વૈકલ્પિક ભાષાંતર : “ઈશ્વરે આપણને નવું જીવન આપ્યું છે કારણ કે આપણે ખ્રિસ્તના છીએ”</w:t>
-        <w:br/>
-      </w:r>
-      <w:r>
-        <w:rPr>
-          <w:lang w:val="gu_IN" w:bidi="gu_IN"/>
-        </w:rPr>
-        <w:t>(૨) કારણ કે ઈશ્વરે ખ્રિસ્તને ફરીથી સજીવન કર્યા છે, માટે એફેસસના વિશ્વાસી જાણી શકે છે કે પોતાના મરણ પછી તેઓ ખ્રિસ્ત સાથે જીવશે, અને જાણે વિશ્વાસીઓનું ફરી જીવવાનું થઈ ગયું હોય એમ પાઉલ તે વિષે કહી શકે છે.</w:t>
-        <w:br/>
-      </w:r>
-      <w:r>
-        <w:rPr>
-          <w:lang w:val="gu_IN" w:bidi="gu_IN"/>
-        </w:rPr>
-        <w:t>વૈકલ્પિક ભાષાંતર : “આપણે ખાતરીબદ્ધ બની શકીએ છીએ કે ઈશ્વરે જેવી રીતે ખ્રિસ્તને ફરીથી જીવંત કર્યા તેમ તેઓ આપણને જીવન આપશે.” (જુઓ :</w:t>
-      </w:r>
-      <w:r>
-        <w:rPr>
-          <w:lang w:val="gu_IN" w:bidi="gu_IN"/>
-        </w:rPr>
-        <w:t>આગાહીસુચક ભૂતકાળ</w:t>
-      </w:r>
-      <w:r>
-        <w:rPr>
-          <w:lang w:val="gu_IN" w:bidi="gu_IN"/>
-        </w:rPr>
-        <w:t>)</w:t>
-        <w:br/>
-      </w:r>
-      <w:r>
-        <w:rPr>
-          <w:lang w:val="gu_IN" w:bidi="gu_IN"/>
-        </w:rPr>
-        <w:t xml:space="preserve">2:6 ab11 rc://ta/man/translate/figs-pastforfuture συνεκάθισεν 1 તેમની સાથે બેસાડ્યા 1 વિશ્વાસીઓ સ્વર્ગમાં ખ્રિસ્ત સાથે </w:t>
-      </w:r>
-      <w:r>
-        <w:rPr>
-          <w:b/>
-          <w:lang w:val="gu_IN" w:bidi="gu_IN"/>
-        </w:rPr>
-        <w:t>બેસી ચુક્યા છે</w:t>
-      </w:r>
-      <w:r>
-        <w:rPr>
-          <w:lang w:val="gu_IN" w:bidi="gu_IN"/>
-        </w:rPr>
-        <w:t xml:space="preserve"> એ રીતે પાઉલ વાત કરે છે, તે ભવિષ્યમાં થનાર કોઈ બાબત છે છતાંયે ભૂતકાળમાં ખ્રિસ્તે જે કર્યું તે કારણે તેની ખાતરી આપવામાં આવી છે.</w:t>
-      </w:r>
-      <w:r>
-        <w:rPr>
-          <w:lang w:val="gu_IN" w:bidi="gu_IN"/>
-        </w:rPr>
-      </w:r>
-      <w:r>
-        <w:rPr>
-          <w:lang w:val="gu_IN" w:bidi="gu_IN"/>
-        </w:rPr>
-      </w:r>
-    </w:p>
-    <w:p>
-      <w:pPr/>
-      <w:r>
-        <w:rPr>
-          <w:lang w:val="gu_IN" w:bidi="gu_IN"/>
-        </w:rPr>
-      </w:r>
-    </w:p>
-    <w:p>
-      <w:pPr>
-        <w:pStyle w:val="Heading2"/>
-      </w:pPr>
-      <w:r>
-        <w:rPr>
-          <w:lang w:val="gu_IN" w:bidi="gu_IN"/>
-        </w:rPr>
-        <w:t>એફેસીઓને પત્ર - અધ્યાય 3 પ્રસ્તાવના</w:t>
-      </w:r>
-      <w:r>
-        <w:rPr>
-          <w:lang w:val="gu_IN" w:bidi="gu_IN"/>
-        </w:rPr>
-      </w:r>
-    </w:p>
-    <w:p>
-      <w:pPr>
-        <w:pStyle w:val="Heading3"/>
-      </w:pPr>
-    </w:p>
-    <w:p>
-      <w:pPr/>
-      <w:r>
-        <w:rPr>
-          <w:lang w:val="gu_IN" w:bidi="gu_IN"/>
-        </w:rPr>
-      </w:r>
-      <w:r>
-        <w:rPr>
-          <w:lang w:val="gu_IN" w:bidi="gu_IN"/>
-        </w:rPr>
-        <w:t>: s3d4 0 0</w:t>
-      </w:r>
-    </w:p>
-    <w:p>
-      <w:pPr/>
-      <w:r>
-        <w:rPr>
-          <w:lang w:val="gu_IN" w:bidi="gu_IN"/>
-        </w:rPr>
-      </w:r>
-      <w:r>
-        <w:rPr>
-          <w:lang w:val="gu_IN" w:bidi="gu_IN"/>
-        </w:rPr>
-        <w:t xml:space="preserve">jln1 0 0 </w:t>
-        <w:br/>
-      </w:r>
-      <w:r>
-        <w:rPr>
-          <w:lang w:val="gu_IN" w:bidi="gu_IN"/>
-        </w:rPr>
-        <w:t>3:1 w896 Connecting Statement: 0 Connecting Statement: 0 # Connecting Statement:</w:t>
-      </w:r>
-    </w:p>
-    <w:p>
-      <w:pPr/>
-      <w:r>
-        <w:rPr>
-          <w:lang w:val="gu_IN" w:bidi="gu_IN"/>
-        </w:rPr>
-      </w:r>
-      <w:r>
-        <w:rPr>
-          <w:lang w:val="gu_IN" w:bidi="gu_IN"/>
-        </w:rPr>
-        <w:t>મંડળી વિષેનું ગુપ્ત સત્ય વિશ્વાસીઓને સ્પષ્ટ કરવા પાઉલ યહૂદીઓ અને બિનયહૂદીઓની એકતાને પાછો સંદર્ભિત કરે છે અને જેમ પથ્થરો એક મંદિર રચે છે તેમ કેવી રીતે તે બંને જૂથો ઈશ્વરની આરાધના કરે એવા એક જૂથને રચે છે તેને પણ સંદર્ભિત કરે છે.</w:t>
-        <w:br/>
-      </w:r>
-      <w:r>
-        <w:rPr>
-          <w:lang w:val="gu_IN" w:bidi="gu_IN"/>
-        </w:rPr>
-        <w:t xml:space="preserve">3:1 jb9u rc://ta/man/translate/grammar-connect-logic-result τούτου χάριν 1 આ કારણથી 1 વાક્યાંશ </w:t>
-      </w:r>
-      <w:r>
-        <w:rPr>
-          <w:b/>
-          <w:lang w:val="gu_IN" w:bidi="gu_IN"/>
-        </w:rPr>
-        <w:t>આ કારણને લીધે</w:t>
-      </w:r>
-      <w:r>
-        <w:rPr>
-          <w:lang w:val="gu_IN" w:bidi="gu_IN"/>
-        </w:rPr>
-        <w:t xml:space="preserve"> કારણ-પરિણામ સંબંધને રજુ કરે છે. પાઉલે અધ્યાય-૨માં જેના વિષે વાત કરી તે કારણ છે, એટલે, યહૂદીઓ અને બિનયહૂદીઓ વચ્ચેના ભાગલા દૂર કરી તેઓને એક જૂથ બનાવવા દ્વારા ખ્રિસ્તે જે કૃપા દર્શાવી છે. પાઉલ બિનયહૂદીઓ માટે પ્રાર્થના કરે છે તે પરિણામ છે. તમારી ભાષામાં એવા વાક્યાંશનો ઉપયોગ કરો જે કારણને પરિણામ સાથે જોડે છે. (જુઓ :</w:t>
-      </w:r>
-      <w:r>
-        <w:rPr>
-          <w:lang w:val="gu_IN" w:bidi="gu_IN"/>
-        </w:rPr>
-        <w:t>જોડાણ - કારણ-અને-પરિણામ સબંધ</w:t>
-      </w:r>
-      <w:r>
-        <w:rPr>
-          <w:lang w:val="gu_IN" w:bidi="gu_IN"/>
-        </w:rPr>
-        <w:t>)</w:t>
-        <w:br/>
-      </w:r>
-      <w:r>
-        <w:rPr>
-          <w:lang w:val="gu_IN" w:bidi="gu_IN"/>
-        </w:rPr>
-        <w:t>3:1 abd6 rc://ta/man/translate/figs-explicit τούτου χάριν 1 આ કારણથી 1 કારણ શું છે તે તમારે સુસ્પષ્ટ કરવાની જરૂર પડી શકે છે. વૈકલ્પિક ભાષાંતર : “ઈશ્વરની કૃપા તમારા પર હતી તે કારણે” USTની જેમ તમારે અહીંયા પણ પરિણામ શું છે તે સુસ્પષ્ટ કરવાની જરૂર પડી શકે, કારણ કે ૩:૧૪ સુધી પાઉલ પરિણામ જણાવતો નથી કે તે તેઓ માટે પ્રાર્થના કરે છે. (જુઓ :</w:t>
-      </w:r>
-      <w:r>
-        <w:rPr>
-          <w:lang w:val="gu_IN" w:bidi="gu_IN"/>
-        </w:rPr>
-        <w:t>અનુમાનિત જ્ઞાન અને ગર્ભિત માહિતી</w:t>
-      </w:r>
-      <w:r>
-        <w:rPr>
-          <w:lang w:val="gu_IN" w:bidi="gu_IN"/>
-        </w:rPr>
-        <w:t>)</w:t>
-        <w:br/>
-      </w:r>
-      <w:r>
-        <w:rPr>
-          <w:lang w:val="gu_IN" w:bidi="gu_IN"/>
-        </w:rPr>
-        <w:t>3:1 m9b6 ὁ δέσμιος τοῦ Χριστοῦ Ἰησοῦ 1 ખ્રિસ્ત ઇસુનો બંદીવાન 1 “હું, જે બંદીખાનામાં છું, કારણ કે હું ખ્રિસ્ત ઈસુની સેવા કરું છું”</w:t>
-        <w:br/>
-      </w:r>
-      <w:r>
-        <w:rPr>
-          <w:lang w:val="gu_IN" w:bidi="gu_IN"/>
-        </w:rPr>
-        <w:t xml:space="preserve">3:2 rx7t τὴν οἰκονομίαν τῆς χάριτος τοῦ Θεοῦ, τῆς δοθείσης μοι εἰς ὑμᾶς 1 ઈશ્વરના અનુગ્રહના કારભારીપણા &amp; જે મને તમારે સારું આપવામાં આવ્યું હતું 1 અહીંયા, </w:t>
-      </w:r>
-      <w:r>
-        <w:rPr>
-          <w:b/>
-          <w:lang w:val="gu_IN" w:bidi="gu_IN"/>
-        </w:rPr>
-        <w:t>કૃપા</w:t>
-      </w:r>
-      <w:r>
-        <w:rPr>
-          <w:lang w:val="gu_IN" w:bidi="gu_IN"/>
-        </w:rPr>
-        <w:t>નો અર્થ આ હોઈ શકે : (૧) પાઉલ વિશ્વાસીઓને સુવાર્તા જે ભેટ લાવી રહ્યો છે તે, અને તમે તેને આ રીતે અનુવાદિત કરી શકો, “ઈશ્વરે મને તમારી પાસે કૃપા લાવવાની જે જવાબદારી આપી.”</w:t>
-        <w:br/>
-      </w:r>
-      <w:r>
-        <w:rPr>
-          <w:lang w:val="gu_IN" w:bidi="gu_IN"/>
-        </w:rPr>
-        <w:t>(૨) બિન યહૂદીઓ માટે સુવાર્તાના કારભારી હોવાનું પાઉલનું કૃપાદાન, અને તમે તેનું આ રીતે ભાષાંતર કરી શકો, “તમારા લાભ માટે ઈશ્વર મને જે જવાબદારી ઉદારતાએ આપી.”</w:t>
-        <w:br/>
-      </w:r>
-      <w:r>
-        <w:rPr>
-          <w:lang w:val="gu_IN" w:bidi="gu_IN"/>
-        </w:rPr>
-        <w:t>3:3 dc7x rc://ta/man/translate/figs-activepassive κατὰ ἀποκάλυψιν ἐγνωρίσθη μοι 1 મને જણાવેલ પ્રકટીકરણ અનુસાર 1 તમે આને સક્રિય સ્વરૂપમાં જણાવી શકો. વૈકલ્પિક ભાષાંતર : “ઈશ્વરે મને જે પ્રગટ કર્યું તે અનુસાર” (જુઓ :</w:t>
-      </w:r>
-      <w:r>
-        <w:rPr>
-          <w:lang w:val="gu_IN" w:bidi="gu_IN"/>
-        </w:rPr>
-        <w:t>﻿﻿સક્રિય (પ્રત્યક્ષ) અથવા નિષ્ક્રિય (પરોક્ષ)</w:t>
-      </w:r>
-      <w:r>
-        <w:rPr>
-          <w:lang w:val="gu_IN" w:bidi="gu_IN"/>
-        </w:rPr>
-        <w:t>)</w:t>
-        <w:br/>
-      </w:r>
-      <w:r>
-        <w:rPr>
-          <w:lang w:val="gu_IN" w:bidi="gu_IN"/>
-        </w:rPr>
-        <w:t>3:3 qm6m καθὼς προέγραψα ἐν ὀλίγῳ 1 જે &amp; વિષે મેં પહેલાથી સંક્ષિપ્તમાં લખ્યું હતું 1 પાઉલ અહીંયા બીજા પત્રને અનુલક્ષે છે જે તેણે આ લોકોને લખ્યો હતો.</w:t>
-        <w:br/>
-      </w:r>
-      <w:r>
-        <w:rPr>
-          <w:lang w:val="gu_IN" w:bidi="gu_IN"/>
-        </w:rPr>
-        <w:t>3:5 srn9 rc://ta/man/translate/figs-activepassive ὃ ἑτέραις γενεαῖς οὐκ ἐγνωρίσθη τοῖς υἱοῖς τῶν ἀνθρώπων 1 જે અગાઉની પેઢીના માણસોના દીકરાઓને જણાવવામાં આવ્યું ન હતું કે 1 તમે આને સક્રિય સ્વરૂપમાં જણાવી શકો. વૈકલ્પિક ભાષાંતર : “ઈશ્વરે ભૂતકાળમાં આ બાબત લોકોને જણાવી નહોતી” (જુઓ :</w:t>
-      </w:r>
-      <w:r>
-        <w:rPr>
-          <w:lang w:val="gu_IN" w:bidi="gu_IN"/>
-        </w:rPr>
-        <w:t>﻿﻿સક્રિય (પ્રત્યક્ષ) અથવા નિષ્ક્રિય (પરોક્ષ)</w:t>
-      </w:r>
-      <w:r>
-        <w:rPr>
-          <w:lang w:val="gu_IN" w:bidi="gu_IN"/>
-        </w:rPr>
-        <w:t>)</w:t>
-        <w:br/>
-      </w:r>
-      <w:r>
-        <w:rPr>
-          <w:lang w:val="gu_IN" w:bidi="gu_IN"/>
-        </w:rPr>
-        <w:t>3:5 eq5u rc://ta/man/translate/figs-activepassive ὡς νῦν ἀπεκαλύφθη &amp; ἐν Πνεύματι 1 જે હમણા &amp; આત્મા દ્વારા &amp; પ્રગટ થયેલા છે 1 તમે આને સક્રિય સ્વરૂપમાં જણાવી શકો. વૈકલ્પિક ભાષાંતર : “પરંતુ હવે આત્માએ તેને પ્રગટ કર્યું છે” અથવા “પરંતુ હવે આત્માએ તેને જણાવ્યું છે” (જુઓ :</w:t>
-      </w:r>
-      <w:r>
-        <w:rPr>
-          <w:lang w:val="gu_IN" w:bidi="gu_IN"/>
-        </w:rPr>
-        <w:t>﻿﻿સક્રિય (પ્રત્યક્ષ) અથવા નિષ્ક્રિય (પરોક્ષ)</w:t>
-      </w:r>
-      <w:r>
-        <w:rPr>
-          <w:lang w:val="gu_IN" w:bidi="gu_IN"/>
-        </w:rPr>
-        <w:t>)</w:t>
-        <w:br/>
-      </w:r>
-      <w:r>
-        <w:rPr>
-          <w:lang w:val="gu_IN" w:bidi="gu_IN"/>
-        </w:rPr>
-        <w:t xml:space="preserve">3:6 pqy3 εἶναι τὰ ἔθνη, συνκληρονόμα &amp; διὰ τοῦ εὐαγγελίου 1 એટલે કે બિનયહુદીઓ &amp; સુવાર્તાદ્વારા &amp; સહવારસદાર &amp; છે 1 આ ગુપ્ત સત્ય છે કે જેને પાઉલે અગાઉની કલમમાં સમજાવવાની શરૂઆત કરી હતી. યહૂદી વિશ્વાસીઓ ઈશ્વર પાસેથી જે પ્રાપ્ત કરે છે તે </w:t>
-      </w:r>
-      <w:r>
-        <w:rPr>
-          <w:i/>
-          <w:lang w:val="gu_IN" w:bidi="gu_IN"/>
-        </w:rPr>
-        <w:t>બિનયહૂદીઓ,</w:t>
-      </w:r>
-      <w:r>
-        <w:rPr>
-          <w:lang w:val="gu_IN" w:bidi="gu_IN"/>
-        </w:rPr>
-        <w:t>* કે જેઓ ખ્રિસ્તનો અંગીકાર કરે છે તેઓ પણ તે બધું જ પ્રાપ્ત કરે છે.</w:t>
-        <w:br/>
-      </w:r>
-      <w:r>
-        <w:rPr>
-          <w:lang w:val="gu_IN" w:bidi="gu_IN"/>
-        </w:rPr>
-        <w:t xml:space="preserve">3:6 y88q σύνσωμα 1 શરીરનાં સાથી સભ્યો 1 મંડળીને ઘણીવાર ખ્રિસ્તના </w:t>
-      </w:r>
-      <w:r>
-        <w:rPr>
-          <w:b/>
-          <w:lang w:val="gu_IN" w:bidi="gu_IN"/>
-        </w:rPr>
-        <w:t>શરીર</w:t>
-      </w:r>
-      <w:r>
-        <w:rPr>
-          <w:lang w:val="gu_IN" w:bidi="gu_IN"/>
-        </w:rPr>
-        <w:t xml:space="preserve"> તરીકે સંદર્ભિત કરવામાં આવી છે.</w:t>
-        <w:br/>
-      </w:r>
-      <w:r>
-        <w:rPr>
-          <w:lang w:val="gu_IN" w:bidi="gu_IN"/>
-        </w:rPr>
-        <w:t xml:space="preserve">3:6 wxs4 ἐν Χριστῷ Ἰησοῦ 1 ખ્રિસ્ત ઇસુમાં 1 વાક્યાંશ </w:t>
-      </w:r>
-      <w:r>
-        <w:rPr>
-          <w:b/>
-          <w:lang w:val="gu_IN" w:bidi="gu_IN"/>
-        </w:rPr>
-        <w:t>ખ્રિસ્ત ઈસુમાં</w:t>
-      </w:r>
-      <w:r>
-        <w:rPr>
-          <w:lang w:val="gu_IN" w:bidi="gu_IN"/>
-        </w:rPr>
-        <w:t xml:space="preserve"> અને તે સમાન બીની અભિવ્યક્તિઓ એ રૂપકો છે જે નવા કરારના પત્રોમાં વારંવાર ઉદ્ભવે છે. આ શબ્દો ખ્રિસ્ત અને જેઓ તેમના પર વિશ્વાસ કરે છે તેઓ વચ્ચેનો શક્ય એટલો મજબૂત પ્રકારનો સંબંધ વ્યક્ત કરે છે.</w:t>
-        <w:br/>
-      </w:r>
-      <w:r>
-        <w:rPr>
-          <w:lang w:val="gu_IN" w:bidi="gu_IN"/>
-        </w:rPr>
-        <w:t xml:space="preserve">3:6 i4h7 διὰ τοῦ εὐαγγελίου 1 સુવાર્તાદ્વારા 1 આનો અર્થ આ હોઈ શકે : (૧) </w:t>
-      </w:r>
-      <w:r>
-        <w:rPr>
-          <w:b/>
-          <w:lang w:val="gu_IN" w:bidi="gu_IN"/>
-        </w:rPr>
-        <w:t>સુવાર્તા</w:t>
-      </w:r>
-      <w:r>
-        <w:rPr>
-          <w:lang w:val="gu_IN" w:bidi="gu_IN"/>
-        </w:rPr>
-        <w:t xml:space="preserve">ને કારણે, બિનયહુદીઓ ઈશ્વરના વચનના સાથી-ભાગીદારો છે. (૨) </w:t>
-      </w:r>
-      <w:r>
-        <w:rPr>
-          <w:b/>
-          <w:lang w:val="gu_IN" w:bidi="gu_IN"/>
-        </w:rPr>
-        <w:t>સુવાર્તા</w:t>
-      </w:r>
-      <w:r>
-        <w:rPr>
-          <w:lang w:val="gu_IN" w:bidi="gu_IN"/>
-        </w:rPr>
-        <w:t>ને કારણે બિનયહૂદીઓ સાથી-વારસદારો અને શરીરના અવયવો છે અને ઈશ્વરના વચનના સાથી ભાગીદારો છે.</w:t>
-        <w:br/>
-      </w:r>
-      <w:r>
-        <w:rPr>
-          <w:lang w:val="gu_IN" w:bidi="gu_IN"/>
-        </w:rPr>
-        <w:t>3:8 y97f rc://ta/man/translate/figs-metaphor ἀνεξιχνίαστον 1 અખૂટ 1 જે દરેક બાબત ખ્રિસ્ત આપે છે તે જાણે ભૌતિક રીતે ઘણી જ મોટી હોય અને જેને પૂર્ણ રીતે કળી ન શકાય એવી કશીક તે બાબત હોય એ રીતે પાઉલ તેમની વાત કરે છે. વૈકલ્પિક ભાષાંતર : “પૂર્ણ રીતે જાણવાને અસમર્થ” (જુઓ :</w:t>
-      </w:r>
-      <w:r>
-        <w:rPr>
-          <w:lang w:val="gu_IN" w:bidi="gu_IN"/>
-        </w:rPr>
-        <w:t>રૂપક</w:t>
-      </w:r>
-      <w:r>
-        <w:rPr>
-          <w:lang w:val="gu_IN" w:bidi="gu_IN"/>
-        </w:rPr>
-        <w:t>)</w:t>
-        <w:br/>
-      </w:r>
-      <w:r>
-        <w:rPr>
-          <w:lang w:val="gu_IN" w:bidi="gu_IN"/>
-        </w:rPr>
-        <w:t xml:space="preserve">3:8 e96z rc://ta/man/translate/figs-metaphor πλοῦτος τοῦ Χριστοῦ 1 ખ્રિસ્તની &amp; સંપત્તિની 1 પાઉલ </w:t>
-      </w:r>
-      <w:r>
-        <w:rPr>
-          <w:b/>
-          <w:lang w:val="gu_IN" w:bidi="gu_IN"/>
-        </w:rPr>
-        <w:t>ખ્રિસ્ત</w:t>
-      </w:r>
-      <w:r>
-        <w:rPr>
-          <w:lang w:val="gu_IN" w:bidi="gu_IN"/>
-        </w:rPr>
-        <w:t>ના સત્ય વિષે અને જે આશીર્વાદો ઈસુ જાણે ભૌતિક સંપત્તિ હોય એમ લાવે છે તે વિષે કહે છે. (જુઓ :</w:t>
-      </w:r>
-      <w:r>
-        <w:rPr>
-          <w:lang w:val="gu_IN" w:bidi="gu_IN"/>
-        </w:rPr>
-        <w:t>રૂપક</w:t>
-      </w:r>
-      <w:r>
-        <w:rPr>
-          <w:lang w:val="gu_IN" w:bidi="gu_IN"/>
-        </w:rPr>
-        <w:t>)</w:t>
-        <w:br/>
-      </w:r>
-      <w:r>
-        <w:rPr>
-          <w:lang w:val="gu_IN" w:bidi="gu_IN"/>
-        </w:rPr>
-        <w:t>3:9 f2zp rc://ta/man/translate/figs-activepassive τοῦ μυστηρίου, τοῦ ἀποκεκρυμμένου ἀπὸ τῶν αἰώνων ἐν τῷ Θεῷ, τῷ τὰ πάντα κτίσαντι 1 રહસ્યનું &amp; યુગોથી ઈશ્વરમાં, જેમણે સર્વ સર્જ્યું છે, ગુપ્ત હતું તે 1 તમે આને સક્રિય સ્વરૂપમાં જણાવી શકો. વૈકલ્પિક ભાષાંતર: “જેમણે સર્વ બાબતો ઉત્પન્ન કરી, અને ભૂતકાળમાં યુગો સુધી આ યોજના ગુપ્ત રાખી, તે ઈશ્વરના” (જુઓ :</w:t>
-      </w:r>
-      <w:r>
-        <w:rPr>
-          <w:lang w:val="gu_IN" w:bidi="gu_IN"/>
-        </w:rPr>
-        <w:t>﻿﻿સક્રિય (પ્રત્યક્ષ) અથવા નિષ્ક્રિય (પરોક્ષ)</w:t>
-      </w:r>
-      <w:r>
-        <w:rPr>
-          <w:lang w:val="gu_IN" w:bidi="gu_IN"/>
-        </w:rPr>
-        <w:t>)</w:t>
-        <w:br/>
-      </w:r>
-      <w:r>
-        <w:rPr>
-          <w:lang w:val="gu_IN" w:bidi="gu_IN"/>
-        </w:rPr>
-        <w:t xml:space="preserve">3:10 abd3 rc://ta/man/translate/grammar-connect-logic-goal ἵνα 1 જેથી 1 જોડતો વાક્યાંશ </w:t>
-      </w:r>
-      <w:r>
-        <w:rPr>
-          <w:b/>
-          <w:lang w:val="gu_IN" w:bidi="gu_IN"/>
-        </w:rPr>
-        <w:t>કે જેથી</w:t>
-      </w:r>
-      <w:r>
-        <w:rPr>
-          <w:lang w:val="gu_IN" w:bidi="gu_IN"/>
-        </w:rPr>
-        <w:t xml:space="preserve"> ધ્યેય-સંબંધને રજુ કરે છે. પાઉલને મંડળીનો મર્મ પ્રગટ કરવા પાછળ ઈશ્વરનો ધ્યેય કે હેતુ એ સ્વર્ગીય સ્થાનોમાંના અધિકારીઓને ઈશ્વરનું ડહાપણ જોવા સમર્થ કરવાનો હતો. (જુઓ :</w:t>
-      </w:r>
-      <w:r>
-        <w:rPr>
-          <w:lang w:val="gu_IN" w:bidi="gu_IN"/>
-        </w:rPr>
-        <w:t>જોડાણ - ધ્યેય (હેતુ) સબંધ</w:t>
-      </w:r>
-      <w:r>
-        <w:rPr>
-          <w:lang w:val="gu_IN" w:bidi="gu_IN"/>
-        </w:rPr>
-        <w:t>)</w:t>
-        <w:br/>
-      </w:r>
-      <w:r>
-        <w:rPr>
-          <w:lang w:val="gu_IN" w:bidi="gu_IN"/>
-        </w:rPr>
-        <w:t>3:10 q62l rc://ta/man/translate/figs-activepassive γνωρισθῇ &amp; ταῖς ἀρχαῖς καὶ ταῖς ἐξουσίαις ἐν τοῖς ἐπουρανίοις &amp; ἡ πολυποίκιλος σοφία τοῦ Θεοῦ 1 ઈશ્વરનું બહુમુખી સમજણ શાસકો તથા અધિકારીઓને સ્વર્ગીય સ્થાનોમાં જણાવી શકાય 1 તમે આને સક્રિય સ્વરૂપમાં જણાવી શકો. વૈકલ્પિક ભાષાંતર: “ઈશ્વર તેમનું મોટું ડહાપણ સ્વર્ગીય સ્થાનોમાંના અધિપતિઓ અને અધિકારીઓને પ્રગટ કરી શકે” (જુઓ :</w:t>
-      </w:r>
-      <w:r>
-        <w:rPr>
-          <w:lang w:val="gu_IN" w:bidi="gu_IN"/>
-        </w:rPr>
-        <w:t>﻿﻿સક્રિય (પ્રત્યક્ષ) અથવા નિષ્ક્રિય (પરોક્ષ)</w:t>
-      </w:r>
-      <w:r>
-        <w:rPr>
-          <w:lang w:val="gu_IN" w:bidi="gu_IN"/>
-        </w:rPr>
-        <w:t>)</w:t>
-        <w:br/>
-      </w:r>
-      <w:r>
-        <w:rPr>
-          <w:lang w:val="gu_IN" w:bidi="gu_IN"/>
-        </w:rPr>
-        <w:t>3:10 elh2 rc://ta/man/translate/figs-doublet ταῖς ἀρχαῖς καὶ ταῖς ἐξουσίαις 1 શાસકો તથા અધિકારીઓને 1 આ શબ્દો સમાન અર્થ આપે છે. પાઉલ આ શબ્દોનો એકસાથે ઉપયોગ, દરેક આત્મિક હસ્તી ઈશ્વરનું ડહાપણ જાણશે તેની પર ભાર મૂકવા કરે છે. જો તમારી ભાષામાં આને માટે બે શબ્દો નથી તો તમે એક શબ્દ વાપરી શકો છો. (જુઓ :</w:t>
-      </w:r>
-      <w:r>
-        <w:rPr>
-          <w:lang w:val="gu_IN" w:bidi="gu_IN"/>
-        </w:rPr>
-        <w:t>﻿બેવડું/બમણાં</w:t>
-      </w:r>
-      <w:r>
-        <w:rPr>
-          <w:lang w:val="gu_IN" w:bidi="gu_IN"/>
-        </w:rPr>
-        <w:t>)</w:t>
-        <w:br/>
-      </w:r>
-      <w:r>
-        <w:rPr>
-          <w:lang w:val="gu_IN" w:bidi="gu_IN"/>
-        </w:rPr>
-        <w:t xml:space="preserve">3:10 z7vy ἐν τοῖς ἐπουρανίοις 1 સ્વર્ગીય સ્થાનોમાં 1 </w:t>
-      </w:r>
-      <w:r>
-        <w:rPr>
-          <w:b/>
-          <w:lang w:val="gu_IN" w:bidi="gu_IN"/>
-        </w:rPr>
-        <w:t>સ્વર્ગીય જગ્યાઓ</w:t>
-      </w:r>
-      <w:r>
-        <w:rPr>
-          <w:lang w:val="gu_IN" w:bidi="gu_IN"/>
-        </w:rPr>
-        <w:t xml:space="preserve"> વાક્યાંશ ઈશ્વર જ્યાં છે તે જગ્યાને અનુલક્ષે છે. [એફેસી ૧:૩] (../૦૧/૦૩.md)માં તેનું કેવી રીતે ભાષાંતર કરવામાં આવ્યું છે તે જુઓ. વૈકલ્પિક ભાષાંતર : “અલૌકિક જગતમાં”</w:t>
-        <w:br/>
-      </w:r>
-      <w:r>
-        <w:rPr>
-          <w:lang w:val="gu_IN" w:bidi="gu_IN"/>
-        </w:rPr>
-        <w:t xml:space="preserve">3:10 ll77 rc://ta/man/translate/figs-metaphor ἡ πολυποίκιλος σοφία τοῦ Θεοῦ 1 ઈશ્વરનું બહુમુખી સમજણ 1 ઈશ્વરનું </w:t>
-      </w:r>
-      <w:r>
-        <w:rPr>
-          <w:b/>
-          <w:lang w:val="gu_IN" w:bidi="gu_IN"/>
-        </w:rPr>
-        <w:t>ડહાપણ,</w:t>
-      </w:r>
-      <w:r>
-        <w:rPr>
-          <w:lang w:val="gu_IN" w:bidi="gu_IN"/>
-        </w:rPr>
-        <w:t xml:space="preserve"> જાણે તે ઘણી સપાટીઓ સાથેનો પદાર્થ હોય તેમ પાઉલ તેની વાત કરે છે. વૈકલ્પિક ભાષાંતર : “ઈશ્વરનું જટિલ ડહાપણ” અથવા “ઈશ્વર કેટલા બધાં જ્ઞાની છે” (જુઓ :</w:t>
-      </w:r>
-      <w:r>
-        <w:rPr>
-          <w:lang w:val="gu_IN" w:bidi="gu_IN"/>
-        </w:rPr>
-        <w:t>રૂપક</w:t>
-      </w:r>
-      <w:r>
-        <w:rPr>
-          <w:lang w:val="gu_IN" w:bidi="gu_IN"/>
-        </w:rPr>
-        <w:t>)</w:t>
-        <w:br/>
-      </w:r>
-      <w:r>
-        <w:rPr>
-          <w:lang w:val="gu_IN" w:bidi="gu_IN"/>
-        </w:rPr>
-        <w:t>3:11 aaz8 κατὰ πρόθεσιν τῶν αἰώνων 1 અનંતજીવનના ઉદેશ્ય અનુસાર 1 “અનંતકાળિક યોજનાને જાળવીને” અથવા “અનંતકાળિક યોજના સાથે સુમેળમાં”</w:t>
-        <w:br/>
-      </w:r>
-      <w:r>
-        <w:rPr>
-          <w:lang w:val="gu_IN" w:bidi="gu_IN"/>
-        </w:rPr>
-        <w:t>3:12 qfn9 Connecting Statement: 0 Connecting Statement: 0 # Connecting Statement:</w:t>
-      </w:r>
-    </w:p>
-    <w:p>
-      <w:pPr/>
-      <w:r>
-        <w:rPr>
-          <w:lang w:val="gu_IN" w:bidi="gu_IN"/>
-        </w:rPr>
-      </w:r>
-      <w:r>
-        <w:rPr>
-          <w:lang w:val="gu_IN" w:bidi="gu_IN"/>
-        </w:rPr>
-        <w:t>આ અધ્યાયના પછીના વિભાગમાં પાઉલ પોતાના દુ:ખના સમયમાં ઈશ્વરની સ્તુતિ કરે છે અને એફેસસના આ વિશ્વાસીઓ માટે પ્રાર્થના કરે છે.</w:t>
-        <w:br/>
-      </w:r>
-      <w:r>
-        <w:rPr>
-          <w:lang w:val="gu_IN" w:bidi="gu_IN"/>
-        </w:rPr>
-        <w:t>3:12 we6c ἔχομεν τὴν παρρησίαν 1 આપણને &amp; હિંમત &amp; છે 1 “આપણે ભય વિનાના છીએ” અથવા “આપણને હિંમત છે”</w:t>
-        <w:br/>
-      </w:r>
-      <w:r>
-        <w:rPr>
-          <w:lang w:val="gu_IN" w:bidi="gu_IN"/>
-        </w:rPr>
-        <w:t>3:12 ab6c rc://ta/man/translate/figs-hendiadys τὴν παρρησίαν καὶ προσαγωγὴν 1 હિંમત તથા &amp; પ્રવેશ 1 આ બંને શબ્દો એક વિચાર વ્યકત કરવા સાથે કામ કરે છે : “હિંમતથી પ્રવેશ” અથવા “પ્રવેશ કરવા હિંમત” (જુઓ :</w:t>
-      </w:r>
-      <w:r>
-        <w:rPr>
-          <w:lang w:val="gu_IN" w:bidi="gu_IN"/>
-        </w:rPr>
-        <w:t>સંયોજકો</w:t>
-      </w:r>
-      <w:r>
-        <w:rPr>
-          <w:lang w:val="gu_IN" w:bidi="gu_IN"/>
-        </w:rPr>
-        <w:t>)</w:t>
-        <w:br/>
-      </w:r>
-      <w:r>
-        <w:rPr>
-          <w:lang w:val="gu_IN" w:bidi="gu_IN"/>
-        </w:rPr>
-        <w:t xml:space="preserve">3:12 zx5c rc://ta/man/translate/figs-explicit προσαγωγὴν ἐν πεποιθήσει 1 ભરોસાસહિત પ્રવેશ 1 </w:t>
-      </w:r>
-      <w:r>
-        <w:rPr>
-          <w:b/>
-          <w:lang w:val="gu_IN" w:bidi="gu_IN"/>
-        </w:rPr>
-        <w:t>પ્રવેશ</w:t>
-      </w:r>
-      <w:r>
-        <w:rPr>
-          <w:lang w:val="gu_IN" w:bidi="gu_IN"/>
-        </w:rPr>
-        <w:t xml:space="preserve"> ઈશ્વરની હાજરીમાં છે, એને સ્પષ્ટપણે જણાવવું મદદરૂપ બની શકે છે. વૈકલ્પિક ભાષાંતર : “આત્મવિશ્વાસ સાથે ઈશ્વરની હાજરીમાં પ્રવેશ” અથવા “આત્મવિશ્વાસ સાથે ઈશ્વરની હાજરીમાં પ્રવેશ કરવાની આઝાદી” (જુઓ :</w:t>
-      </w:r>
-      <w:r>
-        <w:rPr>
-          <w:lang w:val="gu_IN" w:bidi="gu_IN"/>
-        </w:rPr>
-        <w:t>અનુમાનિત જ્ઞાન અને ગર્ભિત માહિતી</w:t>
-      </w:r>
-      <w:r>
-        <w:rPr>
-          <w:lang w:val="gu_IN" w:bidi="gu_IN"/>
-        </w:rPr>
-        <w:t>)</w:t>
-        <w:br/>
-      </w:r>
-      <w:r>
-        <w:rPr>
-          <w:lang w:val="gu_IN" w:bidi="gu_IN"/>
-        </w:rPr>
-        <w:t>3:12 kri2 πεποιθήσει 1 ભરોસાસહિત 1 “ચોક્કસતા” અથવા “ખાતરી”</w:t>
-        <w:br/>
-      </w:r>
-      <w:r>
-        <w:rPr>
-          <w:lang w:val="gu_IN" w:bidi="gu_IN"/>
-        </w:rPr>
-        <w:t xml:space="preserve">3:13 abd4 rc://ta/man/translate/grammar-connect-logic-result διὸ 1 તેથી 1 જોડતા શબ્દો </w:t>
-      </w:r>
-      <w:r>
-        <w:rPr>
-          <w:b/>
-          <w:lang w:val="gu_IN" w:bidi="gu_IN"/>
-        </w:rPr>
-        <w:t>એ માટે</w:t>
-      </w:r>
-      <w:r>
-        <w:rPr>
-          <w:lang w:val="gu_IN" w:bidi="gu_IN"/>
-        </w:rPr>
-        <w:t xml:space="preserve"> કારણ-પરિણામ સંબંધને રજુ કરે છે. કારણ એ કે વિશ્વાસીઓને આત્મવિશ્વાસથી ખ્રિસ્ત પાસે જવા પ્રવેશ છે. પરિણામ એ કે વિશ્વાસીઓ નાહિંમત નહિ થાય. તમારી ભાષામાં એવા વાક્યાંશનો ઉપયોગ કરો જે કારણને પરિણામ સાથે જોડે છે. (જુઓ :</w:t>
-      </w:r>
-      <w:r>
-        <w:rPr>
-          <w:lang w:val="gu_IN" w:bidi="gu_IN"/>
-        </w:rPr>
-        <w:t>જોડાણ - કારણ-અને-પરિણામ સબંધ</w:t>
-      </w:r>
-      <w:r>
-        <w:rPr>
-          <w:lang w:val="gu_IN" w:bidi="gu_IN"/>
-        </w:rPr>
-        <w:t>)</w:t>
-        <w:br/>
-      </w:r>
-      <w:r>
-        <w:rPr>
-          <w:lang w:val="gu_IN" w:bidi="gu_IN"/>
-        </w:rPr>
-        <w:t xml:space="preserve">3:13 ciu6 rc://ta/man/translate/figs-metonymy ὑπὲρ ὑμῶν, ἥτις ἐστὶν δόξα ὑμῶν 1 તમારા માટે &amp; જે તમારો મહિમા છે 1 અહીંયા, </w:t>
-      </w:r>
-      <w:r>
-        <w:rPr>
-          <w:b/>
-          <w:lang w:val="gu_IN" w:bidi="gu_IN"/>
-        </w:rPr>
-        <w:t>તમારો મહિમા</w:t>
-      </w:r>
-      <w:r>
-        <w:rPr>
-          <w:lang w:val="gu_IN" w:bidi="gu_IN"/>
-        </w:rPr>
-        <w:t xml:space="preserve"> એ, પાઉલ દ્વારા એફેસીઓને ખ્રિસ્ત વિષે કહેવાના કાર્યને કારણે જે તારણ અને અનંતજીવન તેઓને મળવાનું છે, તે માટેનો બીજો શબ્દ છે. (જુઓ :</w:t>
-      </w:r>
-      <w:r>
-        <w:rPr>
-          <w:lang w:val="gu_IN" w:bidi="gu_IN"/>
-        </w:rPr>
-        <w:t>﻿ઉપનામ</w:t>
-      </w:r>
-      <w:r>
-        <w:rPr>
-          <w:lang w:val="gu_IN" w:bidi="gu_IN"/>
-        </w:rPr>
-        <w:t>). આ કહેવાના પરિણામ સ્વરૂપે પાઉલને બંદીખાનું સહન કરવું પડ્યું હતું. તમે આને નવા વાક્ય તરીકે જણાવી શકો. વૈકલ્પિક ભાષાંતર : “તમારા માટે. તેઓ તમારી પાસે અદભુત લાભ લાવ્યા છે” અથવા “તમારા માટે. તેઓ તમારા તારણમાં પરિણમે છે”</w:t>
-        <w:br/>
-      </w:r>
-      <w:r>
-        <w:rPr>
-          <w:lang w:val="gu_IN" w:bidi="gu_IN"/>
-        </w:rPr>
-        <w:t xml:space="preserve">3:14 abd5 rc://ta/man/translate/grammar-connect-logic-result τούτου χάριν 1 એ કારણથી 1 જોડતો વાક્યાંશ </w:t>
-      </w:r>
-      <w:r>
-        <w:rPr>
-          <w:b/>
-          <w:lang w:val="gu_IN" w:bidi="gu_IN"/>
-        </w:rPr>
-        <w:t>આ કારણને લીધે</w:t>
-      </w:r>
-      <w:r>
-        <w:rPr>
-          <w:lang w:val="gu_IN" w:bidi="gu_IN"/>
-        </w:rPr>
-        <w:t xml:space="preserve"> કારણ-પરિણામ સંબંધ રજુ કરે છે. કારણ આ કે પાઉલના દુઃખોએ વિશ્વાસીઓ માટે મહિમા ઉત્પન્ન કર્યો. પાઉલ પિતાને પ્રાર્થના કરે છે તે પરિણામ છે. તમારી ભાષામાં એવા વાક્યાશનો ઉપયોગ કરો જે કારણને પરિણામ સાથે જોડે છે. (જુઓ :</w:t>
-      </w:r>
-      <w:r>
-        <w:rPr>
-          <w:lang w:val="gu_IN" w:bidi="gu_IN"/>
-        </w:rPr>
-        <w:t>જોડાણ - કારણ-અને-પરિણામ સબંધ</w:t>
-      </w:r>
-      <w:r>
-        <w:rPr>
-          <w:lang w:val="gu_IN" w:bidi="gu_IN"/>
-        </w:rPr>
-        <w:t>)</w:t>
-        <w:br/>
-      </w:r>
-      <w:r>
-        <w:rPr>
-          <w:lang w:val="gu_IN" w:bidi="gu_IN"/>
-        </w:rPr>
-        <w:t>3:14 v3gd rc://ta/man/translate/figs-explicit τούτου χάριν 1 એ કારણથી 1 કારણ શું છે તે તમારે વધારે સુસ્પષ્ટ કરવાની જરૂર પડી શકે. વૈકલ્પિક ભાષાંતર : “કારણ કે ઈશ્વરે તમારા માટે આ સર્વ કર્યું છે” (જુઓ :</w:t>
-      </w:r>
-      <w:r>
-        <w:rPr>
-          <w:lang w:val="gu_IN" w:bidi="gu_IN"/>
-        </w:rPr>
-        <w:t>અનુમાનિત જ્ઞાન અને ગર્ભિત માહિતી</w:t>
-      </w:r>
-      <w:r>
-        <w:rPr>
-          <w:lang w:val="gu_IN" w:bidi="gu_IN"/>
-        </w:rPr>
-        <w:t>)</w:t>
-        <w:br/>
-      </w:r>
-      <w:r>
-        <w:rPr>
-          <w:lang w:val="gu_IN" w:bidi="gu_IN"/>
-        </w:rPr>
-        <w:t xml:space="preserve">3:14 vju2 rc://ta/man/translate/figs-synecdoche κάμπτω τὰ γόνατά μου πρὸς τὸν Πατέρα 1 હું મારા ઘુટણો ઈશ્વરને નમવું છુ 1 વળેલા </w:t>
-      </w:r>
-      <w:r>
-        <w:rPr>
-          <w:i/>
-          <w:lang w:val="gu_IN" w:bidi="gu_IN"/>
-        </w:rPr>
-        <w:t>ઘૂંટણો</w:t>
-      </w:r>
-      <w:r>
-        <w:rPr>
-          <w:lang w:val="gu_IN" w:bidi="gu_IN"/>
-        </w:rPr>
-        <w:t>* એ પ્રાર્થનાના વલણમાં રહેલા આખા વ્યક્તિનું ચિત્ર છે. વૈકલ્પિક ભાષાંતર : “હું પિતા આગળ પ્રાર્થનામાં નમું છું” અથવા “હું નમ્રતાથી પિતાને પ્રાર્થના કરું છું” (જુઓ :</w:t>
-      </w:r>
-      <w:r>
-        <w:rPr>
-          <w:lang w:val="gu_IN" w:bidi="gu_IN"/>
-        </w:rPr>
-        <w:t>અભિવ્યક્ત અલંકાર</w:t>
-      </w:r>
-      <w:r>
-        <w:rPr>
-          <w:lang w:val="gu_IN" w:bidi="gu_IN"/>
-        </w:rPr>
-        <w:t>)</w:t>
-        <w:br/>
-      </w:r>
-      <w:r>
-        <w:rPr>
-          <w:lang w:val="gu_IN" w:bidi="gu_IN"/>
-        </w:rPr>
-        <w:t>3:15 c492 rc://ta/man/translate/figs-activepassive ἐξ οὗ πᾶσα πατριὰ ἐν οὐρανοῖς καὶ ἐπὶ γῆς ὀνομάζεται 1 જેમનાથી સ્વર્ગમાં અને પૃથ્વી પર દરેક કુટુંબનું નામ રાખવામાં આવે છે 1 અહીંયા નામ આપવાનું કૃત્ય એ સંભાવત: સર્જન કરવાનું કૃત્ય પણ રજુ કરે છે. વૈકલ્પિક ભાષાંતર : “કે જેમણે આકાશમાંના અને પૃથ્વી પરના દરેક કુટુંબને ઉત્પન્ન કરીને નામ આપ્યું” (જુઓ :</w:t>
-      </w:r>
-      <w:r>
-        <w:rPr>
-          <w:lang w:val="gu_IN" w:bidi="gu_IN"/>
-        </w:rPr>
-        <w:t>﻿﻿સક્રિય (પ્રત્યક્ષ) અથવા નિષ્ક્રિય (પરોક્ષ)</w:t>
-      </w:r>
-      <w:r>
-        <w:rPr>
-          <w:lang w:val="gu_IN" w:bidi="gu_IN"/>
-        </w:rPr>
-        <w:t>)</w:t>
-        <w:br/>
-      </w:r>
-      <w:r>
-        <w:rPr>
-          <w:lang w:val="gu_IN" w:bidi="gu_IN"/>
-        </w:rPr>
-        <w:t xml:space="preserve">3:16 abd7 rc://ta/man/translate/grammar-connect-logic-goal ἵνα 1 કે જેથી 1 જોડતો વાક્યાંશ </w:t>
-      </w:r>
-      <w:r>
-        <w:rPr>
-          <w:b/>
-          <w:lang w:val="gu_IN" w:bidi="gu_IN"/>
-        </w:rPr>
-        <w:t>કે જેથી</w:t>
-      </w:r>
-      <w:r>
-        <w:rPr>
-          <w:lang w:val="gu_IN" w:bidi="gu_IN"/>
-        </w:rPr>
-        <w:t xml:space="preserve"> ધ્યેય-સંબંધ રજુ કરે છે. પાઉલની પ્રાર્થનાનો ધ્યેય કે હેતુ એફેસસના વિશ્વાસીઓને ઈશ્વર દ્વારા તેમના વિશ્વાસ અને પ્રેમમાં દ્રઢ કરવામાં આવે એ છે. (જુઓ :</w:t>
-      </w:r>
-      <w:r>
-        <w:rPr>
-          <w:lang w:val="gu_IN" w:bidi="gu_IN"/>
-        </w:rPr>
-        <w:t>જોડાણ - ધ્યેય (હેતુ) સબંધ</w:t>
-      </w:r>
-      <w:r>
-        <w:rPr>
-          <w:lang w:val="gu_IN" w:bidi="gu_IN"/>
-        </w:rPr>
-        <w:t>)</w:t>
-        <w:br/>
-      </w:r>
-      <w:r>
-        <w:rPr>
-          <w:lang w:val="gu_IN" w:bidi="gu_IN"/>
-        </w:rPr>
-        <w:t>3:16 z9q5 δῷ ὑμῖν κατὰ τὸ πλοῦτος τῆς δόξης αὐτοῦ, δυνάμει κραταιωθῆναι 1 તેઓ પોતાના મહિમાની સંપત્તિ અનુસાર &amp; સામર્થ્યથી તમને બળવાન થવા અનુમતિ આપે 1 “કારણ કે ઈશ્વર ઘણાં જ મહાન અને પરાક્રમી છે, તે તમને પોતાના પરાક્રમ વડે તમે બળવાન બનો એવું થવા દેશે”</w:t>
-        <w:br/>
-      </w:r>
-      <w:r>
-        <w:rPr>
-          <w:lang w:val="gu_IN" w:bidi="gu_IN"/>
-        </w:rPr>
-        <w:t>3:16 rgf5 δῷ 1 તેઓ &amp; અનુમતિ આપે 1 “તેઓ આપશે”</w:t>
-        <w:br/>
-      </w:r>
-      <w:r>
-        <w:rPr>
-          <w:lang w:val="gu_IN" w:bidi="gu_IN"/>
-        </w:rPr>
-        <w:t>3:17 n87p Connecting Statement: 0 Connecting Statement: 0 # Connecting Statement:</w:t>
-      </w:r>
-    </w:p>
-    <w:p>
-      <w:pPr/>
-      <w:r>
-        <w:rPr>
-          <w:lang w:val="gu_IN" w:bidi="gu_IN"/>
-        </w:rPr>
-      </w:r>
-      <w:r>
-        <w:rPr>
-          <w:lang w:val="gu_IN" w:bidi="gu_IN"/>
-        </w:rPr>
-        <w:t>[એફેસી ૩:૧૪] (../૦૩/૧૪.md)માં પાઉલે શરુ કરેલ પ્રાર્થના જારી રાખે છે.</w:t>
-        <w:br/>
-      </w:r>
-      <w:r>
-        <w:rPr>
-          <w:lang w:val="gu_IN" w:bidi="gu_IN"/>
-        </w:rPr>
-        <w:t>3:17 wg1v κατοικῆσαι τὸν Χριστὸν διὰ τῆς πίστεως ἐν ταῖς καρδίαις ὑμῶν ἐν ἀγάπῃ, ἐρριζωμένοι καὶ τεθεμελιωμένοι 1 કે ખ્રિસ્ત વિશ્વાસથી પ્રેમમાં જડ ઘાલીને અને દ્રઢ થઈને તમારા રુદયમાં જીવે 1 આ બીજી બાબત છે જેને માટે પાઉલ એવી પ્રાર્થના કરે છે કે ઈશ્વર “તેમના મહિમાની સંપત્ત અનુસાર એફેસીઓને તે “આપે.” પહેલું એ કે તેઓ “બળવાન” કરવામાં આવે ([એફેસી ૩:૧૬] (../૦૩/૧૬.md)).</w:t>
-        <w:br/>
-      </w:r>
-      <w:r>
-        <w:rPr>
-          <w:lang w:val="gu_IN" w:bidi="gu_IN"/>
-        </w:rPr>
-        <w:t xml:space="preserve">3:17 q6yy rc://ta/man/translate/figs-metaphor κατοικῆσαι τὸν Χριστὸν διὰ τῆς πίστεως ἐν ταῖς καρδίαις ὑμῶν 1 કે ખ્રિસ્ત વિશ્વાસથી &amp; જડ &amp; તમારા રુદયમાં જીવે 1 અહીંયા, </w:t>
-      </w:r>
-      <w:r>
-        <w:rPr>
-          <w:b/>
-          <w:lang w:val="gu_IN" w:bidi="gu_IN"/>
-        </w:rPr>
-        <w:t>હૃદયો</w:t>
-      </w:r>
-      <w:r>
-        <w:rPr>
-          <w:lang w:val="gu_IN" w:bidi="gu_IN"/>
-        </w:rPr>
-        <w:t xml:space="preserve"> શબ્દ વ્યક્તિના અંદરના માણસને રજુ કરે છે અને તેની </w:t>
-      </w:r>
-      <w:r>
-        <w:rPr>
-          <w:b/>
-          <w:lang w:val="gu_IN" w:bidi="gu_IN"/>
-        </w:rPr>
-        <w:t>મારફતે</w:t>
-      </w:r>
-      <w:r>
-        <w:rPr>
-          <w:lang w:val="gu_IN" w:bidi="gu_IN"/>
-        </w:rPr>
-        <w:t xml:space="preserve"> એ માધ્યમો વ્યક્ત કરે છે જે વડે ખ્રિસ્ત વિશ્વાસીની અંદર રહે છે. ખ્રિસ્ત વિશ્વાસીઓના હૃદયોમાં રહે છે કારણ કે તેઓ વિશ્વાસ રાખે એવું ઈશ્વર ઉદારતાથી થવા દે છે. વૈકલ્પિક ભાષાંતર : “કે ખ્રિસ્ત તમારામાં રહે, કારણ કે તમે તેમના પર ભરોસો રાખો છો” (જુઓ :</w:t>
-      </w:r>
-      <w:r>
-        <w:rPr>
-          <w:lang w:val="gu_IN" w:bidi="gu_IN"/>
-        </w:rPr>
-        <w:t>રૂપક</w:t>
-      </w:r>
-      <w:r>
-        <w:rPr>
-          <w:lang w:val="gu_IN" w:bidi="gu_IN"/>
-        </w:rPr>
-        <w:t>)</w:t>
-        <w:br/>
-      </w:r>
-      <w:r>
-        <w:rPr>
-          <w:lang w:val="gu_IN" w:bidi="gu_IN"/>
-        </w:rPr>
-        <w:t>3:17 g4g1 rc://ta/man/translate/figs-metaphor ἐν ἀγάπῃ, ἐρριζωμένοι καὶ τεθεμελιωμένοι 1 પ્રેમમાં &amp; ઘાલીને અને દ્રઢ થઈને 1 પાઉલ તેઓના વિશ્વાસ વિષે, જાણે તે ઊંડા મૂળ સાથેનું વૃક્ષ હોય અથવા મજબૂત પાયા પર બાંધેલું ઘર હોય એ રીતે વાત કરે છે. વૈકલ્પિક ભાષાંતર : “તમે ઊંડા મૂળ ધરવતા વૃક્ષ અને પથ્થર પર બાંધેલી ઈમારત જેવા હશો” (જુઓ :</w:t>
-      </w:r>
-      <w:r>
-        <w:rPr>
-          <w:lang w:val="gu_IN" w:bidi="gu_IN"/>
-        </w:rPr>
-        <w:t>રૂપક</w:t>
-      </w:r>
-      <w:r>
-        <w:rPr>
-          <w:lang w:val="gu_IN" w:bidi="gu_IN"/>
-        </w:rPr>
-        <w:t>)</w:t>
-        <w:br/>
-      </w:r>
-      <w:r>
-        <w:rPr>
-          <w:lang w:val="gu_IN" w:bidi="gu_IN"/>
-        </w:rPr>
-        <w:t xml:space="preserve">3:18 abd8 rc://ta/man/translate/grammar-connect-logic-result ἵνα 1 જેથી 1 જોડતો વાક્યાંશ </w:t>
-      </w:r>
-      <w:r>
-        <w:rPr>
-          <w:b/>
-          <w:lang w:val="gu_IN" w:bidi="gu_IN"/>
-        </w:rPr>
-        <w:t>કે જેથી</w:t>
-      </w:r>
-      <w:r>
-        <w:rPr>
-          <w:lang w:val="gu_IN" w:bidi="gu_IN"/>
-        </w:rPr>
-        <w:t xml:space="preserve"> કારણ-પરિણામ સંબંધને રજુ કરે છે. ખ્રિસ્ત તેમના હૃદયોમાં રહેશે તે કારણ છે. એફેસસના વિશ્વાસીઓ ઈશ્વરના પ્રેમને પૂર્ણ રીતે જાણશે અને ઈશ્વરના ભરપૂરીપણાથી ભરાશે એ પરિણામ છે. તમારી ભાષામાં એવા વાક્યાંશનો ઉપયોગ કરો જે કારણને પરિણામ સાથે જોડે. (જુઓ :</w:t>
-      </w:r>
-      <w:r>
-        <w:rPr>
-          <w:lang w:val="gu_IN" w:bidi="gu_IN"/>
-        </w:rPr>
-        <w:t>જોડાણ - કારણ-અને-પરિણામ સબંધ</w:t>
-      </w:r>
-      <w:r>
-        <w:rPr>
-          <w:lang w:val="gu_IN" w:bidi="gu_IN"/>
-        </w:rPr>
-        <w:t>)</w:t>
-        <w:br/>
-      </w:r>
-      <w:r>
-        <w:rPr>
-          <w:lang w:val="gu_IN" w:bidi="gu_IN"/>
-        </w:rPr>
-        <w:t>3:18 bkk6 καταλαβέσθαι 1 તમે &amp; સંપૂર્ણ રીતે સમજી શકો 1 આ ત્રીજી બાબત છે જેને માટે પાઉલ તેના ઘૂંટણો પર પડીને પ્રાર્થના કરે છે; પહેલું છે ઈશ્વર એવું થવા દે કે તેઓ બળવાન બને ([એફેસી ૩:૧૬] (../૦૩/૧૬.md)) અને બીજું એ કે વિશ્વાસ મારફતે ખ્રિસ્ત તેઓના હૃદયોમાં વસે (</w:t>
-      </w:r>
-      <w:hyperlink r:id="rId15">
-        <w:r>
-          <w:rPr>
-            <w:lang w:val="gu_IN" w:bidi="gu_IN"/>
-          </w:rPr>
-          <w:rPr>
-            <w:color w:val="0000EE"/>
-            <w:u w:val="single"/>
-          </w:rPr>
-          <w:t>એફેસી ૩:૧૭</w:t>
-        </w:r>
-      </w:hyperlink>
-      <w:r>
-        <w:rPr>
-          <w:lang w:val="gu_IN" w:bidi="gu_IN"/>
-        </w:rPr>
-        <w:t>).</w:t>
-        <w:br/>
-      </w:r>
-      <w:r>
-        <w:rPr>
-          <w:lang w:val="gu_IN" w:bidi="gu_IN"/>
-        </w:rPr>
-        <w:t>3:18 uu6l πᾶσιν τοῖς ἁγίοις 1 સર્વ સંતો 1 “ખ્રિસ્તમાં સર્વ વિશ્વાસીઓ”</w:t>
-        <w:br/>
-      </w:r>
-      <w:r>
-        <w:rPr>
-          <w:lang w:val="gu_IN" w:bidi="gu_IN"/>
-        </w:rPr>
-        <w:t>3:18 ef4s rc://ta/man/translate/figs-metaphor τὸ πλάτος, καὶ μῆκος, καὶ ὕψος, καὶ βάθος 1 પહોળાઈ, લંબાઈ, ઉંચાઈ તથા ઊંડાઈ 1 આ રૂપકમાં પાઉલ જે ભૌતિક કે માપ્ય નથી એવી કોઈક બાબતનું જાણે તે કશુંક ભૌતિક છે અને બધી જ દિશામાં વધે છે, અને એમ તે ઘણું મોટું છે, તે રીતનું ચિત્ર આપે છે. આ બાબત આને અનુલક્ષી શકે : (૧) આપણા માટેના ખ્રિસ્તના પ્રેમની તીવ્રતા. વૈકલ્પિક ભાષાંતર : “ખ્રિસ્ત આપણને કેટલો બધો પ્રેમ કરે છે”</w:t>
-      </w:r>
-      <w:r>
-        <w:rPr>
-          <w:lang w:val="gu_IN" w:bidi="gu_IN"/>
-        </w:rPr>
-      </w:r>
-      <w:r>
-        <w:rPr>
-          <w:lang w:val="gu_IN" w:bidi="gu_IN"/>
-        </w:rPr>
-      </w:r>
-    </w:p>
-    <w:p>
-      <w:pPr/>
-      <w:r>
-        <w:rPr>
-          <w:lang w:val="gu_IN" w:bidi="gu_IN"/>
-        </w:rPr>
-      </w:r>
-    </w:p>
-    <w:p>
-      <w:pPr>
-        <w:pStyle w:val="Heading2"/>
-      </w:pPr>
-      <w:r>
-        <w:rPr>
-          <w:lang w:val="gu_IN" w:bidi="gu_IN"/>
-        </w:rPr>
-        <w:t>એફેસીઓને પત્ર - અધ્યાય 4 પ્રસ્તાવના</w:t>
-      </w:r>
-      <w:r>
-        <w:rPr>
-          <w:lang w:val="gu_IN" w:bidi="gu_IN"/>
-        </w:rPr>
-      </w:r>
-    </w:p>
-    <w:p>
-      <w:pPr>
-        <w:pStyle w:val="Heading3"/>
-      </w:pPr>
-    </w:p>
-    <w:p>
-      <w:pPr/>
-      <w:r>
-        <w:rPr>
-          <w:lang w:val="gu_IN" w:bidi="gu_IN"/>
-        </w:rPr>
-      </w:r>
-      <w:r>
-        <w:rPr>
-          <w:lang w:val="gu_IN" w:bidi="gu_IN"/>
-        </w:rPr>
-        <w:t xml:space="preserve">: bmzi 0 0 </w:t>
-        <w:br/>
-      </w:r>
-      <w:r>
-        <w:rPr>
-          <w:lang w:val="gu_IN" w:bidi="gu_IN"/>
-        </w:rPr>
-        <w:t>4:1 sb64 Connecting Statement: 0 Connecting Statement: 0 # Connecting Statement:</w:t>
-      </w:r>
-    </w:p>
-    <w:p>
-      <w:pPr/>
-      <w:r>
-        <w:rPr>
-          <w:lang w:val="gu_IN" w:bidi="gu_IN"/>
-        </w:rPr>
-      </w:r>
-      <w:r>
-        <w:rPr>
-          <w:lang w:val="gu_IN" w:bidi="gu_IN"/>
-        </w:rPr>
-        <w:t>કારણ કે પાઉલ એફેસીઓને જે લખી રહ્યો છે માટે તે તેઓને કહે છે કે વિશ્વાસીઓ તરીકે તેઓએ કેવી રીતે જીવવું જોઈએ અને ફરીથી ભાર મૂકે છે કે વિશ્વાસીઓએ એકબીજા સાથે સંમત થવાનું છે.</w:t>
-        <w:br/>
-      </w:r>
-      <w:r>
-        <w:rPr>
-          <w:lang w:val="gu_IN" w:bidi="gu_IN"/>
-        </w:rPr>
-        <w:t xml:space="preserve">4:1 abda rc://ta/man/translate/grammar-connect-logic-result οὖν 1 તેથી &amp; તમને વિનંતી કરું છું કે 1 જોડતો શબ્દ </w:t>
-      </w:r>
-      <w:r>
-        <w:rPr>
-          <w:b/>
-          <w:lang w:val="gu_IN" w:bidi="gu_IN"/>
-        </w:rPr>
-        <w:t>એ માટે</w:t>
-      </w:r>
-      <w:r>
-        <w:rPr>
-          <w:lang w:val="gu_IN" w:bidi="gu_IN"/>
-        </w:rPr>
-        <w:t xml:space="preserve"> કારણ-પરિણામ સંબંધને રજુ કરે છે. મંડળીમાં ઈશ્વરને અનેક પેઢીઓ સુધી મહિમા આપવામાં આવશે, એ કારણ છે. વિશ્વાસીઓએ પ્રભુને યોગ્ય હોય એવી રીતે ચાલુ જોઈએ, એ પરિણામ છે. તમારી ભાષામાં એવા વાક્યાંશનો ઉપયોગ કરો જે કારણને પરિણામ સાથે જોડે છે. (જુઓ :</w:t>
-      </w:r>
-      <w:r>
-        <w:rPr>
-          <w:lang w:val="gu_IN" w:bidi="gu_IN"/>
-        </w:rPr>
-        <w:t>જોડાણ - કારણ-અને-પરિણામ સબંધ</w:t>
-      </w:r>
-      <w:r>
-        <w:rPr>
-          <w:lang w:val="gu_IN" w:bidi="gu_IN"/>
-        </w:rPr>
-        <w:t>)</w:t>
-        <w:br/>
-      </w:r>
-      <w:r>
-        <w:rPr>
-          <w:lang w:val="gu_IN" w:bidi="gu_IN"/>
-        </w:rPr>
-        <w:t>4:1 uss5 ὁ δέσμιος ἐν Κυρίῳ 1 પ્રભુને માટે બંદીવાન 1 “એવો કોઈક જે બંદીખાનામાં છે કારણ કે તે પ્રભુની સેવા કરે છે”</w:t>
-        <w:br/>
-      </w:r>
-      <w:r>
-        <w:rPr>
-          <w:lang w:val="gu_IN" w:bidi="gu_IN"/>
-        </w:rPr>
-        <w:t xml:space="preserve">4:1 zxr1 rc://ta/man/translate/figs-metaphor ἀξίως περιπατῆσαι τῆς κλήσεως 1 તેડાને યોગ્ય ચાલો 1 </w:t>
-      </w:r>
-      <w:r>
-        <w:rPr>
-          <w:b/>
-          <w:lang w:val="gu_IN" w:bidi="gu_IN"/>
-        </w:rPr>
-        <w:t>ચાલવું</w:t>
-      </w:r>
-      <w:r>
-        <w:rPr>
-          <w:lang w:val="gu_IN" w:bidi="gu_IN"/>
-        </w:rPr>
-        <w:t xml:space="preserve"> શબ્દ એ વ્યક્તિના જીવન જીવવાના ખ્યાલને વ્યક્ત કરવાની સામાન્ય રીત છે. (જુઓ :</w:t>
-      </w:r>
-      <w:r>
-        <w:rPr>
-          <w:lang w:val="gu_IN" w:bidi="gu_IN"/>
-        </w:rPr>
-        <w:t>રૂપક</w:t>
-      </w:r>
-      <w:r>
-        <w:rPr>
-          <w:lang w:val="gu_IN" w:bidi="gu_IN"/>
-        </w:rPr>
-        <w:t>)</w:t>
-        <w:br/>
-      </w:r>
-      <w:r>
-        <w:rPr>
-          <w:lang w:val="gu_IN" w:bidi="gu_IN"/>
-        </w:rPr>
-        <w:t xml:space="preserve">4:1 abc5 τῆς κλήσεως ἧς ἐκλήθητε 1 તમે જેને માટે તેડાયા તે તેડાને 1 અહીંયા, </w:t>
-      </w:r>
-      <w:r>
-        <w:rPr>
-          <w:b/>
-          <w:lang w:val="gu_IN" w:bidi="gu_IN"/>
-        </w:rPr>
-        <w:t>તેડું</w:t>
-      </w:r>
-      <w:r>
-        <w:rPr>
-          <w:lang w:val="gu_IN" w:bidi="gu_IN"/>
-        </w:rPr>
-        <w:t xml:space="preserve"> શબ્દ, ઈશ્વરે તેઓને તેમના લોકો બનવા પસંદ કર્યા છે, એ હકીકતને અનુલક્ષે છે. વૈકલ્પિક ભાષાંતર : “કારણ કે ઈશ્વરે તમને તેમના લોકો થવા પસંદ કર્યા છે”</w:t>
-        <w:br/>
-      </w:r>
-      <w:r>
-        <w:rPr>
-          <w:lang w:val="gu_IN" w:bidi="gu_IN"/>
-        </w:rPr>
-        <w:t xml:space="preserve">4:2 zs6s rc://ta/man/translate/figs-abstractnouns μετὰ πάσης ταπεινοφροσύνης καὶ πραΰτητος 1 સર્વ દીનતા તથા નમ્રતા 1 </w:t>
-      </w:r>
-      <w:r>
-        <w:rPr>
-          <w:b/>
-          <w:lang w:val="gu_IN" w:bidi="gu_IN"/>
-        </w:rPr>
-        <w:t>નમ્રતા</w:t>
-      </w:r>
-      <w:r>
-        <w:rPr>
-          <w:lang w:val="gu_IN" w:bidi="gu_IN"/>
-        </w:rPr>
-        <w:t xml:space="preserve">, </w:t>
-      </w:r>
-      <w:r>
-        <w:rPr>
-          <w:b/>
-          <w:lang w:val="gu_IN" w:bidi="gu_IN"/>
-        </w:rPr>
-        <w:t>`દીનતા</w:t>
-      </w:r>
-      <w:r>
-        <w:rPr>
-          <w:lang w:val="gu_IN" w:bidi="gu_IN"/>
-        </w:rPr>
-        <w:t xml:space="preserve">, અને </w:t>
-      </w:r>
-      <w:r>
-        <w:rPr>
-          <w:b/>
-          <w:lang w:val="gu_IN" w:bidi="gu_IN"/>
-        </w:rPr>
-        <w:t>સહનશીલતા</w:t>
-      </w:r>
-      <w:r>
-        <w:rPr>
-          <w:lang w:val="gu_IN" w:bidi="gu_IN"/>
-        </w:rPr>
-        <w:t xml:space="preserve"> શબ્દો અમૂર્ત સંજ્ઞાઓ છે. વૈકલ્પિક ભાષાંતર : “નમ્ર, દિન અને સહનશીલ બનવાનું શીખવું” (જુઓ :</w:t>
-      </w:r>
-      <w:r>
-        <w:rPr>
-          <w:lang w:val="gu_IN" w:bidi="gu_IN"/>
-        </w:rPr>
-        <w:t>﻿﻿﻿અમૂર્ત નામો</w:t>
-      </w:r>
-      <w:r>
-        <w:rPr>
-          <w:lang w:val="gu_IN" w:bidi="gu_IN"/>
-        </w:rPr>
-        <w:t>)</w:t>
-        <w:br/>
-      </w:r>
-      <w:r>
-        <w:rPr>
-          <w:lang w:val="gu_IN" w:bidi="gu_IN"/>
-        </w:rPr>
-        <w:t xml:space="preserve">4:3 pi5c rc://ta/man/translate/figs-metaphor τηρεῖν τὴν ἑνότητα τοῦ Πνεύματος ἐν τῷ συνδέσμῳ τῆς εἰρήνης 1 શાંતિના બંધનમાં આત્માની એકતા રાખવા 1 અહીંયા પાઉલ, </w:t>
-      </w:r>
-      <w:r>
-        <w:rPr>
-          <w:b/>
-          <w:lang w:val="gu_IN" w:bidi="gu_IN"/>
-        </w:rPr>
-        <w:t>શાંતિ</w:t>
-      </w:r>
-      <w:r>
-        <w:rPr>
-          <w:lang w:val="gu_IN" w:bidi="gu_IN"/>
-        </w:rPr>
-        <w:t xml:space="preserve"> જાણે તે, લોકોને એકસાથે બાંધી રાખે એવું </w:t>
-      </w:r>
-      <w:r>
-        <w:rPr>
-          <w:b/>
-          <w:lang w:val="gu_IN" w:bidi="gu_IN"/>
-        </w:rPr>
-        <w:t>બંધન</w:t>
-      </w:r>
-      <w:r>
-        <w:rPr>
-          <w:lang w:val="gu_IN" w:bidi="gu_IN"/>
-        </w:rPr>
-        <w:t xml:space="preserve"> હોય તેમ તેના વિષે વાત કરે છે. બીજા લોકો સાથે એક થયા હોવા માટેનું આ રૂપક છે. વૈકલ્પિક ભાષાંતર : “એકબીજા સાથે શાંતિએ રહેવા અને પવિત્ર આત્મા શક્ય બનાવ્યું તેમ એકત્રિત રહેવા” (જુઓ :</w:t>
-      </w:r>
-      <w:r>
-        <w:rPr>
-          <w:lang w:val="gu_IN" w:bidi="gu_IN"/>
-        </w:rPr>
-        <w:t>રૂપક</w:t>
-      </w:r>
-      <w:r>
-        <w:rPr>
-          <w:lang w:val="gu_IN" w:bidi="gu_IN"/>
-        </w:rPr>
-        <w:t>)</w:t>
-        <w:br/>
-      </w:r>
-      <w:r>
-        <w:rPr>
-          <w:lang w:val="gu_IN" w:bidi="gu_IN"/>
-        </w:rPr>
-        <w:t xml:space="preserve">4:3 ab5c rc://ta/man/translate/figs-abstractnouns τηρεῖν τὴν ἑνότητα τοῦ Πνεύματος ἐν τῷ συνδέσμῳ τῆς εἰρήνης 1 શાંતિના બંધનમાં આત્માની એકતા રાખવા 1 </w:t>
-      </w:r>
-      <w:r>
-        <w:rPr>
-          <w:b/>
-          <w:lang w:val="gu_IN" w:bidi="gu_IN"/>
-        </w:rPr>
-        <w:t>એકતા</w:t>
-      </w:r>
-      <w:r>
-        <w:rPr>
-          <w:lang w:val="gu_IN" w:bidi="gu_IN"/>
-        </w:rPr>
-        <w:t xml:space="preserve"> અને </w:t>
-      </w:r>
-      <w:r>
-        <w:rPr>
-          <w:b/>
-          <w:lang w:val="gu_IN" w:bidi="gu_IN"/>
-        </w:rPr>
-        <w:t>શાંતિ</w:t>
-      </w:r>
-      <w:r>
-        <w:rPr>
-          <w:lang w:val="gu_IN" w:bidi="gu_IN"/>
-        </w:rPr>
-        <w:t xml:space="preserve"> શબ્દો અમૂર્ત સંજ્ઞાઓ છે. વૈકલ્પિક ભાષાંતર : “એકબીજા સાથે શાંતિએ રહેવા અને પવિત્ર આત્મા શક્ય બનાવ્યું તેમ એકત્રિત રહેવા” (જુઓ :</w:t>
-      </w:r>
-      <w:r>
-        <w:rPr>
-          <w:lang w:val="gu_IN" w:bidi="gu_IN"/>
-        </w:rPr>
-        <w:t>﻿﻿﻿અમૂર્ત નામો</w:t>
-      </w:r>
-      <w:r>
-        <w:rPr>
-          <w:lang w:val="gu_IN" w:bidi="gu_IN"/>
-        </w:rPr>
-        <w:t>)</w:t>
-        <w:br/>
-      </w:r>
-      <w:r>
-        <w:rPr>
-          <w:lang w:val="gu_IN" w:bidi="gu_IN"/>
-        </w:rPr>
-        <w:t xml:space="preserve">4:4 x5kv ἓν σῶμα 1 એક શરીર &amp; છે 1 મંડળીને ઘણીવાર ખ્રિસ્તના </w:t>
-      </w:r>
-      <w:r>
-        <w:rPr>
-          <w:b/>
-          <w:lang w:val="gu_IN" w:bidi="gu_IN"/>
-        </w:rPr>
-        <w:t>શરીર</w:t>
-      </w:r>
-      <w:r>
-        <w:rPr>
-          <w:lang w:val="gu_IN" w:bidi="gu_IN"/>
-        </w:rPr>
-        <w:t xml:space="preserve"> તરીકે અનુલક્ષવામાં આવી છે.</w:t>
-        <w:br/>
-      </w:r>
-      <w:r>
-        <w:rPr>
-          <w:lang w:val="gu_IN" w:bidi="gu_IN"/>
-        </w:rPr>
-        <w:t>4:4 y6ep ἓν Πνεῦμα 1 એક પવિત્ર આત્મા 1 “માત્ર એક પવિત્ર આત્મા”</w:t>
-        <w:br/>
-      </w:r>
-      <w:r>
-        <w:rPr>
-          <w:lang w:val="gu_IN" w:bidi="gu_IN"/>
-        </w:rPr>
-        <w:t>4:4 b9mr rc://ta/man/translate/figs-activepassive ἐκλήθητε ἐν μιᾷ ἐλπίδι τῆς κλήσεως ὑμῶν 1 તમને એક આશા માટે તેડવામાં આવ્યા છે 1 તમે આને સક્રિય સ્વરૂપમાં જણાવી શકો. વૈકલ્પિક ભાષાંતર: “ઈશ્વરે તમને તમારા તેડામાં એક આશા રાખવા તેડ્યા છે” અથવા “એક બાબત રહેલી છે કે ઈશ્વરે તમને પણ તેમના પર વિશ્વાસ રાખવા અને તેઓ એમ કરે એવી તેમના પ્રત્યે અપેક્ષા રાખવા પસંદ કર્યા છે” (જુઓ :</w:t>
-      </w:r>
-      <w:r>
-        <w:rPr>
-          <w:lang w:val="gu_IN" w:bidi="gu_IN"/>
-        </w:rPr>
-        <w:t>﻿﻿સક્રિય (પ્રત્યક્ષ) અથવા નિષ્ક્રિય (પરોક્ષ)</w:t>
-      </w:r>
-      <w:r>
-        <w:rPr>
-          <w:lang w:val="gu_IN" w:bidi="gu_IN"/>
-        </w:rPr>
-        <w:t>)</w:t>
-        <w:br/>
-      </w:r>
-      <w:r>
-        <w:rPr>
-          <w:lang w:val="gu_IN" w:bidi="gu_IN"/>
-        </w:rPr>
-        <w:t xml:space="preserve">4:6 bz5i Πατὴρ πάντων &amp; ἐπὶ πάντων &amp; διὰ πάντων &amp; ἐν πᾶσιν 1 સર્વના પિતા &amp; સર્વ પર, સર્વ મધ્યે &amp; સર્વમાં છે 1 અહીંયા </w:t>
-      </w:r>
-      <w:r>
-        <w:rPr>
-          <w:b/>
-          <w:lang w:val="gu_IN" w:bidi="gu_IN"/>
-        </w:rPr>
-        <w:t>સર્વ</w:t>
-      </w:r>
-      <w:r>
-        <w:rPr>
-          <w:lang w:val="gu_IN" w:bidi="gu_IN"/>
-        </w:rPr>
-        <w:t xml:space="preserve"> શબ્દનો અર્થ છે “બધું જ.”</w:t>
-        <w:br/>
-      </w:r>
-      <w:r>
-        <w:rPr>
-          <w:lang w:val="gu_IN" w:bidi="gu_IN"/>
-        </w:rPr>
-        <w:t>4:7 pp9t General Information: 0 General Information: 0 # General Information:</w:t>
-      </w:r>
-    </w:p>
-    <w:p>
-      <w:pPr/>
-      <w:r>
-        <w:rPr>
-          <w:lang w:val="gu_IN" w:bidi="gu_IN"/>
-        </w:rPr>
-      </w:r>
-      <w:r>
-        <w:rPr>
-          <w:lang w:val="gu_IN" w:bidi="gu_IN"/>
-        </w:rPr>
-        <w:t>અહીંયા જે લખાણ છે તે દાઉદે લખેલ ગીતમાંથી ટાંકવામાં આવ્યું છે.</w:t>
-        <w:br/>
-      </w:r>
-      <w:r>
-        <w:rPr>
-          <w:lang w:val="gu_IN" w:bidi="gu_IN"/>
-        </w:rPr>
-        <w:t>4:7 i4za Connecting Statement: 0 Connecting Statement: 0 # Connecting Statement:</w:t>
-      </w:r>
-    </w:p>
-    <w:p>
-      <w:pPr/>
-      <w:r>
-        <w:rPr>
-          <w:lang w:val="gu_IN" w:bidi="gu_IN"/>
-        </w:rPr>
-      </w:r>
-      <w:r>
-        <w:rPr>
-          <w:lang w:val="gu_IN" w:bidi="gu_IN"/>
-        </w:rPr>
-        <w:t>પાઉલ વિશ્વાસીઓને એ કૃપાદાનો વિષે યાદ કરાવે છે જે ખ્રિસ્ત વિશ્વાસીઓને મંડળીમાં વાપરવા માટે આપે છે, અને આ મંડળી એ વિશ્વાસીઓનું આખું શરીર છે.</w:t>
-        <w:br/>
-      </w:r>
-      <w:r>
-        <w:rPr>
-          <w:lang w:val="gu_IN" w:bidi="gu_IN"/>
-        </w:rPr>
-        <w:t>4:7 u2bw rc://ta/man/translate/figs-activepassive ἑνὶ &amp; ἑκάστῳ ἡμῶν ἐδόθη ἡ χάρις 1 આપણ સર્વને &amp; કૃપા આપવામાં આવી છે 1 તમે આને સક્રિય સ્વરૂપનો ઉપયોગ કરીને જણાવી શકો. વૈકલ્પિક ભાષાંતર: “ઈશ્વરે આપણામાંના દરેકને કૃપા આપી છે” અથવા “ઈશ્વરે દરેક વિશ્વાસીને કૃપાદાન આપ્યું છે” (જુઓ :</w:t>
-      </w:r>
-      <w:r>
-        <w:rPr>
-          <w:lang w:val="gu_IN" w:bidi="gu_IN"/>
-        </w:rPr>
-        <w:t>﻿﻿સક્રિય (પ્રત્યક્ષ) અથવા નિષ્ક્રિય (પરોક્ષ)</w:t>
-      </w:r>
-      <w:r>
-        <w:rPr>
-          <w:lang w:val="gu_IN" w:bidi="gu_IN"/>
-        </w:rPr>
-        <w:t>)</w:t>
-        <w:br/>
-      </w:r>
-      <w:r>
-        <w:rPr>
-          <w:lang w:val="gu_IN" w:bidi="gu_IN"/>
-        </w:rPr>
-        <w:t xml:space="preserve">4:7 abbw rc://ta/man/translate/figs-abstractnouns ἑνὶ &amp; ἑκάστῳ ἡμῶν ἐδόθη ἡ χάρις 1 આપણ સર્વને &amp; કૃપા આપવામાં આવી છે 1 </w:t>
-      </w:r>
-      <w:r>
-        <w:rPr>
-          <w:b/>
-          <w:lang w:val="gu_IN" w:bidi="gu_IN"/>
-        </w:rPr>
-        <w:t>કૃપા</w:t>
-      </w:r>
-      <w:r>
-        <w:rPr>
-          <w:lang w:val="gu_IN" w:bidi="gu_IN"/>
-        </w:rPr>
-        <w:t xml:space="preserve"> શબ્દ એ અમૂર્ત સંજ્ઞા છે જે અહીંયા ઈશ્વર તરફના કૃપાદાનને અનુલક્ષે છે. વૈકલ્પિક ભાષાંતર : “ઈશ્વરે દરેક વિશ્વાસીને કૃપાદાન આપ્યું છે” (જુઓ :</w:t>
-      </w:r>
-      <w:r>
-        <w:rPr>
-          <w:lang w:val="gu_IN" w:bidi="gu_IN"/>
-        </w:rPr>
-        <w:t>﻿﻿﻿અમૂર્ત નામો</w:t>
-      </w:r>
-      <w:r>
-        <w:rPr>
-          <w:lang w:val="gu_IN" w:bidi="gu_IN"/>
-        </w:rPr>
-        <w:t>)</w:t>
-        <w:br/>
-      </w:r>
-      <w:r>
-        <w:rPr>
-          <w:lang w:val="gu_IN" w:bidi="gu_IN"/>
-        </w:rPr>
-        <w:t xml:space="preserve">4:8 abdb rc://ta/man/translate/grammar-connect-logic-result διὸ 1 તેથી 1 જોડતો વાક્યાંશ </w:t>
-      </w:r>
-      <w:r>
-        <w:rPr>
-          <w:b/>
-          <w:lang w:val="gu_IN" w:bidi="gu_IN"/>
-        </w:rPr>
-        <w:t>એ માટે</w:t>
-      </w:r>
-      <w:r>
-        <w:rPr>
-          <w:lang w:val="gu_IN" w:bidi="gu_IN"/>
-        </w:rPr>
-        <w:t xml:space="preserve"> કારણ-પરિણામ સંબંધને રજુ કરે છે. દરેક વિશ્વાસીને આત્મિક કૃપાદાન આપવામાં આવ્યું છે, એ કારણ છે. શાસ્ત્રવચન કહે છે કે ઈસુએ માણસોને દાનો આપ્યા, આ પરિણામ છે. તમારી ભાષામાં એવા વાક્યાંશનો ઉપયોગ કરો જે કારણને પરિણામ સાથે જોડે છે. (જુઓ :</w:t>
-      </w:r>
-      <w:r>
-        <w:rPr>
-          <w:lang w:val="gu_IN" w:bidi="gu_IN"/>
-        </w:rPr>
-        <w:t>જોડાણ - કારણ-અને-પરિણામ સબંધ</w:t>
-      </w:r>
-      <w:r>
-        <w:rPr>
-          <w:lang w:val="gu_IN" w:bidi="gu_IN"/>
-        </w:rPr>
-        <w:t>)</w:t>
-        <w:br/>
-      </w:r>
-      <w:r>
-        <w:rPr>
-          <w:lang w:val="gu_IN" w:bidi="gu_IN"/>
-        </w:rPr>
-        <w:t>4:8 wj8t ἀναβὰς εἰς ὕψος 1 જયારે તેઓ ઉપર ચઢી ગયા 1 “જ્યારે ખ્રિસ્ત સ્વર્ગમાં ગયા”</w:t>
-        <w:br/>
-      </w:r>
-      <w:r>
-        <w:rPr>
-          <w:lang w:val="gu_IN" w:bidi="gu_IN"/>
-        </w:rPr>
-        <w:t>4:9 e5at ἀνέβη 1 તેઓ ચઢ્યા 1 “ખ્રિસ્ત ગયા”</w:t>
-        <w:br/>
-      </w:r>
-      <w:r>
-        <w:rPr>
-          <w:lang w:val="gu_IN" w:bidi="gu_IN"/>
-        </w:rPr>
-        <w:t>4:9 zu81 καὶ κατέβη 1 તેઓ &amp; ઉતર્યા 2 “ખ્રિસ્ત નીચે પણ આવ્યા”</w:t>
-        <w:br/>
-      </w:r>
-      <w:r>
-        <w:rPr>
-          <w:lang w:val="gu_IN" w:bidi="gu_IN"/>
-        </w:rPr>
-        <w:t xml:space="preserve">4:9 eq56 εἰς τὰ κατώτερα μέρη τῆς γῆς 1 પૃથ્વીના નીચલા પ્રદેશોમાં 1 આ બાબત આને અનુલક્ષી શકે છે : (૧) </w:t>
-      </w:r>
-      <w:r>
-        <w:rPr>
-          <w:b/>
-          <w:lang w:val="gu_IN" w:bidi="gu_IN"/>
-        </w:rPr>
-        <w:t>પૃથ્વી</w:t>
-      </w:r>
-      <w:r>
-        <w:rPr>
-          <w:lang w:val="gu_IN" w:bidi="gu_IN"/>
-        </w:rPr>
-        <w:t xml:space="preserve">ના ભાગ તરીકે </w:t>
-      </w:r>
-      <w:r>
-        <w:rPr>
-          <w:b/>
-          <w:lang w:val="gu_IN" w:bidi="gu_IN"/>
-        </w:rPr>
-        <w:t>નીચેના પ્રદેશો</w:t>
-      </w:r>
-      <w:r>
-        <w:rPr>
-          <w:lang w:val="gu_IN" w:bidi="gu_IN"/>
-        </w:rPr>
-        <w:t xml:space="preserve">. (૨) </w:t>
-      </w:r>
-      <w:r>
-        <w:rPr>
-          <w:b/>
-          <w:lang w:val="gu_IN" w:bidi="gu_IN"/>
-        </w:rPr>
-        <w:t>પૃથ્વી</w:t>
-      </w:r>
-      <w:r>
-        <w:rPr>
-          <w:lang w:val="gu_IN" w:bidi="gu_IN"/>
-        </w:rPr>
-        <w:t xml:space="preserve">ને અનુલક્ષવા બીજી રીત તરીકે </w:t>
-      </w:r>
-      <w:r>
-        <w:rPr>
-          <w:b/>
-          <w:lang w:val="gu_IN" w:bidi="gu_IN"/>
-        </w:rPr>
-        <w:t>નીચેના પ્રદેશો</w:t>
-      </w:r>
-      <w:r>
-        <w:rPr>
-          <w:lang w:val="gu_IN" w:bidi="gu_IN"/>
-        </w:rPr>
-        <w:t>. વૈકલ્પિક ભાષાંતર : “નીચેના પ્રદેશોમાં, પૃથ્વીમાં.</w:t>
-        <w:br/>
-      </w:r>
-      <w:r>
-        <w:rPr>
-          <w:lang w:val="gu_IN" w:bidi="gu_IN"/>
-        </w:rPr>
-        <w:t>4:10 w6t5 ἵνα πληρώσῃ τὰ πάντα 1 કે જેથી તેઓ સર્વ વસ્તુઓને ભરીપુર્ણ કરે 1 “કે જેથી તેઓ દરેક જગ્યાએ પરાક્રમસભર રીતે કામ કરી રહેલા હોય”</w:t>
-        <w:br/>
-      </w:r>
-      <w:r>
-        <w:rPr>
-          <w:lang w:val="gu_IN" w:bidi="gu_IN"/>
-        </w:rPr>
-        <w:t>4:10 b5ig πληρώσῃ 1 તેઓ &amp; ભરીપુર્ણ કરે 2 “તેઓ પૂર્ણ કરી શકે” અથવા “તેઓ સંતોષ પમાડી શકે”</w:t>
-        <w:br/>
-      </w:r>
-      <w:r>
-        <w:rPr>
-          <w:lang w:val="gu_IN" w:bidi="gu_IN"/>
-        </w:rPr>
-        <w:t>4:12 jx12 πρὸς τὸν καταρτισμὸν τῶν ἁγίων 1 સંતોના &amp; તૈયારી 1 “જે લોકોને તેમણે અલગ કર્યા છે તેઓને તૈયાર કરવા” અથવા “વિશ્વાસીઓને જે જરૂર છે તે પૂરું પાડવા”</w:t>
-        <w:br/>
-      </w:r>
-      <w:r>
-        <w:rPr>
-          <w:lang w:val="gu_IN" w:bidi="gu_IN"/>
-        </w:rPr>
-        <w:t>4:12 y9gd εἰς ἔργον διακονίας 1 સેવાના કાર્યની &amp; માટે 1 “કે જેથી તેઓ બીજાઓની સેવા કરી શકે”</w:t>
-        <w:br/>
-      </w:r>
-      <w:r>
-        <w:rPr>
-          <w:lang w:val="gu_IN" w:bidi="gu_IN"/>
-        </w:rPr>
-        <w:t>4:12 n33m rc://ta/man/translate/figs-metaphor εἰς οἰκοδομὴν τοῦ σώματος τοῦ Χριστοῦ 1 ખ્રિસ્તના શરીરના નિર્માણ માટે 1 પાઉલ આત્મિક રીતે જેઓ વૃદ્ધિ પામે છે તેવા લોકો વિષે એવી રીતે કહી રહ્યો છે કે જાણે તેઓ પોતાના ભૌતિક શરીરનું બળ વધારવા કસરત કરી રહ્યા હોય. (જુઓ :</w:t>
-      </w:r>
-      <w:r>
-        <w:rPr>
-          <w:lang w:val="gu_IN" w:bidi="gu_IN"/>
-        </w:rPr>
-        <w:t>રૂપક</w:t>
-      </w:r>
-      <w:r>
-        <w:rPr>
-          <w:lang w:val="gu_IN" w:bidi="gu_IN"/>
-        </w:rPr>
-        <w:t>)</w:t>
-        <w:br/>
-      </w:r>
-      <w:r>
-        <w:rPr>
-          <w:lang w:val="gu_IN" w:bidi="gu_IN"/>
-        </w:rPr>
-        <w:t>4:12 pdh4 οἰκοδομὴν 1 નિર્માણ 1 “સુધારો”</w:t>
-        <w:br/>
-      </w:r>
-      <w:r>
-        <w:rPr>
-          <w:lang w:val="gu_IN" w:bidi="gu_IN"/>
-        </w:rPr>
-        <w:t xml:space="preserve">4:12 x5gd τοῦ σώματος τοῦ Χριστοῦ 1 ખ્રિસ્તના શરીરના 1 </w:t>
-      </w:r>
-      <w:r>
-        <w:rPr>
-          <w:b/>
-          <w:lang w:val="gu_IN" w:bidi="gu_IN"/>
-        </w:rPr>
-        <w:t>ખ્રિસ્તનું શરીર</w:t>
-      </w:r>
-      <w:r>
-        <w:rPr>
-          <w:lang w:val="gu_IN" w:bidi="gu_IN"/>
-        </w:rPr>
-        <w:t xml:space="preserve"> ખ્રિસ્તની મંડળીના સર્વ સભ્યોને અનુલક્ષે છે.</w:t>
-        <w:br/>
-      </w:r>
-      <w:r>
-        <w:rPr>
-          <w:lang w:val="gu_IN" w:bidi="gu_IN"/>
-        </w:rPr>
-        <w:t>4:13 w1ik καταντήσωμεν οἱ πάντες εἰς τὴν ἑνότητα τῆς πίστεως, καὶ τῆς ἐπιγνώσεως τοῦ Υἱοῦ τοῦ Θεοῦ 1 જ્યાં સુધી આપણે સર્વ વિશ્વાસની એકતા તથા ઈશ્વરપુત્રનું જ્ઞાન &amp; ના પહોચીએ 1 જો વિશ્વાસીઓએ વિશ્વાસમાં એક થવું છે અને વિશ્વાસીઓ તરીકે પરિપક્વ બનવું છે તો તેઓએ ઈસુને ઈશ્વરપુત્ર તરીકે ઓળખવાની જરૂર છે.</w:t>
-        <w:br/>
-      </w:r>
-      <w:r>
-        <w:rPr>
-          <w:lang w:val="gu_IN" w:bidi="gu_IN"/>
-        </w:rPr>
-        <w:t xml:space="preserve">4:13 er6a rc://ta/man/translate/figs-abstractnouns καταντήσωμεν οἱ πάντες εἰς τὴν ἑνότητα τῆς πίστεως 1 જ્યાં સુધી આપણે સર્વ વિશ્વાસની એકતા &amp; ના પહોચીએ 1 </w:t>
-      </w:r>
-      <w:r>
-        <w:rPr>
-          <w:b/>
-          <w:lang w:val="gu_IN" w:bidi="gu_IN"/>
-        </w:rPr>
-        <w:t>એકતા</w:t>
-      </w:r>
-      <w:r>
-        <w:rPr>
-          <w:lang w:val="gu_IN" w:bidi="gu_IN"/>
-        </w:rPr>
-        <w:t xml:space="preserve"> શબ્દ એ અમૂર્ત સંજ્ઞા છે. વૈકલ્પિક ભાષાંતર : “આપણે સર્વ સમાન રીતે વિશ્વાસમાં દ્રઢ બનીએ” અથવા “આપણે સર્વ વિશ્વાસમાં સાથે મળીને એક થઈએ” (જુઓ :</w:t>
-      </w:r>
-      <w:r>
-        <w:rPr>
-          <w:lang w:val="gu_IN" w:bidi="gu_IN"/>
-        </w:rPr>
-        <w:t>﻿﻿﻿અમૂર્ત નામો</w:t>
-      </w:r>
-      <w:r>
-        <w:rPr>
-          <w:lang w:val="gu_IN" w:bidi="gu_IN"/>
-        </w:rPr>
-        <w:t>)</w:t>
-        <w:br/>
-      </w:r>
-      <w:r>
-        <w:rPr>
-          <w:lang w:val="gu_IN" w:bidi="gu_IN"/>
-        </w:rPr>
-        <w:t xml:space="preserve">4:13 ab6a rc://ta/man/translate/figs-abstractnouns καταντήσωμεν οἱ πάντες εἰς τὴν ἑνότητα τῆς πίστεως 1 જ્યાં સુધી આપણે સર્વ વિશ્વાસની એકતા &amp; ના પહોચીએ 1 </w:t>
-      </w:r>
-      <w:r>
-        <w:rPr>
-          <w:b/>
-          <w:lang w:val="gu_IN" w:bidi="gu_IN"/>
-        </w:rPr>
-        <w:t>વિશ્વાસ</w:t>
-      </w:r>
-      <w:r>
-        <w:rPr>
-          <w:lang w:val="gu_IN" w:bidi="gu_IN"/>
-        </w:rPr>
-        <w:t xml:space="preserve"> શબ્દ એ અમૂર્ત સંજ્ઞા છે. વૈકલ્પિક ભાષાંતર : “વિશ્વાસીઓ તરીકે સાથે મળીને એક થઈએ” (જુઓ :</w:t>
-      </w:r>
-      <w:r>
-        <w:rPr>
-          <w:lang w:val="gu_IN" w:bidi="gu_IN"/>
-        </w:rPr>
-        <w:t>﻿﻿﻿અમૂર્ત નામો</w:t>
-      </w:r>
-      <w:r>
-        <w:rPr>
-          <w:lang w:val="gu_IN" w:bidi="gu_IN"/>
-        </w:rPr>
-        <w:t>)</w:t>
-        <w:br/>
-      </w:r>
-      <w:r>
-        <w:rPr>
-          <w:lang w:val="gu_IN" w:bidi="gu_IN"/>
-        </w:rPr>
-        <w:t xml:space="preserve">4:13 cd6a rc://ta/man/translate/figs-abstractnouns τῆς ἐπιγνώσεως τοῦ Υἱοῦ τοῦ Θεοῦ 1 ઈશ્વરપુત્રનું જ્ઞાન 1 </w:t>
-      </w:r>
-      <w:r>
-        <w:rPr>
-          <w:i/>
-          <w:lang w:val="gu_IN" w:bidi="gu_IN"/>
-        </w:rPr>
-        <w:t>જ્ઞાન</w:t>
-      </w:r>
-      <w:r>
-        <w:rPr>
-          <w:lang w:val="gu_IN" w:bidi="gu_IN"/>
-        </w:rPr>
-        <w:t>* શબ્દ એ અમૂર્ત સંજ્ઞા છે. વૈકલ્પિક ભાષાંતર : “બધાં ઈશ્વરપુત્રને સારી રીતે જાણે” (જુઓ :</w:t>
-      </w:r>
-      <w:r>
-        <w:rPr>
-          <w:lang w:val="gu_IN" w:bidi="gu_IN"/>
-        </w:rPr>
-        <w:t>﻿﻿﻿અમૂર્ત નામો</w:t>
-      </w:r>
-      <w:r>
-        <w:rPr>
-          <w:lang w:val="gu_IN" w:bidi="gu_IN"/>
-        </w:rPr>
-        <w:t>)</w:t>
-        <w:br/>
-      </w:r>
-      <w:r>
-        <w:rPr>
-          <w:lang w:val="gu_IN" w:bidi="gu_IN"/>
-        </w:rPr>
-        <w:t>4:13 x7k3 rc://ta/man/translate/guidelines-sonofgodprinciples τοῦ Υἱοῦ τοῦ Θεοῦ 1 ઈશ્વરપુત્રનું 1 ઈસુ માટે આ અગત્યનું શીર્ષક છે. (જુઓ :</w:t>
-      </w:r>
-      <w:r>
-        <w:rPr>
-          <w:lang w:val="gu_IN" w:bidi="gu_IN"/>
-        </w:rPr>
-        <w:t>પુત્ર અને પિતા અંગે નો અનુવાદ</w:t>
-      </w:r>
-      <w:r>
-        <w:rPr>
-          <w:lang w:val="gu_IN" w:bidi="gu_IN"/>
-        </w:rPr>
-        <w:t>)</w:t>
-        <w:br/>
-      </w:r>
-      <w:r>
-        <w:rPr>
-          <w:lang w:val="gu_IN" w:bidi="gu_IN"/>
-        </w:rPr>
-        <w:t>4:13 m3rt εἰς ἄνδρα τέλειον 1 માણસની પરિપકવતા 1 “પરિપક્વ વિશ્વાસીને”</w:t>
-        <w:br/>
-      </w:r>
-      <w:r>
-        <w:rPr>
-          <w:lang w:val="gu_IN" w:bidi="gu_IN"/>
-        </w:rPr>
-        <w:t>4:13 gv6m τέλειον 1 પરિપકવતા 1 “પૂર્ણ વિકસિત” અથવા “વૃદ્ધિ પામેલા” અથવા “સંપૂર્ણ”</w:t>
-        <w:br/>
-      </w:r>
-      <w:r>
-        <w:rPr>
-          <w:lang w:val="gu_IN" w:bidi="gu_IN"/>
-        </w:rPr>
-        <w:t xml:space="preserve">4:14 abdc rc://ta/man/translate/grammar-connect-logic-goal ἵνα 1 કે જેથી 1 જોડતો વાક્યાંશ </w:t>
-      </w:r>
-      <w:r>
-        <w:rPr>
-          <w:b/>
-          <w:lang w:val="gu_IN" w:bidi="gu_IN"/>
-        </w:rPr>
-        <w:t>કે જેથી</w:t>
-      </w:r>
-      <w:r>
-        <w:rPr>
-          <w:lang w:val="gu_IN" w:bidi="gu_IN"/>
-        </w:rPr>
-        <w:t xml:space="preserve"> ધ્યેય-સંબંધને રજુ કરે છે. મંડળીમાં કૃપાદાન ધરવતા લોકોનો ધ્યેય કે હેતુ એ સર્વ વિશ્વાસીઓને આત્મિક પરિપક્વતાએ લાવવાનો છે. (જુઓ :</w:t>
-      </w:r>
-      <w:r>
-        <w:rPr>
-          <w:lang w:val="gu_IN" w:bidi="gu_IN"/>
-        </w:rPr>
-        <w:t>જોડાણ - ધ્યેય (હેતુ) સબંધ</w:t>
-      </w:r>
-      <w:r>
-        <w:rPr>
-          <w:lang w:val="gu_IN" w:bidi="gu_IN"/>
-        </w:rPr>
-        <w:t>)</w:t>
-        <w:br/>
-      </w:r>
-      <w:r>
-        <w:rPr>
-          <w:lang w:val="gu_IN" w:bidi="gu_IN"/>
-        </w:rPr>
-        <w:t xml:space="preserve">4:14 xgi4 rc://ta/man/translate/figs-metaphor μηκέτι ὦμεν νήπιοι 1 આપણે &amp; બાળકો ન થઈએ 1 આત્મિક રીતે વૃદ્ધિ પામ્યા નથી એવા વિશ્વાસીઓને પાઉલ જાણે તેઓ </w:t>
-      </w:r>
-      <w:r>
-        <w:rPr>
-          <w:b/>
-          <w:lang w:val="gu_IN" w:bidi="gu_IN"/>
-        </w:rPr>
-        <w:t>બાળકો</w:t>
-      </w:r>
-      <w:r>
-        <w:rPr>
-          <w:lang w:val="gu_IN" w:bidi="gu_IN"/>
-        </w:rPr>
-        <w:t xml:space="preserve"> હોય, કે જેઓ પાસે જીવનનો બહુ જ થોડો અનુભવ હોય, એ રીતે અનુલક્ષે છે. વૈકલ્પિક ભાષાંતર : “આપણે બાળકોના જેવા રહીએ નહિ” (જુઓ :</w:t>
-      </w:r>
-      <w:r>
-        <w:rPr>
-          <w:lang w:val="gu_IN" w:bidi="gu_IN"/>
-        </w:rPr>
-        <w:t>રૂપક</w:t>
-      </w:r>
-      <w:r>
-        <w:rPr>
-          <w:lang w:val="gu_IN" w:bidi="gu_IN"/>
-        </w:rPr>
-        <w:t>)</w:t>
-        <w:br/>
-      </w:r>
-      <w:r>
-        <w:rPr>
-          <w:lang w:val="gu_IN" w:bidi="gu_IN"/>
-        </w:rPr>
-        <w:t xml:space="preserve">4:14 ndj2 rc://ta/man/translate/figs-metaphor κλυδωνιζόμενοι καὶ περιφερόμενοι παντὶ ἀνέμῳ τῆς διδασκαλίας 1 મોજાઓથી આગળ-પાછળ ઉછળતા તથા &amp; શિક્ષણદ્વારા ફંગોળાતા 1 એવો વિશ્વાસી જે પરિપક્વ બન્યો નથી અને તે વિવિધ ખોટા શિક્ષણને અનુસરે છે તેને વિષે પાઉલ એવી રીતે વાત કરે છે જાણે તે વિશ્વાસી માણસ હોડી હોય અને ખોટું શિક્ષણ જાણે </w:t>
-      </w:r>
-      <w:r>
-        <w:rPr>
-          <w:b/>
-          <w:lang w:val="gu_IN" w:bidi="gu_IN"/>
-        </w:rPr>
-        <w:t>પવન</w:t>
-      </w:r>
-      <w:r>
-        <w:rPr>
-          <w:lang w:val="gu_IN" w:bidi="gu_IN"/>
-        </w:rPr>
-        <w:t xml:space="preserve"> તથા </w:t>
-      </w:r>
-      <w:r>
-        <w:rPr>
-          <w:b/>
-          <w:lang w:val="gu_IN" w:bidi="gu_IN"/>
-        </w:rPr>
-        <w:t>મોજાં</w:t>
-      </w:r>
-      <w:r>
-        <w:rPr>
-          <w:lang w:val="gu_IN" w:bidi="gu_IN"/>
-        </w:rPr>
-        <w:t xml:space="preserve"> હોય. આ પવન અને મોજાં પાણી પર હોડીને જુદી દિશામાં લઈ જાય છે. UST અનુવાદ જુઓ (જુઓ :</w:t>
-      </w:r>
-      <w:r>
-        <w:rPr>
-          <w:lang w:val="gu_IN" w:bidi="gu_IN"/>
-        </w:rPr>
-        <w:t>રૂપક</w:t>
-      </w:r>
-      <w:r>
-        <w:rPr>
-          <w:lang w:val="gu_IN" w:bidi="gu_IN"/>
-        </w:rPr>
-        <w:t>)</w:t>
-        <w:br/>
-      </w:r>
-      <w:r>
-        <w:rPr>
-          <w:lang w:val="gu_IN" w:bidi="gu_IN"/>
-        </w:rPr>
-        <w:t xml:space="preserve">4:14 r3bj rc://ta/man/translate/figs-abstractnouns ἐν τῇ κυβίᾳ τῶν ἀνθρώπων, ἐν πανουργίᾳ πρὸς τὴν μεθοδίαν τῆς πλάνης 1 કપટી કાવતરાંભરી છેતરામણી યુક્તિઓ કરનાર લોકોના 1 </w:t>
-      </w:r>
-      <w:r>
-        <w:rPr>
-          <w:b/>
-          <w:lang w:val="gu_IN" w:bidi="gu_IN"/>
-        </w:rPr>
-        <w:t>ઠગાઈ</w:t>
-      </w:r>
-      <w:r>
-        <w:rPr>
-          <w:lang w:val="gu_IN" w:bidi="gu_IN"/>
-        </w:rPr>
-        <w:t xml:space="preserve">, </w:t>
-      </w:r>
-      <w:r>
-        <w:rPr>
-          <w:b/>
-          <w:lang w:val="gu_IN" w:bidi="gu_IN"/>
-        </w:rPr>
-        <w:t>ચતુરાઈ</w:t>
-      </w:r>
-      <w:r>
-        <w:rPr>
-          <w:lang w:val="gu_IN" w:bidi="gu_IN"/>
-        </w:rPr>
-        <w:t xml:space="preserve">, અને </w:t>
-      </w:r>
-      <w:r>
-        <w:rPr>
-          <w:b/>
-          <w:lang w:val="gu_IN" w:bidi="gu_IN"/>
-        </w:rPr>
-        <w:t>યુક્તિ</w:t>
-      </w:r>
-      <w:r>
-        <w:rPr>
-          <w:lang w:val="gu_IN" w:bidi="gu_IN"/>
-        </w:rPr>
-        <w:t xml:space="preserve"> શબ્દો અમૂર્ત સંજ્ઞાઓ છે. વૈકલ્પિક ભાષાંતર : “ધૂર્ત લોકો, જેઓ વિશ્વાસીઓને ચતુર જુઠ્ઠાણાથી છેતરે છે, તેઓ વડે” (જુઓ :</w:t>
-      </w:r>
-      <w:r>
-        <w:rPr>
-          <w:lang w:val="gu_IN" w:bidi="gu_IN"/>
-        </w:rPr>
-        <w:t>﻿﻿﻿અમૂર્ત નામો</w:t>
-      </w:r>
-      <w:r>
-        <w:rPr>
-          <w:lang w:val="gu_IN" w:bidi="gu_IN"/>
-        </w:rPr>
-        <w:t>)</w:t>
-        <w:br/>
-      </w:r>
-      <w:r>
-        <w:rPr>
-          <w:lang w:val="gu_IN" w:bidi="gu_IN"/>
-        </w:rPr>
-        <w:t xml:space="preserve">4:15 abdd rc://ta/man/translate/grammar-connect-logic-contrast δὲ 1 પરંતુ 1 જોડતો શબ્દ </w:t>
-      </w:r>
-      <w:r>
-        <w:rPr>
-          <w:b/>
-          <w:lang w:val="gu_IN" w:bidi="gu_IN"/>
-        </w:rPr>
-        <w:t>ઉલટું</w:t>
-      </w:r>
-      <w:r>
-        <w:rPr>
-          <w:lang w:val="gu_IN" w:bidi="gu_IN"/>
-        </w:rPr>
-        <w:t xml:space="preserve"> વિરોધાભાસી-સંબંધને રજુ કરે છે. દરેક બદલાતા શિક્ષણને અનુસરવું એ ખ્રિસ્તમાં પરિપક્વ બનવામાં અને તેમનું શરીર બાંધવામાં વિરોધાભાસી છે. તમારી ભાષામાં એવા શબ્દનો ઉપયોગ કરો જે વિરોધાભાસને ચીંધે છે. (જુઓ :</w:t>
-      </w:r>
-      <w:r>
-        <w:rPr>
-          <w:lang w:val="gu_IN" w:bidi="gu_IN"/>
-        </w:rPr>
-        <w:t>જોડાણ-વિરોધાભાસ સબંધ</w:t>
-      </w:r>
-      <w:r>
-        <w:rPr>
-          <w:lang w:val="gu_IN" w:bidi="gu_IN"/>
-        </w:rPr>
-        <w:t>)</w:t>
-        <w:br/>
-      </w:r>
-      <w:r>
-        <w:rPr>
-          <w:lang w:val="gu_IN" w:bidi="gu_IN"/>
-        </w:rPr>
-        <w:t xml:space="preserve">4:15 ab88 rc://ta/man/translate/figs-abstractnouns ἀληθεύοντες 1 સત્ય બોલીને 1 </w:t>
-      </w:r>
-      <w:r>
-        <w:rPr>
-          <w:b/>
-          <w:lang w:val="gu_IN" w:bidi="gu_IN"/>
-        </w:rPr>
-        <w:t>સત્ય</w:t>
-      </w:r>
-      <w:r>
-        <w:rPr>
-          <w:lang w:val="gu_IN" w:bidi="gu_IN"/>
-        </w:rPr>
-        <w:t xml:space="preserve"> શબ્દ એ અમૂર્ત સંજ્ઞા છે. વૈકલ્પિક ભાષાંતર : “સત્યતાથી બોલવું” (જુઓ :</w:t>
-      </w:r>
-      <w:r>
-        <w:rPr>
-          <w:lang w:val="gu_IN" w:bidi="gu_IN"/>
-        </w:rPr>
-        <w:t>﻿﻿﻿અમૂર્ત નામો</w:t>
-      </w:r>
-      <w:r>
-        <w:rPr>
-          <w:lang w:val="gu_IN" w:bidi="gu_IN"/>
-        </w:rPr>
-        <w:t>)</w:t>
-        <w:br/>
-      </w:r>
-      <w:r>
-        <w:rPr>
-          <w:lang w:val="gu_IN" w:bidi="gu_IN"/>
-        </w:rPr>
-        <w:t xml:space="preserve">4:15 i2ff rc://ta/man/translate/figs-abstractnouns ἐν ἀγάπῃ 1 પ્રેમમાં 1 </w:t>
-      </w:r>
-      <w:r>
-        <w:rPr>
-          <w:b/>
-          <w:lang w:val="gu_IN" w:bidi="gu_IN"/>
-        </w:rPr>
-        <w:t>પ્રેમ</w:t>
-      </w:r>
-      <w:r>
-        <w:rPr>
-          <w:lang w:val="gu_IN" w:bidi="gu_IN"/>
-        </w:rPr>
-        <w:t xml:space="preserve"> શબ્દ એ અમૂર્ત સંજ્ઞા છે. વૈકલ્પિક ભાષાંતર : “અવયવો તરીકે એકબીજાને પ્રેમ કરો” (જુઓ :</w:t>
-      </w:r>
-      <w:r>
-        <w:rPr>
-          <w:lang w:val="gu_IN" w:bidi="gu_IN"/>
-        </w:rPr>
-        <w:t>﻿﻿﻿અમૂર્ત નામો</w:t>
-      </w:r>
-      <w:r>
-        <w:rPr>
-          <w:lang w:val="gu_IN" w:bidi="gu_IN"/>
-        </w:rPr>
-        <w:t>)</w:t>
-        <w:br/>
-      </w:r>
-      <w:r>
-        <w:rPr>
-          <w:lang w:val="gu_IN" w:bidi="gu_IN"/>
-        </w:rPr>
-        <w:t xml:space="preserve">4:15 zw32 rc://ta/man/translate/figs-metaphor εἰς αὐτὸν &amp; ὅς ἐστιν ἡ κεφαλή 1 તેમનામાં &amp; જે શિર &amp; છે 1 જેમ શરીરનું </w:t>
-      </w:r>
-      <w:r>
-        <w:rPr>
-          <w:b/>
-          <w:lang w:val="gu_IN" w:bidi="gu_IN"/>
-        </w:rPr>
-        <w:t>શિર</w:t>
-      </w:r>
-      <w:r>
-        <w:rPr>
-          <w:lang w:val="gu_IN" w:bidi="gu_IN"/>
-        </w:rPr>
-        <w:t xml:space="preserve"> તંદુરસ્ત રીતે વૃદ્ધિ પામવા શરીરના ભાગોને એકઠા મળીને કામ કરતા કરે છે તેમ ખ્રિસ્ત કેવી રીતે વિશ્વાસીઓને એકઠા મળીને સુમેળમાં કામ કરતા કરે છે તે વર્ણવવા પાઉલ માનવી શરીરના રૂપકનો ઉપયોગ કરે છે. UST અનુવાદને જુઓ. (જુઓ :</w:t>
-      </w:r>
-      <w:r>
-        <w:rPr>
-          <w:lang w:val="gu_IN" w:bidi="gu_IN"/>
-        </w:rPr>
-        <w:t>રૂપક</w:t>
-      </w:r>
-      <w:r>
-        <w:rPr>
-          <w:lang w:val="gu_IN" w:bidi="gu_IN"/>
-        </w:rPr>
-        <w:t>)</w:t>
-        <w:br/>
-      </w:r>
-      <w:r>
-        <w:rPr>
-          <w:lang w:val="gu_IN" w:bidi="gu_IN"/>
-        </w:rPr>
-        <w:t xml:space="preserve">4:16 ll7f rc://ta/man/translate/figs-metaphor ἐξ οὗ πᾶν τὸ σῶμα &amp; τὴν αὔξησιν τοῦ σώματος ποιεῖται 1 જેમનાથી &amp; આખું શરીર &amp; શરીરની વૃદ્ધિનું કારણ બને છે 1 જેમ શરીરનું શિર શરીરના ભાગોને તંદુરસ્ત રીતે વૃદ્ધિ પામવા એકઠા મળીને કામ કરતા કરે છે તેમ કેવી રીતે ખ્રિસ્ત વિશ્વાસીઓને એકઠા મળીને સુમેળમાં કરતા કરે છે તે વર્ણવવા પાઉલ </w:t>
-      </w:r>
-      <w:r>
-        <w:rPr>
-          <w:b/>
-          <w:lang w:val="gu_IN" w:bidi="gu_IN"/>
-        </w:rPr>
-        <w:t>શરીર</w:t>
-      </w:r>
-      <w:r>
-        <w:rPr>
-          <w:lang w:val="gu_IN" w:bidi="gu_IN"/>
-        </w:rPr>
-        <w:t xml:space="preserve"> તરીકે વિશ્વાસીઓના રૂપકને અને તેના શિર તરીકે ખ્રિસ્તના રૂપકને જારી રાખે છે. UST અનુવાદને જુઓ. (જુઓ :</w:t>
-      </w:r>
-      <w:r>
-        <w:rPr>
-          <w:lang w:val="gu_IN" w:bidi="gu_IN"/>
-        </w:rPr>
-        <w:t>રૂપક</w:t>
-      </w:r>
-      <w:r>
-        <w:rPr>
-          <w:lang w:val="gu_IN" w:bidi="gu_IN"/>
-        </w:rPr>
-        <w:t>)</w:t>
-        <w:br/>
-      </w:r>
-      <w:r>
-        <w:rPr>
-          <w:lang w:val="gu_IN" w:bidi="gu_IN"/>
-        </w:rPr>
-        <w:t xml:space="preserve">4:16 ab7f rc://ta/man/translate/grammar-connect-logic-goal εἰς οἰκοδομὴν ἑαυτοῦ ἐν ἀγάπῃ 1 પોતાના &amp; પ્રેમમાં &amp; કારણ બને છે 1 </w:t>
-      </w:r>
-      <w:r>
-        <w:rPr>
-          <w:b/>
-          <w:lang w:val="gu_IN" w:bidi="gu_IN"/>
-        </w:rPr>
-        <w:t>માટે</w:t>
-      </w:r>
-      <w:r>
-        <w:rPr>
-          <w:lang w:val="gu_IN" w:bidi="gu_IN"/>
-        </w:rPr>
-        <w:t xml:space="preserve"> શબ્દ હેતુસભર વાક્યને ચીંધે છે. જેમ માનવી શરીરના ભાગો એકઠા મળીને સુમેળમાં કામ કરે છે તેમ સર્વ વિશ્વાસીઓ એકઠા મળીને સુમેળમાં કામ કરે તેનો હેતુ એ કે સર્વ વિશ્વાસીઓ આપણી ક્ષમતામાં એકબીજાને તથા ઈશ્વરને પ્રેમ કરવા વૃદ્ધિ પામે. તમારી ભાષામાં એવા શબ્દનો ઉપયોગ કરો જે આને હેતુસભર વાક્ય તરીકે જણાવે. (જુઓ :</w:t>
-      </w:r>
-      <w:r>
-        <w:rPr>
-          <w:lang w:val="gu_IN" w:bidi="gu_IN"/>
-        </w:rPr>
-        <w:t>જોડાણ - ધ્યેય (હેતુ) સબંધ</w:t>
-      </w:r>
-      <w:r>
-        <w:rPr>
-          <w:lang w:val="gu_IN" w:bidi="gu_IN"/>
-        </w:rPr>
-        <w:t>)</w:t>
-        <w:br/>
-      </w:r>
-      <w:r>
-        <w:rPr>
-          <w:lang w:val="gu_IN" w:bidi="gu_IN"/>
-        </w:rPr>
-        <w:t xml:space="preserve">4:16 abff rc://ta/man/translate/figs-abstractnouns ἐν ἀγάπῃ 1 પોતાના &amp; પ્રેમમાં 1 </w:t>
-      </w:r>
-      <w:r>
-        <w:rPr>
-          <w:b/>
-          <w:lang w:val="gu_IN" w:bidi="gu_IN"/>
-        </w:rPr>
-        <w:t>પ્રેમ</w:t>
-      </w:r>
-      <w:r>
-        <w:rPr>
-          <w:lang w:val="gu_IN" w:bidi="gu_IN"/>
-        </w:rPr>
-        <w:t xml:space="preserve"> શબ્દ એ અમૂત સંજ્ઞા છે. વૈકલ્પિક ભાષાંતર : “જેમ અવયવો એકબીજાને પ્રેમ કરે છે” અથવા “એકબીજાને વધુ પ્રેમ કરવા સમર્થ” (જુઓ :</w:t>
-      </w:r>
-      <w:r>
-        <w:rPr>
-          <w:lang w:val="gu_IN" w:bidi="gu_IN"/>
-        </w:rPr>
-        <w:t>﻿﻿﻿અમૂર્ત નામો</w:t>
-      </w:r>
-      <w:r>
-        <w:rPr>
-          <w:lang w:val="gu_IN" w:bidi="gu_IN"/>
-        </w:rPr>
-        <w:t>)</w:t>
-        <w:br/>
-      </w:r>
-      <w:r>
-        <w:rPr>
-          <w:lang w:val="gu_IN" w:bidi="gu_IN"/>
-        </w:rPr>
-        <w:t xml:space="preserve">4:16 l5r6 rc://ta/man/translate/figs-metaphor διὰ πάσης ἁφῆς τῆς ἐπιχορηγίας 1 દરેક સાંધા વડે 1 પાઉલ વિશ્વાસીઓને માનવી શરીર સાથે સરખાવાના રૂપકને જારી રાખે છે. </w:t>
-      </w:r>
-      <w:r>
-        <w:rPr>
-          <w:b/>
-          <w:lang w:val="gu_IN" w:bidi="gu_IN"/>
-        </w:rPr>
-        <w:t>સાંધો</w:t>
-      </w:r>
-      <w:r>
-        <w:rPr>
-          <w:lang w:val="gu_IN" w:bidi="gu_IN"/>
-        </w:rPr>
-        <w:t xml:space="preserve"> એક મજબૂત બંધન છે જે હાડકાંને જોડે છે અથવા અંગોને શરીરમાંની જગ્યામાં જકડી રાખે છે. જેમ મજબૂત સાંધાઓ વડે શરીરને સાથે જકડી રાખવામાં આવે છે તેમ વિશ્વાસીઓને પ્રેમ વડે જકડી રાખવામાં આવ્યા છે, અને જેમ શરીરના ભાગો સાથે મળીને વધે અને કામ કરે છે તેમ આ પ્રેમ પણ મજબૂત થતો જાય છે. (જુઓ :</w:t>
-      </w:r>
-      <w:r>
-        <w:rPr>
-          <w:lang w:val="gu_IN" w:bidi="gu_IN"/>
-        </w:rPr>
-        <w:t>રૂપક</w:t>
-      </w:r>
-      <w:r>
-        <w:rPr>
-          <w:lang w:val="gu_IN" w:bidi="gu_IN"/>
-        </w:rPr>
-        <w:t>)</w:t>
-        <w:br/>
-      </w:r>
-      <w:r>
-        <w:rPr>
-          <w:lang w:val="gu_IN" w:bidi="gu_IN"/>
-        </w:rPr>
-        <w:t>4:17 n5cy Connecting Statement: 0 Connecting Statement: 0 # Connecting Statement:</w:t>
-      </w:r>
-    </w:p>
-    <w:p>
-      <w:pPr/>
-      <w:r>
-        <w:rPr>
-          <w:lang w:val="gu_IN" w:bidi="gu_IN"/>
-        </w:rPr>
-      </w:r>
-      <w:r>
-        <w:rPr>
-          <w:lang w:val="gu_IN" w:bidi="gu_IN"/>
-        </w:rPr>
-        <w:t>પાઉલ તેઓને તેઓએ શું કરવું ન જોઈએ તે કહે છે કેમ કે હવે ઈશ્વરના પવિત્ર આત્મા દ્વારા તેઓને વિશ્વાસીઓ તરીકે મુદ્રાંકિત કરવામાં આવ્યા છે .</w:t>
-        <w:br/>
-      </w:r>
-      <w:r>
-        <w:rPr>
-          <w:lang w:val="gu_IN" w:bidi="gu_IN"/>
-        </w:rPr>
-        <w:t xml:space="preserve">4:17 abde rc://ta/man/translate/grammar-connect-logic-result οὖν 1 તેથી 1 જોડતો શબ્દ </w:t>
-      </w:r>
-      <w:r>
-        <w:rPr>
-          <w:b/>
-          <w:lang w:val="gu_IN" w:bidi="gu_IN"/>
-        </w:rPr>
-        <w:t>માટે</w:t>
-      </w:r>
-      <w:r>
-        <w:rPr>
-          <w:lang w:val="gu_IN" w:bidi="gu_IN"/>
-        </w:rPr>
-        <w:t xml:space="preserve"> કારણ-પરિણામ સંબંધને રજુ કરે છે. તેનું કારણ એ કે ખ્રિસ્ત ઈચ્છે છે કે દરેક વિશ્વાસી આત્મિક રીતે પરિપક્વ બનીને બીજા</w:t>
-      </w:r>
-      <w:r>
-        <w:rPr>
-          <w:lang w:val="gu_IN" w:bidi="gu_IN"/>
-        </w:rPr>
-      </w:r>
-      <w:r>
-        <w:rPr>
-          <w:lang w:val="gu_IN" w:bidi="gu_IN"/>
-        </w:rPr>
-      </w:r>
-    </w:p>
-    <w:p>
-      <w:pPr/>
-      <w:r>
-        <w:rPr>
-          <w:lang w:val="gu_IN" w:bidi="gu_IN"/>
-        </w:rPr>
-      </w:r>
-    </w:p>
-    <w:p>
-      <w:pPr>
-        <w:pStyle w:val="Heading2"/>
-      </w:pPr>
-      <w:r>
-        <w:rPr>
-          <w:lang w:val="gu_IN" w:bidi="gu_IN"/>
-        </w:rPr>
-        <w:t>એફેસીઓને પત્ર - અધ્યાય 5 પ્રસ્તાવના</w:t>
-      </w:r>
-      <w:r>
-        <w:rPr>
-          <w:lang w:val="gu_IN" w:bidi="gu_IN"/>
-        </w:rPr>
-      </w:r>
-    </w:p>
-    <w:p>
-      <w:pPr>
-        <w:pStyle w:val="Heading3"/>
-      </w:pPr>
-    </w:p>
-    <w:p>
-      <w:pPr/>
-      <w:r>
-        <w:rPr>
-          <w:lang w:val="gu_IN" w:bidi="gu_IN"/>
-        </w:rPr>
-      </w:r>
-      <w:r>
-        <w:rPr>
-          <w:lang w:val="gu_IN" w:bidi="gu_IN"/>
-        </w:rPr>
-        <w:t xml:space="preserve">: qgq2 0 0 </w:t>
-        <w:br/>
-      </w:r>
-      <w:r>
-        <w:rPr>
-          <w:lang w:val="gu_IN" w:bidi="gu_IN"/>
-        </w:rPr>
-        <w:t>5:1 wus5 Connecting Statement: 0 Connecting Statement: 0 # Connecting Statement:</w:t>
-      </w:r>
-    </w:p>
-    <w:p>
-      <w:pPr/>
-      <w:r>
-        <w:rPr>
-          <w:lang w:val="gu_IN" w:bidi="gu_IN"/>
-        </w:rPr>
-      </w:r>
-      <w:r>
-        <w:rPr>
-          <w:lang w:val="gu_IN" w:bidi="gu_IN"/>
-        </w:rPr>
-        <w:t>પાઉલ વિશ્વાસીઓને કહેવાનું જારી રાખે છે કે ઈશ્વરના બાળકો તરીકે તેઓએ કેવી રીતે જીવવું જોઈએ અને ન જીવવું જોઈએ.</w:t>
-        <w:br/>
-      </w:r>
-      <w:r>
-        <w:rPr>
-          <w:lang w:val="gu_IN" w:bidi="gu_IN"/>
-        </w:rPr>
-        <w:t xml:space="preserve">5:1 jx2q γίνεσθε οὖν μιμηταὶ τοῦ Θεοῦ 1 એ માટે &amp; ઈશ્વરનું અનુસરણ કરો 1 </w:t>
-      </w:r>
-      <w:r>
-        <w:rPr>
-          <w:b/>
-          <w:lang w:val="gu_IN" w:bidi="gu_IN"/>
-        </w:rPr>
-        <w:t>અનુકરણ કરનારાઓ</w:t>
-      </w:r>
-      <w:r>
-        <w:rPr>
-          <w:lang w:val="gu_IN" w:bidi="gu_IN"/>
-        </w:rPr>
-        <w:t xml:space="preserve"> આ શબ્દો ક્રિયાપદની સંજ્ઞા છે, અને તેનું ક્રિયાપદ તરીકે ભાષાંતર થઈ શકે છે. “એ માટે, ઈશ્વરનું અનુકરણ કરો” અથવા “એ માટે ઈશ્વર જે કરે છે તે તમારે કરવું જોઈએ.”</w:t>
-        <w:br/>
-      </w:r>
-      <w:r>
-        <w:rPr>
-          <w:lang w:val="gu_IN" w:bidi="gu_IN"/>
-        </w:rPr>
-        <w:t xml:space="preserve">5:1 abdp rc://ta/man/translate/grammar-connect-logic-result οὖν 1 એ માટે 1 જોડતા શબ્દો </w:t>
-      </w:r>
-      <w:r>
-        <w:rPr>
-          <w:b/>
-          <w:lang w:val="gu_IN" w:bidi="gu_IN"/>
-        </w:rPr>
-        <w:t>એ માટે</w:t>
-      </w:r>
-      <w:r>
-        <w:rPr>
-          <w:lang w:val="gu_IN" w:bidi="gu_IN"/>
-        </w:rPr>
-        <w:t xml:space="preserve"> કારણ-પરિણામ સંબંધને રજુ કરે છે. ઈશ્વર આપણને ખ્રિસ્ત મારફતે માફ કર્યા છે એ કારણ છે ([એફેસી ૪:૩૨] (../૦૪/૩૨.mdમાં જણાવ્યું છે)). વિશ્વાસીઓએ ઈશ્વર જેવા છે તેનું અનુકરણ કરવું જોઈએ એ પરિણામ (અહીંયા જણાવ્યું) છે. તમારી ભાષામાં એવા વાક્યાંશનો ઉપયોગ કરો જે કારણને પરિણામ સાથે જોડે છે. (જુઓ :</w:t>
-      </w:r>
-      <w:r>
-        <w:rPr>
-          <w:lang w:val="gu_IN" w:bidi="gu_IN"/>
-        </w:rPr>
-        <w:t>જોડાણ - કારણ-અને-પરિણામ સબંધ</w:t>
-      </w:r>
-      <w:r>
-        <w:rPr>
-          <w:lang w:val="gu_IN" w:bidi="gu_IN"/>
-        </w:rPr>
-        <w:t>)</w:t>
-        <w:br/>
-      </w:r>
-      <w:r>
-        <w:rPr>
-          <w:lang w:val="gu_IN" w:bidi="gu_IN"/>
-        </w:rPr>
-        <w:t>5:1 zen5 rc://ta/man/translate/figs-simile ὡς τέκνα ἀγαπητά 1 પ્રિય બાળકો સમાન 1 ઈશ્વરના આપણે આત્મિક બાળકો છીએ માટે તેઓ ઈચ્છા રાખે છે કે આપણે તેમનું અનુકરણ કરીએ અથવા અનુસરીએ. વૈકલ્પિક ભાષાંતર : “જેમ વહાલાં બાળકો પોતાના પિતાઓનું અનુકરણ કરે છે” અથવા “કારણ કે તમે તેમના બાળકો છો અને તેઓ તમને ઘણો પ્રેમ કરે છે માટે” (જુઓ :</w:t>
-      </w:r>
-      <w:r>
-        <w:rPr>
-          <w:lang w:val="gu_IN" w:bidi="gu_IN"/>
-        </w:rPr>
-        <w:t>ઉપમા</w:t>
-      </w:r>
-      <w:r>
-        <w:rPr>
-          <w:lang w:val="gu_IN" w:bidi="gu_IN"/>
-        </w:rPr>
-        <w:t>)</w:t>
-        <w:br/>
-      </w:r>
-      <w:r>
-        <w:rPr>
-          <w:lang w:val="gu_IN" w:bidi="gu_IN"/>
-        </w:rPr>
-        <w:t xml:space="preserve">5:2 ta41 rc://ta/man/translate/figs-metaphor περιπατεῖτε ἐν ἀγάπῃ 1 પ્રેમમાં ચાલો 1 </w:t>
-      </w:r>
-      <w:r>
-        <w:rPr>
-          <w:b/>
-          <w:lang w:val="gu_IN" w:bidi="gu_IN"/>
-        </w:rPr>
-        <w:t>ચાલવું</w:t>
-      </w:r>
-      <w:r>
-        <w:rPr>
-          <w:lang w:val="gu_IN" w:bidi="gu_IN"/>
-        </w:rPr>
-        <w:t xml:space="preserve"> એ વ્યક્તિના જીવન જીવવાનો ખ્યાલ વ્યક્ત કરવાની સામાન્ય રીત છે. વૈકલ્પિક ભાષાંતર : “પ્રેમનું જીવન જીવો” અથવા “હંમેશા એકબીજાને પ્રેમ કરો” (જુઓ :</w:t>
-      </w:r>
-      <w:r>
-        <w:rPr>
-          <w:lang w:val="gu_IN" w:bidi="gu_IN"/>
-        </w:rPr>
-        <w:t>રૂપક</w:t>
-      </w:r>
-      <w:r>
-        <w:rPr>
-          <w:lang w:val="gu_IN" w:bidi="gu_IN"/>
-        </w:rPr>
-        <w:t>)</w:t>
-        <w:br/>
-      </w:r>
-      <w:r>
-        <w:rPr>
-          <w:lang w:val="gu_IN" w:bidi="gu_IN"/>
-        </w:rPr>
-        <w:t xml:space="preserve">5:2 bak1 rc://ta/man/translate/figs-metaphor προσφορὰν καὶ θυσίαν τῷ Θεῷ εἰς ὀσμὴν εὐωδίας 1 અને &amp; સુગંધિત સુગંધનું અર્પણ &amp; બલિદાન &amp; ઈશ્વરને 2 આ રૂપક, ખ્રિસ્ત આપણા પાપો માટે વધસ્તંભ પર મરણ પામી રહ્યા છે તે બાબતને જૂના કરારના પાપ માટેના </w:t>
-      </w:r>
-      <w:r>
-        <w:rPr>
-          <w:b/>
-          <w:lang w:val="gu_IN" w:bidi="gu_IN"/>
-        </w:rPr>
-        <w:t>બલિદાન</w:t>
-      </w:r>
-      <w:r>
-        <w:rPr>
-          <w:lang w:val="gu_IN" w:bidi="gu_IN"/>
-        </w:rPr>
-        <w:t xml:space="preserve"> સાથે સરખાવે છે, આ બલિદાનોને અગ્નિમાં શેકવામાં આવતા ત્યારે તેઓ સુગંધ આપતા હતા. વૈકલ્પિક ભાષાંતર : “ઈશ્વરને સુવાસિત અર્પણ અને બલિદાનની જેમ” અથવા “ઈશ્વરને એવું અર્પણ તથા બલિદાન જેણે ઈશ્વરને ખૂબ પ્રસન્ન કર્યા” UST અનુવાદ જુઓ (જુઓ :</w:t>
-      </w:r>
-      <w:r>
-        <w:rPr>
-          <w:lang w:val="gu_IN" w:bidi="gu_IN"/>
-        </w:rPr>
-        <w:t>રૂપક</w:t>
-      </w:r>
-      <w:r>
-        <w:rPr>
-          <w:lang w:val="gu_IN" w:bidi="gu_IN"/>
-        </w:rPr>
-        <w:t>)</w:t>
-        <w:br/>
-      </w:r>
-      <w:r>
-        <w:rPr>
-          <w:lang w:val="gu_IN" w:bidi="gu_IN"/>
-        </w:rPr>
-        <w:t>5:3 le5f rc://ta/man/translate/figs-activepassive πορνεία δὲ, καὶ ἀκαθαρσία πᾶσα, ἢ πλεονεξία, μηδὲ ὀνομαζέσθω ἐν ὑμῖν 1 પણ જાતીય વ્યભિચાર, દરેક અશુદ્ધતા કે લાલચનું નામ સુદ્ધા તમારી મધ્યે ન લેવા 1 તમે આને સક્રિય સ્વરૂપમાં જણાવી શકો : “એવું કશું ન કરો કે કોઈક એવો વિચાર કરે કે તમે જાતીય ભ્રષ્ટતાના અથવા કોઈપણ પ્રકારની અશુદ્ધતા અથવા લોભના દોષિત છો.” (જુઓ :</w:t>
-      </w:r>
-      <w:r>
-        <w:rPr>
-          <w:lang w:val="gu_IN" w:bidi="gu_IN"/>
-        </w:rPr>
-        <w:t>﻿﻿સક્રિય (પ્રત્યક્ષ) અથવા નિષ્ક્રિય (પરોક્ષ)</w:t>
-      </w:r>
-      <w:r>
-        <w:rPr>
-          <w:lang w:val="gu_IN" w:bidi="gu_IN"/>
-        </w:rPr>
-        <w:t>)</w:t>
-        <w:br/>
-      </w:r>
-      <w:r>
-        <w:rPr>
-          <w:lang w:val="gu_IN" w:bidi="gu_IN"/>
-        </w:rPr>
-        <w:t xml:space="preserve">5:3 abdq rc://ta/man/translate/grammar-connect-logic-contrast δὲ 1 પણ 1 જોડતો શબ્દ </w:t>
-      </w:r>
-      <w:r>
-        <w:rPr>
-          <w:b/>
-          <w:lang w:val="gu_IN" w:bidi="gu_IN"/>
-        </w:rPr>
-        <w:t>પરંતુ</w:t>
-      </w:r>
-      <w:r>
-        <w:rPr>
-          <w:lang w:val="gu_IN" w:bidi="gu_IN"/>
-        </w:rPr>
-        <w:t xml:space="preserve"> એ વિરોધાભાસી સંબંધને રજુ કરે છે. ઈશ્વરને સુગંધીદાર અર્પણ તથા બલિદાન એ પાપી કૃત્યો તથા વિચારો, જે સંતોને બંધબેસતા નથી તેઓની વિરુદ્ધમાં છે. તમારી ભાષામાં એવા જોડતા શબ્દનો ઉપયોગ કરો જે તમારી ભાષામાં વિરોધાભાસને ચીંધે છે. (જુઓ :</w:t>
-      </w:r>
-      <w:r>
-        <w:rPr>
-          <w:lang w:val="gu_IN" w:bidi="gu_IN"/>
-        </w:rPr>
-        <w:t>જોડાણ-વિરોધાભાસ સબંધ</w:t>
-      </w:r>
-      <w:r>
-        <w:rPr>
-          <w:lang w:val="gu_IN" w:bidi="gu_IN"/>
-        </w:rPr>
-        <w:t>)</w:t>
-        <w:br/>
-      </w:r>
-      <w:r>
-        <w:rPr>
-          <w:lang w:val="gu_IN" w:bidi="gu_IN"/>
-        </w:rPr>
-        <w:t>5:3 xat9 ἀκαθαρσία πᾶσα 1 દરેક અશુદ્ધતા 1 “કોઈપણ નૈતિક અશુદ્ધતા”</w:t>
-        <w:br/>
-      </w:r>
-      <w:r>
-        <w:rPr>
-          <w:lang w:val="gu_IN" w:bidi="gu_IN"/>
-        </w:rPr>
-        <w:t xml:space="preserve">5:4 utm5 ἀλλὰ μᾶλλον εὐχαριστία 1 પણ તેના બદલે અભારસ્તુતિ 1 </w:t>
-      </w:r>
-      <w:r>
-        <w:rPr>
-          <w:b/>
-          <w:lang w:val="gu_IN" w:bidi="gu_IN"/>
-        </w:rPr>
-        <w:t>આભારપ્રગટ</w:t>
-      </w:r>
-      <w:r>
-        <w:rPr>
-          <w:lang w:val="gu_IN" w:bidi="gu_IN"/>
-        </w:rPr>
-        <w:t xml:space="preserve"> શબ્દ એ ક્રિયાપદની સંજ્ઞા છે, અને તેને ક્રિયાપદ વડે અનુવાદિત કરી શકાય : “તે બાબતોને બદલે તમારે ઈશ્વરનો આભાર માનવો જોઈએ”</w:t>
-        <w:br/>
-      </w:r>
-      <w:r>
-        <w:rPr>
-          <w:lang w:val="gu_IN" w:bidi="gu_IN"/>
-        </w:rPr>
-        <w:t xml:space="preserve">5:4 abdr rc://ta/man/translate/grammar-connect-logic-contrast ἀλλὰ μᾶλλον 1 પણ તેના બદલે 1 જોડતો વાક્યાંશ </w:t>
-      </w:r>
-      <w:r>
-        <w:rPr>
-          <w:b/>
-          <w:lang w:val="gu_IN" w:bidi="gu_IN"/>
-        </w:rPr>
-        <w:t>પરંતુ એથી ઉલટું</w:t>
-      </w:r>
-      <w:r>
-        <w:rPr>
-          <w:lang w:val="gu_IN" w:bidi="gu_IN"/>
-        </w:rPr>
-        <w:t xml:space="preserve"> એ વિરોધાભાસી સંબંધને રજુ કરે છે. પાપી કૃત્યો અને વિચારો એ ઈશ્વરનો આભાર માનવાની વિરુદ્ધમાં છે. તમારી ભાષામાં એવા જોડતા શબ્દનો ઉપયોગ કરો જે તમારી વિરોધાભાસી ભાષાને ચીંધે છે. (જુઓ :</w:t>
-      </w:r>
-      <w:r>
-        <w:rPr>
-          <w:lang w:val="gu_IN" w:bidi="gu_IN"/>
-        </w:rPr>
-        <w:t>જોડાણ-વિરોધાભાસ સબંધ</w:t>
-      </w:r>
-      <w:r>
-        <w:rPr>
-          <w:lang w:val="gu_IN" w:bidi="gu_IN"/>
-        </w:rPr>
-        <w:t>)</w:t>
-        <w:br/>
-      </w:r>
-      <w:r>
-        <w:rPr>
-          <w:lang w:val="gu_IN" w:bidi="gu_IN"/>
-        </w:rPr>
-        <w:t xml:space="preserve">5:5 abc6 rc://ta/man/translate/figs-metaphor ἀκάθαρτος 1 અશુદ્ધ 1 અહીંયા </w:t>
-      </w:r>
-      <w:r>
-        <w:rPr>
-          <w:b/>
-          <w:lang w:val="gu_IN" w:bidi="gu_IN"/>
-        </w:rPr>
-        <w:t>અશુદ્ધ</w:t>
-      </w:r>
-      <w:r>
-        <w:rPr>
-          <w:lang w:val="gu_IN" w:bidi="gu_IN"/>
-        </w:rPr>
-        <w:t xml:space="preserve"> (ગંદા) હોવું એ પાપી હોવા માટેનું રૂપક છે. (જુઓ :</w:t>
-      </w:r>
-      <w:r>
-        <w:rPr>
-          <w:lang w:val="gu_IN" w:bidi="gu_IN"/>
-        </w:rPr>
-        <w:t>રૂપક</w:t>
-      </w:r>
-      <w:r>
-        <w:rPr>
-          <w:lang w:val="gu_IN" w:bidi="gu_IN"/>
-        </w:rPr>
-        <w:t>)</w:t>
-        <w:br/>
-      </w:r>
-      <w:r>
-        <w:rPr>
-          <w:lang w:val="gu_IN" w:bidi="gu_IN"/>
-        </w:rPr>
-        <w:t>5:5 vb16 rc://ta/man/translate/figs-metaphor οὐκ ἔχει κληρονομίαν 1 કોઈ વારસો નથી 1 ઈશ્વરે વિશ્વાસીઓને જે આપવાનું વચન આપ્યું છે તે પ્રાપ્ત કરવું એ જાણે કુટુંબના સભ્ય પાસેથી વારસામાં મિલકત અને સંપત્તિ લેવાની હોય એમ કહેવામાં આવ્યું છે. વૈકલ્પિક ભાષાંતર : “કશું પ્રાપ્ત કરશે નહિ” અથવા “કોઈ ભાગ નથી” UST અનુવાદ જુઓ (જુઓ :</w:t>
-      </w:r>
-      <w:r>
-        <w:rPr>
-          <w:lang w:val="gu_IN" w:bidi="gu_IN"/>
-        </w:rPr>
-        <w:t>રૂપક</w:t>
-      </w:r>
-      <w:r>
-        <w:rPr>
-          <w:lang w:val="gu_IN" w:bidi="gu_IN"/>
-        </w:rPr>
-        <w:t>)</w:t>
-        <w:br/>
-      </w:r>
-      <w:r>
-        <w:rPr>
-          <w:lang w:val="gu_IN" w:bidi="gu_IN"/>
-        </w:rPr>
-        <w:t>5:6 px7p κενοῖς λόγοις 1 ખાલી શબ્દોથી 1 “જેમાં સત્ય નથી એવા શબ્દો વડે” અથવા “સાચા નથી એવા શબ્દો બોલવા વડે”</w:t>
-        <w:br/>
-      </w:r>
-      <w:r>
-        <w:rPr>
-          <w:lang w:val="gu_IN" w:bidi="gu_IN"/>
-        </w:rPr>
-        <w:t xml:space="preserve">5:6 abds rc://ta/man/translate/grammar-connect-logic-result γὰρ 1 કેમકે 1 જોડતા શબ્દો </w:t>
-      </w:r>
-      <w:r>
-        <w:rPr>
-          <w:b/>
-          <w:lang w:val="gu_IN" w:bidi="gu_IN"/>
-        </w:rPr>
-        <w:t>કેમ કે</w:t>
-      </w:r>
-      <w:r>
-        <w:rPr>
-          <w:lang w:val="gu_IN" w:bidi="gu_IN"/>
-        </w:rPr>
-        <w:t xml:space="preserve"> એ કારણ-પરિણામ સંબંધને રજુ કરે છે. પરિણામ પહેલા જણાવ્યું છે : કે તેમને કોઈ નિરર્થક વાતોથી છેતરે એવું એફેસસના વિશ્વાસીઓએ થવા ન દેવું જોઈએ. પછી કારણ જણાવ્યું છે : કે ઈશ્વરનો કોપ એવી બાબતોનો ન્યાય કરશે. તમારી ભાષામાં એવા વાક્યાંશનો ઉપયોગ કરો જે કારણને પરિણામ સાથે જોડે છે, અને તમારી ભાષામાં બહુ જ સ્વાભાવિક છે એવા ક્રમમાં તેને ગોઠવે છે. (જુઓ :</w:t>
-      </w:r>
-      <w:r>
-        <w:rPr>
-          <w:lang w:val="gu_IN" w:bidi="gu_IN"/>
-        </w:rPr>
-        <w:t>જોડાણ - કારણ-અને-પરિણામ સબંધ</w:t>
-      </w:r>
-      <w:r>
-        <w:rPr>
-          <w:lang w:val="gu_IN" w:bidi="gu_IN"/>
-        </w:rPr>
-        <w:t>)</w:t>
-        <w:br/>
-      </w:r>
-      <w:r>
-        <w:rPr>
-          <w:lang w:val="gu_IN" w:bidi="gu_IN"/>
-        </w:rPr>
-        <w:t xml:space="preserve">5:6 ab16 rc://ta/man/translate/figs-abstractnouns ἔρχεται ἡ ὀργὴ τοῦ Θεοῦ ἐπὶ 1 ઈશ્વરનો કોપ &amp; પર આવી રહ્યો છે 1 </w:t>
-      </w:r>
-      <w:r>
-        <w:rPr>
-          <w:b/>
-          <w:lang w:val="gu_IN" w:bidi="gu_IN"/>
-        </w:rPr>
-        <w:t>કોપ</w:t>
-      </w:r>
-      <w:r>
-        <w:rPr>
-          <w:lang w:val="gu_IN" w:bidi="gu_IN"/>
-        </w:rPr>
-        <w:t xml:space="preserve"> શબ્દ અમૂર્ત સંજ્ઞા છે. વૈકલ્પિક ભાષાંતર : “ઈશ્વર ચોક્કસપણે શિક્ષા કરશે” (જુઓ :</w:t>
-      </w:r>
-      <w:r>
-        <w:rPr>
-          <w:lang w:val="gu_IN" w:bidi="gu_IN"/>
-        </w:rPr>
-        <w:t>﻿﻿﻿અમૂર્ત નામો</w:t>
-      </w:r>
-      <w:r>
-        <w:rPr>
-          <w:lang w:val="gu_IN" w:bidi="gu_IN"/>
-        </w:rPr>
-        <w:t>)</w:t>
-        <w:br/>
-      </w:r>
-      <w:r>
-        <w:rPr>
-          <w:lang w:val="gu_IN" w:bidi="gu_IN"/>
-        </w:rPr>
-        <w:t>5:6 ab73 rc://ta/man/translate/figs-idiom τοὺς υἱοὺς τῆς ἀπειθείας 1 આજ્ઞાભંગ કરનારા છોકરાઓ 1 આ રૂઢીપ્રયોગ છે જેનો અર્થ, “જે લોકો આદતપૂર્વક અનાજ્ઞાંકિત થાય છે” અથવા “જે લોકોની લાક્ષણિકતા અનાજ્ઞાંકિતપણું છે” એ છે. વૈકલ્પિક ભાષાંતર : “જેઓ ઈશ્વરને અનાજ્ઞાંકિત થાય છે” (જુઓ :</w:t>
-      </w:r>
-      <w:r>
-        <w:rPr>
-          <w:lang w:val="gu_IN" w:bidi="gu_IN"/>
-        </w:rPr>
-        <w:t>રૂઢિપ્રયોગ</w:t>
-      </w:r>
-      <w:r>
-        <w:rPr>
-          <w:lang w:val="gu_IN" w:bidi="gu_IN"/>
-        </w:rPr>
-        <w:t>)</w:t>
-        <w:br/>
-      </w:r>
-      <w:r>
-        <w:rPr>
-          <w:lang w:val="gu_IN" w:bidi="gu_IN"/>
-        </w:rPr>
-        <w:t xml:space="preserve">5:7 abdt rc://ta/man/translate/grammar-connect-logic-result οὖν 1 તેથી 1 જોડતા શબ્દો </w:t>
-      </w:r>
-      <w:r>
-        <w:rPr>
-          <w:b/>
-          <w:lang w:val="gu_IN" w:bidi="gu_IN"/>
-        </w:rPr>
-        <w:t>એ માટે</w:t>
-      </w:r>
-      <w:r>
-        <w:rPr>
-          <w:lang w:val="gu_IN" w:bidi="gu_IN"/>
-        </w:rPr>
-        <w:t xml:space="preserve"> એ કારણ-પરિણામ સંબંધને રજુ કરે છે. કારણ એ કે જે લોકો ઈશ્વરના કોપ હેઠળ છે તેઓનો ન્યાય ઈશ્વર કરશે. પરિણામ એ કે એફેસસના વિશ્વાસીઓએ દુષ્ટ માણસો સાથે ભાગીદાર થવું જોઈએ નહિ. તમારી ભાષામાં એવા વાક્યાંશનો ઉપયોગ કરો જે કારણને પરિણામ સાથે જોડે છે. (જુઓ :</w:t>
-      </w:r>
-      <w:r>
-        <w:rPr>
-          <w:lang w:val="gu_IN" w:bidi="gu_IN"/>
-        </w:rPr>
-        <w:t>જોડાણ - કારણ-અને-પરિણામ સબંધ</w:t>
-      </w:r>
-      <w:r>
-        <w:rPr>
-          <w:lang w:val="gu_IN" w:bidi="gu_IN"/>
-        </w:rPr>
-        <w:t>)</w:t>
-        <w:br/>
-      </w:r>
-      <w:r>
-        <w:rPr>
-          <w:lang w:val="gu_IN" w:bidi="gu_IN"/>
-        </w:rPr>
-        <w:t>5:8 wy9d rc://ta/man/translate/figs-metaphor ἦτε γάρ ποτε σκότος 1 કેમકે પહેલા તમે અંધકાર હતા 1 જેમ કોઈ માણસ અંધકારમાં જોઈ શકતું નથી તેમ જે લોકો પાપને પ્રેમ કરે છે તેઓ ઈશ્વરની બાબતોને જોઈ કે સમજી શકતા નથી. વૈકલ્પિક ભાષાંતર : “કારણ કે અગાઉ તમે ઈશ્વર વિષે કશું જ સમજતા નહોતા” UST અનુવાદ જુઓ (જુઓ :</w:t>
-      </w:r>
-      <w:r>
-        <w:rPr>
-          <w:lang w:val="gu_IN" w:bidi="gu_IN"/>
-        </w:rPr>
-        <w:t>રૂપક</w:t>
-      </w:r>
-      <w:r>
-        <w:rPr>
-          <w:lang w:val="gu_IN" w:bidi="gu_IN"/>
-        </w:rPr>
-        <w:t>)</w:t>
-        <w:br/>
-      </w:r>
-      <w:r>
-        <w:rPr>
-          <w:lang w:val="gu_IN" w:bidi="gu_IN"/>
-        </w:rPr>
-        <w:t>5:8 abdw rc://ta/man/translate/grammar-connect-logic-result γάρ 1 કેમકે 1 જોડતા શબ્દો “કારણ કે” એ કારણ-પરિણામ સંબંધને રજુ કરે છે. કારણ પહેલા જણાવ્યું છે (ક.૭) : કે એફેસસના વિશ્વાસીઓએ દુષ્ટ માણસો સાથે ભાગીદાર થવું જોઈએ નહિ. બીજું પરિણામ જણાવ્યું છે (ક. ૮) : એફેસસના વિશ્વાસીઓ અંધકાર રહ્યા નથી, પરંતુ હવે તેઓ પ્રકાશ છે. તમારી ભાષામાં એવા વાક્યાંશનો ઉપયોગ કરો જે કારણને પરિણામ સાથે એવા ક્રમનો ઉપયોગ કરીને જોડે છે જે તમારી ભાષામાં સૌથી સ્વાભાવિક છે. (જુઓ :</w:t>
-      </w:r>
-      <w:r>
-        <w:rPr>
-          <w:lang w:val="gu_IN" w:bidi="gu_IN"/>
-        </w:rPr>
-        <w:t>જોડાણ - કારણ-અને-પરિણામ સબંધ</w:t>
-      </w:r>
-      <w:r>
-        <w:rPr>
-          <w:lang w:val="gu_IN" w:bidi="gu_IN"/>
-        </w:rPr>
-        <w:t>)</w:t>
-        <w:br/>
-      </w:r>
-      <w:r>
-        <w:rPr>
-          <w:lang w:val="gu_IN" w:bidi="gu_IN"/>
-        </w:rPr>
-        <w:t xml:space="preserve">5:8 iw4q rc://ta/man/translate/figs-metaphor νῦν δὲ φῶς ἐν Κυρίῳ 1 પણ હવે ઈશ્વરમાં પ્રકાશ છો 1 જેમ કોઈ માણસ </w:t>
-      </w:r>
-      <w:r>
-        <w:rPr>
-          <w:b/>
-          <w:lang w:val="gu_IN" w:bidi="gu_IN"/>
-        </w:rPr>
-        <w:t>પ્રકાશ</w:t>
-      </w:r>
-      <w:r>
-        <w:rPr>
-          <w:lang w:val="gu_IN" w:bidi="gu_IN"/>
-        </w:rPr>
-        <w:t>માં જોઈ શકે છે, તેમ જે લોકોને ઈશ્વરે બચાવ્યા છે તેઓ ઈશ્વરને કેવી રીતે પ્રસન્ન કરવા તે સમજે છે. વૈકલ્પિક ભાષાંતર : “પરંતુ હવે તમે ઈશ્વરને ઓળખો છો અને તેમને માટે જીવી શકો છો” UST અનુવાદ જુઓ (જુઓ :</w:t>
-      </w:r>
-      <w:r>
-        <w:rPr>
-          <w:lang w:val="gu_IN" w:bidi="gu_IN"/>
-        </w:rPr>
-        <w:t>રૂપક</w:t>
-      </w:r>
-      <w:r>
-        <w:rPr>
-          <w:lang w:val="gu_IN" w:bidi="gu_IN"/>
-        </w:rPr>
-        <w:t>)</w:t>
-        <w:br/>
-      </w:r>
-      <w:r>
-        <w:rPr>
-          <w:lang w:val="gu_IN" w:bidi="gu_IN"/>
-        </w:rPr>
-        <w:t>5:8 abdu rc://ta/man/translate/grammar-connect-logic-contrast δὲ 1 પણ 1 જોડતા શબ્દો “પરંતુ” એ વિરોધાભાસી સંબંધને રજુ કરે છે. એફેસસના વિશ્વાસીઓ અગાઉ અંધકારમાં હતા એ વાસ્તવિકતા હવે તેઓ પ્રકાશ છે તેની વિરુદ્ધમાં છે. (જુઓ :</w:t>
-      </w:r>
-      <w:r>
-        <w:rPr>
-          <w:lang w:val="gu_IN" w:bidi="gu_IN"/>
-        </w:rPr>
-        <w:t>જોડાણ-વિરોધાભાસ સબંધ</w:t>
-      </w:r>
-      <w:r>
-        <w:rPr>
-          <w:lang w:val="gu_IN" w:bidi="gu_IN"/>
-        </w:rPr>
-        <w:t>)</w:t>
-        <w:br/>
-      </w:r>
-      <w:r>
-        <w:rPr>
-          <w:lang w:val="gu_IN" w:bidi="gu_IN"/>
-        </w:rPr>
-        <w:t xml:space="preserve">5:8 l6ki rc://ta/man/translate/figs-metaphor ὡς τέκνα φωτὸς περιπατεῖτε 1 પ્રકાશના બાળકો જેવા ચાલો 1 માર્ગ પર </w:t>
-      </w:r>
-      <w:r>
-        <w:rPr>
-          <w:b/>
-          <w:lang w:val="gu_IN" w:bidi="gu_IN"/>
-        </w:rPr>
-        <w:t>ચાલવું</w:t>
-      </w:r>
-      <w:r>
-        <w:rPr>
-          <w:lang w:val="gu_IN" w:bidi="gu_IN"/>
-        </w:rPr>
-        <w:t xml:space="preserve"> એ વ્યક્તિ તેનું જીવન જે રીતે જીવે છે તે માટેનું રૂપક છે. વૈકલ્પિક ભાષાંતર : “જે લોકો, ઈશ્વર તેઓ પાસે શું કરાવવા માંગે છે એ સમજે છે, તેઓના જેવું જીવો: (જુઓ :</w:t>
-      </w:r>
-      <w:r>
-        <w:rPr>
-          <w:lang w:val="gu_IN" w:bidi="gu_IN"/>
-        </w:rPr>
-        <w:t>રૂપક</w:t>
-      </w:r>
-      <w:r>
-        <w:rPr>
-          <w:lang w:val="gu_IN" w:bidi="gu_IN"/>
-        </w:rPr>
-        <w:t>)</w:t>
-        <w:br/>
-      </w:r>
-      <w:r>
-        <w:rPr>
-          <w:lang w:val="gu_IN" w:bidi="gu_IN"/>
-        </w:rPr>
-        <w:t xml:space="preserve">5:8 abc9 rc://ta/man/translate/figs-simile ὡς τέκνα φωτὸς 1 પ્રકાશના બાળકો જેવા 1 ઈશ્વર ઈચ્છે છે કે આપણે તેમનું અનુકરણ કરીએ અથવા અનુસરીએ કેમ કે આપણે તેમના આત્મિક </w:t>
-      </w:r>
-      <w:r>
-        <w:rPr>
-          <w:b/>
-          <w:lang w:val="gu_IN" w:bidi="gu_IN"/>
-        </w:rPr>
-        <w:t>બાળકો</w:t>
-      </w:r>
-      <w:r>
-        <w:rPr>
-          <w:lang w:val="gu_IN" w:bidi="gu_IN"/>
-        </w:rPr>
-        <w:t xml:space="preserve"> છીએ. વૈકલ્પિક ભાષાંતર : “ઈશ્વરના બાળકો, જેઓ સત્ય જાણે છે તેઓની જેમ” અથવા “કારણ કે તમે ઈશ્વરના બાળકો છો અને સત્યને જુઓ છો” (જુઓ :</w:t>
-      </w:r>
-      <w:r>
-        <w:rPr>
-          <w:lang w:val="gu_IN" w:bidi="gu_IN"/>
-        </w:rPr>
-        <w:t>ઉપમા</w:t>
-      </w:r>
-      <w:r>
-        <w:rPr>
-          <w:lang w:val="gu_IN" w:bidi="gu_IN"/>
-        </w:rPr>
-        <w:t>)</w:t>
-        <w:br/>
-      </w:r>
-      <w:r>
-        <w:rPr>
-          <w:lang w:val="gu_IN" w:bidi="gu_IN"/>
-        </w:rPr>
-        <w:t xml:space="preserve">5:9 q194 rc://ta/man/translate/figs-metaphor ὁ &amp; καρπὸς τοῦ φωτὸς ἐν πάσῃ ἀγαθωσύνῃ, καὶ δικαιοσύνῃ, καὶ ἀληθείᾳ 1 પ્રકાશનું ફળ સર્વ ભલાઈ તથા ન્યાયીપણું તથા સત્યતાનું બને છે 1 અહીંયા, </w:t>
-      </w:r>
-      <w:r>
-        <w:rPr>
-          <w:b/>
-          <w:lang w:val="gu_IN" w:bidi="gu_IN"/>
-        </w:rPr>
-        <w:t>ફળ</w:t>
-      </w:r>
-      <w:r>
-        <w:rPr>
-          <w:lang w:val="gu_IN" w:bidi="gu_IN"/>
-        </w:rPr>
-        <w:t xml:space="preserve"> એ “”પરિણામ** અથવા </w:t>
-      </w:r>
-      <w:r>
-        <w:rPr>
-          <w:b/>
-          <w:lang w:val="gu_IN" w:bidi="gu_IN"/>
-        </w:rPr>
-        <w:t>અંજામ</w:t>
-      </w:r>
-      <w:r>
-        <w:rPr>
-          <w:lang w:val="gu_IN" w:bidi="gu_IN"/>
-        </w:rPr>
-        <w:t xml:space="preserve"> માટેનું રૂપક છે. વૈકલ્પિક ભાષાંતર : “સારા કામ, ન્યાયી જીવન અને સત્યતાભર્યું વર્તન એ પ્રકાશમાં જીવવાનું પરિણામ છે” (જુઓ :</w:t>
-      </w:r>
-      <w:r>
-        <w:rPr>
-          <w:lang w:val="gu_IN" w:bidi="gu_IN"/>
-        </w:rPr>
-        <w:t>રૂપક</w:t>
-      </w:r>
-      <w:r>
-        <w:rPr>
-          <w:lang w:val="gu_IN" w:bidi="gu_IN"/>
-        </w:rPr>
-        <w:t>)</w:t>
-        <w:br/>
-      </w:r>
-      <w:r>
-        <w:rPr>
-          <w:lang w:val="gu_IN" w:bidi="gu_IN"/>
-        </w:rPr>
-        <w:t xml:space="preserve">5:9 abdv rc://ta/man/translate/grammar-connect-logic-result γὰρ 1 કેમકે 1 જોડતો શબ્દ </w:t>
-      </w:r>
-      <w:r>
-        <w:rPr>
-          <w:b/>
-          <w:lang w:val="gu_IN" w:bidi="gu_IN"/>
-        </w:rPr>
-        <w:t>કેમ કે</w:t>
-      </w:r>
-      <w:r>
-        <w:rPr>
-          <w:lang w:val="gu_IN" w:bidi="gu_IN"/>
-        </w:rPr>
-        <w:t xml:space="preserve"> એ કારણ-પરિણામ સંબંધનું કારણ રજુ કરે છે. કારણ આ કે પ્રકાશનું ફળ એ ભલાઈ અને ન્યાયીપણું અને સત્ય છે. પરિણામ આ કે એફેસસના વિશ્વાસીઓએ પ્રકાશના બાળકો તરીકે ચાલવું જોઈએ. તમારી ભાષામાં એવા વાક્યાંશનો ઉપયોગ કરો જે કારણને પરિણામ સાથે જોડે છે. (જુઓ :</w:t>
-      </w:r>
-      <w:r>
-        <w:rPr>
-          <w:lang w:val="gu_IN" w:bidi="gu_IN"/>
-        </w:rPr>
-        <w:t>જોડાણ - કારણ-અને-પરિણામ સબંધ</w:t>
-      </w:r>
-      <w:r>
-        <w:rPr>
-          <w:lang w:val="gu_IN" w:bidi="gu_IN"/>
-        </w:rPr>
-        <w:t>)</w:t>
-        <w:br/>
-      </w:r>
-      <w:r>
-        <w:rPr>
-          <w:lang w:val="gu_IN" w:bidi="gu_IN"/>
-        </w:rPr>
-        <w:t>5:11 zdu1 rc://ta/man/translate/figs-metaphor μὴ συνκοινωνεῖτε τοῖς ἔργοις τοῖς ἀκάρποις τοῦ σκότους 1 અંધકારના ફળહીન કાર્યોમાં ભાગ લેશો નહિ 1 પાઉલ એવી નિરર્થક, પાપી બાબતોની વાત કરે છે જાણે તેઓ દુષ્ટ કૃત્યો છે, કે જેમને લોકો અંધરાંમાં કરે છે કે જેથી કોઈ જુએ નહિ, અને આ બાબતો અવિશ્વાસીઓ કરે છે. વૈકલ્પિક ભાષાંતર : “અવિશ્વાસીઓ સાથે નિરર્થક, પાપી બાબતો ન કરો”</w:t>
-      </w:r>
-      <w:r>
-        <w:rPr>
-          <w:lang w:val="gu_IN" w:bidi="gu_IN"/>
-        </w:rPr>
-      </w:r>
-      <w:r>
-        <w:rPr>
-          <w:lang w:val="gu_IN" w:bidi="gu_IN"/>
-        </w:rPr>
-      </w:r>
-    </w:p>
-    <w:p>
-      <w:pPr/>
-      <w:r>
-        <w:rPr>
-          <w:lang w:val="gu_IN" w:bidi="gu_IN"/>
-        </w:rPr>
-      </w:r>
-    </w:p>
-    <w:p>
-      <w:pPr>
-        <w:pStyle w:val="Heading2"/>
-      </w:pPr>
-      <w:r>
-        <w:rPr>
-          <w:lang w:val="gu_IN" w:bidi="gu_IN"/>
-        </w:rPr>
-        <w:t>એફેસીઓને પત્ર - અધ્યાય 6 પ્રસ્તાવના</w:t>
-      </w:r>
-      <w:r>
-        <w:rPr>
-          <w:lang w:val="gu_IN" w:bidi="gu_IN"/>
-        </w:rPr>
-      </w:r>
-    </w:p>
-    <w:p>
-      <w:pPr>
-        <w:pStyle w:val="Heading3"/>
-      </w:pPr>
-      <w:r>
-        <w:rPr>
-          <w:lang w:val="gu_IN" w:bidi="gu_IN"/>
-        </w:rPr>
-        <w:t>આ અધ્યાયમાંના ખાસ ખ્યાલો</w:t>
-      </w:r>
-    </w:p>
-    <w:p>
-      <w:pPr>
-        <w:pStyle w:val="Heading3"/>
-      </w:pPr>
-      <w:r>
-        <w:rPr>
-          <w:lang w:val="gu_IN" w:bidi="gu_IN"/>
-        </w:rPr>
-        <w:t># ગુલામી</w:t>
-      </w:r>
-    </w:p>
-    <w:p>
-      <w:pPr/>
-      <w:r>
-        <w:rPr>
-          <w:lang w:val="gu_IN" w:bidi="gu_IN"/>
-        </w:rPr>
-      </w:r>
-      <w:r>
-        <w:rPr>
-          <w:lang w:val="gu_IN" w:bidi="gu_IN"/>
-        </w:rPr>
-        <w:t>ગુલામગીરી સારી છે કે ખરાબ તે વિષે પાઉલ આ અધ્યાયમાં લખતો નથી. પાઉલ ઈશ્વરને પ્રસન્ન કરવા કામ કરવું તે વિષે લખે છે પછી તે ગુલામ તરીકે કામ હોય કે માલિક તરીકે. અહીંયા પાઉલ ગુલામગીરી વિષે જે શીખવે છે તે આશ્ચર્ય પમાડી રહ્યું છે. તેના સમયમાં માલિકો પ્રત્યે એવી અપેક્ષા રાખવામાં આવતી નથી કે તેઓ તેમના ગુલામો સાથે માનભર્યો વ્યવહાર કરે અથવા તેઓને ધમકી ન આપે.</w:t>
-      </w:r>
-    </w:p>
-    <w:p>
-      <w:pPr>
-        <w:pStyle w:val="Heading3"/>
-      </w:pPr>
-    </w:p>
-    <w:p>
-      <w:pPr/>
-      <w:r>
-        <w:rPr>
-          <w:lang w:val="gu_IN" w:bidi="gu_IN"/>
-        </w:rPr>
-      </w:r>
-      <w:r>
-        <w:rPr>
-          <w:lang w:val="gu_IN" w:bidi="gu_IN"/>
-        </w:rPr>
-        <w:t>આ અધ્યાયમાં અગત્યના શબ્દાલંકાર</w:t>
-      </w:r>
-    </w:p>
-    <w:p>
-      <w:pPr>
-        <w:pStyle w:val="Heading3"/>
-      </w:pPr>
-      <w:r>
-        <w:rPr>
-          <w:lang w:val="gu_IN" w:bidi="gu_IN"/>
-        </w:rPr>
-        <w:t># ઈશ્વરના હથિયાર</w:t>
-      </w:r>
-    </w:p>
-    <w:p>
-      <w:pPr/>
-      <w:r>
-        <w:rPr>
-          <w:lang w:val="gu_IN" w:bidi="gu_IN"/>
-        </w:rPr>
-      </w:r>
-      <w:r>
-        <w:rPr>
-          <w:lang w:val="gu_IN" w:bidi="gu_IN"/>
-        </w:rPr>
-        <w:t xml:space="preserve">આત્મિક હુમલો થાય ત્યારે કેવી રીતે ખ્રિસ્તીઓ પોતાનું રક્ષણ કરી શકે તે આ રૂપક વર્ણવે છે. (જુઓ: </w:t>
-      </w:r>
-      <w:r>
-        <w:rPr>
-          <w:lang w:val="gu_IN" w:bidi="gu_IN"/>
-        </w:rPr>
-        <w:t>આત્મા, આત્માઓ, આત્મિક</w:t>
-      </w:r>
-      <w:r>
-        <w:rPr>
-          <w:lang w:val="gu_IN" w:bidi="gu_IN"/>
-        </w:rPr>
-        <w:t xml:space="preserve"> અને </w:t>
-      </w:r>
-      <w:r>
-        <w:rPr>
-          <w:lang w:val="gu_IN" w:bidi="gu_IN"/>
-        </w:rPr>
-        <w:t>રૂપક</w:t>
       </w:r>
       <w:r>
         <w:rPr>

--- a/guj/docx/49.content.docx
+++ b/guj/docx/49.content.docx
@@ -553,6 +553,21 @@
           <w:b/>
           <w:lang w:val="gu_IN" w:bidi="gu_IN"/>
         </w:rPr>
+        <w:t>ἐν Χριστῷ Ἰησοῦ</w:t>
+      </w:r>
+    </w:p>
+    <w:p>
+      <w:pPr/>
+      <w:r>
+        <w:rPr>
+          <w:lang w:val="gu_IN" w:bidi="gu_IN"/>
+        </w:rPr>
+      </w:r>
+      <w:r>
+        <w:rPr>
+          <w:b/>
+          <w:lang w:val="gu_IN" w:bidi="gu_IN"/>
+        </w:rPr>
         <w:t>"ખ્રિસ્ત ઇસુમાં જેઓ વિશ્વાસુ છે"</w:t>
       </w:r>
     </w:p>
@@ -628,6 +643,21 @@
           <w:b/>
           <w:lang w:val="gu_IN" w:bidi="gu_IN"/>
         </w:rPr>
+        <w:t>χάρις ὑμῖν καὶ εἰρήνη</w:t>
+      </w:r>
+    </w:p>
+    <w:p>
+      <w:pPr/>
+      <w:r>
+        <w:rPr>
+          <w:lang w:val="gu_IN" w:bidi="gu_IN"/>
+        </w:rPr>
+      </w:r>
+      <w:r>
+        <w:rPr>
+          <w:b/>
+          <w:lang w:val="gu_IN" w:bidi="gu_IN"/>
+        </w:rPr>
         <w:t>"તથા &amp; તમને કૃપા &amp; શાંતિ"</w:t>
       </w:r>
     </w:p>
@@ -1115,6 +1145,21 @@
           <w:b/>
           <w:lang w:val="gu_IN" w:bidi="gu_IN"/>
         </w:rPr>
+        <w:t>ἐν Χριστῷ</w:t>
+      </w:r>
+    </w:p>
+    <w:p>
+      <w:pPr/>
+      <w:r>
+        <w:rPr>
+          <w:lang w:val="gu_IN" w:bidi="gu_IN"/>
+        </w:rPr>
+      </w:r>
+      <w:r>
+        <w:rPr>
+          <w:b/>
+          <w:lang w:val="gu_IN" w:bidi="gu_IN"/>
+        </w:rPr>
         <w:t>"ખ્રીસ્તમાં"</w:t>
       </w:r>
     </w:p>
@@ -1203,6 +1248,21 @@
           <w:b/>
           <w:lang w:val="gu_IN" w:bidi="gu_IN"/>
         </w:rPr>
+        <w:t>ἁγίους καὶ ἀμώμους</w:t>
+      </w:r>
+    </w:p>
+    <w:p>
+      <w:pPr/>
+      <w:r>
+        <w:rPr>
+          <w:lang w:val="gu_IN" w:bidi="gu_IN"/>
+        </w:rPr>
+      </w:r>
+      <w:r>
+        <w:rPr>
+          <w:b/>
+          <w:lang w:val="gu_IN" w:bidi="gu_IN"/>
+        </w:rPr>
         <w:t>"પવિત્ર તથા નિર્દોષ"</w:t>
       </w:r>
     </w:p>
@@ -1278,6 +1338,21 @@
           <w:b/>
           <w:lang w:val="gu_IN" w:bidi="gu_IN"/>
         </w:rPr>
+        <w:t>ἀμώμους</w:t>
+      </w:r>
+    </w:p>
+    <w:p>
+      <w:pPr/>
+      <w:r>
+        <w:rPr>
+          <w:lang w:val="gu_IN" w:bidi="gu_IN"/>
+        </w:rPr>
+      </w:r>
+      <w:r>
+        <w:rPr>
+          <w:b/>
+          <w:lang w:val="gu_IN" w:bidi="gu_IN"/>
+        </w:rPr>
         <w:t>"નિર્દોષ"</w:t>
       </w:r>
     </w:p>
@@ -1579,6 +1654,21 @@
           <w:b/>
           <w:lang w:val="gu_IN" w:bidi="gu_IN"/>
         </w:rPr>
+        <w:t>εἰς υἱοθεσίαν</w:t>
+      </w:r>
+    </w:p>
+    <w:p>
+      <w:pPr/>
+      <w:r>
+        <w:rPr>
+          <w:lang w:val="gu_IN" w:bidi="gu_IN"/>
+        </w:rPr>
+      </w:r>
+      <w:r>
+        <w:rPr>
+          <w:b/>
+          <w:lang w:val="gu_IN" w:bidi="gu_IN"/>
+        </w:rPr>
         <w:t>"દત્તક લેવાને"</w:t>
       </w:r>
     </w:p>
@@ -2548,6 +2638,21 @@
           <w:b/>
           <w:lang w:val="gu_IN" w:bidi="gu_IN"/>
         </w:rPr>
+        <w:t>ἐν αὐτῷ</w:t>
+      </w:r>
+    </w:p>
+    <w:p>
+      <w:pPr/>
+      <w:r>
+        <w:rPr>
+          <w:lang w:val="gu_IN" w:bidi="gu_IN"/>
+        </w:rPr>
+      </w:r>
+      <w:r>
+        <w:rPr>
+          <w:b/>
+          <w:lang w:val="gu_IN" w:bidi="gu_IN"/>
+        </w:rPr>
         <w:t>"ખ્રીસ્તમાં"</w:t>
       </w:r>
     </w:p>
@@ -2787,6 +2892,21 @@
           <w:b/>
           <w:lang w:val="gu_IN" w:bidi="gu_IN"/>
         </w:rPr>
+        <w:t>προορισθέντες</w:t>
+      </w:r>
+    </w:p>
+    <w:p>
+      <w:pPr/>
+      <w:r>
+        <w:rPr>
+          <w:lang w:val="gu_IN" w:bidi="gu_IN"/>
+        </w:rPr>
+      </w:r>
+      <w:r>
+        <w:rPr>
+          <w:b/>
+          <w:lang w:val="gu_IN" w:bidi="gu_IN"/>
+        </w:rPr>
         <w:t>"આપણને &amp; અગાઉથી નિર્મિત કરવામાં આવ્યા હતા"</w:t>
       </w:r>
     </w:p>
@@ -3136,6 +3256,21 @@
         <w:rPr>
           <w:lang w:val="gu_IN" w:bidi="gu_IN"/>
         </w:rPr>
+      </w:r>
+    </w:p>
+    <w:p>
+      <w:pPr/>
+      <w:r>
+        <w:rPr>
+          <w:lang w:val="gu_IN" w:bidi="gu_IN"/>
+        </w:rPr>
+      </w:r>
+      <w:r>
+        <w:rPr>
+          <w:b/>
+          <w:lang w:val="gu_IN" w:bidi="gu_IN"/>
+        </w:rPr>
+        <w:t>ἐσφραγίσθητε τῷ Πνεύματι τῆς ἐπαγγελίας, τῷ Ἁγίῳ</w:t>
       </w:r>
     </w:p>
     <w:p>
@@ -3239,6 +3374,21 @@
           <w:b/>
           <w:lang w:val="gu_IN" w:bidi="gu_IN"/>
         </w:rPr>
+        <w:t>ἐσφραγίσθητε</w:t>
+      </w:r>
+    </w:p>
+    <w:p>
+      <w:pPr/>
+      <w:r>
+        <w:rPr>
+          <w:lang w:val="gu_IN" w:bidi="gu_IN"/>
+        </w:rPr>
+      </w:r>
+      <w:r>
+        <w:rPr>
+          <w:b/>
+          <w:lang w:val="gu_IN" w:bidi="gu_IN"/>
+        </w:rPr>
         <w:t>"એમનામાં &amp; મુદ્રાંકિત થયા"</w:t>
       </w:r>
     </w:p>
@@ -3314,6 +3464,21 @@
           <w:b/>
           <w:lang w:val="gu_IN" w:bidi="gu_IN"/>
         </w:rPr>
+        <w:t>ἀρραβὼν τῆς κληρονομίας ἡμῶν</w:t>
+      </w:r>
+    </w:p>
+    <w:p>
+      <w:pPr/>
+      <w:r>
+        <w:rPr>
+          <w:lang w:val="gu_IN" w:bidi="gu_IN"/>
+        </w:rPr>
+      </w:r>
+      <w:r>
+        <w:rPr>
+          <w:b/>
+          <w:lang w:val="gu_IN" w:bidi="gu_IN"/>
+        </w:rPr>
         <w:t>"આપણા &amp; સંબંધમાં &amp; વારસાની ખાતરી છે"</w:t>
       </w:r>
     </w:p>
@@ -3463,6 +3628,21 @@
           <w:b/>
           <w:lang w:val="gu_IN" w:bidi="gu_IN"/>
         </w:rPr>
+        <w:t>διὰ τοῦτο</w:t>
+      </w:r>
+    </w:p>
+    <w:p>
+      <w:pPr/>
+      <w:r>
+        <w:rPr>
+          <w:lang w:val="gu_IN" w:bidi="gu_IN"/>
+        </w:rPr>
+      </w:r>
+      <w:r>
+        <w:rPr>
+          <w:b/>
+          <w:lang w:val="gu_IN" w:bidi="gu_IN"/>
+        </w:rPr>
         <w:t>"એ માટે"</w:t>
       </w:r>
     </w:p>
@@ -3714,6 +3894,21 @@
           <w:b/>
           <w:lang w:val="gu_IN" w:bidi="gu_IN"/>
         </w:rPr>
+        <w:t>ἵνα</w:t>
+      </w:r>
+    </w:p>
+    <w:p>
+      <w:pPr/>
+      <w:r>
+        <w:rPr>
+          <w:lang w:val="gu_IN" w:bidi="gu_IN"/>
+        </w:rPr>
+      </w:r>
+      <w:r>
+        <w:rPr>
+          <w:b/>
+          <w:lang w:val="gu_IN" w:bidi="gu_IN"/>
+        </w:rPr>
         <w:t>"કે જેથી"</w:t>
       </w:r>
     </w:p>
@@ -4028,6 +4223,21 @@
           <w:b/>
           <w:lang w:val="gu_IN" w:bidi="gu_IN"/>
         </w:rPr>
+        <w:t>τοὺς ὀφθαλμοὺς τῆς καρδίας</w:t>
+      </w:r>
+    </w:p>
+    <w:p>
+      <w:pPr/>
+      <w:r>
+        <w:rPr>
+          <w:lang w:val="gu_IN" w:bidi="gu_IN"/>
+        </w:rPr>
+      </w:r>
+      <w:r>
+        <w:rPr>
+          <w:b/>
+          <w:lang w:val="gu_IN" w:bidi="gu_IN"/>
+        </w:rPr>
         <w:t>"તમારા મનની આંખો"</w:t>
       </w:r>
     </w:p>
@@ -4242,6 +4452,21 @@
           <w:b/>
           <w:lang w:val="gu_IN" w:bidi="gu_IN"/>
         </w:rPr>
+        <w:t>τῆς κληρονομίας αὐτοῦ</w:t>
+      </w:r>
+    </w:p>
+    <w:p>
+      <w:pPr/>
+      <w:r>
+        <w:rPr>
+          <w:lang w:val="gu_IN" w:bidi="gu_IN"/>
+        </w:rPr>
+      </w:r>
+      <w:r>
+        <w:rPr>
+          <w:b/>
+          <w:lang w:val="gu_IN" w:bidi="gu_IN"/>
+        </w:rPr>
         <w:t>"અને &amp; તેમના વારસાના"</w:t>
       </w:r>
     </w:p>
@@ -4317,6 +4542,21 @@
           <w:b/>
           <w:lang w:val="gu_IN" w:bidi="gu_IN"/>
         </w:rPr>
+        <w:t>τοῖς ἁγίοις</w:t>
+      </w:r>
+    </w:p>
+    <w:p>
+      <w:pPr/>
+      <w:r>
+        <w:rPr>
+          <w:lang w:val="gu_IN" w:bidi="gu_IN"/>
+        </w:rPr>
+      </w:r>
+      <w:r>
+        <w:rPr>
+          <w:b/>
+          <w:lang w:val="gu_IN" w:bidi="gu_IN"/>
+        </w:rPr>
         <w:t>"સંતોમાં"</w:t>
       </w:r>
     </w:p>
@@ -4727,6 +4967,21 @@
           <w:b/>
           <w:lang w:val="gu_IN" w:bidi="gu_IN"/>
         </w:rPr>
+        <w:t>ἐκ νεκρῶν</w:t>
+      </w:r>
+    </w:p>
+    <w:p>
+      <w:pPr/>
+      <w:r>
+        <w:rPr>
+          <w:lang w:val="gu_IN" w:bidi="gu_IN"/>
+        </w:rPr>
+      </w:r>
+      <w:r>
+        <w:rPr>
+          <w:b/>
+          <w:lang w:val="gu_IN" w:bidi="gu_IN"/>
+        </w:rPr>
         <w:t>"તેમણે મૃત્યુમાંથી"</w:t>
       </w:r>
     </w:p>
@@ -4802,6 +5057,21 @@
           <w:b/>
           <w:lang w:val="gu_IN" w:bidi="gu_IN"/>
         </w:rPr>
+        <w:t>καθίσας ἐν δεξιᾷ αὐτοῦ, ἐν τοῖς ἐπουρανίοις</w:t>
+      </w:r>
+    </w:p>
+    <w:p>
+      <w:pPr/>
+      <w:r>
+        <w:rPr>
+          <w:lang w:val="gu_IN" w:bidi="gu_IN"/>
+        </w:rPr>
+      </w:r>
+      <w:r>
+        <w:rPr>
+          <w:b/>
+          <w:lang w:val="gu_IN" w:bidi="gu_IN"/>
+        </w:rPr>
         <w:t>"તેમણે &amp; સ્વર્ગીય સ્થાનોમાં તેમને જમણે હાથે બેસાડ્યા"</w:t>
       </w:r>
     </w:p>
@@ -4890,6 +5160,21 @@
           <w:b/>
           <w:lang w:val="gu_IN" w:bidi="gu_IN"/>
         </w:rPr>
+        <w:t>καθίσας ἐν δεξιᾷ αὐτοῦ</w:t>
+      </w:r>
+    </w:p>
+    <w:p>
+      <w:pPr/>
+      <w:r>
+        <w:rPr>
+          <w:lang w:val="gu_IN" w:bidi="gu_IN"/>
+        </w:rPr>
+      </w:r>
+      <w:r>
+        <w:rPr>
+          <w:b/>
+          <w:lang w:val="gu_IN" w:bidi="gu_IN"/>
+        </w:rPr>
         <w:t>"તેમણે &amp; તેમને જમણે હાથે બેસાડ્યા"</w:t>
       </w:r>
     </w:p>
@@ -5129,6 +5414,21 @@
           <w:b/>
           <w:lang w:val="gu_IN" w:bidi="gu_IN"/>
         </w:rPr>
+        <w:t>παντὸς ὀνόματος ὀνομαζομένου</w:t>
+      </w:r>
+    </w:p>
+    <w:p>
+      <w:pPr/>
+      <w:r>
+        <w:rPr>
+          <w:lang w:val="gu_IN" w:bidi="gu_IN"/>
+        </w:rPr>
+      </w:r>
+      <w:r>
+        <w:rPr>
+          <w:b/>
+          <w:lang w:val="gu_IN" w:bidi="gu_IN"/>
+        </w:rPr>
         <w:t>"દરેક નામ જે લેવામાં આવે છે"</w:t>
       </w:r>
     </w:p>
@@ -5204,6 +5504,21 @@
           <w:b/>
           <w:lang w:val="gu_IN" w:bidi="gu_IN"/>
         </w:rPr>
+        <w:t>ὀνόματος</w:t>
+      </w:r>
+    </w:p>
+    <w:p>
+      <w:pPr/>
+      <w:r>
+        <w:rPr>
+          <w:lang w:val="gu_IN" w:bidi="gu_IN"/>
+        </w:rPr>
+      </w:r>
+      <w:r>
+        <w:rPr>
+          <w:b/>
+          <w:lang w:val="gu_IN" w:bidi="gu_IN"/>
+        </w:rPr>
         <w:t>"નામ જે લેવામાં આવે છે"</w:t>
       </w:r>
     </w:p>
@@ -5393,6 +5708,21 @@
           <w:b/>
           <w:lang w:val="gu_IN" w:bidi="gu_IN"/>
         </w:rPr>
+        <w:t>ὑπὸ τοὺς πόδας αὐτοῦ</w:t>
+      </w:r>
+    </w:p>
+    <w:p>
+      <w:pPr/>
+      <w:r>
+        <w:rPr>
+          <w:lang w:val="gu_IN" w:bidi="gu_IN"/>
+        </w:rPr>
+      </w:r>
+      <w:r>
+        <w:rPr>
+          <w:b/>
+          <w:lang w:val="gu_IN" w:bidi="gu_IN"/>
+        </w:rPr>
         <w:t>"તેમણે તેમના પગ નીચે રાખ્યા"</w:t>
       </w:r>
     </w:p>
@@ -5569,6 +5899,21 @@
           <w:b/>
           <w:lang w:val="gu_IN" w:bidi="gu_IN"/>
         </w:rPr>
+        <w:t>τὸ σῶμα αὐτοῦ</w:t>
+      </w:r>
+    </w:p>
+    <w:p>
+      <w:pPr/>
+      <w:r>
+        <w:rPr>
+          <w:lang w:val="gu_IN" w:bidi="gu_IN"/>
+        </w:rPr>
+      </w:r>
+      <w:r>
+        <w:rPr>
+          <w:b/>
+          <w:lang w:val="gu_IN" w:bidi="gu_IN"/>
+        </w:rPr>
         <w:t>"તેમનું શરીર"</w:t>
       </w:r>
     </w:p>
@@ -5693,6 +6038,21 @@
         <w:rPr>
           <w:lang w:val="gu_IN" w:bidi="gu_IN"/>
         </w:rPr>
+      </w:r>
+    </w:p>
+    <w:p>
+      <w:pPr/>
+      <w:r>
+        <w:rPr>
+          <w:lang w:val="gu_IN" w:bidi="gu_IN"/>
+        </w:rPr>
+      </w:r>
+      <w:r>
+        <w:rPr>
+          <w:b/>
+          <w:lang w:val="gu_IN" w:bidi="gu_IN"/>
+        </w:rPr>
+        <w:t>τὸ πλήρωμα</w:t>
       </w:r>
     </w:p>
     <w:p>
@@ -6375,6 +6735,21 @@
           <w:b/>
           <w:lang w:val="gu_IN" w:bidi="gu_IN"/>
         </w:rPr>
+        <w:t>ἐν τοῖς ἐπουρανίοις</w:t>
+      </w:r>
+    </w:p>
+    <w:p>
+      <w:pPr/>
+      <w:r>
+        <w:rPr>
+          <w:lang w:val="gu_IN" w:bidi="gu_IN"/>
+        </w:rPr>
+      </w:r>
+      <w:r>
+        <w:rPr>
+          <w:b/>
+          <w:lang w:val="gu_IN" w:bidi="gu_IN"/>
+        </w:rPr>
         <w:t>"સ્વર્ગીય સ્થાનોમાં"</w:t>
       </w:r>
     </w:p>
@@ -7135,6 +7510,21 @@
           <w:b/>
           <w:lang w:val="gu_IN" w:bidi="gu_IN"/>
         </w:rPr>
+        <w:t>δὲ</w:t>
+      </w:r>
+    </w:p>
+    <w:p>
+      <w:pPr/>
+      <w:r>
+        <w:rPr>
+          <w:lang w:val="gu_IN" w:bidi="gu_IN"/>
+        </w:rPr>
+      </w:r>
+      <w:r>
+        <w:rPr>
+          <w:b/>
+          <w:lang w:val="gu_IN" w:bidi="gu_IN"/>
+        </w:rPr>
         <w:t>"પણ"</w:t>
       </w:r>
     </w:p>
@@ -7386,6 +7776,21 @@
           <w:b/>
           <w:lang w:val="gu_IN" w:bidi="gu_IN"/>
         </w:rPr>
+        <w:t>γάρ</w:t>
+      </w:r>
+    </w:p>
+    <w:p>
+      <w:pPr/>
+      <w:r>
+        <w:rPr>
+          <w:lang w:val="gu_IN" w:bidi="gu_IN"/>
+        </w:rPr>
+      </w:r>
+      <w:r>
+        <w:rPr>
+          <w:b/>
+          <w:lang w:val="gu_IN" w:bidi="gu_IN"/>
+        </w:rPr>
         <w:t>"કેમકે"</w:t>
       </w:r>
     </w:p>
@@ -7537,6 +7942,21 @@
           <w:b/>
           <w:lang w:val="gu_IN" w:bidi="gu_IN"/>
         </w:rPr>
+        <w:t>ἡ εἰρήνη ἡμῶν</w:t>
+      </w:r>
+    </w:p>
+    <w:p>
+      <w:pPr/>
+      <w:r>
+        <w:rPr>
+          <w:lang w:val="gu_IN" w:bidi="gu_IN"/>
+        </w:rPr>
+      </w:r>
+      <w:r>
+        <w:rPr>
+          <w:b/>
+          <w:lang w:val="gu_IN" w:bidi="gu_IN"/>
+        </w:rPr>
         <w:t>"આપણી શાંતિ"</w:t>
       </w:r>
     </w:p>
@@ -7682,6 +8102,21 @@
           <w:b/>
           <w:lang w:val="gu_IN" w:bidi="gu_IN"/>
         </w:rPr>
+        <w:t>ἐν τῇ σαρκὶ αὐτοῦ</w:t>
+      </w:r>
+    </w:p>
+    <w:p>
+      <w:pPr/>
+      <w:r>
+        <w:rPr>
+          <w:lang w:val="gu_IN" w:bidi="gu_IN"/>
+        </w:rPr>
+      </w:r>
+      <w:r>
+        <w:rPr>
+          <w:b/>
+          <w:lang w:val="gu_IN" w:bidi="gu_IN"/>
+        </w:rPr>
         <w:t>"પોતાના શરીરમાં"</w:t>
       </w:r>
     </w:p>
@@ -7921,6 +8356,21 @@
           <w:b/>
           <w:lang w:val="gu_IN" w:bidi="gu_IN"/>
         </w:rPr>
+        <w:t>ἵνα</w:t>
+      </w:r>
+    </w:p>
+    <w:p>
+      <w:pPr/>
+      <w:r>
+        <w:rPr>
+          <w:lang w:val="gu_IN" w:bidi="gu_IN"/>
+        </w:rPr>
+      </w:r>
+      <w:r>
+        <w:rPr>
+          <w:b/>
+          <w:lang w:val="gu_IN" w:bidi="gu_IN"/>
+        </w:rPr>
         <w:t>"કે જેથી"</w:t>
       </w:r>
     </w:p>
@@ -8009,6 +8459,21 @@
           <w:b/>
           <w:lang w:val="gu_IN" w:bidi="gu_IN"/>
         </w:rPr>
+        <w:t>ἕνα καινὸν ἄνθρωπον</w:t>
+      </w:r>
+    </w:p>
+    <w:p>
+      <w:pPr/>
+      <w:r>
+        <w:rPr>
+          <w:lang w:val="gu_IN" w:bidi="gu_IN"/>
+        </w:rPr>
+      </w:r>
+      <w:r>
+        <w:rPr>
+          <w:b/>
+          <w:lang w:val="gu_IN" w:bidi="gu_IN"/>
+        </w:rPr>
         <w:t>"એક નવા માણસ બનાવે"</w:t>
       </w:r>
     </w:p>
@@ -8097,6 +8562,21 @@
           <w:b/>
           <w:lang w:val="gu_IN" w:bidi="gu_IN"/>
         </w:rPr>
+        <w:t>ἐν αὑτῷ</w:t>
+      </w:r>
+    </w:p>
+    <w:p>
+      <w:pPr/>
+      <w:r>
+        <w:rPr>
+          <w:lang w:val="gu_IN" w:bidi="gu_IN"/>
+        </w:rPr>
+      </w:r>
+      <w:r>
+        <w:rPr>
+          <w:b/>
+          <w:lang w:val="gu_IN" w:bidi="gu_IN"/>
+        </w:rPr>
         <w:t>"તેમનામાં"</w:t>
       </w:r>
     </w:p>
@@ -8235,6 +8715,21 @@
           <w:b/>
           <w:lang w:val="gu_IN" w:bidi="gu_IN"/>
         </w:rPr>
+        <w:t>ἐν ἑνὶ σώματι</w:t>
+      </w:r>
+    </w:p>
+    <w:p>
+      <w:pPr/>
+      <w:r>
+        <w:rPr>
+          <w:lang w:val="gu_IN" w:bidi="gu_IN"/>
+        </w:rPr>
+      </w:r>
+      <w:r>
+        <w:rPr>
+          <w:b/>
+          <w:lang w:val="gu_IN" w:bidi="gu_IN"/>
+        </w:rPr>
         <w:t>"એક શરીરરૂપે"</w:t>
       </w:r>
     </w:p>
@@ -8323,6 +8818,21 @@
           <w:b/>
           <w:lang w:val="gu_IN" w:bidi="gu_IN"/>
         </w:rPr>
+        <w:t>διὰ τοῦ σταυροῦ</w:t>
+      </w:r>
+    </w:p>
+    <w:p>
+      <w:pPr/>
+      <w:r>
+        <w:rPr>
+          <w:lang w:val="gu_IN" w:bidi="gu_IN"/>
+        </w:rPr>
+      </w:r>
+      <w:r>
+        <w:rPr>
+          <w:b/>
+          <w:lang w:val="gu_IN" w:bidi="gu_IN"/>
+        </w:rPr>
         <w:t>"વધસ્તંભ દ્વારા"</w:t>
       </w:r>
     </w:p>
@@ -8411,6 +8921,21 @@
           <w:b/>
           <w:lang w:val="gu_IN" w:bidi="gu_IN"/>
         </w:rPr>
+        <w:t>ἀποκτείνας τὴν ἔχθραν</w:t>
+      </w:r>
+    </w:p>
+    <w:p>
+      <w:pPr/>
+      <w:r>
+        <w:rPr>
+          <w:lang w:val="gu_IN" w:bidi="gu_IN"/>
+        </w:rPr>
+      </w:r>
+      <w:r>
+        <w:rPr>
+          <w:b/>
+          <w:lang w:val="gu_IN" w:bidi="gu_IN"/>
+        </w:rPr>
         <w:t>"વૈરનો નાશ કરીને"</w:t>
       </w:r>
     </w:p>
@@ -8861,6 +9386,21 @@
           <w:b/>
           <w:lang w:val="gu_IN" w:bidi="gu_IN"/>
         </w:rPr>
+        <w:t>ὅτι</w:t>
+      </w:r>
+    </w:p>
+    <w:p>
+      <w:pPr/>
+      <w:r>
+        <w:rPr>
+          <w:lang w:val="gu_IN" w:bidi="gu_IN"/>
+        </w:rPr>
+      </w:r>
+      <w:r>
+        <w:rPr>
+          <w:b/>
+          <w:lang w:val="gu_IN" w:bidi="gu_IN"/>
+        </w:rPr>
         <w:t>"કેમકે"</w:t>
       </w:r>
     </w:p>
@@ -9025,6 +9565,21 @@
           <w:b/>
           <w:lang w:val="gu_IN" w:bidi="gu_IN"/>
         </w:rPr>
+        <w:t>ἄρα οὖν</w:t>
+      </w:r>
+    </w:p>
+    <w:p>
+      <w:pPr/>
+      <w:r>
+        <w:rPr>
+          <w:lang w:val="gu_IN" w:bidi="gu_IN"/>
+        </w:rPr>
+      </w:r>
+      <w:r>
+        <w:rPr>
+          <w:b/>
+          <w:lang w:val="gu_IN" w:bidi="gu_IN"/>
+        </w:rPr>
         <w:t>"તો પછી"</w:t>
       </w:r>
     </w:p>
@@ -9208,6 +9763,21 @@
           <w:b/>
           <w:lang w:val="gu_IN" w:bidi="gu_IN"/>
         </w:rPr>
+        <w:t>ἀλλὰ</w:t>
+      </w:r>
+    </w:p>
+    <w:p>
+      <w:pPr/>
+      <w:r>
+        <w:rPr>
+          <w:lang w:val="gu_IN" w:bidi="gu_IN"/>
+        </w:rPr>
+      </w:r>
+      <w:r>
+        <w:rPr>
+          <w:b/>
+          <w:lang w:val="gu_IN" w:bidi="gu_IN"/>
+        </w:rPr>
         <w:t>"પણ"</w:t>
       </w:r>
     </w:p>
@@ -9371,6 +9941,21 @@
           <w:b/>
           <w:lang w:val="gu_IN" w:bidi="gu_IN"/>
         </w:rPr>
+        <w:t>ἐποικοδομηθέντες ἐπὶ τῷ θεμελίῳ</w:t>
+      </w:r>
+    </w:p>
+    <w:p>
+      <w:pPr/>
+      <w:r>
+        <w:rPr>
+          <w:lang w:val="gu_IN" w:bidi="gu_IN"/>
+        </w:rPr>
+      </w:r>
+      <w:r>
+        <w:rPr>
+          <w:b/>
+          <w:lang w:val="gu_IN" w:bidi="gu_IN"/>
+        </w:rPr>
         <w:t>"તમને &amp; પાયા પર બાંધવામાં આવ્યા છે"</w:t>
       </w:r>
     </w:p>
@@ -9459,6 +10044,21 @@
           <w:b/>
           <w:lang w:val="gu_IN" w:bidi="gu_IN"/>
         </w:rPr>
+        <w:t>ἐποικοδομηθέντες</w:t>
+      </w:r>
+    </w:p>
+    <w:p>
+      <w:pPr/>
+      <w:r>
+        <w:rPr>
+          <w:lang w:val="gu_IN" w:bidi="gu_IN"/>
+        </w:rPr>
+      </w:r>
+      <w:r>
+        <w:rPr>
+          <w:b/>
+          <w:lang w:val="gu_IN" w:bidi="gu_IN"/>
+        </w:rPr>
         <w:t>"તમને &amp; બાંધવામાં આવ્યા છે"</w:t>
       </w:r>
     </w:p>
@@ -9609,6 +10209,21 @@
           <w:b/>
           <w:lang w:val="gu_IN" w:bidi="gu_IN"/>
         </w:rPr>
+        <w:t>ἐν ᾧ &amp; ἐν Κυρίῳ</w:t>
+      </w:r>
+    </w:p>
+    <w:p>
+      <w:pPr/>
+      <w:r>
+        <w:rPr>
+          <w:lang w:val="gu_IN" w:bidi="gu_IN"/>
+        </w:rPr>
+      </w:r>
+      <w:r>
+        <w:rPr>
+          <w:b/>
+          <w:lang w:val="gu_IN" w:bidi="gu_IN"/>
+        </w:rPr>
         <w:t>"તેમનામાં &amp; પ્રભુમાં"</w:t>
       </w:r>
     </w:p>
@@ -9670,6 +10285,21 @@
         <w:rPr>
           <w:lang w:val="gu_IN" w:bidi="gu_IN"/>
         </w:rPr>
+      </w:r>
+    </w:p>
+    <w:p>
+      <w:pPr/>
+      <w:r>
+        <w:rPr>
+          <w:lang w:val="gu_IN" w:bidi="gu_IN"/>
+        </w:rPr>
+      </w:r>
+      <w:r>
+        <w:rPr>
+          <w:b/>
+          <w:lang w:val="gu_IN" w:bidi="gu_IN"/>
+        </w:rPr>
+        <w:t>ἐν ᾧ</w:t>
       </w:r>
     </w:p>
     <w:p>
@@ -10938,6 +11568,21 @@
           <w:b/>
           <w:lang w:val="gu_IN" w:bidi="gu_IN"/>
         </w:rPr>
+        <w:t>τὸ πλάτος, καὶ μῆκος, καὶ ὕψος, καὶ βάθος</w:t>
+      </w:r>
+    </w:p>
+    <w:p>
+      <w:pPr/>
+      <w:r>
+        <w:rPr>
+          <w:lang w:val="gu_IN" w:bidi="gu_IN"/>
+        </w:rPr>
+      </w:r>
+      <w:r>
+        <w:rPr>
+          <w:b/>
+          <w:lang w:val="gu_IN" w:bidi="gu_IN"/>
+        </w:rPr>
         <w:t>"પહોળાઈ, લંબાઈ, ઉંચાઈ તથા ઊંડાઈ"</w:t>
       </w:r>
     </w:p>
@@ -10999,6 +11644,21 @@
         <w:rPr>
           <w:lang w:val="gu_IN" w:bidi="gu_IN"/>
         </w:rPr>
+      </w:r>
+    </w:p>
+    <w:p>
+      <w:pPr/>
+      <w:r>
+        <w:rPr>
+          <w:lang w:val="gu_IN" w:bidi="gu_IN"/>
+        </w:rPr>
+      </w:r>
+      <w:r>
+        <w:rPr>
+          <w:b/>
+          <w:lang w:val="gu_IN" w:bidi="gu_IN"/>
+        </w:rPr>
+        <w:t>γνῶναί τε τὴν &amp; ἀγάπην τοῦ Χριστοῦ</w:t>
       </w:r>
     </w:p>
     <w:p>
@@ -11374,6 +12034,21 @@
           <w:b/>
           <w:lang w:val="gu_IN" w:bidi="gu_IN"/>
         </w:rPr>
+        <w:t>εἰς πᾶν τὸ πλήρωμα τοῦ Θεοῦ</w:t>
+      </w:r>
+    </w:p>
+    <w:p>
+      <w:pPr/>
+      <w:r>
+        <w:rPr>
+          <w:lang w:val="gu_IN" w:bidi="gu_IN"/>
+        </w:rPr>
+      </w:r>
+      <w:r>
+        <w:rPr>
+          <w:b/>
+          <w:lang w:val="gu_IN" w:bidi="gu_IN"/>
+        </w:rPr>
         <w:t>"સર્વ &amp; ઈશ્વરની પરીપૂર્ણતાથી"</w:t>
       </w:r>
     </w:p>
@@ -11456,6 +12131,21 @@
           <w:b/>
           <w:lang w:val="gu_IN" w:bidi="gu_IN"/>
         </w:rPr>
+        <w:t>ἵνα</w:t>
+      </w:r>
+    </w:p>
+    <w:p>
+      <w:pPr/>
+      <w:r>
+        <w:rPr>
+          <w:lang w:val="gu_IN" w:bidi="gu_IN"/>
+        </w:rPr>
+      </w:r>
+      <w:r>
+        <w:rPr>
+          <w:b/>
+          <w:lang w:val="gu_IN" w:bidi="gu_IN"/>
+        </w:rPr>
         <w:t>"કે જેથી"</w:t>
       </w:r>
     </w:p>
@@ -11816,6 +12506,21 @@
         <w:rPr>
           <w:lang w:val="gu_IN" w:bidi="gu_IN"/>
         </w:rPr>
+      </w:r>
+    </w:p>
+    <w:p>
+      <w:pPr/>
+      <w:r>
+        <w:rPr>
+          <w:lang w:val="gu_IN" w:bidi="gu_IN"/>
+        </w:rPr>
+      </w:r>
+      <w:r>
+        <w:rPr>
+          <w:b/>
+          <w:lang w:val="gu_IN" w:bidi="gu_IN"/>
+        </w:rPr>
+        <w:t>αὐτῷ ἡ δόξα ἐν τῇ ἐκκλησίᾳ</w:t>
       </w:r>
     </w:p>
     <w:p>
@@ -13233,6 +13938,21 @@
           <w:b/>
           <w:lang w:val="gu_IN" w:bidi="gu_IN"/>
         </w:rPr>
+        <w:t>ἐν Κυρίῳ</w:t>
+      </w:r>
+    </w:p>
+    <w:p>
+      <w:pPr/>
+      <w:r>
+        <w:rPr>
+          <w:lang w:val="gu_IN" w:bidi="gu_IN"/>
+        </w:rPr>
+      </w:r>
+      <w:r>
+        <w:rPr>
+          <w:b/>
+          <w:lang w:val="gu_IN" w:bidi="gu_IN"/>
+        </w:rPr>
         <w:t>"ખ્રીસ્તમાં"</w:t>
       </w:r>
     </w:p>
@@ -13804,6 +14524,21 @@
           <w:b/>
           <w:lang w:val="gu_IN" w:bidi="gu_IN"/>
         </w:rPr>
+        <w:t>διὰ</w:t>
+      </w:r>
+    </w:p>
+    <w:p>
+      <w:pPr/>
+      <w:r>
+        <w:rPr>
+          <w:lang w:val="gu_IN" w:bidi="gu_IN"/>
+        </w:rPr>
+      </w:r>
+      <w:r>
+        <w:rPr>
+          <w:b/>
+          <w:lang w:val="gu_IN" w:bidi="gu_IN"/>
+        </w:rPr>
         <w:t>"તેને કારણે"</w:t>
       </w:r>
     </w:p>
@@ -13892,6 +14627,21 @@
           <w:b/>
           <w:lang w:val="gu_IN" w:bidi="gu_IN"/>
         </w:rPr>
+        <w:t>διὰ</w:t>
+      </w:r>
+    </w:p>
+    <w:p>
+      <w:pPr/>
+      <w:r>
+        <w:rPr>
+          <w:lang w:val="gu_IN" w:bidi="gu_IN"/>
+        </w:rPr>
+      </w:r>
+      <w:r>
+        <w:rPr>
+          <w:b/>
+          <w:lang w:val="gu_IN" w:bidi="gu_IN"/>
+        </w:rPr>
         <w:t>"લીધે"</w:t>
       </w:r>
     </w:p>
@@ -13966,6 +14716,21 @@
         <w:rPr>
           <w:lang w:val="gu_IN" w:bidi="gu_IN"/>
         </w:rPr>
+      </w:r>
+    </w:p>
+    <w:p>
+      <w:pPr/>
+      <w:r>
+        <w:rPr>
+          <w:lang w:val="gu_IN" w:bidi="gu_IN"/>
+        </w:rPr>
+      </w:r>
+      <w:r>
+        <w:rPr>
+          <w:b/>
+          <w:lang w:val="gu_IN" w:bidi="gu_IN"/>
+        </w:rPr>
+        <w:t>ἑαυτοὺς παρέδωκαν τῇ ἀσελγείᾳ</w:t>
       </w:r>
     </w:p>
     <w:p>
@@ -14149,6 +14914,21 @@
           <w:b/>
           <w:lang w:val="gu_IN" w:bidi="gu_IN"/>
         </w:rPr>
+        <w:t>δὲ</w:t>
+      </w:r>
+    </w:p>
+    <w:p>
+      <w:pPr/>
+      <w:r>
+        <w:rPr>
+          <w:lang w:val="gu_IN" w:bidi="gu_IN"/>
+        </w:rPr>
+      </w:r>
+      <w:r>
+        <w:rPr>
+          <w:b/>
+          <w:lang w:val="gu_IN" w:bidi="gu_IN"/>
+        </w:rPr>
         <w:t>"પણ"</w:t>
       </w:r>
     </w:p>
@@ -14338,6 +15118,21 @@
           <w:b/>
           <w:lang w:val="gu_IN" w:bidi="gu_IN"/>
         </w:rPr>
+        <w:t>ἐν αὐτῷ ἐδιδάχθητε</w:t>
+      </w:r>
+    </w:p>
+    <w:p>
+      <w:pPr/>
+      <w:r>
+        <w:rPr>
+          <w:lang w:val="gu_IN" w:bidi="gu_IN"/>
+        </w:rPr>
+      </w:r>
+      <w:r>
+        <w:rPr>
+          <w:b/>
+          <w:lang w:val="gu_IN" w:bidi="gu_IN"/>
+        </w:rPr>
         <w:t>"તે વિષે શીખવવામાં આવ્યું હોત"</w:t>
       </w:r>
     </w:p>
@@ -14626,6 +15421,21 @@
           <w:b/>
           <w:lang w:val="gu_IN" w:bidi="gu_IN"/>
         </w:rPr>
+        <w:t>τὸν παλαιὸν ἄνθρωπον</w:t>
+      </w:r>
+    </w:p>
+    <w:p>
+      <w:pPr/>
+      <w:r>
+        <w:rPr>
+          <w:lang w:val="gu_IN" w:bidi="gu_IN"/>
+        </w:rPr>
+      </w:r>
+      <w:r>
+        <w:rPr>
+          <w:b/>
+          <w:lang w:val="gu_IN" w:bidi="gu_IN"/>
+        </w:rPr>
         <w:t>"જુનું મનુષ્યત્વ"</w:t>
       </w:r>
     </w:p>
@@ -14979,6 +15789,21 @@
           <w:b/>
           <w:lang w:val="gu_IN" w:bidi="gu_IN"/>
         </w:rPr>
+        <w:t>ἐνδύσασθαι τὸν καινὸν ἄνθρωπον</w:t>
+      </w:r>
+    </w:p>
+    <w:p>
+      <w:pPr/>
+      <w:r>
+        <w:rPr>
+          <w:lang w:val="gu_IN" w:bidi="gu_IN"/>
+        </w:rPr>
+      </w:r>
+      <w:r>
+        <w:rPr>
+          <w:b/>
+          <w:lang w:val="gu_IN" w:bidi="gu_IN"/>
+        </w:rPr>
         <w:t>"નવું મનુષ્યત્વ &amp; પહેરી લો"</w:t>
       </w:r>
     </w:p>
@@ -15080,6 +15905,21 @@
           <w:b/>
           <w:lang w:val="gu_IN" w:bidi="gu_IN"/>
         </w:rPr>
+        <w:t>διὸ</w:t>
+      </w:r>
+    </w:p>
+    <w:p>
+      <w:pPr/>
+      <w:r>
+        <w:rPr>
+          <w:lang w:val="gu_IN" w:bidi="gu_IN"/>
+        </w:rPr>
+      </w:r>
+      <w:r>
+        <w:rPr>
+          <w:b/>
+          <w:lang w:val="gu_IN" w:bidi="gu_IN"/>
+        </w:rPr>
         <w:t>"તેથી"</w:t>
       </w:r>
     </w:p>
@@ -15168,6 +16008,21 @@
           <w:b/>
           <w:lang w:val="gu_IN" w:bidi="gu_IN"/>
         </w:rPr>
+        <w:t>ἀποθέμενοι τὸ ψεῦδος</w:t>
+      </w:r>
+    </w:p>
+    <w:p>
+      <w:pPr/>
+      <w:r>
+        <w:rPr>
+          <w:lang w:val="gu_IN" w:bidi="gu_IN"/>
+        </w:rPr>
+      </w:r>
+      <w:r>
+        <w:rPr>
+          <w:b/>
+          <w:lang w:val="gu_IN" w:bidi="gu_IN"/>
+        </w:rPr>
         <w:t>"અસત્ય દૂર કરીને"</w:t>
       </w:r>
     </w:p>
@@ -15243,6 +16098,21 @@
           <w:b/>
           <w:lang w:val="gu_IN" w:bidi="gu_IN"/>
         </w:rPr>
+        <w:t>λαλεῖτε ἀλήθειαν ἕκαστος</w:t>
+      </w:r>
+    </w:p>
+    <w:p>
+      <w:pPr/>
+      <w:r>
+        <w:rPr>
+          <w:lang w:val="gu_IN" w:bidi="gu_IN"/>
+        </w:rPr>
+      </w:r>
+      <w:r>
+        <w:rPr>
+          <w:b/>
+          <w:lang w:val="gu_IN" w:bidi="gu_IN"/>
+        </w:rPr>
         <w:t>"દરેક &amp; સત્ય બોલો"</w:t>
       </w:r>
     </w:p>
@@ -15325,6 +16195,21 @@
           <w:b/>
           <w:lang w:val="gu_IN" w:bidi="gu_IN"/>
         </w:rPr>
+        <w:t>ὅτι</w:t>
+      </w:r>
+    </w:p>
+    <w:p>
+      <w:pPr/>
+      <w:r>
+        <w:rPr>
+          <w:lang w:val="gu_IN" w:bidi="gu_IN"/>
+        </w:rPr>
+      </w:r>
+      <w:r>
+        <w:rPr>
+          <w:b/>
+          <w:lang w:val="gu_IN" w:bidi="gu_IN"/>
+        </w:rPr>
         <w:t>"કારણકે"</w:t>
       </w:r>
     </w:p>
@@ -15413,6 +16298,21 @@
           <w:b/>
           <w:lang w:val="gu_IN" w:bidi="gu_IN"/>
         </w:rPr>
+        <w:t>ἐσμὲν ἀλλήλων μέλη</w:t>
+      </w:r>
+    </w:p>
+    <w:p>
+      <w:pPr/>
+      <w:r>
+        <w:rPr>
+          <w:lang w:val="gu_IN" w:bidi="gu_IN"/>
+        </w:rPr>
+      </w:r>
+      <w:r>
+        <w:rPr>
+          <w:b/>
+          <w:lang w:val="gu_IN" w:bidi="gu_IN"/>
+        </w:rPr>
         <w:t>"આપણે એકબીજાના સભ્યો છે"</w:t>
       </w:r>
     </w:p>
@@ -15709,6 +16609,21 @@
           <w:b/>
           <w:lang w:val="gu_IN" w:bidi="gu_IN"/>
         </w:rPr>
+        <w:t>μᾶλλον δὲ</w:t>
+      </w:r>
+    </w:p>
+    <w:p>
+      <w:pPr/>
+      <w:r>
+        <w:rPr>
+          <w:lang w:val="gu_IN" w:bidi="gu_IN"/>
+        </w:rPr>
+      </w:r>
+      <w:r>
+        <w:rPr>
+          <w:b/>
+          <w:lang w:val="gu_IN" w:bidi="gu_IN"/>
+        </w:rPr>
         <w:t>"પણ તેને બદલે"</w:t>
       </w:r>
     </w:p>
@@ -15797,6 +16712,21 @@
           <w:b/>
           <w:lang w:val="gu_IN" w:bidi="gu_IN"/>
         </w:rPr>
+        <w:t>ἵνα</w:t>
+      </w:r>
+    </w:p>
+    <w:p>
+      <w:pPr/>
+      <w:r>
+        <w:rPr>
+          <w:lang w:val="gu_IN" w:bidi="gu_IN"/>
+        </w:rPr>
+      </w:r>
+      <w:r>
+        <w:rPr>
+          <w:b/>
+          <w:lang w:val="gu_IN" w:bidi="gu_IN"/>
+        </w:rPr>
         <w:t>"કે જેથી"</w:t>
       </w:r>
     </w:p>
@@ -15948,6 +16878,21 @@
           <w:b/>
           <w:lang w:val="gu_IN" w:bidi="gu_IN"/>
         </w:rPr>
+        <w:t>ἀλλ’</w:t>
+      </w:r>
+    </w:p>
+    <w:p>
+      <w:pPr/>
+      <w:r>
+        <w:rPr>
+          <w:lang w:val="gu_IN" w:bidi="gu_IN"/>
+        </w:rPr>
+      </w:r>
+      <w:r>
+        <w:rPr>
+          <w:b/>
+          <w:lang w:val="gu_IN" w:bidi="gu_IN"/>
+        </w:rPr>
         <w:t>"પરંતુ"</w:t>
       </w:r>
     </w:p>
@@ -16099,6 +17044,21 @@
           <w:b/>
           <w:lang w:val="gu_IN" w:bidi="gu_IN"/>
         </w:rPr>
+        <w:t>ἵνα</w:t>
+      </w:r>
+    </w:p>
+    <w:p>
+      <w:pPr/>
+      <w:r>
+        <w:rPr>
+          <w:lang w:val="gu_IN" w:bidi="gu_IN"/>
+        </w:rPr>
+      </w:r>
+      <w:r>
+        <w:rPr>
+          <w:b/>
+          <w:lang w:val="gu_IN" w:bidi="gu_IN"/>
+        </w:rPr>
         <w:t>"કે જેથી"</w:t>
       </w:r>
     </w:p>
@@ -16395,6 +17355,21 @@
           <w:b/>
           <w:lang w:val="gu_IN" w:bidi="gu_IN"/>
         </w:rPr>
+        <w:t>ἐν ᾧ ἐσφραγίσθητε εἰς ἡμέραν ἀπολυτρώσεως</w:t>
+      </w:r>
+    </w:p>
+    <w:p>
+      <w:pPr/>
+      <w:r>
+        <w:rPr>
+          <w:lang w:val="gu_IN" w:bidi="gu_IN"/>
+        </w:rPr>
+      </w:r>
+      <w:r>
+        <w:rPr>
+          <w:b/>
+          <w:lang w:val="gu_IN" w:bidi="gu_IN"/>
+        </w:rPr>
         <w:t>"જેમના દ્વારા તમને ઉદ્ધારના દિવસને સારું મુદ્રાંકિત કર્યા છે"</w:t>
       </w:r>
     </w:p>
@@ -16694,6 +17669,21 @@
           <w:b/>
           <w:lang w:val="gu_IN" w:bidi="gu_IN"/>
         </w:rPr>
+        <w:t>πικρία, καὶ θυμὸς, καὶ ὀργὴ</w:t>
+      </w:r>
+    </w:p>
+    <w:p>
+      <w:pPr/>
+      <w:r>
+        <w:rPr>
+          <w:lang w:val="gu_IN" w:bidi="gu_IN"/>
+        </w:rPr>
+      </w:r>
+      <w:r>
+        <w:rPr>
+          <w:b/>
+          <w:lang w:val="gu_IN" w:bidi="gu_IN"/>
+        </w:rPr>
         <w:t>"કડવાસ, અને ક્રોધ, અને ગુસ્સો"</w:t>
       </w:r>
     </w:p>
@@ -16769,6 +17759,21 @@
           <w:b/>
           <w:lang w:val="gu_IN" w:bidi="gu_IN"/>
         </w:rPr>
+        <w:t>κακίᾳ</w:t>
+      </w:r>
+    </w:p>
+    <w:p>
+      <w:pPr/>
+      <w:r>
+        <w:rPr>
+          <w:lang w:val="gu_IN" w:bidi="gu_IN"/>
+        </w:rPr>
+      </w:r>
+      <w:r>
+        <w:rPr>
+          <w:b/>
+          <w:lang w:val="gu_IN" w:bidi="gu_IN"/>
+        </w:rPr>
         <w:t>"દ્વેષ"</w:t>
       </w:r>
     </w:p>
@@ -16837,6 +17842,21 @@
         <w:rPr>
           <w:lang w:val="gu_IN" w:bidi="gu_IN"/>
         </w:rPr>
+      </w:r>
+    </w:p>
+    <w:p>
+      <w:pPr/>
+      <w:r>
+        <w:rPr>
+          <w:lang w:val="gu_IN" w:bidi="gu_IN"/>
+        </w:rPr>
+      </w:r>
+      <w:r>
+        <w:rPr>
+          <w:b/>
+          <w:lang w:val="gu_IN" w:bidi="gu_IN"/>
+        </w:rPr>
+        <w:t>δὲ</w:t>
       </w:r>
     </w:p>
     <w:p>
@@ -17894,6 +18914,21 @@
           <w:b/>
           <w:lang w:val="gu_IN" w:bidi="gu_IN"/>
         </w:rPr>
+        <w:t>μᾶλλον δὲ</w:t>
+      </w:r>
+    </w:p>
+    <w:p>
+      <w:pPr/>
+      <w:r>
+        <w:rPr>
+          <w:lang w:val="gu_IN" w:bidi="gu_IN"/>
+        </w:rPr>
+      </w:r>
+      <w:r>
+        <w:rPr>
+          <w:b/>
+          <w:lang w:val="gu_IN" w:bidi="gu_IN"/>
+        </w:rPr>
         <w:t>"પણ"</w:t>
       </w:r>
     </w:p>
@@ -17982,6 +19017,21 @@
           <w:b/>
           <w:lang w:val="gu_IN" w:bidi="gu_IN"/>
         </w:rPr>
+        <w:t>ἐλέγχετε</w:t>
+      </w:r>
+    </w:p>
+    <w:p>
+      <w:pPr/>
+      <w:r>
+        <w:rPr>
+          <w:lang w:val="gu_IN" w:bidi="gu_IN"/>
+        </w:rPr>
+      </w:r>
+      <w:r>
+        <w:rPr>
+          <w:b/>
+          <w:lang w:val="gu_IN" w:bidi="gu_IN"/>
+        </w:rPr>
         <w:t>"તેને ઉઘાડા પાડો"</w:t>
       </w:r>
     </w:p>
@@ -18057,6 +19107,21 @@
           <w:b/>
           <w:lang w:val="gu_IN" w:bidi="gu_IN"/>
         </w:rPr>
+        <w:t>αὐτῶν</w:t>
+      </w:r>
+    </w:p>
+    <w:p>
+      <w:pPr/>
+      <w:r>
+        <w:rPr>
+          <w:lang w:val="gu_IN" w:bidi="gu_IN"/>
+        </w:rPr>
+      </w:r>
+      <w:r>
+        <w:rPr>
+          <w:b/>
+          <w:lang w:val="gu_IN" w:bidi="gu_IN"/>
+        </w:rPr>
         <w:t>"તેઓ"</w:t>
       </w:r>
     </w:p>
@@ -18219,6 +19284,21 @@
           <w:b/>
           <w:lang w:val="gu_IN" w:bidi="gu_IN"/>
         </w:rPr>
+        <w:t>δὲ</w:t>
+      </w:r>
+    </w:p>
+    <w:p>
+      <w:pPr/>
+      <w:r>
+        <w:rPr>
+          <w:lang w:val="gu_IN" w:bidi="gu_IN"/>
+        </w:rPr>
+      </w:r>
+      <w:r>
+        <w:rPr>
+          <w:b/>
+          <w:lang w:val="gu_IN" w:bidi="gu_IN"/>
+        </w:rPr>
         <w:t>"પરંતુ"</w:t>
       </w:r>
     </w:p>
@@ -18307,6 +19387,21 @@
           <w:b/>
           <w:lang w:val="gu_IN" w:bidi="gu_IN"/>
         </w:rPr>
+        <w:t>πᾶν &amp; τὸ φανερούμενον φῶς ἐστιν</w:t>
+      </w:r>
+    </w:p>
+    <w:p>
+      <w:pPr/>
+      <w:r>
+        <w:rPr>
+          <w:lang w:val="gu_IN" w:bidi="gu_IN"/>
+        </w:rPr>
+      </w:r>
+      <w:r>
+        <w:rPr>
+          <w:b/>
+          <w:lang w:val="gu_IN" w:bidi="gu_IN"/>
+        </w:rPr>
         <w:t>"છે &amp; સર્વ પ્રકાશિત પ્રકાશ છે"</w:t>
       </w:r>
     </w:p>
@@ -18483,6 +19578,21 @@
           <w:b/>
           <w:lang w:val="gu_IN" w:bidi="gu_IN"/>
         </w:rPr>
+        <w:t>ἔγειρε, ὁ καθεύδων, καὶ ἀνάστα ἐκ τῶν νεκρῶν</w:t>
+      </w:r>
+    </w:p>
+    <w:p>
+      <w:pPr/>
+      <w:r>
+        <w:rPr>
+          <w:lang w:val="gu_IN" w:bidi="gu_IN"/>
+        </w:rPr>
+      </w:r>
+      <w:r>
+        <w:rPr>
+          <w:b/>
+          <w:lang w:val="gu_IN" w:bidi="gu_IN"/>
+        </w:rPr>
         <w:t>"ઊંઘનારા, જાગો, તથા મૃત્યુમાંથી ઉઠો"</w:t>
       </w:r>
     </w:p>
@@ -18558,6 +19668,21 @@
           <w:b/>
           <w:lang w:val="gu_IN" w:bidi="gu_IN"/>
         </w:rPr>
+        <w:t>ὁ καθεύδων</w:t>
+      </w:r>
+    </w:p>
+    <w:p>
+      <w:pPr/>
+      <w:r>
+        <w:rPr>
+          <w:lang w:val="gu_IN" w:bidi="gu_IN"/>
+        </w:rPr>
+      </w:r>
+      <w:r>
+        <w:rPr>
+          <w:b/>
+          <w:lang w:val="gu_IN" w:bidi="gu_IN"/>
+        </w:rPr>
         <w:t>"ઊંઘનારા"</w:t>
       </w:r>
     </w:p>
@@ -18633,6 +19758,21 @@
           <w:b/>
           <w:lang w:val="gu_IN" w:bidi="gu_IN"/>
         </w:rPr>
+        <w:t>ἐκ τῶν νεκρῶν</w:t>
+      </w:r>
+    </w:p>
+    <w:p>
+      <w:pPr/>
+      <w:r>
+        <w:rPr>
+          <w:lang w:val="gu_IN" w:bidi="gu_IN"/>
+        </w:rPr>
+      </w:r>
+      <w:r>
+        <w:rPr>
+          <w:b/>
+          <w:lang w:val="gu_IN" w:bidi="gu_IN"/>
+        </w:rPr>
         <w:t>"મૃત્યુમાંથી"</w:t>
       </w:r>
     </w:p>
@@ -18796,6 +19936,21 @@
           <w:b/>
           <w:lang w:val="gu_IN" w:bidi="gu_IN"/>
         </w:rPr>
+        <w:t>ἐπιφαύσει σοι ὁ Χριστός</w:t>
+      </w:r>
+    </w:p>
+    <w:p>
+      <w:pPr/>
+      <w:r>
+        <w:rPr>
+          <w:lang w:val="gu_IN" w:bidi="gu_IN"/>
+        </w:rPr>
+      </w:r>
+      <w:r>
+        <w:rPr>
+          <w:b/>
+          <w:lang w:val="gu_IN" w:bidi="gu_IN"/>
+        </w:rPr>
         <w:t>"ખ્રિસ્ત તમારા પર પ્રકાશશે"</w:t>
       </w:r>
     </w:p>
@@ -18960,6 +20115,21 @@
           <w:b/>
           <w:lang w:val="gu_IN" w:bidi="gu_IN"/>
         </w:rPr>
+        <w:t>οὖν</w:t>
+      </w:r>
+    </w:p>
+    <w:p>
+      <w:pPr/>
+      <w:r>
+        <w:rPr>
+          <w:lang w:val="gu_IN" w:bidi="gu_IN"/>
+        </w:rPr>
+      </w:r>
+      <w:r>
+        <w:rPr>
+          <w:b/>
+          <w:lang w:val="gu_IN" w:bidi="gu_IN"/>
+        </w:rPr>
         <w:t>"તેથી"</w:t>
       </w:r>
     </w:p>
@@ -19048,6 +20218,21 @@
           <w:b/>
           <w:lang w:val="gu_IN" w:bidi="gu_IN"/>
         </w:rPr>
+        <w:t>ἀλλ’</w:t>
+      </w:r>
+    </w:p>
+    <w:p>
+      <w:pPr/>
+      <w:r>
+        <w:rPr>
+          <w:lang w:val="gu_IN" w:bidi="gu_IN"/>
+        </w:rPr>
+      </w:r>
+      <w:r>
+        <w:rPr>
+          <w:b/>
+          <w:lang w:val="gu_IN" w:bidi="gu_IN"/>
+        </w:rPr>
         <w:t>"પણ"</w:t>
       </w:r>
     </w:p>
@@ -19218,6 +20403,21 @@
           <w:b/>
           <w:lang w:val="gu_IN" w:bidi="gu_IN"/>
         </w:rPr>
+        <w:t>ἐξαγοραζόμενοι τὸν καιρόν</w:t>
+      </w:r>
+    </w:p>
+    <w:p>
+      <w:pPr/>
+      <w:r>
+        <w:rPr>
+          <w:lang w:val="gu_IN" w:bidi="gu_IN"/>
+        </w:rPr>
+      </w:r>
+      <w:r>
+        <w:rPr>
+          <w:b/>
+          <w:lang w:val="gu_IN" w:bidi="gu_IN"/>
+        </w:rPr>
         <w:t>"સમયને છુટકારો આપો"</w:t>
       </w:r>
     </w:p>
@@ -19306,6 +20506,21 @@
           <w:b/>
           <w:lang w:val="gu_IN" w:bidi="gu_IN"/>
         </w:rPr>
+        <w:t>ὅτι αἱ ἡμέραι πονηραί εἰσιν</w:t>
+      </w:r>
+    </w:p>
+    <w:p>
+      <w:pPr/>
+      <w:r>
+        <w:rPr>
+          <w:lang w:val="gu_IN" w:bidi="gu_IN"/>
+        </w:rPr>
+      </w:r>
+      <w:r>
+        <w:rPr>
+          <w:b/>
+          <w:lang w:val="gu_IN" w:bidi="gu_IN"/>
+        </w:rPr>
         <w:t>"કેમકે દિવસો ખરાબ છે"</w:t>
       </w:r>
     </w:p>
@@ -19394,6 +20609,21 @@
           <w:b/>
           <w:lang w:val="gu_IN" w:bidi="gu_IN"/>
         </w:rPr>
+        <w:t>ὅτι</w:t>
+      </w:r>
+    </w:p>
+    <w:p>
+      <w:pPr/>
+      <w:r>
+        <w:rPr>
+          <w:lang w:val="gu_IN" w:bidi="gu_IN"/>
+        </w:rPr>
+      </w:r>
+      <w:r>
+        <w:rPr>
+          <w:b/>
+          <w:lang w:val="gu_IN" w:bidi="gu_IN"/>
+        </w:rPr>
         <w:t>"કેમકે"</w:t>
       </w:r>
     </w:p>
@@ -19482,6 +20712,21 @@
           <w:b/>
           <w:lang w:val="gu_IN" w:bidi="gu_IN"/>
         </w:rPr>
+        <w:t>διὰ τοῦτο</w:t>
+      </w:r>
+    </w:p>
+    <w:p>
+      <w:pPr/>
+      <w:r>
+        <w:rPr>
+          <w:lang w:val="gu_IN" w:bidi="gu_IN"/>
+        </w:rPr>
+      </w:r>
+      <w:r>
+        <w:rPr>
+          <w:b/>
+          <w:lang w:val="gu_IN" w:bidi="gu_IN"/>
+        </w:rPr>
         <w:t>"આ કારણે"</w:t>
       </w:r>
     </w:p>
@@ -19570,6 +20815,21 @@
           <w:b/>
           <w:lang w:val="gu_IN" w:bidi="gu_IN"/>
         </w:rPr>
+        <w:t>ἀλλὰ</w:t>
+      </w:r>
+    </w:p>
+    <w:p>
+      <w:pPr/>
+      <w:r>
+        <w:rPr>
+          <w:lang w:val="gu_IN" w:bidi="gu_IN"/>
+        </w:rPr>
+      </w:r>
+      <w:r>
+        <w:rPr>
+          <w:b/>
+          <w:lang w:val="gu_IN" w:bidi="gu_IN"/>
+        </w:rPr>
         <w:t>"પરંતુ"</w:t>
       </w:r>
     </w:p>
@@ -19795,6 +21055,21 @@
           <w:b/>
           <w:lang w:val="gu_IN" w:bidi="gu_IN"/>
         </w:rPr>
+        <w:t>ἐν ᾧ ἐστιν ἀσωτία</w:t>
+      </w:r>
+    </w:p>
+    <w:p>
+      <w:pPr/>
+      <w:r>
+        <w:rPr>
+          <w:lang w:val="gu_IN" w:bidi="gu_IN"/>
+        </w:rPr>
+      </w:r>
+      <w:r>
+        <w:rPr>
+          <w:b/>
+          <w:lang w:val="gu_IN" w:bidi="gu_IN"/>
+        </w:rPr>
         <w:t>"કે જે બેદરકારી છે"</w:t>
       </w:r>
     </w:p>
@@ -19940,6 +21215,21 @@
           <w:b/>
           <w:lang w:val="gu_IN" w:bidi="gu_IN"/>
         </w:rPr>
+        <w:t>ἀλλὰ</w:t>
+      </w:r>
+    </w:p>
+    <w:p>
+      <w:pPr/>
+      <w:r>
+        <w:rPr>
+          <w:lang w:val="gu_IN" w:bidi="gu_IN"/>
+        </w:rPr>
+      </w:r>
+      <w:r>
+        <w:rPr>
+          <w:b/>
+          <w:lang w:val="gu_IN" w:bidi="gu_IN"/>
+        </w:rPr>
         <w:t>"તેના બદલે"</w:t>
       </w:r>
     </w:p>
@@ -20166,6 +21456,21 @@
           <w:b/>
           <w:lang w:val="gu_IN" w:bidi="gu_IN"/>
         </w:rPr>
+        <w:t>ὕμνοις</w:t>
+      </w:r>
+    </w:p>
+    <w:p>
+      <w:pPr/>
+      <w:r>
+        <w:rPr>
+          <w:lang w:val="gu_IN" w:bidi="gu_IN"/>
+        </w:rPr>
+      </w:r>
+      <w:r>
+        <w:rPr>
+          <w:b/>
+          <w:lang w:val="gu_IN" w:bidi="gu_IN"/>
+        </w:rPr>
         <w:t>"ભજનથી"</w:t>
       </w:r>
     </w:p>
@@ -20229,6 +21534,21 @@
           <w:b/>
           <w:lang w:val="gu_IN" w:bidi="gu_IN"/>
         </w:rPr>
+        <w:t>ᾠδαῖς πνευματικαῖς</w:t>
+      </w:r>
+    </w:p>
+    <w:p>
+      <w:pPr/>
+      <w:r>
+        <w:rPr>
+          <w:lang w:val="gu_IN" w:bidi="gu_IN"/>
+        </w:rPr>
+      </w:r>
+      <w:r>
+        <w:rPr>
+          <w:b/>
+          <w:lang w:val="gu_IN" w:bidi="gu_IN"/>
+        </w:rPr>
         <w:t>"આત્મિક ગાનોમાં"</w:t>
       </w:r>
     </w:p>
@@ -20303,6 +21623,21 @@
         <w:rPr>
           <w:lang w:val="gu_IN" w:bidi="gu_IN"/>
         </w:rPr>
+      </w:r>
+    </w:p>
+    <w:p>
+      <w:pPr/>
+      <w:r>
+        <w:rPr>
+          <w:lang w:val="gu_IN" w:bidi="gu_IN"/>
+        </w:rPr>
+      </w:r>
+      <w:r>
+        <w:rPr>
+          <w:b/>
+          <w:lang w:val="gu_IN" w:bidi="gu_IN"/>
+        </w:rPr>
+        <w:t>τῇ καρδίᾳ ὑμῶν</w:t>
       </w:r>
     </w:p>
     <w:p>
@@ -20648,6 +21983,21 @@
           <w:b/>
           <w:lang w:val="gu_IN" w:bidi="gu_IN"/>
         </w:rPr>
+        <w:t>ὅτι</w:t>
+      </w:r>
+    </w:p>
+    <w:p>
+      <w:pPr/>
+      <w:r>
+        <w:rPr>
+          <w:lang w:val="gu_IN" w:bidi="gu_IN"/>
+        </w:rPr>
+      </w:r>
+      <w:r>
+        <w:rPr>
+          <w:b/>
+          <w:lang w:val="gu_IN" w:bidi="gu_IN"/>
+        </w:rPr>
         <w:t>"કેમકે"</w:t>
       </w:r>
     </w:p>
@@ -21152,6 +22502,21 @@
           <w:b/>
           <w:lang w:val="gu_IN" w:bidi="gu_IN"/>
         </w:rPr>
+        <w:t>ὑπὲρ αὐτῆς</w:t>
+      </w:r>
+    </w:p>
+    <w:p>
+      <w:pPr/>
+      <w:r>
+        <w:rPr>
+          <w:lang w:val="gu_IN" w:bidi="gu_IN"/>
+        </w:rPr>
+      </w:r>
+      <w:r>
+        <w:rPr>
+          <w:b/>
+          <w:lang w:val="gu_IN" w:bidi="gu_IN"/>
+        </w:rPr>
         <w:t>"તેને માટે"</w:t>
       </w:r>
     </w:p>
@@ -21227,6 +22592,21 @@
           <w:b/>
           <w:lang w:val="gu_IN" w:bidi="gu_IN"/>
         </w:rPr>
+        <w:t>ἵνα</w:t>
+      </w:r>
+    </w:p>
+    <w:p>
+      <w:pPr/>
+      <w:r>
+        <w:rPr>
+          <w:lang w:val="gu_IN" w:bidi="gu_IN"/>
+        </w:rPr>
+      </w:r>
+      <w:r>
+        <w:rPr>
+          <w:b/>
+          <w:lang w:val="gu_IN" w:bidi="gu_IN"/>
+        </w:rPr>
         <w:t>"કે જેથી"</w:t>
       </w:r>
     </w:p>
@@ -21504,6 +22884,21 @@
           <w:b/>
           <w:lang w:val="gu_IN" w:bidi="gu_IN"/>
         </w:rPr>
+        <w:t>ἵνα</w:t>
+      </w:r>
+    </w:p>
+    <w:p>
+      <w:pPr/>
+      <w:r>
+        <w:rPr>
+          <w:lang w:val="gu_IN" w:bidi="gu_IN"/>
+        </w:rPr>
+      </w:r>
+      <w:r>
+        <w:rPr>
+          <w:b/>
+          <w:lang w:val="gu_IN" w:bidi="gu_IN"/>
+        </w:rPr>
         <w:t>"કે જેથી"</w:t>
       </w:r>
     </w:p>
@@ -21768,6 +23163,21 @@
           <w:b/>
           <w:lang w:val="gu_IN" w:bidi="gu_IN"/>
         </w:rPr>
+        <w:t>ἀλλ’</w:t>
+      </w:r>
+    </w:p>
+    <w:p>
+      <w:pPr/>
+      <w:r>
+        <w:rPr>
+          <w:lang w:val="gu_IN" w:bidi="gu_IN"/>
+        </w:rPr>
+      </w:r>
+      <w:r>
+        <w:rPr>
+          <w:b/>
+          <w:lang w:val="gu_IN" w:bidi="gu_IN"/>
+        </w:rPr>
         <w:t>"પણ"</w:t>
       </w:r>
     </w:p>
@@ -21856,6 +23266,21 @@
           <w:b/>
           <w:lang w:val="gu_IN" w:bidi="gu_IN"/>
         </w:rPr>
+        <w:t>ἵνα</w:t>
+      </w:r>
+    </w:p>
+    <w:p>
+      <w:pPr/>
+      <w:r>
+        <w:rPr>
+          <w:lang w:val="gu_IN" w:bidi="gu_IN"/>
+        </w:rPr>
+      </w:r>
+      <w:r>
+        <w:rPr>
+          <w:b/>
+          <w:lang w:val="gu_IN" w:bidi="gu_IN"/>
+        </w:rPr>
         <w:t>"જેમાં"</w:t>
       </w:r>
     </w:p>
@@ -21931,6 +23356,21 @@
           <w:b/>
           <w:lang w:val="gu_IN" w:bidi="gu_IN"/>
         </w:rPr>
+        <w:t>ἁγία καὶ ἄμωμος</w:t>
+      </w:r>
+    </w:p>
+    <w:p>
+      <w:pPr/>
+      <w:r>
+        <w:rPr>
+          <w:lang w:val="gu_IN" w:bidi="gu_IN"/>
+        </w:rPr>
+      </w:r>
+      <w:r>
+        <w:rPr>
+          <w:b/>
+          <w:lang w:val="gu_IN" w:bidi="gu_IN"/>
+        </w:rPr>
         <w:t>"પવિત્ર અને નિર્દોષ"</w:t>
       </w:r>
     </w:p>
@@ -22183,6 +23623,21 @@
           <w:b/>
           <w:lang w:val="gu_IN" w:bidi="gu_IN"/>
         </w:rPr>
+        <w:t>ἀλλὰ</w:t>
+      </w:r>
+    </w:p>
+    <w:p>
+      <w:pPr/>
+      <w:r>
+        <w:rPr>
+          <w:lang w:val="gu_IN" w:bidi="gu_IN"/>
+        </w:rPr>
+      </w:r>
+      <w:r>
+        <w:rPr>
+          <w:b/>
+          <w:lang w:val="gu_IN" w:bidi="gu_IN"/>
+        </w:rPr>
         <w:t>"પણ"</w:t>
       </w:r>
     </w:p>
@@ -22271,6 +23726,21 @@
           <w:b/>
           <w:lang w:val="gu_IN" w:bidi="gu_IN"/>
         </w:rPr>
+        <w:t>ὅτι</w:t>
+      </w:r>
+    </w:p>
+    <w:p>
+      <w:pPr/>
+      <w:r>
+        <w:rPr>
+          <w:lang w:val="gu_IN" w:bidi="gu_IN"/>
+        </w:rPr>
+      </w:r>
+      <w:r>
+        <w:rPr>
+          <w:b/>
+          <w:lang w:val="gu_IN" w:bidi="gu_IN"/>
+        </w:rPr>
         <w:t>"કારણ કે"</w:t>
       </w:r>
     </w:p>
@@ -22615,6 +24085,21 @@
           <w:b/>
           <w:lang w:val="gu_IN" w:bidi="gu_IN"/>
         </w:rPr>
+        <w:t>ἀντὶ τούτου</w:t>
+      </w:r>
+    </w:p>
+    <w:p>
+      <w:pPr/>
+      <w:r>
+        <w:rPr>
+          <w:lang w:val="gu_IN" w:bidi="gu_IN"/>
+        </w:rPr>
+      </w:r>
+      <w:r>
+        <w:rPr>
+          <w:b/>
+          <w:lang w:val="gu_IN" w:bidi="gu_IN"/>
+        </w:rPr>
         <w:t>"આ કારણથી"</w:t>
       </w:r>
     </w:p>
@@ -22965,6 +24450,21 @@
           <w:b/>
           <w:lang w:val="gu_IN" w:bidi="gu_IN"/>
         </w:rPr>
+        <w:t>γάρ</w:t>
+      </w:r>
+    </w:p>
+    <w:p>
+      <w:pPr/>
+      <w:r>
+        <w:rPr>
+          <w:lang w:val="gu_IN" w:bidi="gu_IN"/>
+        </w:rPr>
+      </w:r>
+      <w:r>
+        <w:rPr>
+          <w:b/>
+          <w:lang w:val="gu_IN" w:bidi="gu_IN"/>
+        </w:rPr>
         <w:t>"કેમકે"</w:t>
       </w:r>
     </w:p>
@@ -23165,6 +24665,21 @@
           <w:b/>
           <w:lang w:val="gu_IN" w:bidi="gu_IN"/>
         </w:rPr>
+        <w:t>ἵνα</w:t>
+      </w:r>
+    </w:p>
+    <w:p>
+      <w:pPr/>
+      <w:r>
+        <w:rPr>
+          <w:lang w:val="gu_IN" w:bidi="gu_IN"/>
+        </w:rPr>
+      </w:r>
+      <w:r>
+        <w:rPr>
+          <w:b/>
+          <w:lang w:val="gu_IN" w:bidi="gu_IN"/>
+        </w:rPr>
         <w:t>"કે જેથી"</w:t>
       </w:r>
     </w:p>
@@ -23316,6 +24831,21 @@
           <w:b/>
           <w:lang w:val="gu_IN" w:bidi="gu_IN"/>
         </w:rPr>
+        <w:t>ἀλλὰ</w:t>
+      </w:r>
+    </w:p>
+    <w:p>
+      <w:pPr/>
+      <w:r>
+        <w:rPr>
+          <w:lang w:val="gu_IN" w:bidi="gu_IN"/>
+        </w:rPr>
+      </w:r>
+      <w:r>
+        <w:rPr>
+          <w:b/>
+          <w:lang w:val="gu_IN" w:bidi="gu_IN"/>
+        </w:rPr>
         <w:t>"તેના બદલે"</w:t>
       </w:r>
     </w:p>
@@ -23499,6 +25029,21 @@
           <w:b/>
           <w:lang w:val="gu_IN" w:bidi="gu_IN"/>
         </w:rPr>
+        <w:t>φόβου καὶ τρόμου</w:t>
+      </w:r>
+    </w:p>
+    <w:p>
+      <w:pPr/>
+      <w:r>
+        <w:rPr>
+          <w:lang w:val="gu_IN" w:bidi="gu_IN"/>
+        </w:rPr>
+      </w:r>
+      <w:r>
+        <w:rPr>
+          <w:b/>
+          <w:lang w:val="gu_IN" w:bidi="gu_IN"/>
+        </w:rPr>
         <w:t>"ભય તથા ધ્રુજારી"</w:t>
       </w:r>
     </w:p>
@@ -23587,6 +25132,21 @@
           <w:b/>
           <w:lang w:val="gu_IN" w:bidi="gu_IN"/>
         </w:rPr>
+        <w:t>καὶ τρόμου</w:t>
+      </w:r>
+    </w:p>
+    <w:p>
+      <w:pPr/>
+      <w:r>
+        <w:rPr>
+          <w:lang w:val="gu_IN" w:bidi="gu_IN"/>
+        </w:rPr>
+      </w:r>
+      <w:r>
+        <w:rPr>
+          <w:b/>
+          <w:lang w:val="gu_IN" w:bidi="gu_IN"/>
+        </w:rPr>
         <w:t>"તથા ધ્રુજારી"</w:t>
       </w:r>
     </w:p>
@@ -23763,6 +25323,21 @@
           <w:b/>
           <w:lang w:val="gu_IN" w:bidi="gu_IN"/>
         </w:rPr>
+        <w:t>ἐν ἁπλότητι</w:t>
+      </w:r>
+    </w:p>
+    <w:p>
+      <w:pPr/>
+      <w:r>
+        <w:rPr>
+          <w:lang w:val="gu_IN" w:bidi="gu_IN"/>
+        </w:rPr>
+      </w:r>
+      <w:r>
+        <w:rPr>
+          <w:b/>
+          <w:lang w:val="gu_IN" w:bidi="gu_IN"/>
+        </w:rPr>
         <w:t>"પ્રમાણિકતામાં"</w:t>
       </w:r>
     </w:p>
@@ -23845,6 +25420,21 @@
           <w:b/>
           <w:lang w:val="gu_IN" w:bidi="gu_IN"/>
         </w:rPr>
+        <w:t>ὡς τῷ Χριστῷ</w:t>
+      </w:r>
+    </w:p>
+    <w:p>
+      <w:pPr/>
+      <w:r>
+        <w:rPr>
+          <w:lang w:val="gu_IN" w:bidi="gu_IN"/>
+        </w:rPr>
+      </w:r>
+      <w:r>
+        <w:rPr>
+          <w:b/>
+          <w:lang w:val="gu_IN" w:bidi="gu_IN"/>
+        </w:rPr>
         <w:t>"ખ્રિસ્તને પણ"</w:t>
       </w:r>
     </w:p>
@@ -23920,6 +25510,21 @@
           <w:b/>
           <w:lang w:val="gu_IN" w:bidi="gu_IN"/>
         </w:rPr>
+        <w:t>ἀλλ’</w:t>
+      </w:r>
+    </w:p>
+    <w:p>
+      <w:pPr/>
+      <w:r>
+        <w:rPr>
+          <w:lang w:val="gu_IN" w:bidi="gu_IN"/>
+        </w:rPr>
+      </w:r>
+      <w:r>
+        <w:rPr>
+          <w:b/>
+          <w:lang w:val="gu_IN" w:bidi="gu_IN"/>
+        </w:rPr>
         <w:t>"પરંતુ"</w:t>
       </w:r>
     </w:p>
@@ -24071,6 +25676,21 @@
           <w:b/>
           <w:lang w:val="gu_IN" w:bidi="gu_IN"/>
         </w:rPr>
+        <w:t>ἐκ ψυχῆς</w:t>
+      </w:r>
+    </w:p>
+    <w:p>
+      <w:pPr/>
+      <w:r>
+        <w:rPr>
+          <w:lang w:val="gu_IN" w:bidi="gu_IN"/>
+        </w:rPr>
+      </w:r>
+      <w:r>
+        <w:rPr>
+          <w:b/>
+          <w:lang w:val="gu_IN" w:bidi="gu_IN"/>
+        </w:rPr>
         <w:t>"જીવથી"</w:t>
       </w:r>
     </w:p>
@@ -24185,6 +25805,21 @@
           <w:b/>
           <w:lang w:val="gu_IN" w:bidi="gu_IN"/>
         </w:rPr>
+        <w:t>τὰ αὐτὰ ποιεῖτε πρὸς αὐτούς</w:t>
+      </w:r>
+    </w:p>
+    <w:p>
+      <w:pPr/>
+      <w:r>
+        <w:rPr>
+          <w:lang w:val="gu_IN" w:bidi="gu_IN"/>
+        </w:rPr>
+      </w:r>
+      <w:r>
+        <w:rPr>
+          <w:b/>
+          <w:lang w:val="gu_IN" w:bidi="gu_IN"/>
+        </w:rPr>
         <w:t>"તેઓ સાથે એમજ કરો"</w:t>
       </w:r>
     </w:p>
@@ -24459,6 +26094,21 @@
         <w:rPr>
           <w:lang w:val="gu_IN" w:bidi="gu_IN"/>
         </w:rPr>
+      </w:r>
+    </w:p>
+    <w:p>
+      <w:pPr/>
+      <w:r>
+        <w:rPr>
+          <w:lang w:val="gu_IN" w:bidi="gu_IN"/>
+        </w:rPr>
+      </w:r>
+      <w:r>
+        <w:rPr>
+          <w:b/>
+          <w:lang w:val="gu_IN" w:bidi="gu_IN"/>
+        </w:rPr>
+        <w:t>τῷ κράτει τῆς ἰσχύος αὐτοῦ</w:t>
       </w:r>
     </w:p>
     <w:p>
@@ -24717,6 +26367,21 @@
           <w:b/>
           <w:lang w:val="gu_IN" w:bidi="gu_IN"/>
         </w:rPr>
+        <w:t>ὅτι</w:t>
+      </w:r>
+    </w:p>
+    <w:p>
+      <w:pPr/>
+      <w:r>
+        <w:rPr>
+          <w:lang w:val="gu_IN" w:bidi="gu_IN"/>
+        </w:rPr>
+      </w:r>
+      <w:r>
+        <w:rPr>
+          <w:b/>
+          <w:lang w:val="gu_IN" w:bidi="gu_IN"/>
+        </w:rPr>
         <w:t>"પણ"</w:t>
       </w:r>
     </w:p>
@@ -24805,6 +26470,21 @@
           <w:b/>
           <w:lang w:val="gu_IN" w:bidi="gu_IN"/>
         </w:rPr>
+        <w:t>αἷμα καὶ σάρκα</w:t>
+      </w:r>
+    </w:p>
+    <w:p>
+      <w:pPr/>
+      <w:r>
+        <w:rPr>
+          <w:lang w:val="gu_IN" w:bidi="gu_IN"/>
+        </w:rPr>
+      </w:r>
+      <w:r>
+        <w:rPr>
+          <w:b/>
+          <w:lang w:val="gu_IN" w:bidi="gu_IN"/>
+        </w:rPr>
         <w:t>"લોહી અને માંસ"</w:t>
       </w:r>
     </w:p>
@@ -24880,6 +26560,21 @@
           <w:b/>
           <w:lang w:val="gu_IN" w:bidi="gu_IN"/>
         </w:rPr>
+        <w:t>ἀλλὰ</w:t>
+      </w:r>
+    </w:p>
+    <w:p>
+      <w:pPr/>
+      <w:r>
+        <w:rPr>
+          <w:lang w:val="gu_IN" w:bidi="gu_IN"/>
+        </w:rPr>
+      </w:r>
+      <w:r>
+        <w:rPr>
+          <w:b/>
+          <w:lang w:val="gu_IN" w:bidi="gu_IN"/>
+        </w:rPr>
         <w:t>"પણ"</w:t>
       </w:r>
     </w:p>
@@ -25056,6 +26751,21 @@
           <w:b/>
           <w:lang w:val="gu_IN" w:bidi="gu_IN"/>
         </w:rPr>
+        <w:t>τοῦ σκότους τούτου</w:t>
+      </w:r>
+    </w:p>
+    <w:p>
+      <w:pPr/>
+      <w:r>
+        <w:rPr>
+          <w:lang w:val="gu_IN" w:bidi="gu_IN"/>
+        </w:rPr>
+      </w:r>
+      <w:r>
+        <w:rPr>
+          <w:b/>
+          <w:lang w:val="gu_IN" w:bidi="gu_IN"/>
+        </w:rPr>
         <w:t>"અંધકારના"</w:t>
       </w:r>
     </w:p>
@@ -25232,6 +26942,21 @@
           <w:b/>
           <w:lang w:val="gu_IN" w:bidi="gu_IN"/>
         </w:rPr>
+        <w:t>διὰ τοῦτο</w:t>
+      </w:r>
+    </w:p>
+    <w:p>
+      <w:pPr/>
+      <w:r>
+        <w:rPr>
+          <w:lang w:val="gu_IN" w:bidi="gu_IN"/>
+        </w:rPr>
+      </w:r>
+      <w:r>
+        <w:rPr>
+          <w:b/>
+          <w:lang w:val="gu_IN" w:bidi="gu_IN"/>
+        </w:rPr>
         <w:t>"આ કારણથી"</w:t>
       </w:r>
     </w:p>
@@ -25464,6 +27189,21 @@
           <w:b/>
           <w:lang w:val="gu_IN" w:bidi="gu_IN"/>
         </w:rPr>
+        <w:t>ἵνα</w:t>
+      </w:r>
+    </w:p>
+    <w:p>
+      <w:pPr/>
+      <w:r>
+        <w:rPr>
+          <w:lang w:val="gu_IN" w:bidi="gu_IN"/>
+        </w:rPr>
+      </w:r>
+      <w:r>
+        <w:rPr>
+          <w:b/>
+          <w:lang w:val="gu_IN" w:bidi="gu_IN"/>
+        </w:rPr>
         <w:t>"કે જેથી"</w:t>
       </w:r>
     </w:p>
@@ -25552,6 +27292,21 @@
           <w:b/>
           <w:lang w:val="gu_IN" w:bidi="gu_IN"/>
         </w:rPr>
+        <w:t>στῆτε οὖν</w:t>
+      </w:r>
+    </w:p>
+    <w:p>
+      <w:pPr/>
+      <w:r>
+        <w:rPr>
+          <w:lang w:val="gu_IN" w:bidi="gu_IN"/>
+        </w:rPr>
+      </w:r>
+      <w:r>
+        <w:rPr>
+          <w:b/>
+          <w:lang w:val="gu_IN" w:bidi="gu_IN"/>
+        </w:rPr>
         <w:t>"તેથી"</w:t>
       </w:r>
     </w:p>
@@ -25640,6 +27395,21 @@
           <w:b/>
           <w:lang w:val="gu_IN" w:bidi="gu_IN"/>
         </w:rPr>
+        <w:t>οὖν</w:t>
+      </w:r>
+    </w:p>
+    <w:p>
+      <w:pPr/>
+      <w:r>
+        <w:rPr>
+          <w:lang w:val="gu_IN" w:bidi="gu_IN"/>
+        </w:rPr>
+      </w:r>
+      <w:r>
+        <w:rPr>
+          <w:b/>
+          <w:lang w:val="gu_IN" w:bidi="gu_IN"/>
+        </w:rPr>
         <w:t>"તેથી"</w:t>
       </w:r>
     </w:p>
@@ -25816,6 +27586,21 @@
           <w:b/>
           <w:lang w:val="gu_IN" w:bidi="gu_IN"/>
         </w:rPr>
+        <w:t>ἀληθείᾳ</w:t>
+      </w:r>
+    </w:p>
+    <w:p>
+      <w:pPr/>
+      <w:r>
+        <w:rPr>
+          <w:lang w:val="gu_IN" w:bidi="gu_IN"/>
+        </w:rPr>
+      </w:r>
+      <w:r>
+        <w:rPr>
+          <w:b/>
+          <w:lang w:val="gu_IN" w:bidi="gu_IN"/>
+        </w:rPr>
         <w:t>"સત્યથી"</w:t>
       </w:r>
     </w:p>
@@ -25986,6 +27771,21 @@
           <w:b/>
           <w:lang w:val="gu_IN" w:bidi="gu_IN"/>
         </w:rPr>
+        <w:t>τῆς δικαιοσύνης</w:t>
+      </w:r>
+    </w:p>
+    <w:p>
+      <w:pPr/>
+      <w:r>
+        <w:rPr>
+          <w:lang w:val="gu_IN" w:bidi="gu_IN"/>
+        </w:rPr>
+      </w:r>
+      <w:r>
+        <w:rPr>
+          <w:b/>
+          <w:lang w:val="gu_IN" w:bidi="gu_IN"/>
+        </w:rPr>
         <w:t>"ન્યાયીપણાનું"</w:t>
       </w:r>
     </w:p>
@@ -26156,6 +27956,21 @@
           <w:b/>
           <w:lang w:val="gu_IN" w:bidi="gu_IN"/>
         </w:rPr>
+        <w:t>τῆς εἰρήνης</w:t>
+      </w:r>
+    </w:p>
+    <w:p>
+      <w:pPr/>
+      <w:r>
+        <w:rPr>
+          <w:lang w:val="gu_IN" w:bidi="gu_IN"/>
+        </w:rPr>
+      </w:r>
+      <w:r>
+        <w:rPr>
+          <w:b/>
+          <w:lang w:val="gu_IN" w:bidi="gu_IN"/>
+        </w:rPr>
         <w:t>"શાંતિની"</w:t>
       </w:r>
     </w:p>
@@ -26339,6 +28154,21 @@
           <w:b/>
           <w:lang w:val="gu_IN" w:bidi="gu_IN"/>
         </w:rPr>
+        <w:t>τῆς πίστεως</w:t>
+      </w:r>
+    </w:p>
+    <w:p>
+      <w:pPr/>
+      <w:r>
+        <w:rPr>
+          <w:lang w:val="gu_IN" w:bidi="gu_IN"/>
+        </w:rPr>
+      </w:r>
+      <w:r>
+        <w:rPr>
+          <w:b/>
+          <w:lang w:val="gu_IN" w:bidi="gu_IN"/>
+        </w:rPr>
         <w:t>"વિશ્વાસની"</w:t>
       </w:r>
     </w:p>
@@ -26610,6 +28440,21 @@
           <w:b/>
           <w:lang w:val="gu_IN" w:bidi="gu_IN"/>
         </w:rPr>
+        <w:t>τοῦ σωτηρίου</w:t>
+      </w:r>
+    </w:p>
+    <w:p>
+      <w:pPr/>
+      <w:r>
+        <w:rPr>
+          <w:lang w:val="gu_IN" w:bidi="gu_IN"/>
+        </w:rPr>
+      </w:r>
+      <w:r>
+        <w:rPr>
+          <w:b/>
+          <w:lang w:val="gu_IN" w:bidi="gu_IN"/>
+        </w:rPr>
         <w:t>"તારણનો"</w:t>
       </w:r>
     </w:p>
@@ -26843,6 +28688,21 @@
           <w:b/>
           <w:lang w:val="gu_IN" w:bidi="gu_IN"/>
         </w:rPr>
+        <w:t>εἰς αὐτὸ</w:t>
+      </w:r>
+    </w:p>
+    <w:p>
+      <w:pPr/>
+      <w:r>
+        <w:rPr>
+          <w:lang w:val="gu_IN" w:bidi="gu_IN"/>
+        </w:rPr>
+      </w:r>
+      <w:r>
+        <w:rPr>
+          <w:b/>
+          <w:lang w:val="gu_IN" w:bidi="gu_IN"/>
+        </w:rPr>
         <w:t>"એના માટે"</w:t>
       </w:r>
     </w:p>
@@ -27155,6 +29015,21 @@
           <w:b/>
           <w:lang w:val="gu_IN" w:bidi="gu_IN"/>
         </w:rPr>
+        <w:t>ἵνα</w:t>
+      </w:r>
+    </w:p>
+    <w:p>
+      <w:pPr/>
+      <w:r>
+        <w:rPr>
+          <w:lang w:val="gu_IN" w:bidi="gu_IN"/>
+        </w:rPr>
+      </w:r>
+      <w:r>
+        <w:rPr>
+          <w:b/>
+          <w:lang w:val="gu_IN" w:bidi="gu_IN"/>
+        </w:rPr>
         <w:t>"તેને માટે"</w:t>
       </w:r>
     </w:p>
@@ -27463,6 +29338,21 @@
           <w:b/>
           <w:lang w:val="gu_IN" w:bidi="gu_IN"/>
         </w:rPr>
+        <w:t>ἵνα</w:t>
+      </w:r>
+    </w:p>
+    <w:p>
+      <w:pPr/>
+      <w:r>
+        <w:rPr>
+          <w:lang w:val="gu_IN" w:bidi="gu_IN"/>
+        </w:rPr>
+      </w:r>
+      <w:r>
+        <w:rPr>
+          <w:b/>
+          <w:lang w:val="gu_IN" w:bidi="gu_IN"/>
+        </w:rPr>
         <w:t>"કે જેથી"</w:t>
       </w:r>
     </w:p>
@@ -27551,6 +29441,21 @@
           <w:b/>
           <w:lang w:val="gu_IN" w:bidi="gu_IN"/>
         </w:rPr>
+        <w:t>ἐν αὐτῷ</w:t>
+      </w:r>
+    </w:p>
+    <w:p>
+      <w:pPr/>
+      <w:r>
+        <w:rPr>
+          <w:lang w:val="gu_IN" w:bidi="gu_IN"/>
+        </w:rPr>
+      </w:r>
+      <w:r>
+        <w:rPr>
+          <w:b/>
+          <w:lang w:val="gu_IN" w:bidi="gu_IN"/>
+        </w:rPr>
         <w:t>"સાંકળોમાં"</w:t>
       </w:r>
     </w:p>
@@ -27652,6 +29557,21 @@
           <w:b/>
           <w:lang w:val="gu_IN" w:bidi="gu_IN"/>
         </w:rPr>
+        <w:t>ἵνα</w:t>
+      </w:r>
+    </w:p>
+    <w:p>
+      <w:pPr/>
+      <w:r>
+        <w:rPr>
+          <w:lang w:val="gu_IN" w:bidi="gu_IN"/>
+        </w:rPr>
+      </w:r>
+      <w:r>
+        <w:rPr>
+          <w:b/>
+          <w:lang w:val="gu_IN" w:bidi="gu_IN"/>
+        </w:rPr>
         <w:t>"જેથી &amp; કે"</w:t>
       </w:r>
     </w:p>
@@ -27727,6 +29647,21 @@
           <w:b/>
           <w:lang w:val="gu_IN" w:bidi="gu_IN"/>
         </w:rPr>
+        <w:t>ἀδελφὸς</w:t>
+      </w:r>
+    </w:p>
+    <w:p>
+      <w:pPr/>
+      <w:r>
+        <w:rPr>
+          <w:lang w:val="gu_IN" w:bidi="gu_IN"/>
+        </w:rPr>
+      </w:r>
+      <w:r>
+        <w:rPr>
+          <w:b/>
+          <w:lang w:val="gu_IN" w:bidi="gu_IN"/>
+        </w:rPr>
         <w:t>"ભાઈ"</w:t>
       </w:r>
     </w:p>
@@ -27903,6 +29838,21 @@
           <w:b/>
           <w:lang w:val="gu_IN" w:bidi="gu_IN"/>
         </w:rPr>
+        <w:t>ἵνα</w:t>
+      </w:r>
+    </w:p>
+    <w:p>
+      <w:pPr/>
+      <w:r>
+        <w:rPr>
+          <w:lang w:val="gu_IN" w:bidi="gu_IN"/>
+        </w:rPr>
+      </w:r>
+      <w:r>
+        <w:rPr>
+          <w:b/>
+          <w:lang w:val="gu_IN" w:bidi="gu_IN"/>
+        </w:rPr>
         <w:t>"કે"</w:t>
       </w:r>
     </w:p>
@@ -28052,6 +30002,21 @@
           <w:b/>
           <w:lang w:val="gu_IN" w:bidi="gu_IN"/>
         </w:rPr>
+        <w:t>εἰρήνη τοῖς ἀδελφοῖς</w:t>
+      </w:r>
+    </w:p>
+    <w:p>
+      <w:pPr/>
+      <w:r>
+        <w:rPr>
+          <w:lang w:val="gu_IN" w:bidi="gu_IN"/>
+        </w:rPr>
+      </w:r>
+      <w:r>
+        <w:rPr>
+          <w:b/>
+          <w:lang w:val="gu_IN" w:bidi="gu_IN"/>
+        </w:rPr>
         <w:t>"ભાઈઓને શાંતિ"</w:t>
       </w:r>
     </w:p>
@@ -28134,6 +30099,21 @@
           <w:b/>
           <w:lang w:val="gu_IN" w:bidi="gu_IN"/>
         </w:rPr>
+        <w:t>τοῖς ἀδελφοῖς</w:t>
+      </w:r>
+    </w:p>
+    <w:p>
+      <w:pPr/>
+      <w:r>
+        <w:rPr>
+          <w:lang w:val="gu_IN" w:bidi="gu_IN"/>
+        </w:rPr>
+      </w:r>
+      <w:r>
+        <w:rPr>
+          <w:b/>
+          <w:lang w:val="gu_IN" w:bidi="gu_IN"/>
+        </w:rPr>
         <w:t>"ભાઈઓને"</w:t>
       </w:r>
     </w:p>
@@ -28222,6 +30202,21 @@
           <w:b/>
           <w:lang w:val="gu_IN" w:bidi="gu_IN"/>
         </w:rPr>
+        <w:t>ἀγάπη</w:t>
+      </w:r>
+    </w:p>
+    <w:p>
+      <w:pPr/>
+      <w:r>
+        <w:rPr>
+          <w:lang w:val="gu_IN" w:bidi="gu_IN"/>
+        </w:rPr>
+      </w:r>
+      <w:r>
+        <w:rPr>
+          <w:b/>
+          <w:lang w:val="gu_IN" w:bidi="gu_IN"/>
+        </w:rPr>
         <w:t>"પ્રેમ"</w:t>
       </w:r>
     </w:p>
@@ -28304,6 +30299,21 @@
           <w:b/>
           <w:lang w:val="gu_IN" w:bidi="gu_IN"/>
         </w:rPr>
+        <w:t>μετὰ πίστεως</w:t>
+      </w:r>
+    </w:p>
+    <w:p>
+      <w:pPr/>
+      <w:r>
+        <w:rPr>
+          <w:lang w:val="gu_IN" w:bidi="gu_IN"/>
+        </w:rPr>
+      </w:r>
+      <w:r>
+        <w:rPr>
+          <w:b/>
+          <w:lang w:val="gu_IN" w:bidi="gu_IN"/>
+        </w:rPr>
         <w:t>"વિશ્વાસસહિતનો"</w:t>
       </w:r>
     </w:p>
@@ -28386,6 +30396,21 @@
           <w:b/>
           <w:lang w:val="gu_IN" w:bidi="gu_IN"/>
         </w:rPr>
+        <w:t>ἡ χάρις μετὰ</w:t>
+      </w:r>
+    </w:p>
+    <w:p>
+      <w:pPr/>
+      <w:r>
+        <w:rPr>
+          <w:lang w:val="gu_IN" w:bidi="gu_IN"/>
+        </w:rPr>
+      </w:r>
+      <w:r>
+        <w:rPr>
+          <w:b/>
+          <w:lang w:val="gu_IN" w:bidi="gu_IN"/>
+        </w:rPr>
         <w:t>"સાથે કૃપા"</w:t>
       </w:r>
     </w:p>
@@ -28454,6 +30479,21 @@
         <w:rPr>
           <w:lang w:val="gu_IN" w:bidi="gu_IN"/>
         </w:rPr>
+      </w:r>
+    </w:p>
+    <w:p>
+      <w:pPr/>
+      <w:r>
+        <w:rPr>
+          <w:lang w:val="gu_IN" w:bidi="gu_IN"/>
+        </w:rPr>
+      </w:r>
+      <w:r>
+        <w:rPr>
+          <w:b/>
+          <w:lang w:val="gu_IN" w:bidi="gu_IN"/>
+        </w:rPr>
+        <w:t>ἐν ἀφθαρσίᾳ</w:t>
       </w:r>
     </w:p>
     <w:p>

--- a/guj/docx/49.content.docx
+++ b/guj/docx/49.content.docx
@@ -490,6 +490,21 @@
           <w:b/>
           <w:lang w:val="gu_IN" w:bidi="gu_IN"/>
         </w:rPr>
+        <w:t>Παῦλος, ἀπόστολος Χριστοῦ Ἰησοῦ &amp; τοῖς ἁγίοις τοῖς οὖσιν</w:t>
+      </w:r>
+    </w:p>
+    <w:p>
+      <w:pPr/>
+      <w:r>
+        <w:rPr>
+          <w:lang w:val="gu_IN" w:bidi="gu_IN"/>
+        </w:rPr>
+      </w:r>
+      <w:r>
+        <w:rPr>
+          <w:b/>
+          <w:lang w:val="gu_IN" w:bidi="gu_IN"/>
+        </w:rPr>
         <w:t>"પાઉલ &amp; ઇસુ ખ્રિસ્તનો પ્રેરિત, એ સંતો જે &amp; છે"</w:t>
       </w:r>
     </w:p>
@@ -881,6 +896,21 @@
           <w:b/>
           <w:lang w:val="gu_IN" w:bidi="gu_IN"/>
         </w:rPr>
+        <w:t>εὐλογητὸς ὁ Θεὸς καὶ Πατὴρ τοῦ Κυρίου ἡμῶν, Ἰησοῦ Χριστοῦ</w:t>
+      </w:r>
+    </w:p>
+    <w:p>
+      <w:pPr/>
+      <w:r>
+        <w:rPr>
+          <w:lang w:val="gu_IN" w:bidi="gu_IN"/>
+        </w:rPr>
+      </w:r>
+      <w:r>
+        <w:rPr>
+          <w:b/>
+          <w:lang w:val="gu_IN" w:bidi="gu_IN"/>
+        </w:rPr>
         <w:t>"આપણા ઈશ્વર અને પ્રભુ ઇસુ ખ્રિસ્તના પિતાની સ્તુતિ થાઓ"</w:t>
       </w:r>
     </w:p>
@@ -956,6 +986,21 @@
           <w:b/>
           <w:lang w:val="gu_IN" w:bidi="gu_IN"/>
         </w:rPr>
+        <w:t>ὁ εὐλογήσας ἡμᾶς</w:t>
+      </w:r>
+    </w:p>
+    <w:p>
+      <w:pPr/>
+      <w:r>
+        <w:rPr>
+          <w:lang w:val="gu_IN" w:bidi="gu_IN"/>
+        </w:rPr>
+      </w:r>
+      <w:r>
+        <w:rPr>
+          <w:b/>
+          <w:lang w:val="gu_IN" w:bidi="gu_IN"/>
+        </w:rPr>
         <w:t>"જેમણે &amp; આશીર્વાદથી આપણને"</w:t>
       </w:r>
     </w:p>
@@ -1019,6 +1064,21 @@
           <w:b/>
           <w:lang w:val="gu_IN" w:bidi="gu_IN"/>
         </w:rPr>
+        <w:t>πάσῃ εὐλογίᾳ πνευματικῇ</w:t>
+      </w:r>
+    </w:p>
+    <w:p>
+      <w:pPr/>
+      <w:r>
+        <w:rPr>
+          <w:lang w:val="gu_IN" w:bidi="gu_IN"/>
+        </w:rPr>
+      </w:r>
+      <w:r>
+        <w:rPr>
+          <w:b/>
+          <w:lang w:val="gu_IN" w:bidi="gu_IN"/>
+        </w:rPr>
         <w:t>"દરેક આત્મિક &amp; અશીર્વાદિત કર્યા છે"</w:t>
       </w:r>
     </w:p>
@@ -1435,6 +1495,21 @@
           <w:b/>
           <w:lang w:val="gu_IN" w:bidi="gu_IN"/>
         </w:rPr>
+        <w:t>προορίσας &amp; αὐτόν &amp; αὐτοῦ</w:t>
+      </w:r>
+    </w:p>
+    <w:p>
+      <w:pPr/>
+      <w:r>
+        <w:rPr>
+          <w:lang w:val="gu_IN" w:bidi="gu_IN"/>
+        </w:rPr>
+      </w:r>
+      <w:r>
+        <w:rPr>
+          <w:b/>
+          <w:lang w:val="gu_IN" w:bidi="gu_IN"/>
+        </w:rPr>
         <w:t>"General Information:"</w:t>
       </w:r>
     </w:p>
@@ -1509,6 +1584,21 @@
           <w:b/>
           <w:lang w:val="gu_IN" w:bidi="gu_IN"/>
         </w:rPr>
+        <w:t>προορίσας ἡμᾶς εἰς υἱοθεσίαν</w:t>
+      </w:r>
+    </w:p>
+    <w:p>
+      <w:pPr/>
+      <w:r>
+        <w:rPr>
+          <w:lang w:val="gu_IN" w:bidi="gu_IN"/>
+        </w:rPr>
+      </w:r>
+      <w:r>
+        <w:rPr>
+          <w:b/>
+          <w:lang w:val="gu_IN" w:bidi="gu_IN"/>
+        </w:rPr>
         <w:t>"તેમણે &amp; આપણને &amp; દત્તક લેવાને નિર્માણ કર્યા"</w:t>
       </w:r>
     </w:p>
@@ -1591,6 +1681,21 @@
           <w:b/>
           <w:lang w:val="gu_IN" w:bidi="gu_IN"/>
         </w:rPr>
+        <w:t>προορίσας ἡμᾶς</w:t>
+      </w:r>
+    </w:p>
+    <w:p>
+      <w:pPr/>
+      <w:r>
+        <w:rPr>
+          <w:lang w:val="gu_IN" w:bidi="gu_IN"/>
+        </w:rPr>
+      </w:r>
+      <w:r>
+        <w:rPr>
+          <w:b/>
+          <w:lang w:val="gu_IN" w:bidi="gu_IN"/>
+        </w:rPr>
         <w:t>"તેમણે &amp; આપણને &amp; નિર્માણ કર્યા"</w:t>
       </w:r>
     </w:p>
@@ -1807,6 +1912,21 @@
           <w:b/>
           <w:lang w:val="gu_IN" w:bidi="gu_IN"/>
         </w:rPr>
+        <w:t>ἐχαρίτωσεν ἡμᾶς ἐν τῷ ἠγαπημένῳ</w:t>
+      </w:r>
+    </w:p>
+    <w:p>
+      <w:pPr/>
+      <w:r>
+        <w:rPr>
+          <w:lang w:val="gu_IN" w:bidi="gu_IN"/>
+        </w:rPr>
+      </w:r>
+      <w:r>
+        <w:rPr>
+          <w:b/>
+          <w:lang w:val="gu_IN" w:bidi="gu_IN"/>
+        </w:rPr>
         <w:t>"તેમણે પોતાના વહાલા દ્વારા આપણને મફત આપી છે"</w:t>
       </w:r>
     </w:p>
@@ -1870,6 +1990,21 @@
           <w:b/>
           <w:lang w:val="gu_IN" w:bidi="gu_IN"/>
         </w:rPr>
+        <w:t>τῷ ἠγαπημένῳ</w:t>
+      </w:r>
+    </w:p>
+    <w:p>
+      <w:pPr/>
+      <w:r>
+        <w:rPr>
+          <w:lang w:val="gu_IN" w:bidi="gu_IN"/>
+        </w:rPr>
+      </w:r>
+      <w:r>
+        <w:rPr>
+          <w:b/>
+          <w:lang w:val="gu_IN" w:bidi="gu_IN"/>
+        </w:rPr>
         <w:t>"પોતાના વહાલા દ્વારા"</w:t>
       </w:r>
     </w:p>
@@ -1933,6 +2068,21 @@
           <w:b/>
           <w:lang w:val="gu_IN" w:bidi="gu_IN"/>
         </w:rPr>
+        <w:t>διὰ τοῦ αἵματος αὐτοῦ</w:t>
+      </w:r>
+    </w:p>
+    <w:p>
+      <w:pPr/>
+      <w:r>
+        <w:rPr>
+          <w:lang w:val="gu_IN" w:bidi="gu_IN"/>
+        </w:rPr>
+      </w:r>
+      <w:r>
+        <w:rPr>
+          <w:b/>
+          <w:lang w:val="gu_IN" w:bidi="gu_IN"/>
+        </w:rPr>
         <w:t>"તેમના લોહી દ્વારા"</w:t>
       </w:r>
     </w:p>
@@ -2021,6 +2171,21 @@
           <w:b/>
           <w:lang w:val="gu_IN" w:bidi="gu_IN"/>
         </w:rPr>
+        <w:t>τὸ πλοῦτος τῆς χάριτος αὐτοῦ</w:t>
+      </w:r>
+    </w:p>
+    <w:p>
+      <w:pPr/>
+      <w:r>
+        <w:rPr>
+          <w:lang w:val="gu_IN" w:bidi="gu_IN"/>
+        </w:rPr>
+      </w:r>
+      <w:r>
+        <w:rPr>
+          <w:b/>
+          <w:lang w:val="gu_IN" w:bidi="gu_IN"/>
+        </w:rPr>
         <w:t>"તેમની કૃપાની સંપત"</w:t>
       </w:r>
     </w:p>
@@ -2096,6 +2261,21 @@
           <w:b/>
           <w:lang w:val="gu_IN" w:bidi="gu_IN"/>
         </w:rPr>
+        <w:t>ἧς ἐπερίσσευσεν εἰς ἡμᾶς</w:t>
+      </w:r>
+    </w:p>
+    <w:p>
+      <w:pPr/>
+      <w:r>
+        <w:rPr>
+          <w:lang w:val="gu_IN" w:bidi="gu_IN"/>
+        </w:rPr>
+      </w:r>
+      <w:r>
+        <w:rPr>
+          <w:b/>
+          <w:lang w:val="gu_IN" w:bidi="gu_IN"/>
+        </w:rPr>
         <w:t>"જે તેમણે &amp; આપણને આપી છે"</w:t>
       </w:r>
     </w:p>
@@ -2159,6 +2339,21 @@
           <w:b/>
           <w:lang w:val="gu_IN" w:bidi="gu_IN"/>
         </w:rPr>
+        <w:t>ἐν πάσῃ σοφίᾳ καὶ φρονήσει</w:t>
+      </w:r>
+    </w:p>
+    <w:p>
+      <w:pPr/>
+      <w:r>
+        <w:rPr>
+          <w:lang w:val="gu_IN" w:bidi="gu_IN"/>
+        </w:rPr>
+      </w:r>
+      <w:r>
+        <w:rPr>
+          <w:b/>
+          <w:lang w:val="gu_IN" w:bidi="gu_IN"/>
+        </w:rPr>
         <w:t>"સર્વ જ્ઞાન અને વિવેક દ્વારા"</w:t>
       </w:r>
     </w:p>
@@ -2222,6 +2417,21 @@
           <w:b/>
           <w:lang w:val="gu_IN" w:bidi="gu_IN"/>
         </w:rPr>
+        <w:t>σοφίᾳ καὶ φρονήσει</w:t>
+      </w:r>
+    </w:p>
+    <w:p>
+      <w:pPr/>
+      <w:r>
+        <w:rPr>
+          <w:lang w:val="gu_IN" w:bidi="gu_IN"/>
+        </w:rPr>
+      </w:r>
+      <w:r>
+        <w:rPr>
+          <w:b/>
+          <w:lang w:val="gu_IN" w:bidi="gu_IN"/>
+        </w:rPr>
         <w:t>"સર્વ જ્ઞાન અને વિવેક દ્વારા"</w:t>
       </w:r>
     </w:p>
@@ -2323,6 +2533,21 @@
           <w:b/>
           <w:lang w:val="gu_IN" w:bidi="gu_IN"/>
         </w:rPr>
+        <w:t>κατὰ τὴν εὐδοκίαν αὐτοῦ</w:t>
+      </w:r>
+    </w:p>
+    <w:p>
+      <w:pPr/>
+      <w:r>
+        <w:rPr>
+          <w:lang w:val="gu_IN" w:bidi="gu_IN"/>
+        </w:rPr>
+      </w:r>
+      <w:r>
+        <w:rPr>
+          <w:b/>
+          <w:lang w:val="gu_IN" w:bidi="gu_IN"/>
+        </w:rPr>
         <w:t>"પ્રસન્નતા પ્રમાણે &amp; તેમણે"</w:t>
       </w:r>
     </w:p>
@@ -2386,6 +2611,21 @@
           <w:b/>
           <w:lang w:val="gu_IN" w:bidi="gu_IN"/>
         </w:rPr>
+        <w:t>ἣν προέθετο ἐν αὐτῷ</w:t>
+      </w:r>
+    </w:p>
+    <w:p>
+      <w:pPr/>
+      <w:r>
+        <w:rPr>
+          <w:lang w:val="gu_IN" w:bidi="gu_IN"/>
+        </w:rPr>
+      </w:r>
+      <w:r>
+        <w:rPr>
+          <w:b/>
+          <w:lang w:val="gu_IN" w:bidi="gu_IN"/>
+        </w:rPr>
         <w:t>"એ યોજના &amp; તેમનામાં બનાવી હતી"</w:t>
       </w:r>
     </w:p>
@@ -2449,6 +2689,21 @@
           <w:b/>
           <w:lang w:val="gu_IN" w:bidi="gu_IN"/>
         </w:rPr>
+        <w:t>ἐν αὐτῷ</w:t>
+      </w:r>
+    </w:p>
+    <w:p>
+      <w:pPr/>
+      <w:r>
+        <w:rPr>
+          <w:lang w:val="gu_IN" w:bidi="gu_IN"/>
+        </w:rPr>
+      </w:r>
+      <w:r>
+        <w:rPr>
+          <w:b/>
+          <w:lang w:val="gu_IN" w:bidi="gu_IN"/>
+        </w:rPr>
         <w:t>"તેમનામાં"</w:t>
       </w:r>
     </w:p>
@@ -2512,6 +2767,21 @@
           <w:b/>
           <w:lang w:val="gu_IN" w:bidi="gu_IN"/>
         </w:rPr>
+        <w:t>εἰς οἰκονομίαν</w:t>
+      </w:r>
+    </w:p>
+    <w:p>
+      <w:pPr/>
+      <w:r>
+        <w:rPr>
+          <w:lang w:val="gu_IN" w:bidi="gu_IN"/>
+        </w:rPr>
+      </w:r>
+      <w:r>
+        <w:rPr>
+          <w:b/>
+          <w:lang w:val="gu_IN" w:bidi="gu_IN"/>
+        </w:rPr>
         <w:t>"વ્યવસ્થાના દ્રષ્ટિકોણ સાથે"</w:t>
       </w:r>
     </w:p>
@@ -2575,6 +2845,21 @@
           <w:b/>
           <w:lang w:val="gu_IN" w:bidi="gu_IN"/>
         </w:rPr>
+        <w:t>τοῦ πληρώματος τῶν καιρῶν</w:t>
+      </w:r>
+    </w:p>
+    <w:p>
+      <w:pPr/>
+      <w:r>
+        <w:rPr>
+          <w:lang w:val="gu_IN" w:bidi="gu_IN"/>
+        </w:rPr>
+      </w:r>
+      <w:r>
+        <w:rPr>
+          <w:b/>
+          <w:lang w:val="gu_IN" w:bidi="gu_IN"/>
+        </w:rPr>
         <w:t>"સમયની સંપૂર્ણતામાં"</w:t>
       </w:r>
     </w:p>
@@ -2716,6 +3001,21 @@
           <w:b/>
           <w:lang w:val="gu_IN" w:bidi="gu_IN"/>
         </w:rPr>
+        <w:t>καὶ ἐκληρώθημεν, προορισθέντες</w:t>
+      </w:r>
+    </w:p>
+    <w:p>
+      <w:pPr/>
+      <w:r>
+        <w:rPr>
+          <w:lang w:val="gu_IN" w:bidi="gu_IN"/>
+        </w:rPr>
+      </w:r>
+      <w:r>
+        <w:rPr>
+          <w:b/>
+          <w:lang w:val="gu_IN" w:bidi="gu_IN"/>
+        </w:rPr>
         <w:t>"આપણને વારસો ફાળવવામાં આવ્યો છે. આપણને &amp; અગાઉથી નિર્મિત કરવામાં આવ્યા હતા"</w:t>
       </w:r>
     </w:p>
@@ -2817,6 +3117,21 @@
           <w:b/>
           <w:lang w:val="gu_IN" w:bidi="gu_IN"/>
         </w:rPr>
+        <w:t>καὶ ἐκληρώθημεν</w:t>
+      </w:r>
+    </w:p>
+    <w:p>
+      <w:pPr/>
+      <w:r>
+        <w:rPr>
+          <w:lang w:val="gu_IN" w:bidi="gu_IN"/>
+        </w:rPr>
+      </w:r>
+      <w:r>
+        <w:rPr>
+          <w:b/>
+          <w:lang w:val="gu_IN" w:bidi="gu_IN"/>
+        </w:rPr>
         <w:t>"આપણને વારસો ફાળવવામાં આવ્યો છે"</w:t>
       </w:r>
     </w:p>
@@ -2982,6 +3297,21 @@
           <w:b/>
           <w:lang w:val="gu_IN" w:bidi="gu_IN"/>
         </w:rPr>
+        <w:t>ἡμᾶς &amp; τοὺς προηλπικότας ἐν τῷ Χριστῷ</w:t>
+      </w:r>
+    </w:p>
+    <w:p>
+      <w:pPr/>
+      <w:r>
+        <w:rPr>
+          <w:lang w:val="gu_IN" w:bidi="gu_IN"/>
+        </w:rPr>
+      </w:r>
+      <w:r>
+        <w:rPr>
+          <w:b/>
+          <w:lang w:val="gu_IN" w:bidi="gu_IN"/>
+        </w:rPr>
         <w:t>"અમે, જેમણે ખ્રિસ્તમાં ભરોસાયોગ્ય આશા પ્રથમ પ્રાપ્ત કરી"</w:t>
       </w:r>
     </w:p>
@@ -3070,6 +3400,21 @@
           <w:b/>
           <w:lang w:val="gu_IN" w:bidi="gu_IN"/>
         </w:rPr>
+        <w:t>εἰς τὸ εἶναι ἡμᾶς, εἰς ἔπαινον δόξης αὐτοῦ</w:t>
+      </w:r>
+    </w:p>
+    <w:p>
+      <w:pPr/>
+      <w:r>
+        <w:rPr>
+          <w:lang w:val="gu_IN" w:bidi="gu_IN"/>
+        </w:rPr>
+      </w:r>
+      <w:r>
+        <w:rPr>
+          <w:b/>
+          <w:lang w:val="gu_IN" w:bidi="gu_IN"/>
+        </w:rPr>
         <w:t>"જેથી અમે &amp; તેમની મહિમાની સ્તુતિ કરનારા થઈએ"</w:t>
       </w:r>
     </w:p>
@@ -3193,6 +3538,21 @@
         <w:rPr>
           <w:lang w:val="gu_IN" w:bidi="gu_IN"/>
         </w:rPr>
+      </w:r>
+    </w:p>
+    <w:p>
+      <w:pPr/>
+      <w:r>
+        <w:rPr>
+          <w:lang w:val="gu_IN" w:bidi="gu_IN"/>
+        </w:rPr>
+      </w:r>
+      <w:r>
+        <w:rPr>
+          <w:b/>
+          <w:lang w:val="gu_IN" w:bidi="gu_IN"/>
+        </w:rPr>
+        <w:t>τὸν λόγον τῆς ἀληθείας</w:t>
       </w:r>
     </w:p>
     <w:p>
@@ -3819,6 +4179,21 @@
           <w:b/>
           <w:lang w:val="gu_IN" w:bidi="gu_IN"/>
         </w:rPr>
+        <w:t>οὐ παύομαι εὐχαριστῶν</w:t>
+      </w:r>
+    </w:p>
+    <w:p>
+      <w:pPr/>
+      <w:r>
+        <w:rPr>
+          <w:lang w:val="gu_IN" w:bidi="gu_IN"/>
+        </w:rPr>
+      </w:r>
+      <w:r>
+        <w:rPr>
+          <w:b/>
+          <w:lang w:val="gu_IN" w:bidi="gu_IN"/>
+        </w:rPr>
         <w:t>"મેં &amp; આભાર માનવાનું બંધ નથી કર્યું"</w:t>
       </w:r>
     </w:p>
@@ -3997,6 +4372,21 @@
           <w:b/>
           <w:lang w:val="gu_IN" w:bidi="gu_IN"/>
         </w:rPr>
+        <w:t>πνεῦμα σοφίας καὶ ἀποκαλύψεως, ἐν ἐπιγνώσει αὐτοῦ</w:t>
+      </w:r>
+    </w:p>
+    <w:p>
+      <w:pPr/>
+      <w:r>
+        <w:rPr>
+          <w:lang w:val="gu_IN" w:bidi="gu_IN"/>
+        </w:rPr>
+      </w:r>
+      <w:r>
+        <w:rPr>
+          <w:b/>
+          <w:lang w:val="gu_IN" w:bidi="gu_IN"/>
+        </w:rPr>
         <w:t>"પોતાના વિશેના ડહાપણ અને પ્રકટીકરણનો આત્મા"</w:t>
       </w:r>
     </w:p>
@@ -4060,6 +4450,21 @@
           <w:b/>
           <w:lang w:val="gu_IN" w:bidi="gu_IN"/>
         </w:rPr>
+        <w:t>πεφωτισμένους τοὺς ὀφθαλμοὺς τῆς καρδίας</w:t>
+      </w:r>
+    </w:p>
+    <w:p>
+      <w:pPr/>
+      <w:r>
+        <w:rPr>
+          <w:lang w:val="gu_IN" w:bidi="gu_IN"/>
+        </w:rPr>
+      </w:r>
+      <w:r>
+        <w:rPr>
+          <w:b/>
+          <w:lang w:val="gu_IN" w:bidi="gu_IN"/>
+        </w:rPr>
         <w:t>"કે તમારા મનની આંખો પ્રકાશિત થાય"</w:t>
       </w:r>
     </w:p>
@@ -4148,6 +4553,21 @@
           <w:b/>
           <w:lang w:val="gu_IN" w:bidi="gu_IN"/>
         </w:rPr>
+        <w:t>πεφωτισμένους τοὺς ὀφθαλμοὺς τῆς καρδίας</w:t>
+      </w:r>
+    </w:p>
+    <w:p>
+      <w:pPr/>
+      <w:r>
+        <w:rPr>
+          <w:lang w:val="gu_IN" w:bidi="gu_IN"/>
+        </w:rPr>
+      </w:r>
+      <w:r>
+        <w:rPr>
+          <w:b/>
+          <w:lang w:val="gu_IN" w:bidi="gu_IN"/>
+        </w:rPr>
         <w:t>"કે તમારા મનની આંખો પ્રકાશિત થાય"</w:t>
       </w:r>
     </w:p>
@@ -4313,6 +4733,21 @@
           <w:b/>
           <w:lang w:val="gu_IN" w:bidi="gu_IN"/>
         </w:rPr>
+        <w:t>πεφωτισμένους</w:t>
+      </w:r>
+    </w:p>
+    <w:p>
+      <w:pPr/>
+      <w:r>
+        <w:rPr>
+          <w:lang w:val="gu_IN" w:bidi="gu_IN"/>
+        </w:rPr>
+      </w:r>
+      <w:r>
+        <w:rPr>
+          <w:b/>
+          <w:lang w:val="gu_IN" w:bidi="gu_IN"/>
+        </w:rPr>
         <w:t>"કે &amp; પ્રકાશિત થાય"</w:t>
       </w:r>
     </w:p>
@@ -4620,6 +5055,21 @@
           <w:b/>
           <w:lang w:val="gu_IN" w:bidi="gu_IN"/>
         </w:rPr>
+        <w:t>τὸ ὑπερβάλλον μέγεθος τῆς δυνάμεως αὐτοῦ</w:t>
+      </w:r>
+    </w:p>
+    <w:p>
+      <w:pPr/>
+      <w:r>
+        <w:rPr>
+          <w:lang w:val="gu_IN" w:bidi="gu_IN"/>
+        </w:rPr>
+      </w:r>
+      <w:r>
+        <w:rPr>
+          <w:b/>
+          <w:lang w:val="gu_IN" w:bidi="gu_IN"/>
+        </w:rPr>
         <w:t>"તેમની અમુપમ મહાન સામર્થ્ય"</w:t>
       </w:r>
     </w:p>
@@ -4683,6 +5133,21 @@
           <w:b/>
           <w:lang w:val="gu_IN" w:bidi="gu_IN"/>
         </w:rPr>
+        <w:t>εἰς ἡμᾶς, τοὺς πιστεύοντας</w:t>
+      </w:r>
+    </w:p>
+    <w:p>
+      <w:pPr/>
+      <w:r>
+        <w:rPr>
+          <w:lang w:val="gu_IN" w:bidi="gu_IN"/>
+        </w:rPr>
+      </w:r>
+      <w:r>
+        <w:rPr>
+          <w:b/>
+          <w:lang w:val="gu_IN" w:bidi="gu_IN"/>
+        </w:rPr>
         <w:t>"આપણા પ્રતિ શી છે જે વિશ્વાસ કરે છે"</w:t>
       </w:r>
     </w:p>
@@ -4746,6 +5211,21 @@
           <w:b/>
           <w:lang w:val="gu_IN" w:bidi="gu_IN"/>
         </w:rPr>
+        <w:t>τὴν ἐνέργειαν τοῦ κράτους τῆς ἰσχύος αὐτοῦ</w:t>
+      </w:r>
+    </w:p>
+    <w:p>
+      <w:pPr/>
+      <w:r>
+        <w:rPr>
+          <w:lang w:val="gu_IN" w:bidi="gu_IN"/>
+        </w:rPr>
+      </w:r>
+      <w:r>
+        <w:rPr>
+          <w:b/>
+          <w:lang w:val="gu_IN" w:bidi="gu_IN"/>
+        </w:rPr>
         <w:t>"તેમના સામર્થ્યના બળથી કાર્ય કરનાર"</w:t>
       </w:r>
     </w:p>
@@ -4809,6 +5289,21 @@
           <w:b/>
           <w:lang w:val="gu_IN" w:bidi="gu_IN"/>
         </w:rPr>
+        <w:t>τοῦ κράτους τῆς ἰσχύος αὐτοῦ</w:t>
+      </w:r>
+    </w:p>
+    <w:p>
+      <w:pPr/>
+      <w:r>
+        <w:rPr>
+          <w:lang w:val="gu_IN" w:bidi="gu_IN"/>
+        </w:rPr>
+      </w:r>
+      <w:r>
+        <w:rPr>
+          <w:b/>
+          <w:lang w:val="gu_IN" w:bidi="gu_IN"/>
+        </w:rPr>
         <w:t>"તેમના સામર્થ્યના બળથી"</w:t>
       </w:r>
     </w:p>
@@ -4904,6 +5399,21 @@
           <w:b/>
           <w:lang w:val="gu_IN" w:bidi="gu_IN"/>
         </w:rPr>
+        <w:t>ἐγείρας αὐτὸν ἐκ νεκρῶν</w:t>
+      </w:r>
+    </w:p>
+    <w:p>
+      <w:pPr/>
+      <w:r>
+        <w:rPr>
+          <w:lang w:val="gu_IN" w:bidi="gu_IN"/>
+        </w:rPr>
+      </w:r>
+      <w:r>
+        <w:rPr>
+          <w:b/>
+          <w:lang w:val="gu_IN" w:bidi="gu_IN"/>
+        </w:rPr>
         <w:t>"જયારે &amp; તેમણે મૃત્યુમાંથી સજીવન કર્યા"</w:t>
       </w:r>
     </w:p>
@@ -5263,6 +5773,21 @@
           <w:b/>
           <w:lang w:val="gu_IN" w:bidi="gu_IN"/>
         </w:rPr>
+        <w:t>ἐν τοῖς ἐπουρανίοις</w:t>
+      </w:r>
+    </w:p>
+    <w:p>
+      <w:pPr/>
+      <w:r>
+        <w:rPr>
+          <w:lang w:val="gu_IN" w:bidi="gu_IN"/>
+        </w:rPr>
+      </w:r>
+      <w:r>
+        <w:rPr>
+          <w:b/>
+          <w:lang w:val="gu_IN" w:bidi="gu_IN"/>
+        </w:rPr>
         <w:t>"સ્વર્ગીય સ્થાનોમાં"</w:t>
       </w:r>
     </w:p>
@@ -5339,6 +5864,21 @@
           <w:b/>
           <w:lang w:val="gu_IN" w:bidi="gu_IN"/>
         </w:rPr>
+        <w:t>ὑπεράνω πάσης ἀρχῆς, καὶ ἐξουσίας, καὶ δυνάμεως, καὶ κυριότητος</w:t>
+      </w:r>
+    </w:p>
+    <w:p>
+      <w:pPr/>
+      <w:r>
+        <w:rPr>
+          <w:lang w:val="gu_IN" w:bidi="gu_IN"/>
+        </w:rPr>
+      </w:r>
+      <w:r>
+        <w:rPr>
+          <w:b/>
+          <w:lang w:val="gu_IN" w:bidi="gu_IN"/>
+        </w:rPr>
         <w:t>"સર્વ રાજ્યસત્તા અને અધિકાર અને પરાક્રમ અને આધિપત્યથી ઉચ્ચ"</w:t>
       </w:r>
     </w:p>
@@ -5582,6 +6122,21 @@
           <w:b/>
           <w:lang w:val="gu_IN" w:bidi="gu_IN"/>
         </w:rPr>
+        <w:t>ἐν τῷ αἰῶνι τούτῳ</w:t>
+      </w:r>
+    </w:p>
+    <w:p>
+      <w:pPr/>
+      <w:r>
+        <w:rPr>
+          <w:lang w:val="gu_IN" w:bidi="gu_IN"/>
+        </w:rPr>
+      </w:r>
+      <w:r>
+        <w:rPr>
+          <w:b/>
+          <w:lang w:val="gu_IN" w:bidi="gu_IN"/>
+        </w:rPr>
         <w:t>"આ યુગમાં"</w:t>
       </w:r>
     </w:p>
@@ -5645,6 +6200,21 @@
           <w:b/>
           <w:lang w:val="gu_IN" w:bidi="gu_IN"/>
         </w:rPr>
+        <w:t>ἐν τῷ μέλλοντι</w:t>
+      </w:r>
+    </w:p>
+    <w:p>
+      <w:pPr/>
+      <w:r>
+        <w:rPr>
+          <w:lang w:val="gu_IN" w:bidi="gu_IN"/>
+        </w:rPr>
+      </w:r>
+      <w:r>
+        <w:rPr>
+          <w:b/>
+          <w:lang w:val="gu_IN" w:bidi="gu_IN"/>
+        </w:rPr>
         <w:t>"આવનાર યુગમાં"</w:t>
       </w:r>
     </w:p>
@@ -5811,6 +6381,21 @@
           <w:b/>
           <w:lang w:val="gu_IN" w:bidi="gu_IN"/>
         </w:rPr>
+        <w:t>κεφαλὴν ὑπὲρ πάντα</w:t>
+      </w:r>
+    </w:p>
+    <w:p>
+      <w:pPr/>
+      <w:r>
+        <w:rPr>
+          <w:lang w:val="gu_IN" w:bidi="gu_IN"/>
+        </w:rPr>
+      </w:r>
+      <w:r>
+        <w:rPr>
+          <w:b/>
+          <w:lang w:val="gu_IN" w:bidi="gu_IN"/>
+        </w:rPr>
         <w:t>"સર્વ પર શિરપતિ બનાવીને &amp; આપ્યા છે"</w:t>
       </w:r>
     </w:p>
@@ -5975,6 +6560,21 @@
         <w:rPr>
           <w:lang w:val="gu_IN" w:bidi="gu_IN"/>
         </w:rPr>
+      </w:r>
+    </w:p>
+    <w:p>
+      <w:pPr/>
+      <w:r>
+        <w:rPr>
+          <w:lang w:val="gu_IN" w:bidi="gu_IN"/>
+        </w:rPr>
+      </w:r>
+      <w:r>
+        <w:rPr>
+          <w:b/>
+          <w:lang w:val="gu_IN" w:bidi="gu_IN"/>
+        </w:rPr>
+        <w:t>τὸ πλήρωμα τοῦ τὰ πάντα ἐν πᾶσιν πληρουμένου</w:t>
       </w:r>
     </w:p>
     <w:p>
@@ -7346,6 +7946,21 @@
           <w:b/>
           <w:lang w:val="gu_IN" w:bidi="gu_IN"/>
         </w:rPr>
+        <w:t>χωρὶς Χριστοῦ</w:t>
+      </w:r>
+    </w:p>
+    <w:p>
+      <w:pPr/>
+      <w:r>
+        <w:rPr>
+          <w:lang w:val="gu_IN" w:bidi="gu_IN"/>
+        </w:rPr>
+      </w:r>
+      <w:r>
+        <w:rPr>
+          <w:b/>
+          <w:lang w:val="gu_IN" w:bidi="gu_IN"/>
+        </w:rPr>
         <w:t>"ખ્રીસ્તથી દુર"</w:t>
       </w:r>
     </w:p>
@@ -7409,6 +8024,21 @@
           <w:b/>
           <w:lang w:val="gu_IN" w:bidi="gu_IN"/>
         </w:rPr>
+        <w:t>ξένοι τῶν διαθηκῶν τῆς ἐπαγγελίας</w:t>
+      </w:r>
+    </w:p>
+    <w:p>
+      <w:pPr/>
+      <w:r>
+        <w:rPr>
+          <w:lang w:val="gu_IN" w:bidi="gu_IN"/>
+        </w:rPr>
+      </w:r>
+      <w:r>
+        <w:rPr>
+          <w:b/>
+          <w:lang w:val="gu_IN" w:bidi="gu_IN"/>
+        </w:rPr>
         <w:t>"વચનના કરારોથી પારકા"</w:t>
       </w:r>
     </w:p>
@@ -7613,6 +8243,21 @@
           <w:b/>
           <w:lang w:val="gu_IN" w:bidi="gu_IN"/>
         </w:rPr>
+        <w:t>ὑμεῖς οἵ ποτε ὄντες μακρὰν, ἐγενήθητε ἐγγὺς ἐν τῷ αἵματι τοῦ Χριστοῦ</w:t>
+      </w:r>
+    </w:p>
+    <w:p>
+      <w:pPr/>
+      <w:r>
+        <w:rPr>
+          <w:lang w:val="gu_IN" w:bidi="gu_IN"/>
+        </w:rPr>
+      </w:r>
+      <w:r>
+        <w:rPr>
+          <w:b/>
+          <w:lang w:val="gu_IN" w:bidi="gu_IN"/>
+        </w:rPr>
         <w:t>"તમે જેઓ પેહેલા દુર હતા તેઓ &amp; ખ્રિસ્તના રક્તથી નજીક આવ્યા છો"</w:t>
       </w:r>
     </w:p>
@@ -7688,6 +8333,21 @@
           <w:b/>
           <w:lang w:val="gu_IN" w:bidi="gu_IN"/>
         </w:rPr>
+        <w:t>ἐν τῷ αἵματι τοῦ Χριστοῦ</w:t>
+      </w:r>
+    </w:p>
+    <w:p>
+      <w:pPr/>
+      <w:r>
+        <w:rPr>
+          <w:lang w:val="gu_IN" w:bidi="gu_IN"/>
+        </w:rPr>
+      </w:r>
+      <w:r>
+        <w:rPr>
+          <w:b/>
+          <w:lang w:val="gu_IN" w:bidi="gu_IN"/>
+        </w:rPr>
         <w:t>"ખ્રિસ્તના રક્તથી"</w:t>
       </w:r>
     </w:p>
@@ -7879,6 +8539,21 @@
           <w:b/>
           <w:lang w:val="gu_IN" w:bidi="gu_IN"/>
         </w:rPr>
+        <w:t>αὐτὸς &amp; ἐστιν ἡ εἰρήνη ἡμῶν</w:t>
+      </w:r>
+    </w:p>
+    <w:p>
+      <w:pPr/>
+      <w:r>
+        <w:rPr>
+          <w:lang w:val="gu_IN" w:bidi="gu_IN"/>
+        </w:rPr>
+      </w:r>
+      <w:r>
+        <w:rPr>
+          <w:b/>
+          <w:lang w:val="gu_IN" w:bidi="gu_IN"/>
+        </w:rPr>
         <w:t>"તેઓ પોતે આપણી શાંતિ &amp; છે"</w:t>
       </w:r>
     </w:p>
@@ -8039,6 +8714,21 @@
           <w:b/>
           <w:lang w:val="gu_IN" w:bidi="gu_IN"/>
         </w:rPr>
+        <w:t>ὁ ποιήσας τὰ ἀμφότερα ἓν</w:t>
+      </w:r>
+    </w:p>
+    <w:p>
+      <w:pPr/>
+      <w:r>
+        <w:rPr>
+          <w:lang w:val="gu_IN" w:bidi="gu_IN"/>
+        </w:rPr>
+      </w:r>
+      <w:r>
+        <w:rPr>
+          <w:b/>
+          <w:lang w:val="gu_IN" w:bidi="gu_IN"/>
+        </w:rPr>
         <w:t>"જેમણે બંનેને એક કર્યા"</w:t>
       </w:r>
     </w:p>
@@ -8192,6 +8882,21 @@
           <w:b/>
           <w:lang w:val="gu_IN" w:bidi="gu_IN"/>
         </w:rPr>
+        <w:t>τὸ μεσότοιχον τοῦ φραγμοῦ &amp; τὴν ἔχθραν</w:t>
+      </w:r>
+    </w:p>
+    <w:p>
+      <w:pPr/>
+      <w:r>
+        <w:rPr>
+          <w:lang w:val="gu_IN" w:bidi="gu_IN"/>
+        </w:rPr>
+      </w:r>
+      <w:r>
+        <w:rPr>
+          <w:b/>
+          <w:lang w:val="gu_IN" w:bidi="gu_IN"/>
+        </w:rPr>
         <w:t>"શત્રુતારૂપી વચ્ચેની દીવાલ"</w:t>
       </w:r>
     </w:p>
@@ -8652,6 +9357,21 @@
           <w:b/>
           <w:lang w:val="gu_IN" w:bidi="gu_IN"/>
         </w:rPr>
+        <w:t>ἀποκαταλλάξῃ τοὺς ἀμφοτέρους</w:t>
+      </w:r>
+    </w:p>
+    <w:p>
+      <w:pPr/>
+      <w:r>
+        <w:rPr>
+          <w:lang w:val="gu_IN" w:bidi="gu_IN"/>
+        </w:rPr>
+      </w:r>
+      <w:r>
+        <w:rPr>
+          <w:b/>
+          <w:lang w:val="gu_IN" w:bidi="gu_IN"/>
+        </w:rPr>
         <w:t>"કે જેથી તે &amp; બંનેને &amp; મિલાપ કરાવે"</w:t>
       </w:r>
     </w:p>
@@ -9148,6 +9868,21 @@
           <w:b/>
           <w:lang w:val="gu_IN" w:bidi="gu_IN"/>
         </w:rPr>
+        <w:t>ὑμῖν τοῖς μακρὰν</w:t>
+      </w:r>
+    </w:p>
+    <w:p>
+      <w:pPr/>
+      <w:r>
+        <w:rPr>
+          <w:lang w:val="gu_IN" w:bidi="gu_IN"/>
+        </w:rPr>
+      </w:r>
+      <w:r>
+        <w:rPr>
+          <w:b/>
+          <w:lang w:val="gu_IN" w:bidi="gu_IN"/>
+        </w:rPr>
         <w:t>"જેઓ દુર હતા &amp; તેમણે"</w:t>
       </w:r>
     </w:p>
@@ -9223,6 +9958,21 @@
           <w:b/>
           <w:lang w:val="gu_IN" w:bidi="gu_IN"/>
         </w:rPr>
+        <w:t>τοῖς ἐγγύς</w:t>
+      </w:r>
+    </w:p>
+    <w:p>
+      <w:pPr/>
+      <w:r>
+        <w:rPr>
+          <w:lang w:val="gu_IN" w:bidi="gu_IN"/>
+        </w:rPr>
+      </w:r>
+      <w:r>
+        <w:rPr>
+          <w:b/>
+          <w:lang w:val="gu_IN" w:bidi="gu_IN"/>
+        </w:rPr>
         <w:t>"જેઓ નજીક હતા"</w:t>
       </w:r>
     </w:p>
@@ -9668,6 +10418,21 @@
           <w:b/>
           <w:lang w:val="gu_IN" w:bidi="gu_IN"/>
         </w:rPr>
+        <w:t>ξένοι καὶ πάροικοι</w:t>
+      </w:r>
+    </w:p>
+    <w:p>
+      <w:pPr/>
+      <w:r>
+        <w:rPr>
+          <w:lang w:val="gu_IN" w:bidi="gu_IN"/>
+        </w:rPr>
+      </w:r>
+      <w:r>
+        <w:rPr>
+          <w:b/>
+          <w:lang w:val="gu_IN" w:bidi="gu_IN"/>
+        </w:rPr>
         <w:t>"પારકા અને વિદેશીઓ"</w:t>
       </w:r>
     </w:p>
@@ -9866,6 +10631,21 @@
           <w:b/>
           <w:lang w:val="gu_IN" w:bidi="gu_IN"/>
         </w:rPr>
+        <w:t>ἐστὲ συνπολῖται τῶν ἁγίων καὶ οἰκεῖοι τοῦ Θεοῦ</w:t>
+      </w:r>
+    </w:p>
+    <w:p>
+      <w:pPr/>
+      <w:r>
+        <w:rPr>
+          <w:lang w:val="gu_IN" w:bidi="gu_IN"/>
+        </w:rPr>
+      </w:r>
+      <w:r>
+        <w:rPr>
+          <w:b/>
+          <w:lang w:val="gu_IN" w:bidi="gu_IN"/>
+        </w:rPr>
         <w:t>"તમે સાથી સંતો સાથે સાથી નાગરિક અને ઈશ્વરના કુટુંબના સભ્યો છે"</w:t>
       </w:r>
     </w:p>
@@ -10134,6 +10914,21 @@
           <w:b/>
           <w:lang w:val="gu_IN" w:bidi="gu_IN"/>
         </w:rPr>
+        <w:t>πᾶσα οἰκοδομὴ συναρμολογουμένη, αὔξει εἰς ναὸν ἅγιον</w:t>
+      </w:r>
+    </w:p>
+    <w:p>
+      <w:pPr/>
+      <w:r>
+        <w:rPr>
+          <w:lang w:val="gu_IN" w:bidi="gu_IN"/>
+        </w:rPr>
+      </w:r>
+      <w:r>
+        <w:rPr>
+          <w:b/>
+          <w:lang w:val="gu_IN" w:bidi="gu_IN"/>
+        </w:rPr>
         <w:t>"સંપૂર્ણ ભવન, સાથે મળીને &amp; પવિત્ર ભક્તિસ્થાનમાં વૃદ્ધિ પામે છે"</w:t>
       </w:r>
     </w:p>
@@ -10389,6 +11184,21 @@
           <w:b/>
           <w:lang w:val="gu_IN" w:bidi="gu_IN"/>
         </w:rPr>
+        <w:t>καὶ ὑμεῖς συνοικοδομεῖσθε, εἰς κατοικητήριον τοῦ Θεοῦ ἐν Πνεύματι</w:t>
+      </w:r>
+    </w:p>
+    <w:p>
+      <w:pPr/>
+      <w:r>
+        <w:rPr>
+          <w:lang w:val="gu_IN" w:bidi="gu_IN"/>
+        </w:rPr>
+      </w:r>
+      <w:r>
+        <w:rPr>
+          <w:b/>
+          <w:lang w:val="gu_IN" w:bidi="gu_IN"/>
+        </w:rPr>
         <w:t>"તમે પણ આત્મામાં એકબીજા સાથે જોડાઈને ઈશ્વરનું નિવાસસ્થાન બનો છો"</w:t>
       </w:r>
     </w:p>
@@ -10489,6 +11299,21 @@
         <w:rPr>
           <w:lang w:val="gu_IN" w:bidi="gu_IN"/>
         </w:rPr>
+      </w:r>
+    </w:p>
+    <w:p>
+      <w:pPr/>
+      <w:r>
+        <w:rPr>
+          <w:lang w:val="gu_IN" w:bidi="gu_IN"/>
+        </w:rPr>
+      </w:r>
+      <w:r>
+        <w:rPr>
+          <w:b/>
+          <w:lang w:val="gu_IN" w:bidi="gu_IN"/>
+        </w:rPr>
+        <w:t>καὶ ὑμεῖς συνοικοδομεῖσθε</w:t>
       </w:r>
     </w:p>
     <w:p>
@@ -11736,6 +12561,21 @@
           <w:b/>
           <w:lang w:val="gu_IN" w:bidi="gu_IN"/>
         </w:rPr>
+        <w:t>ἵνα πληρωθῆτε εἰς πᾶν τὸ πλήρωμα τοῦ Θεοῦ</w:t>
+      </w:r>
+    </w:p>
+    <w:p>
+      <w:pPr/>
+      <w:r>
+        <w:rPr>
+          <w:lang w:val="gu_IN" w:bidi="gu_IN"/>
+        </w:rPr>
+      </w:r>
+      <w:r>
+        <w:rPr>
+          <w:b/>
+          <w:lang w:val="gu_IN" w:bidi="gu_IN"/>
+        </w:rPr>
         <w:t>"સર્વ &amp; કે જેથી તમે ઈશ્વરની પરીપૂર્ણતાથી ભરપુર થાઓ"</w:t>
       </w:r>
     </w:p>
@@ -11871,6 +12711,21 @@
           <w:b/>
           <w:lang w:val="gu_IN" w:bidi="gu_IN"/>
         </w:rPr>
+        <w:t>ἵνα πληρωθῆτε εἰς πᾶν τὸ πλήρωμα τοῦ Θεοῦ</w:t>
+      </w:r>
+    </w:p>
+    <w:p>
+      <w:pPr/>
+      <w:r>
+        <w:rPr>
+          <w:lang w:val="gu_IN" w:bidi="gu_IN"/>
+        </w:rPr>
+      </w:r>
+      <w:r>
+        <w:rPr>
+          <w:b/>
+          <w:lang w:val="gu_IN" w:bidi="gu_IN"/>
+        </w:rPr>
         <w:t>"સર્વ &amp; કે જેથી તમે ઈશ્વરની પરીપૂર્ણતાથી ભરપુર થાઓ"</w:t>
       </w:r>
     </w:p>
@@ -11959,6 +12814,21 @@
           <w:b/>
           <w:lang w:val="gu_IN" w:bidi="gu_IN"/>
         </w:rPr>
+        <w:t>ἵνα πληρωθῆτε</w:t>
+      </w:r>
+    </w:p>
+    <w:p>
+      <w:pPr/>
+      <w:r>
+        <w:rPr>
+          <w:lang w:val="gu_IN" w:bidi="gu_IN"/>
+        </w:rPr>
+      </w:r>
+      <w:r>
+        <w:rPr>
+          <w:b/>
+          <w:lang w:val="gu_IN" w:bidi="gu_IN"/>
+        </w:rPr>
         <w:t>"કે જેથી તમે &amp; ભરપુર થાઓ"</w:t>
       </w:r>
     </w:p>
@@ -12443,6 +13313,21 @@
         <w:rPr>
           <w:lang w:val="gu_IN" w:bidi="gu_IN"/>
         </w:rPr>
+      </w:r>
+    </w:p>
+    <w:p>
+      <w:pPr/>
+      <w:r>
+        <w:rPr>
+          <w:lang w:val="gu_IN" w:bidi="gu_IN"/>
+        </w:rPr>
+      </w:r>
+      <w:r>
+        <w:rPr>
+          <w:b/>
+          <w:lang w:val="gu_IN" w:bidi="gu_IN"/>
+        </w:rPr>
+        <w:t>ὑπὲρ πάντα, ποιῆσαι ὑπέρἐκπερισσοῦ ὧν αἰτούμεθα ἢ νοοῦμεν</w:t>
       </w:r>
     </w:p>
     <w:p>
@@ -13875,6 +14760,21 @@
           <w:b/>
           <w:lang w:val="gu_IN" w:bidi="gu_IN"/>
         </w:rPr>
+        <w:t>τοῦτο οὖν λέγω καὶ μαρτύρομαι</w:t>
+      </w:r>
+    </w:p>
+    <w:p>
+      <w:pPr/>
+      <w:r>
+        <w:rPr>
+          <w:lang w:val="gu_IN" w:bidi="gu_IN"/>
+        </w:rPr>
+      </w:r>
+      <w:r>
+        <w:rPr>
+          <w:b/>
+          <w:lang w:val="gu_IN" w:bidi="gu_IN"/>
+        </w:rPr>
         <w:t>"તેથી, હું &amp; આ કહું છું અને દ્રઢતાથી &amp; અરજ કરું છું કે"</w:t>
       </w:r>
     </w:p>
@@ -14016,6 +14916,21 @@
           <w:b/>
           <w:lang w:val="gu_IN" w:bidi="gu_IN"/>
         </w:rPr>
+        <w:t>μηκέτι ὑμᾶς περιπατεῖν, καθὼς καὶ τὰ ἔθνη περιπατεῖ ἐν ματαιότητι τοῦ νοὸς αὐτῶν</w:t>
+      </w:r>
+    </w:p>
+    <w:p>
+      <w:pPr/>
+      <w:r>
+        <w:rPr>
+          <w:lang w:val="gu_IN" w:bidi="gu_IN"/>
+        </w:rPr>
+      </w:r>
+      <w:r>
+        <w:rPr>
+          <w:b/>
+          <w:lang w:val="gu_IN" w:bidi="gu_IN"/>
+        </w:rPr>
         <w:t>"તમને &amp; બિનયહુદીઓ જેમ મનની વ્યર્થતા અનુસાર ચાલે છે &amp; પ્રમાણે ન ચાલો"</w:t>
       </w:r>
     </w:p>
@@ -14091,6 +15006,21 @@
           <w:b/>
           <w:lang w:val="gu_IN" w:bidi="gu_IN"/>
         </w:rPr>
+        <w:t>ἐσκοτωμένοι τῇ διανοίᾳ</w:t>
+      </w:r>
+    </w:p>
+    <w:p>
+      <w:pPr/>
+      <w:r>
+        <w:rPr>
+          <w:lang w:val="gu_IN" w:bidi="gu_IN"/>
+        </w:rPr>
+      </w:r>
+      <w:r>
+        <w:rPr>
+          <w:b/>
+          <w:lang w:val="gu_IN" w:bidi="gu_IN"/>
+        </w:rPr>
         <w:t>"તેઓની સમજણ અંધકારમય થઇ ગઈ છે"</w:t>
       </w:r>
     </w:p>
@@ -14166,6 +15096,21 @@
           <w:b/>
           <w:lang w:val="gu_IN" w:bidi="gu_IN"/>
         </w:rPr>
+        <w:t>ἐσκοτωμένοι τῇ διανοίᾳ</w:t>
+      </w:r>
+    </w:p>
+    <w:p>
+      <w:pPr/>
+      <w:r>
+        <w:rPr>
+          <w:lang w:val="gu_IN" w:bidi="gu_IN"/>
+        </w:rPr>
+      </w:r>
+      <w:r>
+        <w:rPr>
+          <w:b/>
+          <w:lang w:val="gu_IN" w:bidi="gu_IN"/>
+        </w:rPr>
         <w:t>"તેઓની સમજણ અંધકારમય થઇ ગઈ છે"</w:t>
       </w:r>
     </w:p>
@@ -14241,6 +15186,21 @@
           <w:b/>
           <w:lang w:val="gu_IN" w:bidi="gu_IN"/>
         </w:rPr>
+        <w:t>ἀπηλλοτριωμένοι τῆς ζωῆς τοῦ Θεοῦ, διὰ τὴν ἄγνοιαν τὴν οὖσαν ἐν αὐτοῖς</w:t>
+      </w:r>
+    </w:p>
+    <w:p>
+      <w:pPr/>
+      <w:r>
+        <w:rPr>
+          <w:lang w:val="gu_IN" w:bidi="gu_IN"/>
+        </w:rPr>
+      </w:r>
+      <w:r>
+        <w:rPr>
+          <w:b/>
+          <w:lang w:val="gu_IN" w:bidi="gu_IN"/>
+        </w:rPr>
         <w:t>"તેમનામાં જે અજ્ઞાનતા છે તેને કારણે તેઓ ઈશ્વર સાથેના જીવનથી દૂર થઇ ગયા છે"</w:t>
       </w:r>
     </w:p>
@@ -14316,6 +15276,21 @@
           <w:b/>
           <w:lang w:val="gu_IN" w:bidi="gu_IN"/>
         </w:rPr>
+        <w:t>ἀπηλλοτριωμένοι</w:t>
+      </w:r>
+    </w:p>
+    <w:p>
+      <w:pPr/>
+      <w:r>
+        <w:rPr>
+          <w:lang w:val="gu_IN" w:bidi="gu_IN"/>
+        </w:rPr>
+      </w:r>
+      <w:r>
+        <w:rPr>
+          <w:b/>
+          <w:lang w:val="gu_IN" w:bidi="gu_IN"/>
+        </w:rPr>
         <w:t>"તેઓ &amp; દૂર થઇ ગયા"</w:t>
       </w:r>
     </w:p>
@@ -14379,6 +15354,21 @@
           <w:b/>
           <w:lang w:val="gu_IN" w:bidi="gu_IN"/>
         </w:rPr>
+        <w:t>ἄγνοιαν</w:t>
+      </w:r>
+    </w:p>
+    <w:p>
+      <w:pPr/>
+      <w:r>
+        <w:rPr>
+          <w:lang w:val="gu_IN" w:bidi="gu_IN"/>
+        </w:rPr>
+      </w:r>
+      <w:r>
+        <w:rPr>
+          <w:b/>
+          <w:lang w:val="gu_IN" w:bidi="gu_IN"/>
+        </w:rPr>
         <w:t>"અજ્ઞાનતા છે"</w:t>
       </w:r>
     </w:p>
@@ -14428,6 +15418,21 @@
         <w:rPr>
           <w:lang w:val="gu_IN" w:bidi="gu_IN"/>
         </w:rPr>
+      </w:r>
+    </w:p>
+    <w:p>
+      <w:pPr/>
+      <w:r>
+        <w:rPr>
+          <w:lang w:val="gu_IN" w:bidi="gu_IN"/>
+        </w:rPr>
+      </w:r>
+      <w:r>
+        <w:rPr>
+          <w:b/>
+          <w:lang w:val="gu_IN" w:bidi="gu_IN"/>
+        </w:rPr>
+        <w:t>διὰ τὴν πώρωσιν τῆς καρδίας αὐτῶν</w:t>
       </w:r>
     </w:p>
     <w:p>
@@ -15017,6 +16022,21 @@
           <w:b/>
           <w:lang w:val="gu_IN" w:bidi="gu_IN"/>
         </w:rPr>
+        <w:t>εἴ γε αὐτὸν ἠκούσατε καὶ ἐν αὐτῷ ἐδιδάχθητε</w:t>
+      </w:r>
+    </w:p>
+    <w:p>
+      <w:pPr/>
+      <w:r>
+        <w:rPr>
+          <w:lang w:val="gu_IN" w:bidi="gu_IN"/>
+        </w:rPr>
+      </w:r>
+      <w:r>
+        <w:rPr>
+          <w:b/>
+          <w:lang w:val="gu_IN" w:bidi="gu_IN"/>
+        </w:rPr>
         <w:t>"પણ જો ખરેખર તમે તેમના વિષે સાંભળ્યું હોત અને &amp; તે વિષે શીખવવામાં આવ્યું હોત"</w:t>
       </w:r>
     </w:p>
@@ -15208,6 +16228,21 @@
           <w:b/>
           <w:lang w:val="gu_IN" w:bidi="gu_IN"/>
         </w:rPr>
+        <w:t>καθώς ἐστιν ἀλήθεια ἐν τῷ Ἰησοῦ</w:t>
+      </w:r>
+    </w:p>
+    <w:p>
+      <w:pPr/>
+      <w:r>
+        <w:rPr>
+          <w:lang w:val="gu_IN" w:bidi="gu_IN"/>
+        </w:rPr>
+      </w:r>
+      <w:r>
+        <w:rPr>
+          <w:b/>
+          <w:lang w:val="gu_IN" w:bidi="gu_IN"/>
+        </w:rPr>
         <w:t>"જે સત્ય ઇસુમાં છે"</w:t>
       </w:r>
     </w:p>
@@ -15271,6 +16306,21 @@
           <w:b/>
           <w:lang w:val="gu_IN" w:bidi="gu_IN"/>
         </w:rPr>
+        <w:t>ἀποθέσθαι ὑμᾶς κατὰ τὴν προτέραν ἀναστροφὴν</w:t>
+      </w:r>
+    </w:p>
+    <w:p>
+      <w:pPr/>
+      <w:r>
+        <w:rPr>
+          <w:lang w:val="gu_IN" w:bidi="gu_IN"/>
+        </w:rPr>
+      </w:r>
+      <w:r>
+        <w:rPr>
+          <w:b/>
+          <w:lang w:val="gu_IN" w:bidi="gu_IN"/>
+        </w:rPr>
         <w:t>"તમારા અગાઉની જીવનશૈલી &amp; જે &amp; છે તે તમારે દૂર કરવાનું છે"</w:t>
       </w:r>
     </w:p>
@@ -15346,6 +16396,21 @@
           <w:b/>
           <w:lang w:val="gu_IN" w:bidi="gu_IN"/>
         </w:rPr>
+        <w:t>ἀποθέσθαι ὑμᾶς κατὰ τὴν προτέραν ἀναστροφὴν τὸν παλαιὸν ἄνθρωπον</w:t>
+      </w:r>
+    </w:p>
+    <w:p>
+      <w:pPr/>
+      <w:r>
+        <w:rPr>
+          <w:lang w:val="gu_IN" w:bidi="gu_IN"/>
+        </w:rPr>
+      </w:r>
+      <w:r>
+        <w:rPr>
+          <w:b/>
+          <w:lang w:val="gu_IN" w:bidi="gu_IN"/>
+        </w:rPr>
         <w:t>"તમારા અગાઉની જીવનશૈલી, જુનું મનુષ્યત્વ &amp; જે &amp; છે તે તમારે દૂર કરવાનું છે"</w:t>
       </w:r>
     </w:p>
@@ -15606,6 +16671,21 @@
           <w:b/>
           <w:lang w:val="gu_IN" w:bidi="gu_IN"/>
         </w:rPr>
+        <w:t>ἀνανεοῦσθαι &amp; τῷ πνεύματι τοῦ νοὸς ὑμῶν</w:t>
+      </w:r>
+    </w:p>
+    <w:p>
+      <w:pPr/>
+      <w:r>
+        <w:rPr>
+          <w:lang w:val="gu_IN" w:bidi="gu_IN"/>
+        </w:rPr>
+      </w:r>
+      <w:r>
+        <w:rPr>
+          <w:b/>
+          <w:lang w:val="gu_IN" w:bidi="gu_IN"/>
+        </w:rPr>
         <w:t>"તમારા મનોની આત્માનું નવીનીકરણ થાય"</w:t>
       </w:r>
     </w:p>
@@ -15681,6 +16761,21 @@
           <w:b/>
           <w:lang w:val="gu_IN" w:bidi="gu_IN"/>
         </w:rPr>
+        <w:t>ἐν δικαιοσύνῃ καὶ ὁσιότητι τῆς ἀληθείας</w:t>
+      </w:r>
+    </w:p>
+    <w:p>
+      <w:pPr/>
+      <w:r>
+        <w:rPr>
+          <w:lang w:val="gu_IN" w:bidi="gu_IN"/>
+        </w:rPr>
+      </w:r>
+      <w:r>
+        <w:rPr>
+          <w:b/>
+          <w:lang w:val="gu_IN" w:bidi="gu_IN"/>
+        </w:rPr>
         <w:t>"ન્યાયીપણા અને સત્યની પવિત્રતામાં"</w:t>
       </w:r>
     </w:p>
@@ -16388,6 +17483,21 @@
           <w:b/>
           <w:lang w:val="gu_IN" w:bidi="gu_IN"/>
         </w:rPr>
+        <w:t>ὀργίζεσθε, καὶ μὴ ἁμαρτάνετε</w:t>
+      </w:r>
+    </w:p>
+    <w:p>
+      <w:pPr/>
+      <w:r>
+        <w:rPr>
+          <w:lang w:val="gu_IN" w:bidi="gu_IN"/>
+        </w:rPr>
+      </w:r>
+      <w:r>
+        <w:rPr>
+          <w:b/>
+          <w:lang w:val="gu_IN" w:bidi="gu_IN"/>
+        </w:rPr>
         <w:t>"ગુસ્સે થાઓ પણ પાપ ન કરો"</w:t>
       </w:r>
     </w:p>
@@ -16451,6 +17561,21 @@
           <w:b/>
           <w:lang w:val="gu_IN" w:bidi="gu_IN"/>
         </w:rPr>
+        <w:t>ὁ ἥλιος μὴ ἐπιδυέτω ἐπὶ παροργισμῷ ὑμῶν</w:t>
+      </w:r>
+    </w:p>
+    <w:p>
+      <w:pPr/>
+      <w:r>
+        <w:rPr>
+          <w:lang w:val="gu_IN" w:bidi="gu_IN"/>
+        </w:rPr>
+      </w:r>
+      <w:r>
+        <w:rPr>
+          <w:b/>
+          <w:lang w:val="gu_IN" w:bidi="gu_IN"/>
+        </w:rPr>
         <w:t>"તમારા ક્રોધ પર સૂર્યને આથમવા ન દો"</w:t>
       </w:r>
     </w:p>
@@ -16546,6 +17671,21 @@
           <w:b/>
           <w:lang w:val="gu_IN" w:bidi="gu_IN"/>
         </w:rPr>
+        <w:t>μηδὲ δίδοτε τόπον τῷ διαβόλῳ</w:t>
+      </w:r>
+    </w:p>
+    <w:p>
+      <w:pPr/>
+      <w:r>
+        <w:rPr>
+          <w:lang w:val="gu_IN" w:bidi="gu_IN"/>
+        </w:rPr>
+      </w:r>
+      <w:r>
+        <w:rPr>
+          <w:b/>
+          <w:lang w:val="gu_IN" w:bidi="gu_IN"/>
+        </w:rPr>
         <w:t>"શેતાનને તક આપશો નહિ"</w:t>
       </w:r>
     </w:p>
@@ -16981,6 +18121,21 @@
           <w:b/>
           <w:lang w:val="gu_IN" w:bidi="gu_IN"/>
         </w:rPr>
+        <w:t>πρὸς οἰκοδομὴν</w:t>
+      </w:r>
+    </w:p>
+    <w:p>
+      <w:pPr/>
+      <w:r>
+        <w:rPr>
+          <w:lang w:val="gu_IN" w:bidi="gu_IN"/>
+        </w:rPr>
+      </w:r>
+      <w:r>
+        <w:rPr>
+          <w:b/>
+          <w:lang w:val="gu_IN" w:bidi="gu_IN"/>
+        </w:rPr>
         <w:t>"તે કોઈની જરૂરિયાત અનુસાર"</w:t>
       </w:r>
     </w:p>
@@ -17147,6 +18302,21 @@
           <w:b/>
           <w:lang w:val="gu_IN" w:bidi="gu_IN"/>
         </w:rPr>
+        <w:t>τῆς χρείας, ἵνα δῷ χάριν τοῖς ἀκούουσιν</w:t>
+      </w:r>
+    </w:p>
+    <w:p>
+      <w:pPr/>
+      <w:r>
+        <w:rPr>
+          <w:lang w:val="gu_IN" w:bidi="gu_IN"/>
+        </w:rPr>
+      </w:r>
+      <w:r>
+        <w:rPr>
+          <w:b/>
+          <w:lang w:val="gu_IN" w:bidi="gu_IN"/>
+        </w:rPr>
         <w:t>"તે કોઈની જરૂરિયાત અનુસાર, કે જેથી તે સંભાળનારાને કૃપા આપે"</w:t>
       </w:r>
     </w:p>
@@ -17210,6 +18380,21 @@
           <w:b/>
           <w:lang w:val="gu_IN" w:bidi="gu_IN"/>
         </w:rPr>
+        <w:t>ἵνα δῷ χάριν τοῖς ἀκούουσιν</w:t>
+      </w:r>
+    </w:p>
+    <w:p>
+      <w:pPr/>
+      <w:r>
+        <w:rPr>
+          <w:lang w:val="gu_IN" w:bidi="gu_IN"/>
+        </w:rPr>
+      </w:r>
+      <w:r>
+        <w:rPr>
+          <w:b/>
+          <w:lang w:val="gu_IN" w:bidi="gu_IN"/>
+        </w:rPr>
         <w:t>"કે જેથી તે સંભાળનારાને કૃપા આપે"</w:t>
       </w:r>
     </w:p>
@@ -17292,6 +18477,21 @@
           <w:b/>
           <w:lang w:val="gu_IN" w:bidi="gu_IN"/>
         </w:rPr>
+        <w:t>μὴ λυπεῖτε</w:t>
+      </w:r>
+    </w:p>
+    <w:p>
+      <w:pPr/>
+      <w:r>
+        <w:rPr>
+          <w:lang w:val="gu_IN" w:bidi="gu_IN"/>
+        </w:rPr>
+      </w:r>
+      <w:r>
+        <w:rPr>
+          <w:b/>
+          <w:lang w:val="gu_IN" w:bidi="gu_IN"/>
+        </w:rPr>
         <w:t>"ખેદિત ન કરો"</w:t>
       </w:r>
     </w:p>
@@ -17445,6 +18645,21 @@
           <w:b/>
           <w:lang w:val="gu_IN" w:bidi="gu_IN"/>
         </w:rPr>
+        <w:t>ἐν ᾧ ἐσφραγίσθητε εἰς ἡμέραν ἀπολυτρώσεως</w:t>
+      </w:r>
+    </w:p>
+    <w:p>
+      <w:pPr/>
+      <w:r>
+        <w:rPr>
+          <w:lang w:val="gu_IN" w:bidi="gu_IN"/>
+        </w:rPr>
+      </w:r>
+      <w:r>
+        <w:rPr>
+          <w:b/>
+          <w:lang w:val="gu_IN" w:bidi="gu_IN"/>
+        </w:rPr>
         <w:t>"જેમના દ્વારા તમને ઉદ્ધારના દિવસને સારું મુદ્રાંકિત કર્યા છે"</w:t>
       </w:r>
     </w:p>
@@ -17945,6 +19160,21 @@
         <w:rPr>
           <w:lang w:val="gu_IN" w:bidi="gu_IN"/>
         </w:rPr>
+      </w:r>
+    </w:p>
+    <w:p>
+      <w:pPr/>
+      <w:r>
+        <w:rPr>
+          <w:lang w:val="gu_IN" w:bidi="gu_IN"/>
+        </w:rPr>
+      </w:r>
+      <w:r>
+        <w:rPr>
+          <w:b/>
+          <w:lang w:val="gu_IN" w:bidi="gu_IN"/>
+        </w:rPr>
+        <w:t>εὔσπλαγχνοι</w:t>
       </w:r>
     </w:p>
     <w:p>
@@ -18751,6 +19981,21 @@
           <w:b/>
           <w:lang w:val="gu_IN" w:bidi="gu_IN"/>
         </w:rPr>
+        <w:t>τοῖς ἔργοις τοῖς ἀκάρποις τοῦ σκότους</w:t>
+      </w:r>
+    </w:p>
+    <w:p>
+      <w:pPr/>
+      <w:r>
+        <w:rPr>
+          <w:lang w:val="gu_IN" w:bidi="gu_IN"/>
+        </w:rPr>
+      </w:r>
+      <w:r>
+        <w:rPr>
+          <w:b/>
+          <w:lang w:val="gu_IN" w:bidi="gu_IN"/>
+        </w:rPr>
         <w:t>"અંધકારના ફળહીન કાર્યોમાં"</w:t>
       </w:r>
     </w:p>
@@ -18826,6 +20071,21 @@
           <w:b/>
           <w:lang w:val="gu_IN" w:bidi="gu_IN"/>
         </w:rPr>
+        <w:t>τοῖς ἔργοις τοῖς ἀκάρποις τοῦ σκότους</w:t>
+      </w:r>
+    </w:p>
+    <w:p>
+      <w:pPr/>
+      <w:r>
+        <w:rPr>
+          <w:lang w:val="gu_IN" w:bidi="gu_IN"/>
+        </w:rPr>
+      </w:r>
+      <w:r>
+        <w:rPr>
+          <w:b/>
+          <w:lang w:val="gu_IN" w:bidi="gu_IN"/>
+        </w:rPr>
         <w:t>"અંધકારના ફળહીન કાર્યોમાં"</w:t>
       </w:r>
     </w:p>
@@ -19861,6 +21121,21 @@
           <w:b/>
           <w:lang w:val="gu_IN" w:bidi="gu_IN"/>
         </w:rPr>
+        <w:t>ἐπιφαύσει σοι</w:t>
+      </w:r>
+    </w:p>
+    <w:p>
+      <w:pPr/>
+      <w:r>
+        <w:rPr>
+          <w:lang w:val="gu_IN" w:bidi="gu_IN"/>
+        </w:rPr>
+      </w:r>
+      <w:r>
+        <w:rPr>
+          <w:b/>
+          <w:lang w:val="gu_IN" w:bidi="gu_IN"/>
+        </w:rPr>
         <w:t>"તમારા પર પ્રકાશશે"</w:t>
       </w:r>
     </w:p>
@@ -21152,6 +22427,21 @@
           <w:b/>
           <w:lang w:val="gu_IN" w:bidi="gu_IN"/>
         </w:rPr>
+        <w:t>ἀλλὰ πληροῦσθε ἐν Πνεύματι</w:t>
+      </w:r>
+    </w:p>
+    <w:p>
+      <w:pPr/>
+      <w:r>
+        <w:rPr>
+          <w:lang w:val="gu_IN" w:bidi="gu_IN"/>
+        </w:rPr>
+      </w:r>
+      <w:r>
+        <w:rPr>
+          <w:b/>
+          <w:lang w:val="gu_IN" w:bidi="gu_IN"/>
+        </w:rPr>
         <w:t>"તેના બદલે પવિત્ર આત્માથી ભરપુર થાઓ"</w:t>
       </w:r>
     </w:p>
@@ -21318,6 +22608,21 @@
           <w:b/>
           <w:lang w:val="gu_IN" w:bidi="gu_IN"/>
         </w:rPr>
+        <w:t>ψαλμοῖς, καὶ ὕμνοις, καὶ ᾠδαῖς πνευματικαῖς</w:t>
+      </w:r>
+    </w:p>
+    <w:p>
+      <w:pPr/>
+      <w:r>
+        <w:rPr>
+          <w:lang w:val="gu_IN" w:bidi="gu_IN"/>
+        </w:rPr>
+      </w:r>
+      <w:r>
+        <w:rPr>
+          <w:b/>
+          <w:lang w:val="gu_IN" w:bidi="gu_IN"/>
+        </w:rPr>
         <w:t>"ગીતોથી તથા ભજનથી તથા આત્મિક ગાનોમાં"</w:t>
       </w:r>
     </w:p>
@@ -21740,6 +23045,21 @@
           <w:b/>
           <w:lang w:val="gu_IN" w:bidi="gu_IN"/>
         </w:rPr>
+        <w:t>ἐν ὀνόματι τοῦ Κυρίου ἡμῶν, Ἰησοῦ Χριστοῦ</w:t>
+      </w:r>
+    </w:p>
+    <w:p>
+      <w:pPr/>
+      <w:r>
+        <w:rPr>
+          <w:lang w:val="gu_IN" w:bidi="gu_IN"/>
+        </w:rPr>
+      </w:r>
+      <w:r>
+        <w:rPr>
+          <w:b/>
+          <w:lang w:val="gu_IN" w:bidi="gu_IN"/>
+        </w:rPr>
         <w:t>"આપણા પ્રભુ ઇસુ ખ્રિસ્તના નામમાં"</w:t>
       </w:r>
     </w:p>
@@ -21814,6 +23134,21 @@
         <w:rPr>
           <w:lang w:val="gu_IN" w:bidi="gu_IN"/>
         </w:rPr>
+      </w:r>
+    </w:p>
+    <w:p>
+      <w:pPr/>
+      <w:r>
+        <w:rPr>
+          <w:lang w:val="gu_IN" w:bidi="gu_IN"/>
+        </w:rPr>
+      </w:r>
+      <w:r>
+        <w:rPr>
+          <w:b/>
+          <w:lang w:val="gu_IN" w:bidi="gu_IN"/>
+        </w:rPr>
+        <w:t>τῷ Θεῷ καὶ Πατρί</w:t>
       </w:r>
     </w:p>
     <w:p>
@@ -22086,6 +23421,21 @@
           <w:b/>
           <w:lang w:val="gu_IN" w:bidi="gu_IN"/>
         </w:rPr>
+        <w:t>κεφαλὴ τῆς γυναικὸς &amp; κεφαλὴ τῆς ἐκκλησίας</w:t>
+      </w:r>
+    </w:p>
+    <w:p>
+      <w:pPr/>
+      <w:r>
+        <w:rPr>
+          <w:lang w:val="gu_IN" w:bidi="gu_IN"/>
+        </w:rPr>
+      </w:r>
+      <w:r>
+        <w:rPr>
+          <w:b/>
+          <w:lang w:val="gu_IN" w:bidi="gu_IN"/>
+        </w:rPr>
         <w:t>"પત્નીનું શિર &amp; મંડળીનું શિર છે- તેઓ"</w:t>
       </w:r>
     </w:p>
@@ -22174,6 +23524,21 @@
           <w:b/>
           <w:lang w:val="gu_IN" w:bidi="gu_IN"/>
         </w:rPr>
+        <w:t>τοῦ σώματος</w:t>
+      </w:r>
+    </w:p>
+    <w:p>
+      <w:pPr/>
+      <w:r>
+        <w:rPr>
+          <w:lang w:val="gu_IN" w:bidi="gu_IN"/>
+        </w:rPr>
+      </w:r>
+      <w:r>
+        <w:rPr>
+          <w:b/>
+          <w:lang w:val="gu_IN" w:bidi="gu_IN"/>
+        </w:rPr>
         <w:t>"શરીરના"</w:t>
       </w:r>
     </w:p>
@@ -22439,6 +23804,21 @@
           <w:b/>
           <w:lang w:val="gu_IN" w:bidi="gu_IN"/>
         </w:rPr>
+        <w:t>ἑαυτὸν παρέδωκεν</w:t>
+      </w:r>
+    </w:p>
+    <w:p>
+      <w:pPr/>
+      <w:r>
+        <w:rPr>
+          <w:lang w:val="gu_IN" w:bidi="gu_IN"/>
+        </w:rPr>
+      </w:r>
+      <w:r>
+        <w:rPr>
+          <w:b/>
+          <w:lang w:val="gu_IN" w:bidi="gu_IN"/>
+        </w:rPr>
         <w:t>"પોતાને આપી દીધા"</w:t>
       </w:r>
     </w:p>
@@ -22695,6 +24075,21 @@
           <w:b/>
           <w:lang w:val="gu_IN" w:bidi="gu_IN"/>
         </w:rPr>
+        <w:t>αὐτὴν ἁγιάσῃ, καθαρίσας</w:t>
+      </w:r>
+    </w:p>
+    <w:p>
+      <w:pPr/>
+      <w:r>
+        <w:rPr>
+          <w:lang w:val="gu_IN" w:bidi="gu_IN"/>
+        </w:rPr>
+      </w:r>
+      <w:r>
+        <w:rPr>
+          <w:b/>
+          <w:lang w:val="gu_IN" w:bidi="gu_IN"/>
+        </w:rPr>
         <w:t>"તેઓ તેને પવિત્ર કરે, તેને &amp; શુદ્ધ કરી"</w:t>
       </w:r>
     </w:p>
@@ -22770,6 +24165,21 @@
           <w:b/>
           <w:lang w:val="gu_IN" w:bidi="gu_IN"/>
         </w:rPr>
+        <w:t>καθαρίσας τῷ λουτρῷ τοῦ ὕδατος ἐν ῥήματι</w:t>
+      </w:r>
+    </w:p>
+    <w:p>
+      <w:pPr/>
+      <w:r>
+        <w:rPr>
+          <w:lang w:val="gu_IN" w:bidi="gu_IN"/>
+        </w:rPr>
+      </w:r>
+      <w:r>
+        <w:rPr>
+          <w:b/>
+          <w:lang w:val="gu_IN" w:bidi="gu_IN"/>
+        </w:rPr>
         <w:t>"તેને વચન સાથે પાણીથી શુદ્ધ કરી"</w:t>
       </w:r>
     </w:p>
@@ -22987,6 +24397,21 @@
           <w:b/>
           <w:lang w:val="gu_IN" w:bidi="gu_IN"/>
         </w:rPr>
+        <w:t>μὴ ἔχουσαν σπίλον, ἢ ῥυτίδα</w:t>
+      </w:r>
+    </w:p>
+    <w:p>
+      <w:pPr/>
+      <w:r>
+        <w:rPr>
+          <w:lang w:val="gu_IN" w:bidi="gu_IN"/>
+        </w:rPr>
+      </w:r>
+      <w:r>
+        <w:rPr>
+          <w:b/>
+          <w:lang w:val="gu_IN" w:bidi="gu_IN"/>
+        </w:rPr>
         <w:t>"ડાઘ કે કરચલી &amp; નહિ &amp; હોય"</w:t>
       </w:r>
     </w:p>
@@ -23472,6 +24897,21 @@
           <w:b/>
           <w:lang w:val="gu_IN" w:bidi="gu_IN"/>
         </w:rPr>
+        <w:t>ὡς τὰ ἑαυτῶν σώματα</w:t>
+      </w:r>
+    </w:p>
+    <w:p>
+      <w:pPr/>
+      <w:r>
+        <w:rPr>
+          <w:lang w:val="gu_IN" w:bidi="gu_IN"/>
+        </w:rPr>
+      </w:r>
+      <w:r>
+        <w:rPr>
+          <w:b/>
+          <w:lang w:val="gu_IN" w:bidi="gu_IN"/>
+        </w:rPr>
         <w:t>"પોતાના શરીર જેવો"</w:t>
       </w:r>
     </w:p>
@@ -23560,6 +25000,21 @@
           <w:b/>
           <w:lang w:val="gu_IN" w:bidi="gu_IN"/>
         </w:rPr>
+        <w:t>ἀλλὰ ἐκτρέφει</w:t>
+      </w:r>
+    </w:p>
+    <w:p>
+      <w:pPr/>
+      <w:r>
+        <w:rPr>
+          <w:lang w:val="gu_IN" w:bidi="gu_IN"/>
+        </w:rPr>
+      </w:r>
+      <w:r>
+        <w:rPr>
+          <w:b/>
+          <w:lang w:val="gu_IN" w:bidi="gu_IN"/>
+        </w:rPr>
         <w:t>"પણ તે પાલનપોષણ કરે છે"</w:t>
       </w:r>
     </w:p>
@@ -23829,6 +25284,21 @@
           <w:b/>
           <w:lang w:val="gu_IN" w:bidi="gu_IN"/>
         </w:rPr>
+        <w:t>μέλη ἐσμὲν τοῦ σώματος αὐτοῦ</w:t>
+      </w:r>
+    </w:p>
+    <w:p>
+      <w:pPr/>
+      <w:r>
+        <w:rPr>
+          <w:lang w:val="gu_IN" w:bidi="gu_IN"/>
+        </w:rPr>
+      </w:r>
+      <w:r>
+        <w:rPr>
+          <w:b/>
+          <w:lang w:val="gu_IN" w:bidi="gu_IN"/>
+        </w:rPr>
         <w:t>"આપણે તેમના શરીરના સદસ્યો છે"</w:t>
       </w:r>
     </w:p>
@@ -24768,6 +26238,21 @@
           <w:b/>
           <w:lang w:val="gu_IN" w:bidi="gu_IN"/>
         </w:rPr>
+        <w:t>μὴ παροργίζετε τὰ τέκνα ὑμῶν</w:t>
+      </w:r>
+    </w:p>
+    <w:p>
+      <w:pPr/>
+      <w:r>
+        <w:rPr>
+          <w:lang w:val="gu_IN" w:bidi="gu_IN"/>
+        </w:rPr>
+      </w:r>
+      <w:r>
+        <w:rPr>
+          <w:b/>
+          <w:lang w:val="gu_IN" w:bidi="gu_IN"/>
+        </w:rPr>
         <w:t>"તમારા બાળકોને ગુસ્સા માટે ઉશ્કેરશો નહિ"</w:t>
       </w:r>
     </w:p>
@@ -24934,6 +26419,21 @@
           <w:b/>
           <w:lang w:val="gu_IN" w:bidi="gu_IN"/>
         </w:rPr>
+        <w:t>ἐκτρέφετε αὐτὰ ἐν παιδείᾳ καὶ νουθεσίᾳ Κυρίου</w:t>
+      </w:r>
+    </w:p>
+    <w:p>
+      <w:pPr/>
+      <w:r>
+        <w:rPr>
+          <w:lang w:val="gu_IN" w:bidi="gu_IN"/>
+        </w:rPr>
+      </w:r>
+      <w:r>
+        <w:rPr>
+          <w:b/>
+          <w:lang w:val="gu_IN" w:bidi="gu_IN"/>
+        </w:rPr>
         <w:t>"તેમને પ્રભુના શિસ્ત અને પ્રશિક્ષણમાં ઉછેરો"</w:t>
       </w:r>
     </w:p>
@@ -25235,6 +26735,21 @@
           <w:b/>
           <w:lang w:val="gu_IN" w:bidi="gu_IN"/>
         </w:rPr>
+        <w:t>ἐν ἁπλότητι τῆς καρδίας ὑμῶν</w:t>
+      </w:r>
+    </w:p>
+    <w:p>
+      <w:pPr/>
+      <w:r>
+        <w:rPr>
+          <w:lang w:val="gu_IN" w:bidi="gu_IN"/>
+        </w:rPr>
+      </w:r>
+      <w:r>
+        <w:rPr>
+          <w:b/>
+          <w:lang w:val="gu_IN" w:bidi="gu_IN"/>
+        </w:rPr>
         <w:t>"રુદયની પ્રમાણિકતામાં"</w:t>
       </w:r>
     </w:p>
@@ -25613,6 +27128,21 @@
           <w:b/>
           <w:lang w:val="gu_IN" w:bidi="gu_IN"/>
         </w:rPr>
+        <w:t>ὡς δοῦλοι Χριστοῦ</w:t>
+      </w:r>
+    </w:p>
+    <w:p>
+      <w:pPr/>
+      <w:r>
+        <w:rPr>
+          <w:lang w:val="gu_IN" w:bidi="gu_IN"/>
+        </w:rPr>
+      </w:r>
+      <w:r>
+        <w:rPr>
+          <w:b/>
+          <w:lang w:val="gu_IN" w:bidi="gu_IN"/>
+        </w:rPr>
         <w:t>"ખ્રિસ્તના ગુલામની જેમ"</w:t>
       </w:r>
     </w:p>
@@ -25908,6 +27438,21 @@
           <w:b/>
           <w:lang w:val="gu_IN" w:bidi="gu_IN"/>
         </w:rPr>
+        <w:t>εἰδότες ὅτι καὶ αὐτῶν καὶ ὑμῶν ὁ Κύριός ἐστιν ἐν οὐρανοῖς</w:t>
+      </w:r>
+    </w:p>
+    <w:p>
+      <w:pPr/>
+      <w:r>
+        <w:rPr>
+          <w:lang w:val="gu_IN" w:bidi="gu_IN"/>
+        </w:rPr>
+      </w:r>
+      <w:r>
+        <w:rPr>
+          <w:b/>
+          <w:lang w:val="gu_IN" w:bidi="gu_IN"/>
+        </w:rPr>
         <w:t>"તમે જાણો કે તેમનો &amp; તમારો માલિક જે સ્વર્ગમાં છે"</w:t>
       </w:r>
     </w:p>
@@ -25957,6 +27502,21 @@
         <w:rPr>
           <w:lang w:val="gu_IN" w:bidi="gu_IN"/>
         </w:rPr>
+      </w:r>
+    </w:p>
+    <w:p>
+      <w:pPr/>
+      <w:r>
+        <w:rPr>
+          <w:lang w:val="gu_IN" w:bidi="gu_IN"/>
+        </w:rPr>
+      </w:r>
+      <w:r>
+        <w:rPr>
+          <w:b/>
+          <w:lang w:val="gu_IN" w:bidi="gu_IN"/>
+        </w:rPr>
+        <w:t>προσωπολημψία οὐκ ἔστιν παρ’ αὐτῷ</w:t>
       </w:r>
     </w:p>
     <w:p>
@@ -26216,6 +27776,21 @@
           <w:b/>
           <w:lang w:val="gu_IN" w:bidi="gu_IN"/>
         </w:rPr>
+        <w:t>ἐνδύσασθε τὴν πανοπλίαν τοῦ Θεοῦ, πρὸς τὸ δύνασθαι ὑμᾶς στῆναι πρὸς τὰς μεθοδίας τοῦ διαβόλου</w:t>
+      </w:r>
+    </w:p>
+    <w:p>
+      <w:pPr/>
+      <w:r>
+        <w:rPr>
+          <w:lang w:val="gu_IN" w:bidi="gu_IN"/>
+        </w:rPr>
+      </w:r>
+      <w:r>
+        <w:rPr>
+          <w:b/>
+          <w:lang w:val="gu_IN" w:bidi="gu_IN"/>
+        </w:rPr>
         <w:t>"ઈશ્વરના સર્વ હથિયારો ધારણ કરો, જેતામાને શેતાનની કુયુક્તિઓ સામે ઉભા રહેવા માટે સક્ષમ કરશે"</w:t>
       </w:r>
     </w:p>
@@ -26304,6 +27879,21 @@
           <w:b/>
           <w:lang w:val="gu_IN" w:bidi="gu_IN"/>
         </w:rPr>
+        <w:t>τὰς μεθοδίας</w:t>
+      </w:r>
+    </w:p>
+    <w:p>
+      <w:pPr/>
+      <w:r>
+        <w:rPr>
+          <w:lang w:val="gu_IN" w:bidi="gu_IN"/>
+        </w:rPr>
+      </w:r>
+      <w:r>
+        <w:rPr>
+          <w:b/>
+          <w:lang w:val="gu_IN" w:bidi="gu_IN"/>
+        </w:rPr>
         <w:t>"કુયુક્તિઓ"</w:t>
       </w:r>
     </w:p>
@@ -26854,6 +28444,21 @@
           <w:b/>
           <w:lang w:val="gu_IN" w:bidi="gu_IN"/>
         </w:rPr>
+        <w:t>διὰ τοῦτο, ἀναλάβετε τὴν πανοπλίαν τοῦ Θεοῦ</w:t>
+      </w:r>
+    </w:p>
+    <w:p>
+      <w:pPr/>
+      <w:r>
+        <w:rPr>
+          <w:lang w:val="gu_IN" w:bidi="gu_IN"/>
+        </w:rPr>
+      </w:r>
+      <w:r>
+        <w:rPr>
+          <w:b/>
+          <w:lang w:val="gu_IN" w:bidi="gu_IN"/>
+        </w:rPr>
         <w:t>"આ કારણથી, ઈશ્વરના સર્વ હથિયારો ધારણ કરો"</w:t>
       </w:r>
     </w:p>
@@ -27032,6 +28637,21 @@
           <w:b/>
           <w:lang w:val="gu_IN" w:bidi="gu_IN"/>
         </w:rPr>
+        <w:t>ἵνα δυνηθῆτε ἀντιστῆναι ἐν τῇ ἡμέρᾳ τῇ πονηρᾷ</w:t>
+      </w:r>
+    </w:p>
+    <w:p>
+      <w:pPr/>
+      <w:r>
+        <w:rPr>
+          <w:lang w:val="gu_IN" w:bidi="gu_IN"/>
+        </w:rPr>
+      </w:r>
+      <w:r>
+        <w:rPr>
+          <w:b/>
+          <w:lang w:val="gu_IN" w:bidi="gu_IN"/>
+        </w:rPr>
         <w:t>"કે જેથી ખરાબ દિવસનો સામનો કરવા સક્ષમ થાઓ"</w:t>
       </w:r>
     </w:p>
@@ -27114,6 +28734,21 @@
           <w:b/>
           <w:lang w:val="gu_IN" w:bidi="gu_IN"/>
         </w:rPr>
+        <w:t>ἵνα δυνηθῆτε ἀντιστῆναι</w:t>
+      </w:r>
+    </w:p>
+    <w:p>
+      <w:pPr/>
+      <w:r>
+        <w:rPr>
+          <w:lang w:val="gu_IN" w:bidi="gu_IN"/>
+        </w:rPr>
+      </w:r>
+      <w:r>
+        <w:rPr>
+          <w:b/>
+          <w:lang w:val="gu_IN" w:bidi="gu_IN"/>
+        </w:rPr>
         <w:t>"કે જેથી &amp; સામનો કરવા સક્ષમ થાઓ"</w:t>
       </w:r>
     </w:p>
@@ -27683,6 +29318,21 @@
           <w:b/>
           <w:lang w:val="gu_IN" w:bidi="gu_IN"/>
         </w:rPr>
+        <w:t>ἐνδυσάμενοι τὸν θώρακα τῆς δικαιοσύνης</w:t>
+      </w:r>
+    </w:p>
+    <w:p>
+      <w:pPr/>
+      <w:r>
+        <w:rPr>
+          <w:lang w:val="gu_IN" w:bidi="gu_IN"/>
+        </w:rPr>
+      </w:r>
+      <w:r>
+        <w:rPr>
+          <w:b/>
+          <w:lang w:val="gu_IN" w:bidi="gu_IN"/>
+        </w:rPr>
         <w:t>"ન્યાયીપણાનું બખ્તર પહેરો"</w:t>
       </w:r>
     </w:p>
@@ -27868,6 +29518,21 @@
           <w:b/>
           <w:lang w:val="gu_IN" w:bidi="gu_IN"/>
         </w:rPr>
+        <w:t>ὑποδησάμενοι τοὺς πόδας ἐν ἑτοιμασίᾳ τοῦ εὐαγγελίου τῆς εἰρήνης</w:t>
+      </w:r>
+    </w:p>
+    <w:p>
+      <w:pPr/>
+      <w:r>
+        <w:rPr>
+          <w:lang w:val="gu_IN" w:bidi="gu_IN"/>
+        </w:rPr>
+      </w:r>
+      <w:r>
+        <w:rPr>
+          <w:b/>
+          <w:lang w:val="gu_IN" w:bidi="gu_IN"/>
+        </w:rPr>
         <w:t>"શાંતિની સુવાર્તાના પગરખા પહેરીને તૈયારીસાથે"</w:t>
       </w:r>
     </w:p>
@@ -28053,6 +29718,21 @@
           <w:b/>
           <w:lang w:val="gu_IN" w:bidi="gu_IN"/>
         </w:rPr>
+        <w:t>ἐν πᾶσιν ἀναλαβόντες τὸν θυρεὸν τῆς πίστεως</w:t>
+      </w:r>
+    </w:p>
+    <w:p>
+      <w:pPr/>
+      <w:r>
+        <w:rPr>
+          <w:lang w:val="gu_IN" w:bidi="gu_IN"/>
+        </w:rPr>
+      </w:r>
+      <w:r>
+        <w:rPr>
+          <w:b/>
+          <w:lang w:val="gu_IN" w:bidi="gu_IN"/>
+        </w:rPr>
         <w:t>"સર્વમાં વિશ્વાસની ઢાલ ઊંચકી લો"</w:t>
       </w:r>
     </w:p>
@@ -28251,6 +29931,21 @@
           <w:b/>
           <w:lang w:val="gu_IN" w:bidi="gu_IN"/>
         </w:rPr>
+        <w:t>τὰ βέλη τοῦ πονηροῦ πεπυρωμένα</w:t>
+      </w:r>
+    </w:p>
+    <w:p>
+      <w:pPr/>
+      <w:r>
+        <w:rPr>
+          <w:lang w:val="gu_IN" w:bidi="gu_IN"/>
+        </w:rPr>
+      </w:r>
+      <w:r>
+        <w:rPr>
+          <w:b/>
+          <w:lang w:val="gu_IN" w:bidi="gu_IN"/>
+        </w:rPr>
         <w:t>"દુષ્ટના સળગી રહેલા બાણોને"</w:t>
       </w:r>
     </w:p>
@@ -28339,6 +30034,21 @@
           <w:b/>
           <w:lang w:val="gu_IN" w:bidi="gu_IN"/>
         </w:rPr>
+        <w:t>τὴν περικεφαλαίαν τοῦ σωτηρίου δέξασθε</w:t>
+      </w:r>
+    </w:p>
+    <w:p>
+      <w:pPr/>
+      <w:r>
+        <w:rPr>
+          <w:lang w:val="gu_IN" w:bidi="gu_IN"/>
+        </w:rPr>
+      </w:r>
+      <w:r>
+        <w:rPr>
+          <w:b/>
+          <w:lang w:val="gu_IN" w:bidi="gu_IN"/>
+        </w:rPr>
         <w:t>"તારણનો ટોપ &amp; લો"</w:t>
       </w:r>
     </w:p>
@@ -28537,6 +30247,21 @@
           <w:b/>
           <w:lang w:val="gu_IN" w:bidi="gu_IN"/>
         </w:rPr>
+        <w:t>τὴν μάχαιραν τοῦ Πνεύματος, ὅ ἐστιν ῥῆμα Θεοῦ</w:t>
+      </w:r>
+    </w:p>
+    <w:p>
+      <w:pPr/>
+      <w:r>
+        <w:rPr>
+          <w:lang w:val="gu_IN" w:bidi="gu_IN"/>
+        </w:rPr>
+      </w:r>
+      <w:r>
+        <w:rPr>
+          <w:b/>
+          <w:lang w:val="gu_IN" w:bidi="gu_IN"/>
+        </w:rPr>
         <w:t>"આત્માની તલવાર, જે ઈશ્વરનું વચન છે, તે"</w:t>
       </w:r>
     </w:p>
@@ -28625,6 +30350,21 @@
           <w:b/>
           <w:lang w:val="gu_IN" w:bidi="gu_IN"/>
         </w:rPr>
+        <w:t>διὰ πάσης προσευχῆς καὶ δεήσεως, προσευχόμενοι ἐν παντὶ καιρῷ ἐν Πνεύματι</w:t>
+      </w:r>
+    </w:p>
+    <w:p>
+      <w:pPr/>
+      <w:r>
+        <w:rPr>
+          <w:lang w:val="gu_IN" w:bidi="gu_IN"/>
+        </w:rPr>
+      </w:r>
+      <w:r>
+        <w:rPr>
+          <w:b/>
+          <w:lang w:val="gu_IN" w:bidi="gu_IN"/>
+        </w:rPr>
         <w:t>"દરેક પ્રાર્થના તથા વિનંતી સાથે પવિત્ર આત્મામાં સર્વદા પ્રાર્થના કરો"</w:t>
       </w:r>
     </w:p>
@@ -28778,6 +30518,21 @@
           <w:b/>
           <w:lang w:val="gu_IN" w:bidi="gu_IN"/>
         </w:rPr>
+        <w:t>ἀγρυπνοῦντες ἐν πάσῃ προσκαρτερήσει καὶ δεήσει περὶ πάντων τῶν ἁγίων</w:t>
+      </w:r>
+    </w:p>
+    <w:p>
+      <w:pPr/>
+      <w:r>
+        <w:rPr>
+          <w:lang w:val="gu_IN" w:bidi="gu_IN"/>
+        </w:rPr>
+      </w:r>
+      <w:r>
+        <w:rPr>
+          <w:b/>
+          <w:lang w:val="gu_IN" w:bidi="gu_IN"/>
+        </w:rPr>
         <w:t>"સર્વ સંતોને માટે વિનંતી અને આગ્રહથી જાગૃત રહો"</w:t>
       </w:r>
     </w:p>
@@ -28940,6 +30695,21 @@
           <w:b/>
           <w:lang w:val="gu_IN" w:bidi="gu_IN"/>
         </w:rPr>
+        <w:t>ἵνα μοι δοθῇ λόγος</w:t>
+      </w:r>
+    </w:p>
+    <w:p>
+      <w:pPr/>
+      <w:r>
+        <w:rPr>
+          <w:lang w:val="gu_IN" w:bidi="gu_IN"/>
+        </w:rPr>
+      </w:r>
+      <w:r>
+        <w:rPr>
+          <w:b/>
+          <w:lang w:val="gu_IN" w:bidi="gu_IN"/>
+        </w:rPr>
         <w:t>"જે સંદેશ મને આપવામાં આવે તેને માટે"</w:t>
       </w:r>
     </w:p>
@@ -29193,6 +30963,21 @@
           <w:b/>
           <w:lang w:val="gu_IN" w:bidi="gu_IN"/>
         </w:rPr>
+        <w:t>ὑπὲρ οὗ πρεσβεύω ἐν ἁλύσει</w:t>
+      </w:r>
+    </w:p>
+    <w:p>
+      <w:pPr/>
+      <w:r>
+        <w:rPr>
+          <w:lang w:val="gu_IN" w:bidi="gu_IN"/>
+        </w:rPr>
+      </w:r>
+      <w:r>
+        <w:rPr>
+          <w:b/>
+          <w:lang w:val="gu_IN" w:bidi="gu_IN"/>
+        </w:rPr>
         <w:t>"કેમકે સાંકળોમાં હું રાજદૂત છું"</w:t>
       </w:r>
     </w:p>
@@ -29275,6 +31060,21 @@
           <w:b/>
           <w:lang w:val="gu_IN" w:bidi="gu_IN"/>
         </w:rPr>
+        <w:t>ἵνα ἐν αὐτῷ παρρησιάσωμαι, ὡς δεῖ με λαλῆσαι</w:t>
+      </w:r>
+    </w:p>
+    <w:p>
+      <w:pPr/>
+      <w:r>
+        <w:rPr>
+          <w:lang w:val="gu_IN" w:bidi="gu_IN"/>
+        </w:rPr>
+      </w:r>
+      <w:r>
+        <w:rPr>
+          <w:b/>
+          <w:lang w:val="gu_IN" w:bidi="gu_IN"/>
+        </w:rPr>
         <w:t>"કે જેથી મારે જે બોલવું આવશ્યક છે તે હું હિંમતથી બોલી શકું"</w:t>
       </w:r>
     </w:p>
@@ -29736,6 +31536,21 @@
         <w:rPr>
           <w:lang w:val="gu_IN" w:bidi="gu_IN"/>
         </w:rPr>
+      </w:r>
+    </w:p>
+    <w:p>
+      <w:pPr/>
+      <w:r>
+        <w:rPr>
+          <w:lang w:val="gu_IN" w:bidi="gu_IN"/>
+        </w:rPr>
+      </w:r>
+      <w:r>
+        <w:rPr>
+          <w:b/>
+          <w:lang w:val="gu_IN" w:bidi="gu_IN"/>
+        </w:rPr>
+        <w:t>παρακαλέσῃ τὰς καρδίας ὑμῶν</w:t>
       </w:r>
     </w:p>
     <w:p>
